--- a/aplikacna_prirucka_ejarmok.docx
+++ b/aplikacna_prirucka_ejarmok.docx
@@ -98,25 +98,49 @@
           <w:szCs w:val="16"/>
           <w:lang w:val="sk-SK"/>
         </w:rPr>
-        <w:t xml:space="preserve">Účelom aplikačnej príručky </w:t>
-      </w:r>
-      <w:r>
-        <w:rPr>
-          <w:rFonts w:ascii="Tahoma" w:hAnsi="Tahoma" w:cs="Tahoma"/>
-          <w:sz w:val="16"/>
-          <w:szCs w:val="16"/>
-          <w:lang w:val="sk-SK"/>
-        </w:rPr>
-        <w:t>je</w:t>
-      </w:r>
-      <w:r>
-        <w:rPr>
-          <w:rFonts w:ascii="Tahoma" w:hAnsi="Tahoma" w:cs="Tahoma"/>
-          <w:sz w:val="16"/>
-          <w:szCs w:val="16"/>
-          <w:lang w:val="sk-SK"/>
-        </w:rPr>
-        <w:t xml:space="preserve"> popis dodaného riešenia pre správcu a prevádzkovateľa, aký systém je po implementácii (DNR-AsIs).</w:t>
+        <w:t xml:space="preserve">Táto príručka popisuje finálne riešenie systému </w:t>
+      </w:r>
+      <w:r>
+        <w:rPr>
+          <w:rFonts w:ascii="Tahoma" w:hAnsi="Tahoma" w:cs="Tahoma"/>
+          <w:b/>
+          <w:bCs/>
+          <w:sz w:val="16"/>
+          <w:szCs w:val="16"/>
+          <w:lang w:val="sk-SK"/>
+        </w:rPr>
+        <w:t>E</w:t>
+      </w:r>
+      <w:r>
+        <w:rPr>
+          <w:rFonts w:ascii="Tahoma" w:hAnsi="Tahoma" w:cs="Tahoma"/>
+          <w:b/>
+          <w:bCs/>
+          <w:sz w:val="16"/>
+          <w:szCs w:val="16"/>
+          <w:lang w:val="sk-SK"/>
+        </w:rPr>
+        <w:noBreakHyphen/>
+        <w:t>Jarmok</w:t>
+      </w:r>
+      <w:r>
+        <w:rPr>
+          <w:rFonts w:ascii="Tahoma" w:hAnsi="Tahoma" w:cs="Tahoma"/>
+          <w:sz w:val="16"/>
+          <w:szCs w:val="16"/>
+          <w:lang w:val="sk-SK"/>
+        </w:rPr>
+        <w:t xml:space="preserve"> po implementácii (As</w:t>
+      </w:r>
+      <w:r>
+        <w:rPr>
+          <w:rFonts w:ascii="Tahoma" w:hAnsi="Tahoma" w:cs="Tahoma"/>
+          <w:sz w:val="16"/>
+          <w:szCs w:val="16"/>
+          <w:lang w:val="sk-SK"/>
+        </w:rPr>
+        <w:noBreakHyphen/>
+        <w:t>Is): účel, architektúru, poskytované služby, podporované procesy, hlavné závislosti a rozhrania. Slúži správcom a prevádzkovateľom na pochopenie celého riešenia, jeho logiky a prevádzkového prostredia.</w:t>
       </w:r>
     </w:p>
     <w:p>
@@ -428,16 +452,7 @@
           <w:sz w:val="16"/>
           <w:szCs w:val="16"/>
         </w:rPr>
-        <w:t xml:space="preserve"> </w:t>
-      </w:r>
-      <w:proofErr w:type="gramStart"/>
-      <w:r>
-        <w:rPr>
-          <w:rFonts w:ascii="Tahoma" w:hAnsi="Tahoma" w:cs="Tahoma"/>
-          <w:sz w:val="16"/>
-          <w:szCs w:val="16"/>
-        </w:rPr>
-        <w:t xml:space="preserve">a </w:t>
+        <w:t xml:space="preserve"> a </w:t>
       </w:r>
       <w:proofErr w:type="spellStart"/>
       <w:r>
@@ -449,7 +464,6 @@
         <w:t>serverom</w:t>
       </w:r>
       <w:proofErr w:type="spellEnd"/>
-      <w:proofErr w:type="gramEnd"/>
       <w:r>
         <w:rPr>
           <w:rFonts w:ascii="Tahoma" w:hAnsi="Tahoma" w:cs="Tahoma"/>
@@ -1593,25 +1607,7 @@
           <w:sz w:val="16"/>
           <w:szCs w:val="16"/>
         </w:rPr>
-        <w:t xml:space="preserve">, SMS </w:t>
-      </w:r>
-      <w:proofErr w:type="gramStart"/>
-      <w:r>
-        <w:rPr>
-          <w:rFonts w:ascii="Tahoma" w:hAnsi="Tahoma" w:cs="Tahoma"/>
-          <w:sz w:val="16"/>
-          <w:szCs w:val="16"/>
-        </w:rPr>
-        <w:t>a</w:t>
-      </w:r>
-      <w:proofErr w:type="gramEnd"/>
-      <w:r>
-        <w:rPr>
-          <w:rFonts w:ascii="Tahoma" w:hAnsi="Tahoma" w:cs="Tahoma"/>
-          <w:sz w:val="16"/>
-          <w:szCs w:val="16"/>
-        </w:rPr>
-        <w:t xml:space="preserve"> </w:t>
+        <w:t xml:space="preserve">, SMS a </w:t>
       </w:r>
       <w:proofErr w:type="spellStart"/>
       <w:r>
@@ -1751,26 +1747,58 @@
     </w:p>
     <w:p>
       <w:pPr>
-        <w:ind w:left="852"/>
-        <w:rPr>
-          <w:lang w:val="sk-SK"/>
-        </w:rPr>
-      </w:pPr>
-      <w:r>
-        <w:rPr>
-          <w:rFonts w:ascii="Tahoma" w:hAnsi="Tahoma" w:cs="Tahoma"/>
-          <w:color w:val="FF0000"/>
-          <w:sz w:val="16"/>
-          <w:szCs w:val="16"/>
-          <w:lang w:val="sk-SK"/>
-        </w:rPr>
-        <w:t>Tu by mala byť uvedený stručný popis celkovej implementovanej architektúry systému ilustrovaný diagramom architektúry v Archimate (prípadne v UML) notácii. Architektúra systému by mala ukázať systémový kontext - okolie systému (poskytovatelia a konzumenti služieb) a jeho komponenty s naznačením hlavných vzťahov (závislostí) medzi modulmi.</w:t>
-      </w:r>
-      <w:r>
-        <w:rPr>
-          <w:lang w:val="sk-SK"/>
-        </w:rPr>
-        <w:t xml:space="preserve"> </w:t>
+        <w:ind w:left="852" w:firstLine="588"/>
+        <w:rPr>
+          <w:rFonts w:ascii="Tahoma" w:hAnsi="Tahoma" w:cs="Tahoma"/>
+          <w:sz w:val="16"/>
+          <w:szCs w:val="16"/>
+          <w:lang w:val="sk-SK"/>
+        </w:rPr>
+      </w:pPr>
+      <w:r>
+        <w:rPr>
+          <w:rFonts w:ascii="Tahoma" w:hAnsi="Tahoma" w:cs="Tahoma"/>
+          <w:sz w:val="16"/>
+          <w:szCs w:val="16"/>
+          <w:lang w:val="sk-SK"/>
+        </w:rPr>
+        <w:t xml:space="preserve">Digitálny jarmočný portál </w:t>
+      </w:r>
+      <w:r>
+        <w:rPr>
+          <w:rFonts w:ascii="Tahoma" w:hAnsi="Tahoma" w:cs="Tahoma"/>
+          <w:sz w:val="16"/>
+          <w:szCs w:val="16"/>
+          <w:lang w:val="sk-SK"/>
+        </w:rPr>
+        <w:t>E-</w:t>
+      </w:r>
+      <w:r>
+        <w:rPr>
+          <w:rFonts w:ascii="Tahoma" w:hAnsi="Tahoma" w:cs="Tahoma"/>
+          <w:sz w:val="16"/>
+          <w:szCs w:val="16"/>
+          <w:lang w:val="sk-SK"/>
+        </w:rPr>
+        <w:t>Jarm</w:t>
+      </w:r>
+      <w:r>
+        <w:rPr>
+          <w:rFonts w:ascii="Tahoma" w:hAnsi="Tahoma" w:cs="Tahoma"/>
+          <w:sz w:val="16"/>
+          <w:szCs w:val="16"/>
+          <w:lang w:val="sk-SK"/>
+        </w:rPr>
+        <w:t>ok</w:t>
+      </w:r>
+      <w:r>
+        <w:rPr>
+          <w:rFonts w:ascii="Tahoma" w:hAnsi="Tahoma" w:cs="Tahoma"/>
+          <w:sz w:val="16"/>
+          <w:szCs w:val="16"/>
+          <w:lang w:val="sk-SK"/>
+        </w:rPr>
+        <w:t xml:space="preserve"> je moderná cloudová webová aplikácia, ktorá umožňuje efektívnu registráciu jarmočníkov a správu jarmočných podujatí. Systém poskytuje intuitívne rozhranie pre návštevníkov aj administrátorov, čím znižuje časovú náročnosť a zvyšuje transparentnosť procesov.</w:t>
       </w:r>
     </w:p>
     <w:p>
@@ -1790,43 +1818,7 @@
           <w:szCs w:val="16"/>
           <w:lang w:val="sk-SK"/>
         </w:rPr>
-        <w:t xml:space="preserve">Digitálny jarmočný portál </w:t>
-      </w:r>
-      <w:r>
-        <w:rPr>
-          <w:rFonts w:ascii="Tahoma" w:hAnsi="Tahoma" w:cs="Tahoma"/>
-          <w:sz w:val="16"/>
-          <w:szCs w:val="16"/>
-          <w:lang w:val="sk-SK"/>
-        </w:rPr>
-        <w:t>E-</w:t>
-      </w:r>
-      <w:r>
-        <w:rPr>
-          <w:rFonts w:ascii="Tahoma" w:hAnsi="Tahoma" w:cs="Tahoma"/>
-          <w:sz w:val="16"/>
-          <w:szCs w:val="16"/>
-          <w:lang w:val="sk-SK"/>
-        </w:rPr>
-        <w:t>Jarm</w:t>
-      </w:r>
-      <w:r>
-        <w:rPr>
-          <w:rFonts w:ascii="Tahoma" w:hAnsi="Tahoma" w:cs="Tahoma"/>
-          <w:sz w:val="16"/>
-          <w:szCs w:val="16"/>
-          <w:lang w:val="sk-SK"/>
-        </w:rPr>
-        <w:t>ok</w:t>
-      </w:r>
-      <w:r>
-        <w:rPr>
-          <w:rFonts w:ascii="Tahoma" w:hAnsi="Tahoma" w:cs="Tahoma"/>
-          <w:sz w:val="16"/>
-          <w:szCs w:val="16"/>
-          <w:lang w:val="sk-SK"/>
-        </w:rPr>
-        <w:t xml:space="preserve"> je moderná cloudová webová aplikácia, ktorá umožňuje efektívnu registráciu jarmočníkov a správu jarmočných podujatí. Systém poskytuje intuitívne rozhranie pre návštevníkov aj administrátorov, čím znižuje časovú náročnosť a zvyšuje transparentnosť procesov.</w:t>
+        <w:t>Hlavná stránka je prístupná verejnosti a obsahuje informácie o jarmoku, ponúkaný sortiment a interaktívnu mapu stánkov. Jarmočníci majú k dispozícii registračný formulár, správu profilu, sledovanie stavu prihlášky a platobnú bránu. Administrátori môžu spravovať podujatia, mapy, prihlášky a finančné ukazovatele.</w:t>
       </w:r>
     </w:p>
     <w:p>
@@ -1846,7 +1838,7 @@
           <w:szCs w:val="16"/>
           <w:lang w:val="sk-SK"/>
         </w:rPr>
-        <w:t>Hlavná stránka je prístupná verejnosti a obsahuje informácie o jarmoku, ponúkaný sortiment a interaktívnu mapu stánkov. Jarmočníci majú k dispozícii registračný formulár, správu profilu, sledovanie stavu prihlášky a platobnú bránu. Administrátori môžu spravovať podujatia, mapy, prihlášky a finančné ukazovatele.</w:t>
+        <w:t>Celý systém je navrhnutý podľa princípov IDSK 3.0, čo zaručuje konzistentnosť a prístupnosť. Implementácia zahŕňa cloudové služby Azure, integráciu platobnej brány GoPay, Mapbox pre mapové podklady a slovensko.sk SSO pre bezpečné prihlásenie.</w:t>
       </w:r>
     </w:p>
     <w:p>
@@ -1854,23 +1846,112 @@
         <w:ind w:left="852" w:firstLine="588"/>
         <w:rPr>
           <w:rFonts w:ascii="Tahoma" w:hAnsi="Tahoma" w:cs="Tahoma"/>
-          <w:sz w:val="16"/>
-          <w:szCs w:val="16"/>
-          <w:lang w:val="sk-SK"/>
-        </w:rPr>
-      </w:pPr>
-      <w:r>
-        <w:rPr>
-          <w:rFonts w:ascii="Tahoma" w:hAnsi="Tahoma" w:cs="Tahoma"/>
-          <w:sz w:val="16"/>
-          <w:szCs w:val="16"/>
-          <w:lang w:val="sk-SK"/>
-        </w:rPr>
-        <w:t>Celý systém je navrhnutý podľa princípov IDSK 3.0, čo zaručuje konzistentnosť a prístupnosť. Implementácia zahŕňa cloudové služby Azure, integráciu platobnej brány GoPay, Mapbox pre mapové podklady a slovensko.sk SSO pre bezpečné prihlásenie.</w:t>
+          <w:color w:val="EE0000"/>
+          <w:sz w:val="16"/>
+          <w:szCs w:val="16"/>
+          <w:lang w:val="sk-SK"/>
+        </w:rPr>
+      </w:pPr>
+      <w:r>
+        <w:rPr>
+          <w:rFonts w:ascii="Tahoma" w:hAnsi="Tahoma" w:cs="Tahoma"/>
+          <w:color w:val="EE0000"/>
+          <w:sz w:val="16"/>
+          <w:szCs w:val="16"/>
+          <w:lang w:val="sk-SK"/>
+        </w:rPr>
+        <w:t>TODO</w:t>
+      </w:r>
+      <w:r>
+        <w:rPr>
+          <w:rFonts w:ascii="Tahoma" w:hAnsi="Tahoma" w:cs="Tahoma"/>
+          <w:color w:val="EE0000"/>
+          <w:sz w:val="16"/>
+          <w:szCs w:val="16"/>
+        </w:rPr>
+        <w:t xml:space="preserve">: </w:t>
+      </w:r>
+      <w:r>
+        <w:rPr>
+          <w:rFonts w:ascii="Tahoma" w:hAnsi="Tahoma" w:cs="Tahoma"/>
+          <w:color w:val="EE0000"/>
+          <w:sz w:val="16"/>
+          <w:szCs w:val="16"/>
+          <w:lang w:val="sk-SK"/>
+        </w:rPr>
+        <w:t>UPDATE TO AZURE</w:t>
       </w:r>
     </w:p>
     <w:p>
       <w:pPr>
+        <w:ind w:left="852" w:firstLine="588"/>
+        <w:rPr>
+          <w:rFonts w:ascii="Tahoma" w:hAnsi="Tahoma" w:cs="Tahoma"/>
+          <w:sz w:val="16"/>
+          <w:szCs w:val="16"/>
+          <w:lang w:val="sk-SK"/>
+        </w:rPr>
+      </w:pPr>
+      <w:r>
+        <w:rPr>
+          <w:rFonts w:ascii="Arial" w:hAnsi="Arial" w:cs="Arial"/>
+          <w:noProof/>
+          <w:color w:val="000000"/>
+          <w:szCs w:val="22"/>
+          <w:bdr w:val="none" w:sz="0" w:space="0" w:color="auto" w:frame="1"/>
+        </w:rPr>
+        <w:drawing>
+          <wp:inline distT="0" distB="0" distL="0" distR="0" wp14:anchorId="403F390E" wp14:editId="0C06AF31">
+            <wp:extent cx="5727700" cy="3248025"/>
+            <wp:effectExtent l="0" t="0" r="0" b="9525"/>
+            <wp:docPr id="1603720760" name="Picture 1" descr="A diagram of a software development&#10;&#10;AI-generated content may be incorrect."/>
+            <wp:cNvGraphicFramePr>
+              <a:graphicFrameLocks xmlns:a="http://schemas.openxmlformats.org/drawingml/2006/main" noChangeAspect="1"/>
+            </wp:cNvGraphicFramePr>
+            <a:graphic xmlns:a="http://schemas.openxmlformats.org/drawingml/2006/main">
+              <a:graphicData uri="http://schemas.openxmlformats.org/drawingml/2006/picture">
+                <pic:pic xmlns:pic="http://schemas.openxmlformats.org/drawingml/2006/picture">
+                  <pic:nvPicPr>
+                    <pic:cNvPr id="1603720760" name="Picture 1" descr="A diagram of a software development&#10;&#10;AI-generated content may be incorrect."/>
+                    <pic:cNvPicPr>
+                      <a:picLocks noChangeAspect="1" noChangeArrowheads="1"/>
+                    </pic:cNvPicPr>
+                  </pic:nvPicPr>
+                  <pic:blipFill>
+                    <a:blip r:embed="rId7">
+                      <a:extLst>
+                        <a:ext uri="{28A0092B-C50C-407E-A947-70E740481C1C}">
+                          <a14:useLocalDpi xmlns:a14="http://schemas.microsoft.com/office/drawing/2010/main" val="0"/>
+                        </a:ext>
+                      </a:extLst>
+                    </a:blip>
+                    <a:srcRect/>
+                    <a:stretch>
+                      <a:fillRect/>
+                    </a:stretch>
+                  </pic:blipFill>
+                  <pic:spPr bwMode="auto">
+                    <a:xfrm>
+                      <a:off x="0" y="0"/>
+                      <a:ext cx="5727700" cy="3248025"/>
+                    </a:xfrm>
+                    <a:prstGeom prst="rect">
+                      <a:avLst/>
+                    </a:prstGeom>
+                    <a:noFill/>
+                    <a:ln>
+                      <a:noFill/>
+                    </a:ln>
+                  </pic:spPr>
+                </pic:pic>
+              </a:graphicData>
+            </a:graphic>
+          </wp:inline>
+        </w:drawing>
+      </w:r>
+    </w:p>
+    <w:p>
+      <w:pPr>
         <w:ind w:left="710"/>
         <w:rPr>
           <w:rFonts w:ascii="Tahoma" w:hAnsi="Tahoma" w:cs="Tahoma"/>
@@ -1890,6 +1971,7 @@
           <w:szCs w:val="16"/>
           <w:lang w:val="sk-SK"/>
         </w:rPr>
+        <w:lastRenderedPageBreak/>
         <w:t>3.2</w:t>
       </w:r>
       <w:r>
@@ -1929,22 +2011,62 @@
     </w:p>
     <w:p>
       <w:pPr>
-        <w:ind w:left="852"/>
-        <w:rPr>
-          <w:rFonts w:ascii="Tahoma" w:hAnsi="Tahoma" w:cs="Tahoma"/>
-          <w:sz w:val="16"/>
-          <w:szCs w:val="16"/>
-          <w:lang w:val="sk-SK"/>
-        </w:rPr>
-      </w:pPr>
-      <w:r>
-        <w:rPr>
-          <w:rFonts w:ascii="Tahoma" w:hAnsi="Tahoma" w:cs="Tahoma"/>
-          <w:sz w:val="16"/>
-          <w:szCs w:val="16"/>
-          <w:lang w:val="sk-SK"/>
-        </w:rPr>
-        <w:t xml:space="preserve">Systém obsahuje frontend aplikáciu (React) a backend API (Node.js/Express). Integrácia s externými službami zahŕňa slovensko.sk SSO pre autentifikáciu používateľov. </w:t>
+        <w:ind w:left="852" w:firstLine="588"/>
+        <w:rPr>
+          <w:rFonts w:ascii="Tahoma" w:hAnsi="Tahoma" w:cs="Tahoma"/>
+          <w:sz w:val="16"/>
+          <w:szCs w:val="16"/>
+          <w:lang w:val="sk-SK"/>
+        </w:rPr>
+      </w:pPr>
+      <w:r>
+        <w:rPr>
+          <w:rFonts w:ascii="Tahoma" w:hAnsi="Tahoma" w:cs="Tahoma"/>
+          <w:sz w:val="16"/>
+          <w:szCs w:val="16"/>
+          <w:lang w:val="sk-SK"/>
+        </w:rPr>
+        <w:t xml:space="preserve">Systém obsahuje </w:t>
+      </w:r>
+      <w:r>
+        <w:rPr>
+          <w:rFonts w:ascii="Tahoma" w:hAnsi="Tahoma" w:cs="Tahoma"/>
+          <w:b/>
+          <w:bCs/>
+          <w:sz w:val="16"/>
+          <w:szCs w:val="16"/>
+          <w:lang w:val="sk-SK"/>
+        </w:rPr>
+        <w:t>frontend</w:t>
+      </w:r>
+      <w:r>
+        <w:rPr>
+          <w:rFonts w:ascii="Tahoma" w:hAnsi="Tahoma" w:cs="Tahoma"/>
+          <w:sz w:val="16"/>
+          <w:szCs w:val="16"/>
+          <w:lang w:val="sk-SK"/>
+        </w:rPr>
+        <w:t xml:space="preserve"> aplikáciu (React) a </w:t>
+      </w:r>
+      <w:r>
+        <w:rPr>
+          <w:rFonts w:ascii="Tahoma" w:hAnsi="Tahoma" w:cs="Tahoma"/>
+          <w:b/>
+          <w:bCs/>
+          <w:sz w:val="16"/>
+          <w:szCs w:val="16"/>
+          <w:lang w:val="sk-SK"/>
+        </w:rPr>
+        <w:t>backend</w:t>
+      </w:r>
+      <w:r>
+        <w:rPr>
+          <w:rFonts w:ascii="Tahoma" w:hAnsi="Tahoma" w:cs="Tahoma"/>
+          <w:sz w:val="16"/>
+          <w:szCs w:val="16"/>
+          <w:lang w:val="sk-SK"/>
+        </w:rPr>
+        <w:t xml:space="preserve"> API (Node.js/Express). Integrácia s externými službami zahŕňa slovensko.sk SSO pre autentifikáciu používateľov. </w:t>
       </w:r>
       <w:r>
         <w:rPr>
@@ -1990,10 +2112,100 @@
           <w:lang w:val="sk-SK"/>
         </w:rPr>
         <w:t>.</w:t>
+      </w:r>
+      <w:r>
+        <w:rPr>
+          <w:rFonts w:ascii="Tahoma" w:hAnsi="Tahoma" w:cs="Tahoma"/>
+          <w:sz w:val="16"/>
+          <w:szCs w:val="16"/>
+          <w:lang w:val="sk-SK"/>
+        </w:rPr>
+        <w:t xml:space="preserve"> </w:t>
+      </w:r>
+      <w:r>
+        <w:rPr>
+          <w:rFonts w:ascii="Tahoma" w:hAnsi="Tahoma" w:cs="Tahoma"/>
+          <w:b/>
+          <w:bCs/>
+          <w:sz w:val="16"/>
+          <w:szCs w:val="16"/>
+          <w:lang w:val="sk-SK"/>
+        </w:rPr>
+        <w:t>Integrácie</w:t>
+      </w:r>
+      <w:r>
+        <w:rPr>
+          <w:rFonts w:ascii="Tahoma" w:hAnsi="Tahoma" w:cs="Tahoma"/>
+          <w:sz w:val="16"/>
+          <w:szCs w:val="16"/>
+          <w:lang w:val="sk-SK"/>
+        </w:rPr>
+        <w:t xml:space="preserve"> – GoPay (webhook/return), CS (e</w:t>
+      </w:r>
+      <w:r>
+        <w:rPr>
+          <w:rFonts w:ascii="Tahoma" w:hAnsi="Tahoma" w:cs="Tahoma"/>
+          <w:sz w:val="16"/>
+          <w:szCs w:val="16"/>
+          <w:lang w:val="sk-SK"/>
+        </w:rPr>
+        <w:noBreakHyphen/>
+        <w:t xml:space="preserve">mail), EuroSMS (OTP/oznámenia), Mapbox (tiles/draw), Facebook (event publish), </w:t>
+      </w:r>
+      <w:r>
+        <w:rPr>
+          <w:rFonts w:ascii="Tahoma" w:hAnsi="Tahoma" w:cs="Tahoma"/>
+          <w:b/>
+          <w:bCs/>
+          <w:sz w:val="16"/>
+          <w:szCs w:val="16"/>
+          <w:lang w:val="sk-SK"/>
+        </w:rPr>
+        <w:t>slovensko.sk SSO</w:t>
+      </w:r>
+      <w:r>
+        <w:rPr>
+          <w:rFonts w:ascii="Tahoma" w:hAnsi="Tahoma" w:cs="Tahoma"/>
+          <w:sz w:val="16"/>
+          <w:szCs w:val="16"/>
+          <w:lang w:val="sk-SK"/>
+        </w:rPr>
+        <w:t xml:space="preserve"> (SAML/redirect).</w:t>
+      </w:r>
+      <w:r>
+        <w:rPr>
+          <w:rFonts w:ascii="Tahoma" w:hAnsi="Tahoma" w:cs="Tahoma"/>
+          <w:sz w:val="16"/>
+          <w:szCs w:val="16"/>
+          <w:lang w:val="sk-SK"/>
+        </w:rPr>
+        <w:br/>
+      </w:r>
+      <w:r>
+        <w:rPr>
+          <w:rFonts w:ascii="Tahoma" w:hAnsi="Tahoma" w:cs="Tahoma"/>
+          <w:i/>
+          <w:iCs/>
+          <w:sz w:val="16"/>
+          <w:szCs w:val="16"/>
+          <w:lang w:val="sk-SK"/>
+        </w:rPr>
+        <w:t>(Bez väzby na MetaIS – systém nie je kódovaný v MetaIS; uvedené sú len existujúce integrácie.)</w:t>
       </w:r>
     </w:p>
     <w:p>
       <w:pPr>
+        <w:ind w:left="852"/>
+        <w:rPr>
+          <w:rFonts w:ascii="Tahoma" w:hAnsi="Tahoma" w:cs="Tahoma"/>
+          <w:sz w:val="16"/>
+          <w:szCs w:val="16"/>
+          <w:lang w:val="sk-SK"/>
+        </w:rPr>
+      </w:pPr>
+    </w:p>
+    <w:p>
+      <w:pPr>
         <w:ind w:left="710"/>
         <w:rPr>
           <w:rFonts w:ascii="Tahoma" w:hAnsi="Tahoma" w:cs="Tahoma"/>
@@ -2030,45 +2242,2440 @@
     </w:p>
     <w:p>
       <w:pPr>
-        <w:ind w:left="852"/>
-        <w:rPr>
-          <w:rFonts w:ascii="Tahoma" w:hAnsi="Tahoma" w:cs="Tahoma"/>
-          <w:color w:val="FF0000"/>
-          <w:sz w:val="16"/>
-          <w:szCs w:val="16"/>
-          <w:lang w:val="sk-SK"/>
-        </w:rPr>
-      </w:pPr>
-      <w:r>
-        <w:rPr>
-          <w:rFonts w:ascii="Tahoma" w:hAnsi="Tahoma" w:cs="Tahoma"/>
-          <w:color w:val="FF0000"/>
-          <w:sz w:val="16"/>
-          <w:szCs w:val="16"/>
-          <w:lang w:val="sk-SK"/>
-        </w:rPr>
-        <w:t>Dátový model aplikácie by mal popisovať hlavné dátové triedy (entity) pre uloženie údajov o hlavných biznis objektoch evidovaných v riešení, ich atribúty, dátové typy a vzájomné vzťahy formou tabuľky v textovom tvare doplnenej diagramom v notácii pre dátové modelovanie (UML – Class diagram,</w:t>
-      </w:r>
-      <w:r>
-        <w:rPr>
-          <w:color w:val="FF0000"/>
-          <w:lang w:val="sk-SK"/>
-        </w:rPr>
-        <w:t xml:space="preserve"> </w:t>
-      </w:r>
-      <w:r>
-        <w:rPr>
-          <w:rFonts w:ascii="Tahoma" w:hAnsi="Tahoma" w:cs="Tahoma"/>
-          <w:color w:val="FF0000"/>
-          <w:sz w:val="16"/>
-          <w:szCs w:val="16"/>
-          <w:lang w:val="sk-SK"/>
-        </w:rPr>
-        <w:t xml:space="preserve">Entity Relationship (ER) Diagram).    </w:t>
+        <w:ind w:left="720" w:firstLine="10"/>
+        <w:rPr>
+          <w:rFonts w:ascii="Tahoma" w:hAnsi="Tahoma" w:cs="Tahoma"/>
+          <w:b/>
+          <w:bCs/>
+          <w:sz w:val="16"/>
+          <w:szCs w:val="16"/>
+        </w:rPr>
+      </w:pPr>
+      <w:r>
+        <w:rPr>
+          <w:rFonts w:ascii="Tahoma" w:hAnsi="Tahoma" w:cs="Tahoma"/>
+          <w:sz w:val="16"/>
+          <w:szCs w:val="16"/>
+        </w:rPr>
+        <w:t xml:space="preserve">  </w:t>
+      </w:r>
+      <w:r>
+        <w:rPr>
+          <w:rFonts w:ascii="Tahoma" w:hAnsi="Tahoma" w:cs="Tahoma"/>
+          <w:sz w:val="16"/>
+          <w:szCs w:val="16"/>
+        </w:rPr>
+        <w:tab/>
+      </w:r>
+      <w:proofErr w:type="spellStart"/>
+      <w:r>
+        <w:rPr>
+          <w:rFonts w:ascii="Tahoma" w:hAnsi="Tahoma" w:cs="Tahoma"/>
+          <w:sz w:val="16"/>
+          <w:szCs w:val="16"/>
+        </w:rPr>
+        <w:t>Hlavné</w:t>
+      </w:r>
+      <w:proofErr w:type="spellEnd"/>
+      <w:r>
+        <w:rPr>
+          <w:rFonts w:ascii="Tahoma" w:hAnsi="Tahoma" w:cs="Tahoma"/>
+          <w:sz w:val="16"/>
+          <w:szCs w:val="16"/>
+        </w:rPr>
+        <w:t xml:space="preserve"> entity:</w:t>
       </w:r>
     </w:p>
     <w:p>
       <w:pPr>
+        <w:numPr>
+          <w:ilvl w:val="0"/>
+          <w:numId w:val="15"/>
+        </w:numPr>
+        <w:tabs>
+          <w:tab w:val="num" w:pos="720"/>
+        </w:tabs>
+        <w:rPr>
+          <w:rFonts w:ascii="Tahoma" w:hAnsi="Tahoma" w:cs="Tahoma"/>
+          <w:sz w:val="16"/>
+          <w:szCs w:val="16"/>
+        </w:rPr>
+      </w:pPr>
+      <w:r>
+        <w:rPr>
+          <w:rFonts w:ascii="Tahoma" w:hAnsi="Tahoma" w:cs="Tahoma"/>
+          <w:b/>
+          <w:bCs/>
+          <w:sz w:val="16"/>
+          <w:szCs w:val="16"/>
+        </w:rPr>
+        <w:t>Users</w:t>
+      </w:r>
+      <w:r>
+        <w:rPr>
+          <w:rFonts w:ascii="Tahoma" w:hAnsi="Tahoma" w:cs="Tahoma"/>
+          <w:sz w:val="16"/>
+          <w:szCs w:val="16"/>
+        </w:rPr>
+        <w:t xml:space="preserve"> - </w:t>
+      </w:r>
+      <w:proofErr w:type="spellStart"/>
+      <w:r>
+        <w:rPr>
+          <w:rFonts w:ascii="Tahoma" w:hAnsi="Tahoma" w:cs="Tahoma"/>
+          <w:sz w:val="16"/>
+          <w:szCs w:val="16"/>
+        </w:rPr>
+        <w:t>používatelia</w:t>
+      </w:r>
+      <w:proofErr w:type="spellEnd"/>
+      <w:r>
+        <w:rPr>
+          <w:rFonts w:ascii="Tahoma" w:hAnsi="Tahoma" w:cs="Tahoma"/>
+          <w:sz w:val="16"/>
+          <w:szCs w:val="16"/>
+        </w:rPr>
+        <w:t xml:space="preserve"> </w:t>
+      </w:r>
+      <w:proofErr w:type="spellStart"/>
+      <w:r>
+        <w:rPr>
+          <w:rFonts w:ascii="Tahoma" w:hAnsi="Tahoma" w:cs="Tahoma"/>
+          <w:sz w:val="16"/>
+          <w:szCs w:val="16"/>
+        </w:rPr>
+        <w:t>systému</w:t>
+      </w:r>
+      <w:proofErr w:type="spellEnd"/>
+      <w:r>
+        <w:rPr>
+          <w:rFonts w:ascii="Tahoma" w:hAnsi="Tahoma" w:cs="Tahoma"/>
+          <w:sz w:val="16"/>
+          <w:szCs w:val="16"/>
+        </w:rPr>
+        <w:t xml:space="preserve"> (role, </w:t>
+      </w:r>
+      <w:proofErr w:type="spellStart"/>
+      <w:r>
+        <w:rPr>
+          <w:rFonts w:ascii="Tahoma" w:hAnsi="Tahoma" w:cs="Tahoma"/>
+          <w:sz w:val="16"/>
+          <w:szCs w:val="16"/>
+        </w:rPr>
+        <w:t>autentifikácia</w:t>
+      </w:r>
+      <w:proofErr w:type="spellEnd"/>
+      <w:r>
+        <w:rPr>
+          <w:rFonts w:ascii="Tahoma" w:hAnsi="Tahoma" w:cs="Tahoma"/>
+          <w:sz w:val="16"/>
+          <w:szCs w:val="16"/>
+        </w:rPr>
+        <w:t xml:space="preserve">, </w:t>
+      </w:r>
+      <w:proofErr w:type="spellStart"/>
+      <w:r>
+        <w:rPr>
+          <w:rFonts w:ascii="Tahoma" w:hAnsi="Tahoma" w:cs="Tahoma"/>
+          <w:sz w:val="16"/>
+          <w:szCs w:val="16"/>
+        </w:rPr>
+        <w:t>kontaktné</w:t>
+      </w:r>
+      <w:proofErr w:type="spellEnd"/>
+      <w:r>
+        <w:rPr>
+          <w:rFonts w:ascii="Tahoma" w:hAnsi="Tahoma" w:cs="Tahoma"/>
+          <w:sz w:val="16"/>
+          <w:szCs w:val="16"/>
+        </w:rPr>
+        <w:t xml:space="preserve">, </w:t>
+      </w:r>
+      <w:proofErr w:type="spellStart"/>
+      <w:r>
+        <w:rPr>
+          <w:rFonts w:ascii="Tahoma" w:hAnsi="Tahoma" w:cs="Tahoma"/>
+          <w:sz w:val="16"/>
+          <w:szCs w:val="16"/>
+        </w:rPr>
+        <w:t>firemné</w:t>
+      </w:r>
+      <w:proofErr w:type="spellEnd"/>
+      <w:r>
+        <w:rPr>
+          <w:rFonts w:ascii="Tahoma" w:hAnsi="Tahoma" w:cs="Tahoma"/>
+          <w:sz w:val="16"/>
+          <w:szCs w:val="16"/>
+        </w:rPr>
+        <w:t xml:space="preserve"> </w:t>
+      </w:r>
+      <w:proofErr w:type="spellStart"/>
+      <w:r>
+        <w:rPr>
+          <w:rFonts w:ascii="Tahoma" w:hAnsi="Tahoma" w:cs="Tahoma"/>
+          <w:sz w:val="16"/>
+          <w:szCs w:val="16"/>
+        </w:rPr>
+        <w:t>údaje</w:t>
+      </w:r>
+      <w:proofErr w:type="spellEnd"/>
+      <w:r>
+        <w:rPr>
+          <w:rFonts w:ascii="Tahoma" w:hAnsi="Tahoma" w:cs="Tahoma"/>
+          <w:sz w:val="16"/>
+          <w:szCs w:val="16"/>
+        </w:rPr>
+        <w:t>)</w:t>
+      </w:r>
+    </w:p>
+    <w:p>
+      <w:pPr>
+        <w:numPr>
+          <w:ilvl w:val="0"/>
+          <w:numId w:val="15"/>
+        </w:numPr>
+        <w:tabs>
+          <w:tab w:val="num" w:pos="720"/>
+        </w:tabs>
+        <w:rPr>
+          <w:rFonts w:ascii="Tahoma" w:hAnsi="Tahoma" w:cs="Tahoma"/>
+          <w:sz w:val="16"/>
+          <w:szCs w:val="16"/>
+        </w:rPr>
+      </w:pPr>
+      <w:r>
+        <w:rPr>
+          <w:rFonts w:ascii="Tahoma" w:hAnsi="Tahoma" w:cs="Tahoma"/>
+          <w:b/>
+          <w:bCs/>
+          <w:sz w:val="16"/>
+          <w:szCs w:val="16"/>
+        </w:rPr>
+        <w:t>Events</w:t>
+      </w:r>
+      <w:r>
+        <w:rPr>
+          <w:rFonts w:ascii="Tahoma" w:hAnsi="Tahoma" w:cs="Tahoma"/>
+          <w:sz w:val="16"/>
+          <w:szCs w:val="16"/>
+        </w:rPr>
+        <w:t xml:space="preserve"> - </w:t>
+      </w:r>
+      <w:proofErr w:type="spellStart"/>
+      <w:r>
+        <w:rPr>
+          <w:rFonts w:ascii="Tahoma" w:hAnsi="Tahoma" w:cs="Tahoma"/>
+          <w:sz w:val="16"/>
+          <w:szCs w:val="16"/>
+        </w:rPr>
+        <w:t>Jarmok</w:t>
+      </w:r>
+      <w:proofErr w:type="spellEnd"/>
+      <w:r>
+        <w:rPr>
+          <w:rFonts w:ascii="Tahoma" w:hAnsi="Tahoma" w:cs="Tahoma"/>
+          <w:sz w:val="16"/>
+          <w:szCs w:val="16"/>
+        </w:rPr>
+        <w:t xml:space="preserve">, </w:t>
+      </w:r>
+      <w:proofErr w:type="spellStart"/>
+      <w:r>
+        <w:rPr>
+          <w:rFonts w:ascii="Tahoma" w:hAnsi="Tahoma" w:cs="Tahoma"/>
+          <w:sz w:val="16"/>
+          <w:szCs w:val="16"/>
+        </w:rPr>
+        <w:t>udalosti</w:t>
+      </w:r>
+      <w:proofErr w:type="spellEnd"/>
+      <w:r>
+        <w:rPr>
+          <w:rFonts w:ascii="Tahoma" w:hAnsi="Tahoma" w:cs="Tahoma"/>
+          <w:sz w:val="16"/>
+          <w:szCs w:val="16"/>
+        </w:rPr>
+        <w:t xml:space="preserve"> s </w:t>
+      </w:r>
+      <w:proofErr w:type="spellStart"/>
+      <w:r>
+        <w:rPr>
+          <w:rFonts w:ascii="Tahoma" w:hAnsi="Tahoma" w:cs="Tahoma"/>
+          <w:sz w:val="16"/>
+          <w:szCs w:val="16"/>
+        </w:rPr>
+        <w:t>popisom</w:t>
+      </w:r>
+      <w:proofErr w:type="spellEnd"/>
+      <w:r>
+        <w:rPr>
+          <w:rFonts w:ascii="Tahoma" w:hAnsi="Tahoma" w:cs="Tahoma"/>
+          <w:sz w:val="16"/>
+          <w:szCs w:val="16"/>
+        </w:rPr>
+        <w:t xml:space="preserve">, </w:t>
+      </w:r>
+      <w:proofErr w:type="spellStart"/>
+      <w:r>
+        <w:rPr>
+          <w:rFonts w:ascii="Tahoma" w:hAnsi="Tahoma" w:cs="Tahoma"/>
+          <w:sz w:val="16"/>
+          <w:szCs w:val="16"/>
+        </w:rPr>
+        <w:t>obrázkami</w:t>
+      </w:r>
+      <w:proofErr w:type="spellEnd"/>
+      <w:r>
+        <w:rPr>
+          <w:rFonts w:ascii="Tahoma" w:hAnsi="Tahoma" w:cs="Tahoma"/>
+          <w:sz w:val="16"/>
+          <w:szCs w:val="16"/>
+        </w:rPr>
+        <w:t xml:space="preserve">, </w:t>
+      </w:r>
+      <w:proofErr w:type="spellStart"/>
+      <w:r>
+        <w:rPr>
+          <w:rFonts w:ascii="Tahoma" w:hAnsi="Tahoma" w:cs="Tahoma"/>
+          <w:sz w:val="16"/>
+          <w:szCs w:val="16"/>
+        </w:rPr>
+        <w:t>stavom</w:t>
+      </w:r>
+      <w:proofErr w:type="spellEnd"/>
+      <w:r>
+        <w:rPr>
+          <w:rFonts w:ascii="Tahoma" w:hAnsi="Tahoma" w:cs="Tahoma"/>
+          <w:sz w:val="16"/>
+          <w:szCs w:val="16"/>
+        </w:rPr>
+        <w:t xml:space="preserve">, mapou, </w:t>
+      </w:r>
+      <w:proofErr w:type="spellStart"/>
+      <w:r>
+        <w:rPr>
+          <w:rFonts w:ascii="Tahoma" w:hAnsi="Tahoma" w:cs="Tahoma"/>
+          <w:sz w:val="16"/>
+          <w:szCs w:val="16"/>
+        </w:rPr>
+        <w:t>špecifické</w:t>
+      </w:r>
+      <w:proofErr w:type="spellEnd"/>
+      <w:r>
+        <w:rPr>
+          <w:rFonts w:ascii="Tahoma" w:hAnsi="Tahoma" w:cs="Tahoma"/>
+          <w:sz w:val="16"/>
+          <w:szCs w:val="16"/>
+        </w:rPr>
+        <w:t xml:space="preserve"> </w:t>
+      </w:r>
+      <w:proofErr w:type="spellStart"/>
+      <w:r>
+        <w:rPr>
+          <w:rFonts w:ascii="Tahoma" w:hAnsi="Tahoma" w:cs="Tahoma"/>
+          <w:sz w:val="16"/>
+          <w:szCs w:val="16"/>
+        </w:rPr>
+        <w:t>nastavenia</w:t>
+      </w:r>
+      <w:proofErr w:type="spellEnd"/>
+      <w:r>
+        <w:rPr>
+          <w:rFonts w:ascii="Tahoma" w:hAnsi="Tahoma" w:cs="Tahoma"/>
+          <w:sz w:val="16"/>
+          <w:szCs w:val="16"/>
+        </w:rPr>
+        <w:t xml:space="preserve"> pre </w:t>
+      </w:r>
+      <w:proofErr w:type="spellStart"/>
+      <w:r>
+        <w:rPr>
+          <w:rFonts w:ascii="Tahoma" w:hAnsi="Tahoma" w:cs="Tahoma"/>
+          <w:sz w:val="16"/>
+          <w:szCs w:val="16"/>
+        </w:rPr>
+        <w:t>jarmok</w:t>
+      </w:r>
+      <w:proofErr w:type="spellEnd"/>
+      <w:r>
+        <w:rPr>
+          <w:rFonts w:ascii="Tahoma" w:hAnsi="Tahoma" w:cs="Tahoma"/>
+          <w:sz w:val="16"/>
+          <w:szCs w:val="16"/>
+        </w:rPr>
+        <w:t xml:space="preserve">, </w:t>
+      </w:r>
+      <w:proofErr w:type="spellStart"/>
+      <w:r>
+        <w:rPr>
+          <w:rFonts w:ascii="Tahoma" w:hAnsi="Tahoma" w:cs="Tahoma"/>
+          <w:sz w:val="16"/>
+          <w:szCs w:val="16"/>
+        </w:rPr>
+        <w:t>ceny</w:t>
+      </w:r>
+      <w:proofErr w:type="spellEnd"/>
+      <w:r>
+        <w:rPr>
+          <w:rFonts w:ascii="Tahoma" w:hAnsi="Tahoma" w:cs="Tahoma"/>
+          <w:sz w:val="16"/>
+          <w:szCs w:val="16"/>
+        </w:rPr>
+        <w:t xml:space="preserve"> </w:t>
+      </w:r>
+      <w:proofErr w:type="spellStart"/>
+      <w:r>
+        <w:rPr>
+          <w:rFonts w:ascii="Tahoma" w:hAnsi="Tahoma" w:cs="Tahoma"/>
+          <w:sz w:val="16"/>
+          <w:szCs w:val="16"/>
+        </w:rPr>
+        <w:t>možno</w:t>
+      </w:r>
+      <w:proofErr w:type="spellEnd"/>
+      <w:r>
+        <w:rPr>
+          <w:rFonts w:ascii="Tahoma" w:hAnsi="Tahoma" w:cs="Tahoma"/>
+          <w:sz w:val="16"/>
+          <w:szCs w:val="16"/>
+        </w:rPr>
+        <w:t xml:space="preserve"> </w:t>
+      </w:r>
+      <w:proofErr w:type="spellStart"/>
+      <w:r>
+        <w:rPr>
+          <w:rFonts w:ascii="Tahoma" w:hAnsi="Tahoma" w:cs="Tahoma"/>
+          <w:sz w:val="16"/>
+          <w:szCs w:val="16"/>
+        </w:rPr>
+        <w:t>treba</w:t>
+      </w:r>
+      <w:proofErr w:type="spellEnd"/>
+      <w:r>
+        <w:rPr>
+          <w:rFonts w:ascii="Tahoma" w:hAnsi="Tahoma" w:cs="Tahoma"/>
+          <w:sz w:val="16"/>
+          <w:szCs w:val="16"/>
+        </w:rPr>
+        <w:t xml:space="preserve"> </w:t>
+      </w:r>
+      <w:proofErr w:type="spellStart"/>
+      <w:r>
+        <w:rPr>
+          <w:rFonts w:ascii="Tahoma" w:hAnsi="Tahoma" w:cs="Tahoma"/>
+          <w:sz w:val="16"/>
+          <w:szCs w:val="16"/>
+        </w:rPr>
+        <w:t>oddeliť</w:t>
+      </w:r>
+      <w:proofErr w:type="spellEnd"/>
+      <w:r>
+        <w:rPr>
+          <w:rFonts w:ascii="Tahoma" w:hAnsi="Tahoma" w:cs="Tahoma"/>
+          <w:sz w:val="16"/>
+          <w:szCs w:val="16"/>
+        </w:rPr>
+        <w:t xml:space="preserve"> do</w:t>
+      </w:r>
+      <w:r>
+        <w:rPr>
+          <w:rFonts w:ascii="Tahoma" w:hAnsi="Tahoma" w:cs="Tahoma"/>
+          <w:b/>
+          <w:bCs/>
+          <w:sz w:val="16"/>
+          <w:szCs w:val="16"/>
+        </w:rPr>
+        <w:t xml:space="preserve"> </w:t>
+      </w:r>
+      <w:proofErr w:type="spellStart"/>
+      <w:r>
+        <w:rPr>
+          <w:rFonts w:ascii="Tahoma" w:hAnsi="Tahoma" w:cs="Tahoma"/>
+          <w:b/>
+          <w:bCs/>
+          <w:sz w:val="16"/>
+          <w:szCs w:val="16"/>
+        </w:rPr>
+        <w:t>EventSettings</w:t>
+      </w:r>
+      <w:proofErr w:type="spellEnd"/>
+    </w:p>
+    <w:p>
+      <w:pPr>
+        <w:numPr>
+          <w:ilvl w:val="0"/>
+          <w:numId w:val="15"/>
+        </w:numPr>
+        <w:tabs>
+          <w:tab w:val="num" w:pos="720"/>
+        </w:tabs>
+        <w:rPr>
+          <w:rFonts w:ascii="Tahoma" w:hAnsi="Tahoma" w:cs="Tahoma"/>
+          <w:sz w:val="16"/>
+          <w:szCs w:val="16"/>
+        </w:rPr>
+      </w:pPr>
+      <w:r>
+        <w:rPr>
+          <w:rFonts w:ascii="Tahoma" w:hAnsi="Tahoma" w:cs="Tahoma"/>
+          <w:b/>
+          <w:bCs/>
+          <w:sz w:val="16"/>
+          <w:szCs w:val="16"/>
+        </w:rPr>
+        <w:t>Maps</w:t>
+      </w:r>
+      <w:r>
+        <w:rPr>
+          <w:rFonts w:ascii="Tahoma" w:hAnsi="Tahoma" w:cs="Tahoma"/>
+          <w:sz w:val="16"/>
+          <w:szCs w:val="16"/>
+        </w:rPr>
+        <w:t xml:space="preserve"> - </w:t>
+      </w:r>
+      <w:proofErr w:type="spellStart"/>
+      <w:r>
+        <w:rPr>
+          <w:rFonts w:ascii="Tahoma" w:hAnsi="Tahoma" w:cs="Tahoma"/>
+          <w:sz w:val="16"/>
+          <w:szCs w:val="16"/>
+        </w:rPr>
+        <w:t>mapa</w:t>
+      </w:r>
+      <w:proofErr w:type="spellEnd"/>
+      <w:r>
+        <w:rPr>
+          <w:rFonts w:ascii="Tahoma" w:hAnsi="Tahoma" w:cs="Tahoma"/>
+          <w:sz w:val="16"/>
+          <w:szCs w:val="16"/>
+        </w:rPr>
+        <w:t xml:space="preserve"> pre </w:t>
+      </w:r>
+      <w:proofErr w:type="spellStart"/>
+      <w:r>
+        <w:rPr>
+          <w:rFonts w:ascii="Tahoma" w:hAnsi="Tahoma" w:cs="Tahoma"/>
+          <w:sz w:val="16"/>
+          <w:szCs w:val="16"/>
+        </w:rPr>
+        <w:t>Jarmok</w:t>
+      </w:r>
+      <w:proofErr w:type="spellEnd"/>
+      <w:r>
+        <w:rPr>
+          <w:rFonts w:ascii="Tahoma" w:hAnsi="Tahoma" w:cs="Tahoma"/>
+          <w:sz w:val="16"/>
+          <w:szCs w:val="16"/>
+        </w:rPr>
+        <w:t xml:space="preserve">, </w:t>
+      </w:r>
+      <w:proofErr w:type="spellStart"/>
+      <w:r>
+        <w:rPr>
+          <w:rFonts w:ascii="Tahoma" w:hAnsi="Tahoma" w:cs="Tahoma"/>
+          <w:sz w:val="16"/>
+          <w:szCs w:val="16"/>
+        </w:rPr>
+        <w:t>obsahuje</w:t>
+      </w:r>
+      <w:proofErr w:type="spellEnd"/>
+      <w:r>
+        <w:rPr>
+          <w:rFonts w:ascii="Tahoma" w:hAnsi="Tahoma" w:cs="Tahoma"/>
+          <w:sz w:val="16"/>
+          <w:szCs w:val="16"/>
+        </w:rPr>
+        <w:t xml:space="preserve"> </w:t>
+      </w:r>
+      <w:proofErr w:type="spellStart"/>
+      <w:r>
+        <w:rPr>
+          <w:rFonts w:ascii="Tahoma" w:hAnsi="Tahoma" w:cs="Tahoma"/>
+          <w:sz w:val="16"/>
+          <w:szCs w:val="16"/>
+        </w:rPr>
+        <w:t>viaceré</w:t>
+      </w:r>
+      <w:proofErr w:type="spellEnd"/>
+      <w:r>
+        <w:rPr>
+          <w:rFonts w:ascii="Tahoma" w:hAnsi="Tahoma" w:cs="Tahoma"/>
+          <w:sz w:val="16"/>
+          <w:szCs w:val="16"/>
+        </w:rPr>
+        <w:t xml:space="preserve"> areas, geo data</w:t>
+      </w:r>
+    </w:p>
+    <w:p>
+      <w:pPr>
+        <w:numPr>
+          <w:ilvl w:val="0"/>
+          <w:numId w:val="15"/>
+        </w:numPr>
+        <w:tabs>
+          <w:tab w:val="num" w:pos="720"/>
+        </w:tabs>
+        <w:rPr>
+          <w:rFonts w:ascii="Tahoma" w:hAnsi="Tahoma" w:cs="Tahoma"/>
+          <w:sz w:val="16"/>
+          <w:szCs w:val="16"/>
+        </w:rPr>
+      </w:pPr>
+      <w:r>
+        <w:rPr>
+          <w:rFonts w:ascii="Tahoma" w:hAnsi="Tahoma" w:cs="Tahoma"/>
+          <w:b/>
+          <w:bCs/>
+          <w:sz w:val="16"/>
+          <w:szCs w:val="16"/>
+        </w:rPr>
+        <w:t>Areas</w:t>
+      </w:r>
+      <w:r>
+        <w:rPr>
+          <w:rFonts w:ascii="Tahoma" w:hAnsi="Tahoma" w:cs="Tahoma"/>
+          <w:sz w:val="16"/>
+          <w:szCs w:val="16"/>
+        </w:rPr>
+        <w:t xml:space="preserve"> - </w:t>
+      </w:r>
+      <w:proofErr w:type="spellStart"/>
+      <w:r>
+        <w:rPr>
+          <w:rFonts w:ascii="Tahoma" w:hAnsi="Tahoma" w:cs="Tahoma"/>
+          <w:sz w:val="16"/>
+          <w:szCs w:val="16"/>
+        </w:rPr>
+        <w:t>oblasti</w:t>
+      </w:r>
+      <w:proofErr w:type="spellEnd"/>
+      <w:r>
+        <w:rPr>
+          <w:rFonts w:ascii="Tahoma" w:hAnsi="Tahoma" w:cs="Tahoma"/>
+          <w:sz w:val="16"/>
+          <w:szCs w:val="16"/>
+        </w:rPr>
+        <w:t xml:space="preserve"> v </w:t>
+      </w:r>
+      <w:proofErr w:type="spellStart"/>
+      <w:r>
+        <w:rPr>
+          <w:rFonts w:ascii="Tahoma" w:hAnsi="Tahoma" w:cs="Tahoma"/>
+          <w:sz w:val="16"/>
+          <w:szCs w:val="16"/>
+        </w:rPr>
+        <w:t>rámci</w:t>
+      </w:r>
+      <w:proofErr w:type="spellEnd"/>
+      <w:r>
+        <w:rPr>
+          <w:rFonts w:ascii="Tahoma" w:hAnsi="Tahoma" w:cs="Tahoma"/>
+          <w:sz w:val="16"/>
+          <w:szCs w:val="16"/>
+        </w:rPr>
+        <w:t xml:space="preserve"> </w:t>
+      </w:r>
+      <w:proofErr w:type="spellStart"/>
+      <w:r>
+        <w:rPr>
+          <w:rFonts w:ascii="Tahoma" w:hAnsi="Tahoma" w:cs="Tahoma"/>
+          <w:sz w:val="16"/>
+          <w:szCs w:val="16"/>
+        </w:rPr>
+        <w:t>máp</w:t>
+      </w:r>
+      <w:proofErr w:type="spellEnd"/>
+      <w:r>
+        <w:rPr>
+          <w:rFonts w:ascii="Tahoma" w:hAnsi="Tahoma" w:cs="Tahoma"/>
+          <w:sz w:val="16"/>
+          <w:szCs w:val="16"/>
+        </w:rPr>
+        <w:t xml:space="preserve"> s </w:t>
+      </w:r>
+      <w:proofErr w:type="spellStart"/>
+      <w:r>
+        <w:rPr>
+          <w:rFonts w:ascii="Tahoma" w:hAnsi="Tahoma" w:cs="Tahoma"/>
+          <w:sz w:val="16"/>
+          <w:szCs w:val="16"/>
+        </w:rPr>
+        <w:t>koordinátmi</w:t>
+      </w:r>
+      <w:proofErr w:type="spellEnd"/>
+      <w:r>
+        <w:rPr>
+          <w:rFonts w:ascii="Tahoma" w:hAnsi="Tahoma" w:cs="Tahoma"/>
+          <w:sz w:val="16"/>
+          <w:szCs w:val="16"/>
+        </w:rPr>
+        <w:t xml:space="preserve">, </w:t>
+      </w:r>
+      <w:proofErr w:type="spellStart"/>
+      <w:r>
+        <w:rPr>
+          <w:rFonts w:ascii="Tahoma" w:hAnsi="Tahoma" w:cs="Tahoma"/>
+          <w:sz w:val="16"/>
+          <w:szCs w:val="16"/>
+        </w:rPr>
+        <w:t>kapacitou</w:t>
+      </w:r>
+      <w:proofErr w:type="spellEnd"/>
+      <w:r>
+        <w:rPr>
+          <w:rFonts w:ascii="Tahoma" w:hAnsi="Tahoma" w:cs="Tahoma"/>
+          <w:sz w:val="16"/>
+          <w:szCs w:val="16"/>
+        </w:rPr>
+        <w:t xml:space="preserve">, </w:t>
+      </w:r>
+      <w:proofErr w:type="spellStart"/>
+      <w:r>
+        <w:rPr>
+          <w:rFonts w:ascii="Tahoma" w:hAnsi="Tahoma" w:cs="Tahoma"/>
+          <w:sz w:val="16"/>
+          <w:szCs w:val="16"/>
+        </w:rPr>
+        <w:t>špecifickými</w:t>
+      </w:r>
+      <w:proofErr w:type="spellEnd"/>
+      <w:r>
+        <w:rPr>
+          <w:rFonts w:ascii="Tahoma" w:hAnsi="Tahoma" w:cs="Tahoma"/>
+          <w:sz w:val="16"/>
+          <w:szCs w:val="16"/>
+        </w:rPr>
+        <w:t xml:space="preserve"> </w:t>
+      </w:r>
+      <w:proofErr w:type="spellStart"/>
+      <w:r>
+        <w:rPr>
+          <w:rFonts w:ascii="Tahoma" w:hAnsi="Tahoma" w:cs="Tahoma"/>
+          <w:sz w:val="16"/>
+          <w:szCs w:val="16"/>
+        </w:rPr>
+        <w:t>vlastnosťami</w:t>
+      </w:r>
+      <w:proofErr w:type="spellEnd"/>
+      <w:r>
+        <w:rPr>
+          <w:rFonts w:ascii="Tahoma" w:hAnsi="Tahoma" w:cs="Tahoma"/>
+          <w:sz w:val="16"/>
+          <w:szCs w:val="16"/>
+        </w:rPr>
+        <w:t xml:space="preserve">, </w:t>
+      </w:r>
+      <w:proofErr w:type="spellStart"/>
+      <w:r>
+        <w:rPr>
+          <w:rFonts w:ascii="Tahoma" w:hAnsi="Tahoma" w:cs="Tahoma"/>
+          <w:sz w:val="16"/>
+          <w:szCs w:val="16"/>
+        </w:rPr>
+        <w:t>farba</w:t>
+      </w:r>
+      <w:proofErr w:type="spellEnd"/>
+      <w:r>
+        <w:rPr>
+          <w:rFonts w:ascii="Tahoma" w:hAnsi="Tahoma" w:cs="Tahoma"/>
+          <w:sz w:val="16"/>
+          <w:szCs w:val="16"/>
+        </w:rPr>
+        <w:t xml:space="preserve">, </w:t>
+      </w:r>
+      <w:proofErr w:type="spellStart"/>
+      <w:r>
+        <w:rPr>
+          <w:rFonts w:ascii="Tahoma" w:hAnsi="Tahoma" w:cs="Tahoma"/>
+          <w:sz w:val="16"/>
+          <w:szCs w:val="16"/>
+        </w:rPr>
+        <w:t>ikonka</w:t>
+      </w:r>
+      <w:proofErr w:type="spellEnd"/>
+    </w:p>
+    <w:p>
+      <w:pPr>
+        <w:numPr>
+          <w:ilvl w:val="0"/>
+          <w:numId w:val="15"/>
+        </w:numPr>
+        <w:tabs>
+          <w:tab w:val="num" w:pos="720"/>
+        </w:tabs>
+        <w:rPr>
+          <w:rFonts w:ascii="Tahoma" w:hAnsi="Tahoma" w:cs="Tahoma"/>
+          <w:sz w:val="16"/>
+          <w:szCs w:val="16"/>
+        </w:rPr>
+      </w:pPr>
+      <w:r>
+        <w:rPr>
+          <w:rFonts w:ascii="Tahoma" w:hAnsi="Tahoma" w:cs="Tahoma"/>
+          <w:b/>
+          <w:bCs/>
+          <w:sz w:val="16"/>
+          <w:szCs w:val="16"/>
+        </w:rPr>
+        <w:t>Registrations</w:t>
+      </w:r>
+      <w:r>
+        <w:rPr>
+          <w:rFonts w:ascii="Tahoma" w:hAnsi="Tahoma" w:cs="Tahoma"/>
+          <w:sz w:val="16"/>
+          <w:szCs w:val="16"/>
+        </w:rPr>
+        <w:t xml:space="preserve"> - </w:t>
+      </w:r>
+      <w:proofErr w:type="spellStart"/>
+      <w:r>
+        <w:rPr>
+          <w:rFonts w:ascii="Tahoma" w:hAnsi="Tahoma" w:cs="Tahoma"/>
+          <w:sz w:val="16"/>
+          <w:szCs w:val="16"/>
+        </w:rPr>
+        <w:t>prihlášky</w:t>
+      </w:r>
+      <w:proofErr w:type="spellEnd"/>
+      <w:r>
+        <w:rPr>
+          <w:rFonts w:ascii="Tahoma" w:hAnsi="Tahoma" w:cs="Tahoma"/>
+          <w:sz w:val="16"/>
+          <w:szCs w:val="16"/>
+        </w:rPr>
+        <w:t xml:space="preserve"> </w:t>
+      </w:r>
+      <w:proofErr w:type="spellStart"/>
+      <w:r>
+        <w:rPr>
+          <w:rFonts w:ascii="Tahoma" w:hAnsi="Tahoma" w:cs="Tahoma"/>
+          <w:sz w:val="16"/>
+          <w:szCs w:val="16"/>
+        </w:rPr>
+        <w:t>užívateľov</w:t>
+      </w:r>
+      <w:proofErr w:type="spellEnd"/>
+      <w:r>
+        <w:rPr>
+          <w:rFonts w:ascii="Tahoma" w:hAnsi="Tahoma" w:cs="Tahoma"/>
+          <w:sz w:val="16"/>
+          <w:szCs w:val="16"/>
+        </w:rPr>
+        <w:t xml:space="preserve"> </w:t>
+      </w:r>
+      <w:proofErr w:type="spellStart"/>
+      <w:r>
+        <w:rPr>
+          <w:rFonts w:ascii="Tahoma" w:hAnsi="Tahoma" w:cs="Tahoma"/>
+          <w:sz w:val="16"/>
+          <w:szCs w:val="16"/>
+        </w:rPr>
+        <w:t>na</w:t>
+      </w:r>
+      <w:proofErr w:type="spellEnd"/>
+      <w:r>
+        <w:rPr>
+          <w:rFonts w:ascii="Tahoma" w:hAnsi="Tahoma" w:cs="Tahoma"/>
+          <w:sz w:val="16"/>
+          <w:szCs w:val="16"/>
+        </w:rPr>
+        <w:t xml:space="preserve"> </w:t>
+      </w:r>
+      <w:proofErr w:type="spellStart"/>
+      <w:r>
+        <w:rPr>
+          <w:rFonts w:ascii="Tahoma" w:hAnsi="Tahoma" w:cs="Tahoma"/>
+          <w:sz w:val="16"/>
+          <w:szCs w:val="16"/>
+        </w:rPr>
+        <w:t>eventy</w:t>
+      </w:r>
+      <w:proofErr w:type="spellEnd"/>
+      <w:r>
+        <w:rPr>
+          <w:rFonts w:ascii="Tahoma" w:hAnsi="Tahoma" w:cs="Tahoma"/>
+          <w:sz w:val="16"/>
+          <w:szCs w:val="16"/>
+        </w:rPr>
+        <w:t xml:space="preserve">, </w:t>
+      </w:r>
+      <w:proofErr w:type="spellStart"/>
+      <w:r>
+        <w:rPr>
+          <w:rFonts w:ascii="Tahoma" w:hAnsi="Tahoma" w:cs="Tahoma"/>
+          <w:sz w:val="16"/>
+          <w:szCs w:val="16"/>
+        </w:rPr>
+        <w:t>jarmok</w:t>
+      </w:r>
+      <w:proofErr w:type="spellEnd"/>
+    </w:p>
+    <w:p>
+      <w:pPr>
+        <w:numPr>
+          <w:ilvl w:val="0"/>
+          <w:numId w:val="15"/>
+        </w:numPr>
+        <w:tabs>
+          <w:tab w:val="num" w:pos="720"/>
+        </w:tabs>
+        <w:rPr>
+          <w:rFonts w:ascii="Tahoma" w:hAnsi="Tahoma" w:cs="Tahoma"/>
+          <w:sz w:val="16"/>
+          <w:szCs w:val="16"/>
+        </w:rPr>
+      </w:pPr>
+      <w:r>
+        <w:rPr>
+          <w:rFonts w:ascii="Tahoma" w:hAnsi="Tahoma" w:cs="Tahoma"/>
+          <w:b/>
+          <w:bCs/>
+          <w:sz w:val="16"/>
+          <w:szCs w:val="16"/>
+        </w:rPr>
+        <w:t>Invoices</w:t>
+      </w:r>
+      <w:r>
+        <w:rPr>
+          <w:rFonts w:ascii="Tahoma" w:hAnsi="Tahoma" w:cs="Tahoma"/>
+          <w:sz w:val="16"/>
+          <w:szCs w:val="16"/>
+        </w:rPr>
+        <w:t xml:space="preserve"> - </w:t>
+      </w:r>
+      <w:proofErr w:type="spellStart"/>
+      <w:r>
+        <w:rPr>
+          <w:rFonts w:ascii="Tahoma" w:hAnsi="Tahoma" w:cs="Tahoma"/>
+          <w:sz w:val="16"/>
+          <w:szCs w:val="16"/>
+        </w:rPr>
+        <w:t>faktúry</w:t>
+      </w:r>
+      <w:proofErr w:type="spellEnd"/>
+      <w:r>
+        <w:rPr>
+          <w:rFonts w:ascii="Tahoma" w:hAnsi="Tahoma" w:cs="Tahoma"/>
+          <w:sz w:val="16"/>
+          <w:szCs w:val="16"/>
+        </w:rPr>
+        <w:t xml:space="preserve"> za event pre </w:t>
+      </w:r>
+      <w:proofErr w:type="spellStart"/>
+      <w:r>
+        <w:rPr>
+          <w:rFonts w:ascii="Tahoma" w:hAnsi="Tahoma" w:cs="Tahoma"/>
+          <w:sz w:val="16"/>
+          <w:szCs w:val="16"/>
+        </w:rPr>
+        <w:t>užívateľov</w:t>
+      </w:r>
+      <w:proofErr w:type="spellEnd"/>
+      <w:r>
+        <w:rPr>
+          <w:rFonts w:ascii="Tahoma" w:hAnsi="Tahoma" w:cs="Tahoma"/>
+          <w:sz w:val="16"/>
+          <w:szCs w:val="16"/>
+        </w:rPr>
+        <w:t xml:space="preserve">, </w:t>
+      </w:r>
+      <w:proofErr w:type="spellStart"/>
+      <w:r>
+        <w:rPr>
+          <w:rFonts w:ascii="Tahoma" w:hAnsi="Tahoma" w:cs="Tahoma"/>
+          <w:sz w:val="16"/>
+          <w:szCs w:val="16"/>
+        </w:rPr>
+        <w:t>položky</w:t>
+      </w:r>
+      <w:proofErr w:type="spellEnd"/>
+      <w:r>
+        <w:rPr>
+          <w:rFonts w:ascii="Tahoma" w:hAnsi="Tahoma" w:cs="Tahoma"/>
+          <w:sz w:val="16"/>
+          <w:szCs w:val="16"/>
+        </w:rPr>
+        <w:t xml:space="preserve"> </w:t>
+      </w:r>
+      <w:proofErr w:type="spellStart"/>
+      <w:r>
+        <w:rPr>
+          <w:rFonts w:ascii="Tahoma" w:hAnsi="Tahoma" w:cs="Tahoma"/>
+          <w:sz w:val="16"/>
+          <w:szCs w:val="16"/>
+        </w:rPr>
+        <w:t>vygenerované</w:t>
+      </w:r>
+      <w:proofErr w:type="spellEnd"/>
+      <w:r>
+        <w:rPr>
+          <w:rFonts w:ascii="Tahoma" w:hAnsi="Tahoma" w:cs="Tahoma"/>
+          <w:sz w:val="16"/>
+          <w:szCs w:val="16"/>
+        </w:rPr>
+        <w:t xml:space="preserve"> </w:t>
+      </w:r>
+      <w:proofErr w:type="spellStart"/>
+      <w:r>
+        <w:rPr>
+          <w:rFonts w:ascii="Tahoma" w:hAnsi="Tahoma" w:cs="Tahoma"/>
+          <w:sz w:val="16"/>
+          <w:szCs w:val="16"/>
+        </w:rPr>
+        <w:t>podľa</w:t>
+      </w:r>
+      <w:proofErr w:type="spellEnd"/>
+      <w:r>
+        <w:rPr>
+          <w:rFonts w:ascii="Tahoma" w:hAnsi="Tahoma" w:cs="Tahoma"/>
+          <w:sz w:val="16"/>
+          <w:szCs w:val="16"/>
+        </w:rPr>
+        <w:t xml:space="preserve"> </w:t>
+      </w:r>
+      <w:proofErr w:type="spellStart"/>
+      <w:r>
+        <w:rPr>
+          <w:rFonts w:ascii="Tahoma" w:hAnsi="Tahoma" w:cs="Tahoma"/>
+          <w:sz w:val="16"/>
+          <w:szCs w:val="16"/>
+        </w:rPr>
+        <w:t>registrácie</w:t>
+      </w:r>
+      <w:proofErr w:type="spellEnd"/>
+    </w:p>
+    <w:p>
+      <w:pPr>
+        <w:numPr>
+          <w:ilvl w:val="0"/>
+          <w:numId w:val="15"/>
+        </w:numPr>
+        <w:tabs>
+          <w:tab w:val="num" w:pos="720"/>
+        </w:tabs>
+        <w:rPr>
+          <w:rFonts w:ascii="Tahoma" w:hAnsi="Tahoma" w:cs="Tahoma"/>
+          <w:sz w:val="16"/>
+          <w:szCs w:val="16"/>
+        </w:rPr>
+      </w:pPr>
+      <w:r>
+        <w:rPr>
+          <w:rFonts w:ascii="Tahoma" w:hAnsi="Tahoma" w:cs="Tahoma"/>
+          <w:b/>
+          <w:bCs/>
+          <w:sz w:val="16"/>
+          <w:szCs w:val="16"/>
+        </w:rPr>
+        <w:t>Inventory</w:t>
+      </w:r>
+      <w:r>
+        <w:rPr>
+          <w:rFonts w:ascii="Tahoma" w:hAnsi="Tahoma" w:cs="Tahoma"/>
+          <w:sz w:val="16"/>
+          <w:szCs w:val="16"/>
+        </w:rPr>
+        <w:t xml:space="preserve"> - </w:t>
+      </w:r>
+      <w:proofErr w:type="spellStart"/>
+      <w:r>
+        <w:rPr>
+          <w:rFonts w:ascii="Tahoma" w:hAnsi="Tahoma" w:cs="Tahoma"/>
+          <w:sz w:val="16"/>
+          <w:szCs w:val="16"/>
+        </w:rPr>
+        <w:t>inventár</w:t>
+      </w:r>
+      <w:proofErr w:type="spellEnd"/>
+      <w:r>
+        <w:rPr>
+          <w:rFonts w:ascii="Tahoma" w:hAnsi="Tahoma" w:cs="Tahoma"/>
+          <w:sz w:val="16"/>
+          <w:szCs w:val="16"/>
+        </w:rPr>
+        <w:t xml:space="preserve"> </w:t>
+      </w:r>
+      <w:proofErr w:type="spellStart"/>
+      <w:r>
+        <w:rPr>
+          <w:rFonts w:ascii="Tahoma" w:hAnsi="Tahoma" w:cs="Tahoma"/>
+          <w:sz w:val="16"/>
+          <w:szCs w:val="16"/>
+        </w:rPr>
+        <w:t>patriaci</w:t>
+      </w:r>
+      <w:proofErr w:type="spellEnd"/>
+      <w:r>
+        <w:rPr>
+          <w:rFonts w:ascii="Tahoma" w:hAnsi="Tahoma" w:cs="Tahoma"/>
+          <w:sz w:val="16"/>
+          <w:szCs w:val="16"/>
+        </w:rPr>
+        <w:t xml:space="preserve"> </w:t>
+      </w:r>
+      <w:proofErr w:type="spellStart"/>
+      <w:r>
+        <w:rPr>
+          <w:rFonts w:ascii="Tahoma" w:hAnsi="Tahoma" w:cs="Tahoma"/>
+          <w:sz w:val="16"/>
+          <w:szCs w:val="16"/>
+        </w:rPr>
+        <w:t>užívateľom</w:t>
+      </w:r>
+      <w:proofErr w:type="spellEnd"/>
+      <w:r>
+        <w:rPr>
+          <w:rFonts w:ascii="Tahoma" w:hAnsi="Tahoma" w:cs="Tahoma"/>
+          <w:sz w:val="16"/>
+          <w:szCs w:val="16"/>
+        </w:rPr>
+        <w:t xml:space="preserve">, </w:t>
+      </w:r>
+      <w:proofErr w:type="spellStart"/>
+      <w:r>
+        <w:rPr>
+          <w:rFonts w:ascii="Tahoma" w:hAnsi="Tahoma" w:cs="Tahoma"/>
+          <w:sz w:val="16"/>
+          <w:szCs w:val="16"/>
+        </w:rPr>
+        <w:t>ponuka</w:t>
+      </w:r>
+      <w:proofErr w:type="spellEnd"/>
+      <w:r>
+        <w:rPr>
+          <w:rFonts w:ascii="Tahoma" w:hAnsi="Tahoma" w:cs="Tahoma"/>
+          <w:sz w:val="16"/>
+          <w:szCs w:val="16"/>
+        </w:rPr>
+        <w:t xml:space="preserve"> </w:t>
+      </w:r>
+      <w:proofErr w:type="spellStart"/>
+      <w:r>
+        <w:rPr>
+          <w:rFonts w:ascii="Tahoma" w:hAnsi="Tahoma" w:cs="Tahoma"/>
+          <w:sz w:val="16"/>
+          <w:szCs w:val="16"/>
+        </w:rPr>
+        <w:t>predajcov</w:t>
+      </w:r>
+      <w:proofErr w:type="spellEnd"/>
+      <w:r>
+        <w:rPr>
+          <w:rFonts w:ascii="Tahoma" w:hAnsi="Tahoma" w:cs="Tahoma"/>
+          <w:sz w:val="16"/>
+          <w:szCs w:val="16"/>
+        </w:rPr>
+        <w:t xml:space="preserve">, </w:t>
+      </w:r>
+      <w:proofErr w:type="spellStart"/>
+      <w:r>
+        <w:rPr>
+          <w:rFonts w:ascii="Tahoma" w:hAnsi="Tahoma" w:cs="Tahoma"/>
+          <w:sz w:val="16"/>
+          <w:szCs w:val="16"/>
+        </w:rPr>
+        <w:t>ponuka</w:t>
+      </w:r>
+      <w:proofErr w:type="spellEnd"/>
+      <w:r>
+        <w:rPr>
+          <w:rFonts w:ascii="Tahoma" w:hAnsi="Tahoma" w:cs="Tahoma"/>
+          <w:sz w:val="16"/>
+          <w:szCs w:val="16"/>
+        </w:rPr>
+        <w:t xml:space="preserve"> </w:t>
+      </w:r>
+      <w:proofErr w:type="spellStart"/>
+      <w:r>
+        <w:rPr>
+          <w:rFonts w:ascii="Tahoma" w:hAnsi="Tahoma" w:cs="Tahoma"/>
+          <w:sz w:val="16"/>
+          <w:szCs w:val="16"/>
+        </w:rPr>
+        <w:t>služieb</w:t>
+      </w:r>
+      <w:proofErr w:type="spellEnd"/>
+      <w:r>
+        <w:rPr>
+          <w:rFonts w:ascii="Tahoma" w:hAnsi="Tahoma" w:cs="Tahoma"/>
+          <w:sz w:val="16"/>
+          <w:szCs w:val="16"/>
+        </w:rPr>
+        <w:t xml:space="preserve"> v </w:t>
+      </w:r>
+      <w:proofErr w:type="spellStart"/>
+      <w:r>
+        <w:rPr>
+          <w:rFonts w:ascii="Tahoma" w:hAnsi="Tahoma" w:cs="Tahoma"/>
+          <w:sz w:val="16"/>
+          <w:szCs w:val="16"/>
+        </w:rPr>
+        <w:t>stánkoch</w:t>
+      </w:r>
+      <w:proofErr w:type="spellEnd"/>
+    </w:p>
+    <w:p>
+      <w:pPr>
+        <w:numPr>
+          <w:ilvl w:val="0"/>
+          <w:numId w:val="15"/>
+        </w:numPr>
+        <w:tabs>
+          <w:tab w:val="num" w:pos="720"/>
+        </w:tabs>
+        <w:rPr>
+          <w:rFonts w:ascii="Tahoma" w:hAnsi="Tahoma" w:cs="Tahoma"/>
+          <w:b/>
+          <w:bCs/>
+          <w:sz w:val="16"/>
+          <w:szCs w:val="16"/>
+          <w:lang w:val="pl-PL"/>
+        </w:rPr>
+      </w:pPr>
+      <w:r>
+        <w:rPr>
+          <w:rFonts w:ascii="Tahoma" w:hAnsi="Tahoma" w:cs="Tahoma"/>
+          <w:b/>
+          <w:bCs/>
+          <w:sz w:val="16"/>
+          <w:szCs w:val="16"/>
+          <w:lang w:val="pl-PL"/>
+        </w:rPr>
+        <w:t>Categories</w:t>
+      </w:r>
+      <w:r>
+        <w:rPr>
+          <w:rFonts w:ascii="Tahoma" w:hAnsi="Tahoma" w:cs="Tahoma"/>
+          <w:sz w:val="16"/>
+          <w:szCs w:val="16"/>
+          <w:lang w:val="pl-PL"/>
+        </w:rPr>
+        <w:t xml:space="preserve"> - Nastavenia kategórie predávaného tovaru, ceny za meter pre danú kategóriu</w:t>
+      </w:r>
+    </w:p>
+    <w:p>
+      <w:pPr>
+        <w:numPr>
+          <w:ilvl w:val="0"/>
+          <w:numId w:val="15"/>
+        </w:numPr>
+        <w:tabs>
+          <w:tab w:val="num" w:pos="720"/>
+        </w:tabs>
+        <w:rPr>
+          <w:rFonts w:ascii="Tahoma" w:hAnsi="Tahoma" w:cs="Tahoma"/>
+          <w:sz w:val="16"/>
+          <w:szCs w:val="16"/>
+        </w:rPr>
+      </w:pPr>
+      <w:proofErr w:type="spellStart"/>
+      <w:r>
+        <w:rPr>
+          <w:rFonts w:ascii="Tahoma" w:hAnsi="Tahoma" w:cs="Tahoma"/>
+          <w:b/>
+          <w:bCs/>
+          <w:sz w:val="16"/>
+          <w:szCs w:val="16"/>
+        </w:rPr>
+        <w:t>AccessLogs</w:t>
+      </w:r>
+      <w:proofErr w:type="spellEnd"/>
+      <w:r>
+        <w:rPr>
+          <w:rFonts w:ascii="Tahoma" w:hAnsi="Tahoma" w:cs="Tahoma"/>
+          <w:sz w:val="16"/>
+          <w:szCs w:val="16"/>
+        </w:rPr>
+        <w:t xml:space="preserve"> - logy </w:t>
+      </w:r>
+      <w:proofErr w:type="spellStart"/>
+      <w:r>
+        <w:rPr>
+          <w:rFonts w:ascii="Tahoma" w:hAnsi="Tahoma" w:cs="Tahoma"/>
+          <w:sz w:val="16"/>
+          <w:szCs w:val="16"/>
+        </w:rPr>
+        <w:t>prístupov</w:t>
+      </w:r>
+      <w:proofErr w:type="spellEnd"/>
+      <w:r>
+        <w:rPr>
+          <w:rFonts w:ascii="Tahoma" w:hAnsi="Tahoma" w:cs="Tahoma"/>
+          <w:sz w:val="16"/>
+          <w:szCs w:val="16"/>
+        </w:rPr>
+        <w:t xml:space="preserve"> </w:t>
+      </w:r>
+      <w:proofErr w:type="spellStart"/>
+      <w:r>
+        <w:rPr>
+          <w:rFonts w:ascii="Tahoma" w:hAnsi="Tahoma" w:cs="Tahoma"/>
+          <w:sz w:val="16"/>
+          <w:szCs w:val="16"/>
+        </w:rPr>
+        <w:t>užívateľov</w:t>
+      </w:r>
+      <w:proofErr w:type="spellEnd"/>
+    </w:p>
+    <w:p>
+      <w:pPr>
+        <w:numPr>
+          <w:ilvl w:val="0"/>
+          <w:numId w:val="15"/>
+        </w:numPr>
+        <w:tabs>
+          <w:tab w:val="num" w:pos="720"/>
+        </w:tabs>
+        <w:rPr>
+          <w:rFonts w:ascii="Tahoma" w:hAnsi="Tahoma" w:cs="Tahoma"/>
+          <w:sz w:val="16"/>
+          <w:szCs w:val="16"/>
+        </w:rPr>
+      </w:pPr>
+      <w:r>
+        <w:rPr>
+          <w:rFonts w:ascii="Tahoma" w:hAnsi="Tahoma" w:cs="Tahoma"/>
+          <w:b/>
+          <w:bCs/>
+          <w:sz w:val="16"/>
+          <w:szCs w:val="16"/>
+        </w:rPr>
+        <w:t>Settings</w:t>
+      </w:r>
+      <w:r>
+        <w:rPr>
+          <w:rFonts w:ascii="Tahoma" w:hAnsi="Tahoma" w:cs="Tahoma"/>
+          <w:sz w:val="16"/>
+          <w:szCs w:val="16"/>
+        </w:rPr>
+        <w:t xml:space="preserve"> - </w:t>
+      </w:r>
+      <w:proofErr w:type="spellStart"/>
+      <w:r>
+        <w:rPr>
+          <w:rFonts w:ascii="Tahoma" w:hAnsi="Tahoma" w:cs="Tahoma"/>
+          <w:sz w:val="16"/>
+          <w:szCs w:val="16"/>
+        </w:rPr>
+        <w:t>systémové</w:t>
+      </w:r>
+      <w:proofErr w:type="spellEnd"/>
+      <w:r>
+        <w:rPr>
+          <w:rFonts w:ascii="Tahoma" w:hAnsi="Tahoma" w:cs="Tahoma"/>
+          <w:sz w:val="16"/>
+          <w:szCs w:val="16"/>
+        </w:rPr>
+        <w:t xml:space="preserve"> </w:t>
+      </w:r>
+      <w:proofErr w:type="spellStart"/>
+      <w:r>
+        <w:rPr>
+          <w:rFonts w:ascii="Tahoma" w:hAnsi="Tahoma" w:cs="Tahoma"/>
+          <w:sz w:val="16"/>
+          <w:szCs w:val="16"/>
+        </w:rPr>
+        <w:t>nastavenia</w:t>
+      </w:r>
+      <w:proofErr w:type="spellEnd"/>
+      <w:r>
+        <w:rPr>
+          <w:rFonts w:ascii="Tahoma" w:hAnsi="Tahoma" w:cs="Tahoma"/>
+          <w:sz w:val="16"/>
+          <w:szCs w:val="16"/>
+        </w:rPr>
+        <w:t xml:space="preserve">, </w:t>
+      </w:r>
+      <w:proofErr w:type="spellStart"/>
+      <w:r>
+        <w:rPr>
+          <w:rFonts w:ascii="Tahoma" w:hAnsi="Tahoma" w:cs="Tahoma"/>
+          <w:sz w:val="16"/>
+          <w:szCs w:val="16"/>
+        </w:rPr>
+        <w:t>globálne</w:t>
+      </w:r>
+      <w:proofErr w:type="spellEnd"/>
+      <w:r>
+        <w:rPr>
+          <w:rFonts w:ascii="Tahoma" w:hAnsi="Tahoma" w:cs="Tahoma"/>
+          <w:sz w:val="16"/>
+          <w:szCs w:val="16"/>
+        </w:rPr>
+        <w:t xml:space="preserve"> </w:t>
+      </w:r>
+      <w:proofErr w:type="spellStart"/>
+      <w:r>
+        <w:rPr>
+          <w:rFonts w:ascii="Tahoma" w:hAnsi="Tahoma" w:cs="Tahoma"/>
+          <w:sz w:val="16"/>
+          <w:szCs w:val="16"/>
+        </w:rPr>
+        <w:t>nastavenia</w:t>
+      </w:r>
+      <w:proofErr w:type="spellEnd"/>
+    </w:p>
+    <w:p>
+      <w:pPr>
+        <w:ind w:left="720" w:firstLine="10"/>
+        <w:rPr>
+          <w:rFonts w:ascii="Tahoma" w:hAnsi="Tahoma" w:cs="Tahoma"/>
+          <w:b/>
+          <w:bCs/>
+          <w:sz w:val="16"/>
+          <w:szCs w:val="16"/>
+        </w:rPr>
+      </w:pPr>
+      <w:r>
+        <w:rPr>
+          <w:rFonts w:ascii="Tahoma" w:hAnsi="Tahoma" w:cs="Tahoma"/>
+          <w:sz w:val="16"/>
+          <w:szCs w:val="16"/>
+        </w:rPr>
+        <w:br/>
+      </w:r>
+      <w:proofErr w:type="spellStart"/>
+      <w:r>
+        <w:rPr>
+          <w:rFonts w:ascii="Tahoma" w:hAnsi="Tahoma" w:cs="Tahoma"/>
+          <w:sz w:val="16"/>
+          <w:szCs w:val="16"/>
+        </w:rPr>
+        <w:t>Kľúčové</w:t>
+      </w:r>
+      <w:proofErr w:type="spellEnd"/>
+      <w:r>
+        <w:rPr>
+          <w:rFonts w:ascii="Tahoma" w:hAnsi="Tahoma" w:cs="Tahoma"/>
+          <w:sz w:val="16"/>
+          <w:szCs w:val="16"/>
+        </w:rPr>
+        <w:t xml:space="preserve"> </w:t>
+      </w:r>
+      <w:proofErr w:type="spellStart"/>
+      <w:r>
+        <w:rPr>
+          <w:rFonts w:ascii="Tahoma" w:hAnsi="Tahoma" w:cs="Tahoma"/>
+          <w:sz w:val="16"/>
+          <w:szCs w:val="16"/>
+        </w:rPr>
+        <w:t>vzťahy</w:t>
+      </w:r>
+      <w:proofErr w:type="spellEnd"/>
+      <w:r>
+        <w:rPr>
+          <w:rFonts w:ascii="Tahoma" w:hAnsi="Tahoma" w:cs="Tahoma"/>
+          <w:sz w:val="16"/>
+          <w:szCs w:val="16"/>
+        </w:rPr>
+        <w:t>:</w:t>
+      </w:r>
+    </w:p>
+    <w:p>
+      <w:pPr>
+        <w:numPr>
+          <w:ilvl w:val="0"/>
+          <w:numId w:val="16"/>
+        </w:numPr>
+        <w:tabs>
+          <w:tab w:val="num" w:pos="720"/>
+        </w:tabs>
+        <w:rPr>
+          <w:rFonts w:ascii="Tahoma" w:hAnsi="Tahoma" w:cs="Tahoma"/>
+          <w:sz w:val="16"/>
+          <w:szCs w:val="16"/>
+        </w:rPr>
+      </w:pPr>
+      <w:r>
+        <w:rPr>
+          <w:rFonts w:ascii="Tahoma" w:hAnsi="Tahoma" w:cs="Tahoma"/>
+          <w:b/>
+          <w:bCs/>
+          <w:sz w:val="16"/>
+          <w:szCs w:val="16"/>
+        </w:rPr>
+        <w:t>Users ↔ Registrations</w:t>
+      </w:r>
+      <w:r>
+        <w:rPr>
+          <w:rFonts w:ascii="Tahoma" w:hAnsi="Tahoma" w:cs="Tahoma"/>
+          <w:sz w:val="16"/>
+          <w:szCs w:val="16"/>
+        </w:rPr>
+        <w:t xml:space="preserve"> (1:N) - </w:t>
+      </w:r>
+      <w:proofErr w:type="spellStart"/>
+      <w:r>
+        <w:rPr>
+          <w:rFonts w:ascii="Tahoma" w:hAnsi="Tahoma" w:cs="Tahoma"/>
+          <w:sz w:val="16"/>
+          <w:szCs w:val="16"/>
+        </w:rPr>
+        <w:t>užívateľ</w:t>
+      </w:r>
+      <w:proofErr w:type="spellEnd"/>
+      <w:r>
+        <w:rPr>
+          <w:rFonts w:ascii="Tahoma" w:hAnsi="Tahoma" w:cs="Tahoma"/>
+          <w:sz w:val="16"/>
+          <w:szCs w:val="16"/>
+        </w:rPr>
+        <w:t xml:space="preserve"> </w:t>
+      </w:r>
+      <w:proofErr w:type="spellStart"/>
+      <w:r>
+        <w:rPr>
+          <w:rFonts w:ascii="Tahoma" w:hAnsi="Tahoma" w:cs="Tahoma"/>
+          <w:sz w:val="16"/>
+          <w:szCs w:val="16"/>
+        </w:rPr>
+        <w:t>môže</w:t>
+      </w:r>
+      <w:proofErr w:type="spellEnd"/>
+      <w:r>
+        <w:rPr>
+          <w:rFonts w:ascii="Tahoma" w:hAnsi="Tahoma" w:cs="Tahoma"/>
+          <w:sz w:val="16"/>
+          <w:szCs w:val="16"/>
+        </w:rPr>
+        <w:t xml:space="preserve"> </w:t>
+      </w:r>
+      <w:proofErr w:type="spellStart"/>
+      <w:r>
+        <w:rPr>
+          <w:rFonts w:ascii="Tahoma" w:hAnsi="Tahoma" w:cs="Tahoma"/>
+          <w:sz w:val="16"/>
+          <w:szCs w:val="16"/>
+        </w:rPr>
+        <w:t>mať</w:t>
+      </w:r>
+      <w:proofErr w:type="spellEnd"/>
+      <w:r>
+        <w:rPr>
+          <w:rFonts w:ascii="Tahoma" w:hAnsi="Tahoma" w:cs="Tahoma"/>
+          <w:sz w:val="16"/>
+          <w:szCs w:val="16"/>
+        </w:rPr>
+        <w:t xml:space="preserve"> </w:t>
+      </w:r>
+      <w:proofErr w:type="spellStart"/>
+      <w:r>
+        <w:rPr>
+          <w:rFonts w:ascii="Tahoma" w:hAnsi="Tahoma" w:cs="Tahoma"/>
+          <w:sz w:val="16"/>
+          <w:szCs w:val="16"/>
+        </w:rPr>
+        <w:t>viac</w:t>
+      </w:r>
+      <w:proofErr w:type="spellEnd"/>
+      <w:r>
+        <w:rPr>
+          <w:rFonts w:ascii="Tahoma" w:hAnsi="Tahoma" w:cs="Tahoma"/>
+          <w:sz w:val="16"/>
+          <w:szCs w:val="16"/>
+        </w:rPr>
+        <w:t xml:space="preserve"> </w:t>
+      </w:r>
+      <w:proofErr w:type="spellStart"/>
+      <w:r>
+        <w:rPr>
+          <w:rFonts w:ascii="Tahoma" w:hAnsi="Tahoma" w:cs="Tahoma"/>
+          <w:sz w:val="16"/>
+          <w:szCs w:val="16"/>
+        </w:rPr>
+        <w:t>prihlášok</w:t>
+      </w:r>
+      <w:proofErr w:type="spellEnd"/>
+      <w:r>
+        <w:rPr>
+          <w:rFonts w:ascii="Tahoma" w:hAnsi="Tahoma" w:cs="Tahoma"/>
+          <w:sz w:val="16"/>
+          <w:szCs w:val="16"/>
+        </w:rPr>
+        <w:t xml:space="preserve"> </w:t>
+      </w:r>
+      <w:proofErr w:type="spellStart"/>
+      <w:r>
+        <w:rPr>
+          <w:rFonts w:ascii="Tahoma" w:hAnsi="Tahoma" w:cs="Tahoma"/>
+          <w:sz w:val="16"/>
+          <w:szCs w:val="16"/>
+        </w:rPr>
+        <w:t>na</w:t>
+      </w:r>
+      <w:proofErr w:type="spellEnd"/>
+      <w:r>
+        <w:rPr>
+          <w:rFonts w:ascii="Tahoma" w:hAnsi="Tahoma" w:cs="Tahoma"/>
+          <w:sz w:val="16"/>
+          <w:szCs w:val="16"/>
+        </w:rPr>
+        <w:t xml:space="preserve"> 1. </w:t>
+      </w:r>
+      <w:proofErr w:type="spellStart"/>
+      <w:r>
+        <w:rPr>
+          <w:rFonts w:ascii="Tahoma" w:hAnsi="Tahoma" w:cs="Tahoma"/>
+          <w:sz w:val="16"/>
+          <w:szCs w:val="16"/>
+        </w:rPr>
+        <w:t>Jarmok</w:t>
+      </w:r>
+      <w:proofErr w:type="spellEnd"/>
+      <w:r>
+        <w:rPr>
+          <w:rFonts w:ascii="Tahoma" w:hAnsi="Tahoma" w:cs="Tahoma"/>
+          <w:sz w:val="16"/>
+          <w:szCs w:val="16"/>
+        </w:rPr>
+        <w:t xml:space="preserve"> (maximum </w:t>
+      </w:r>
+      <w:proofErr w:type="spellStart"/>
+      <w:r>
+        <w:rPr>
+          <w:rFonts w:ascii="Tahoma" w:hAnsi="Tahoma" w:cs="Tahoma"/>
+          <w:sz w:val="16"/>
+          <w:szCs w:val="16"/>
+        </w:rPr>
+        <w:t>definované</w:t>
+      </w:r>
+      <w:proofErr w:type="spellEnd"/>
+      <w:r>
+        <w:rPr>
+          <w:rFonts w:ascii="Tahoma" w:hAnsi="Tahoma" w:cs="Tahoma"/>
+          <w:sz w:val="16"/>
+          <w:szCs w:val="16"/>
+        </w:rPr>
+        <w:t xml:space="preserve"> v Settings)</w:t>
+      </w:r>
+    </w:p>
+    <w:p>
+      <w:pPr>
+        <w:numPr>
+          <w:ilvl w:val="0"/>
+          <w:numId w:val="16"/>
+        </w:numPr>
+        <w:tabs>
+          <w:tab w:val="num" w:pos="720"/>
+        </w:tabs>
+        <w:rPr>
+          <w:rFonts w:ascii="Tahoma" w:hAnsi="Tahoma" w:cs="Tahoma"/>
+          <w:sz w:val="16"/>
+          <w:szCs w:val="16"/>
+        </w:rPr>
+      </w:pPr>
+      <w:r>
+        <w:rPr>
+          <w:rFonts w:ascii="Tahoma" w:hAnsi="Tahoma" w:cs="Tahoma"/>
+          <w:b/>
+          <w:bCs/>
+          <w:sz w:val="16"/>
+          <w:szCs w:val="16"/>
+        </w:rPr>
+        <w:t>Users ↔ Invoices</w:t>
+      </w:r>
+      <w:r>
+        <w:rPr>
+          <w:rFonts w:ascii="Tahoma" w:hAnsi="Tahoma" w:cs="Tahoma"/>
+          <w:sz w:val="16"/>
+          <w:szCs w:val="16"/>
+        </w:rPr>
+        <w:t xml:space="preserve"> (1:N) - </w:t>
+      </w:r>
+      <w:proofErr w:type="spellStart"/>
+      <w:r>
+        <w:rPr>
+          <w:rFonts w:ascii="Tahoma" w:hAnsi="Tahoma" w:cs="Tahoma"/>
+          <w:sz w:val="16"/>
+          <w:szCs w:val="16"/>
+        </w:rPr>
+        <w:t>užívateľ</w:t>
+      </w:r>
+      <w:proofErr w:type="spellEnd"/>
+      <w:r>
+        <w:rPr>
+          <w:rFonts w:ascii="Tahoma" w:hAnsi="Tahoma" w:cs="Tahoma"/>
+          <w:sz w:val="16"/>
+          <w:szCs w:val="16"/>
+        </w:rPr>
+        <w:t xml:space="preserve"> </w:t>
+      </w:r>
+      <w:proofErr w:type="spellStart"/>
+      <w:r>
+        <w:rPr>
+          <w:rFonts w:ascii="Tahoma" w:hAnsi="Tahoma" w:cs="Tahoma"/>
+          <w:sz w:val="16"/>
+          <w:szCs w:val="16"/>
+        </w:rPr>
+        <w:t>môže</w:t>
+      </w:r>
+      <w:proofErr w:type="spellEnd"/>
+      <w:r>
+        <w:rPr>
+          <w:rFonts w:ascii="Tahoma" w:hAnsi="Tahoma" w:cs="Tahoma"/>
+          <w:sz w:val="16"/>
+          <w:szCs w:val="16"/>
+        </w:rPr>
+        <w:t xml:space="preserve"> </w:t>
+      </w:r>
+      <w:proofErr w:type="spellStart"/>
+      <w:r>
+        <w:rPr>
+          <w:rFonts w:ascii="Tahoma" w:hAnsi="Tahoma" w:cs="Tahoma"/>
+          <w:sz w:val="16"/>
+          <w:szCs w:val="16"/>
+        </w:rPr>
+        <w:t>mať</w:t>
+      </w:r>
+      <w:proofErr w:type="spellEnd"/>
+      <w:r>
+        <w:rPr>
+          <w:rFonts w:ascii="Tahoma" w:hAnsi="Tahoma" w:cs="Tahoma"/>
+          <w:sz w:val="16"/>
+          <w:szCs w:val="16"/>
+        </w:rPr>
+        <w:t xml:space="preserve"> </w:t>
+      </w:r>
+      <w:proofErr w:type="spellStart"/>
+      <w:r>
+        <w:rPr>
+          <w:rFonts w:ascii="Tahoma" w:hAnsi="Tahoma" w:cs="Tahoma"/>
+          <w:sz w:val="16"/>
+          <w:szCs w:val="16"/>
+        </w:rPr>
+        <w:t>viac</w:t>
+      </w:r>
+      <w:proofErr w:type="spellEnd"/>
+      <w:r>
+        <w:rPr>
+          <w:rFonts w:ascii="Tahoma" w:hAnsi="Tahoma" w:cs="Tahoma"/>
+          <w:sz w:val="16"/>
+          <w:szCs w:val="16"/>
+        </w:rPr>
+        <w:t xml:space="preserve"> </w:t>
+      </w:r>
+      <w:proofErr w:type="spellStart"/>
+      <w:r>
+        <w:rPr>
+          <w:rFonts w:ascii="Tahoma" w:hAnsi="Tahoma" w:cs="Tahoma"/>
+          <w:sz w:val="16"/>
+          <w:szCs w:val="16"/>
+        </w:rPr>
+        <w:t>faktúr</w:t>
+      </w:r>
+      <w:proofErr w:type="spellEnd"/>
+    </w:p>
+    <w:p>
+      <w:pPr>
+        <w:numPr>
+          <w:ilvl w:val="0"/>
+          <w:numId w:val="16"/>
+        </w:numPr>
+        <w:tabs>
+          <w:tab w:val="num" w:pos="720"/>
+        </w:tabs>
+        <w:rPr>
+          <w:rFonts w:ascii="Tahoma" w:hAnsi="Tahoma" w:cs="Tahoma"/>
+          <w:sz w:val="16"/>
+          <w:szCs w:val="16"/>
+        </w:rPr>
+      </w:pPr>
+      <w:r>
+        <w:rPr>
+          <w:rFonts w:ascii="Tahoma" w:hAnsi="Tahoma" w:cs="Tahoma"/>
+          <w:b/>
+          <w:bCs/>
+          <w:sz w:val="16"/>
+          <w:szCs w:val="16"/>
+        </w:rPr>
+        <w:t>Events</w:t>
+      </w:r>
+      <w:r>
+        <w:rPr>
+          <w:rFonts w:ascii="Tahoma" w:hAnsi="Tahoma" w:cs="Tahoma"/>
+          <w:sz w:val="16"/>
+          <w:szCs w:val="16"/>
+        </w:rPr>
+        <w:t xml:space="preserve"> </w:t>
+      </w:r>
+      <w:r>
+        <w:rPr>
+          <w:rFonts w:ascii="Tahoma" w:hAnsi="Tahoma" w:cs="Tahoma"/>
+          <w:b/>
+          <w:bCs/>
+          <w:sz w:val="16"/>
+          <w:szCs w:val="16"/>
+        </w:rPr>
+        <w:t xml:space="preserve">↔ Maps </w:t>
+      </w:r>
+      <w:r>
+        <w:rPr>
+          <w:rFonts w:ascii="Tahoma" w:hAnsi="Tahoma" w:cs="Tahoma"/>
+          <w:sz w:val="16"/>
+          <w:szCs w:val="16"/>
+        </w:rPr>
+        <w:t xml:space="preserve">(1:1) - </w:t>
+      </w:r>
+      <w:proofErr w:type="spellStart"/>
+      <w:r>
+        <w:rPr>
+          <w:rFonts w:ascii="Tahoma" w:hAnsi="Tahoma" w:cs="Tahoma"/>
+          <w:sz w:val="16"/>
+          <w:szCs w:val="16"/>
+        </w:rPr>
+        <w:t>Jarmok</w:t>
+      </w:r>
+      <w:proofErr w:type="spellEnd"/>
+      <w:r>
+        <w:rPr>
+          <w:rFonts w:ascii="Tahoma" w:hAnsi="Tahoma" w:cs="Tahoma"/>
+          <w:sz w:val="16"/>
+          <w:szCs w:val="16"/>
+        </w:rPr>
+        <w:t xml:space="preserve"> </w:t>
+      </w:r>
+      <w:proofErr w:type="spellStart"/>
+      <w:r>
+        <w:rPr>
+          <w:rFonts w:ascii="Tahoma" w:hAnsi="Tahoma" w:cs="Tahoma"/>
+          <w:sz w:val="16"/>
+          <w:szCs w:val="16"/>
+        </w:rPr>
+        <w:t>má</w:t>
+      </w:r>
+      <w:proofErr w:type="spellEnd"/>
+      <w:r>
+        <w:rPr>
+          <w:rFonts w:ascii="Tahoma" w:hAnsi="Tahoma" w:cs="Tahoma"/>
+          <w:sz w:val="16"/>
+          <w:szCs w:val="16"/>
+        </w:rPr>
+        <w:t xml:space="preserve"> </w:t>
+      </w:r>
+      <w:proofErr w:type="spellStart"/>
+      <w:r>
+        <w:rPr>
+          <w:rFonts w:ascii="Tahoma" w:hAnsi="Tahoma" w:cs="Tahoma"/>
+          <w:sz w:val="16"/>
+          <w:szCs w:val="16"/>
+        </w:rPr>
+        <w:t>práve</w:t>
+      </w:r>
+      <w:proofErr w:type="spellEnd"/>
+      <w:r>
+        <w:rPr>
+          <w:rFonts w:ascii="Tahoma" w:hAnsi="Tahoma" w:cs="Tahoma"/>
+          <w:sz w:val="16"/>
+          <w:szCs w:val="16"/>
+        </w:rPr>
+        <w:t xml:space="preserve"> </w:t>
+      </w:r>
+      <w:proofErr w:type="spellStart"/>
+      <w:r>
+        <w:rPr>
+          <w:rFonts w:ascii="Tahoma" w:hAnsi="Tahoma" w:cs="Tahoma"/>
+          <w:sz w:val="16"/>
+          <w:szCs w:val="16"/>
+        </w:rPr>
+        <w:t>jednu</w:t>
+      </w:r>
+      <w:proofErr w:type="spellEnd"/>
+      <w:r>
+        <w:rPr>
+          <w:rFonts w:ascii="Tahoma" w:hAnsi="Tahoma" w:cs="Tahoma"/>
+          <w:sz w:val="16"/>
+          <w:szCs w:val="16"/>
+        </w:rPr>
+        <w:t xml:space="preserve"> </w:t>
+      </w:r>
+      <w:proofErr w:type="spellStart"/>
+      <w:r>
+        <w:rPr>
+          <w:rFonts w:ascii="Tahoma" w:hAnsi="Tahoma" w:cs="Tahoma"/>
+          <w:sz w:val="16"/>
+          <w:szCs w:val="16"/>
+        </w:rPr>
+        <w:t>mapu</w:t>
+      </w:r>
+      <w:proofErr w:type="spellEnd"/>
+    </w:p>
+    <w:p>
+      <w:pPr>
+        <w:numPr>
+          <w:ilvl w:val="0"/>
+          <w:numId w:val="16"/>
+        </w:numPr>
+        <w:tabs>
+          <w:tab w:val="num" w:pos="720"/>
+        </w:tabs>
+        <w:rPr>
+          <w:rFonts w:ascii="Tahoma" w:hAnsi="Tahoma" w:cs="Tahoma"/>
+          <w:sz w:val="16"/>
+          <w:szCs w:val="16"/>
+        </w:rPr>
+      </w:pPr>
+      <w:r>
+        <w:rPr>
+          <w:rFonts w:ascii="Tahoma" w:hAnsi="Tahoma" w:cs="Tahoma"/>
+          <w:b/>
+          <w:bCs/>
+          <w:sz w:val="16"/>
+          <w:szCs w:val="16"/>
+        </w:rPr>
+        <w:t>Maps ↔ Areas</w:t>
+      </w:r>
+      <w:r>
+        <w:rPr>
+          <w:rFonts w:ascii="Tahoma" w:hAnsi="Tahoma" w:cs="Tahoma"/>
+          <w:sz w:val="16"/>
+          <w:szCs w:val="16"/>
+        </w:rPr>
+        <w:t xml:space="preserve"> (1:N) - </w:t>
+      </w:r>
+      <w:proofErr w:type="spellStart"/>
+      <w:r>
+        <w:rPr>
+          <w:rFonts w:ascii="Tahoma" w:hAnsi="Tahoma" w:cs="Tahoma"/>
+          <w:sz w:val="16"/>
+          <w:szCs w:val="16"/>
+        </w:rPr>
+        <w:t>mapa</w:t>
+      </w:r>
+      <w:proofErr w:type="spellEnd"/>
+      <w:r>
+        <w:rPr>
+          <w:rFonts w:ascii="Tahoma" w:hAnsi="Tahoma" w:cs="Tahoma"/>
+          <w:sz w:val="16"/>
+          <w:szCs w:val="16"/>
+        </w:rPr>
+        <w:t xml:space="preserve"> </w:t>
+      </w:r>
+      <w:proofErr w:type="spellStart"/>
+      <w:r>
+        <w:rPr>
+          <w:rFonts w:ascii="Tahoma" w:hAnsi="Tahoma" w:cs="Tahoma"/>
+          <w:sz w:val="16"/>
+          <w:szCs w:val="16"/>
+        </w:rPr>
+        <w:t>môže</w:t>
+      </w:r>
+      <w:proofErr w:type="spellEnd"/>
+      <w:r>
+        <w:rPr>
+          <w:rFonts w:ascii="Tahoma" w:hAnsi="Tahoma" w:cs="Tahoma"/>
+          <w:sz w:val="16"/>
+          <w:szCs w:val="16"/>
+        </w:rPr>
+        <w:t xml:space="preserve"> </w:t>
+      </w:r>
+      <w:proofErr w:type="spellStart"/>
+      <w:r>
+        <w:rPr>
+          <w:rFonts w:ascii="Tahoma" w:hAnsi="Tahoma" w:cs="Tahoma"/>
+          <w:sz w:val="16"/>
+          <w:szCs w:val="16"/>
+        </w:rPr>
+        <w:t>obsahovať</w:t>
+      </w:r>
+      <w:proofErr w:type="spellEnd"/>
+      <w:r>
+        <w:rPr>
+          <w:rFonts w:ascii="Tahoma" w:hAnsi="Tahoma" w:cs="Tahoma"/>
+          <w:sz w:val="16"/>
+          <w:szCs w:val="16"/>
+        </w:rPr>
+        <w:t xml:space="preserve"> </w:t>
+      </w:r>
+      <w:proofErr w:type="spellStart"/>
+      <w:r>
+        <w:rPr>
+          <w:rFonts w:ascii="Tahoma" w:hAnsi="Tahoma" w:cs="Tahoma"/>
+          <w:sz w:val="16"/>
+          <w:szCs w:val="16"/>
+        </w:rPr>
+        <w:t>viac</w:t>
+      </w:r>
+      <w:proofErr w:type="spellEnd"/>
+      <w:r>
+        <w:rPr>
+          <w:rFonts w:ascii="Tahoma" w:hAnsi="Tahoma" w:cs="Tahoma"/>
+          <w:sz w:val="16"/>
+          <w:szCs w:val="16"/>
+        </w:rPr>
+        <w:t xml:space="preserve"> </w:t>
+      </w:r>
+      <w:proofErr w:type="spellStart"/>
+      <w:r>
+        <w:rPr>
+          <w:rFonts w:ascii="Tahoma" w:hAnsi="Tahoma" w:cs="Tahoma"/>
+          <w:sz w:val="16"/>
+          <w:szCs w:val="16"/>
+        </w:rPr>
+        <w:t>oblastí</w:t>
+      </w:r>
+      <w:proofErr w:type="spellEnd"/>
+    </w:p>
+    <w:p>
+      <w:pPr>
+        <w:numPr>
+          <w:ilvl w:val="0"/>
+          <w:numId w:val="16"/>
+        </w:numPr>
+        <w:rPr>
+          <w:rFonts w:ascii="Tahoma" w:hAnsi="Tahoma" w:cs="Tahoma"/>
+          <w:sz w:val="16"/>
+          <w:szCs w:val="16"/>
+        </w:rPr>
+      </w:pPr>
+      <w:r>
+        <w:rPr>
+          <w:rFonts w:ascii="Tahoma" w:hAnsi="Tahoma" w:cs="Tahoma"/>
+          <w:b/>
+          <w:bCs/>
+          <w:sz w:val="16"/>
+          <w:szCs w:val="16"/>
+        </w:rPr>
+        <w:t xml:space="preserve">Users ↔ </w:t>
+      </w:r>
+      <w:r>
+        <w:rPr>
+          <w:rFonts w:ascii="Tahoma" w:hAnsi="Tahoma" w:cs="Tahoma"/>
+          <w:b/>
+          <w:bCs/>
+          <w:sz w:val="16"/>
+          <w:szCs w:val="16"/>
+        </w:rPr>
+        <w:t>Public-Profile</w:t>
+      </w:r>
+      <w:r>
+        <w:rPr>
+          <w:rFonts w:ascii="Tahoma" w:hAnsi="Tahoma" w:cs="Tahoma"/>
+          <w:sz w:val="16"/>
+          <w:szCs w:val="16"/>
+        </w:rPr>
+        <w:t xml:space="preserve"> (1:</w:t>
+      </w:r>
+      <w:r>
+        <w:rPr>
+          <w:rFonts w:ascii="Tahoma" w:hAnsi="Tahoma" w:cs="Tahoma"/>
+          <w:sz w:val="16"/>
+          <w:szCs w:val="16"/>
+        </w:rPr>
+        <w:t>1</w:t>
+      </w:r>
+      <w:r>
+        <w:rPr>
+          <w:rFonts w:ascii="Tahoma" w:hAnsi="Tahoma" w:cs="Tahoma"/>
+          <w:sz w:val="16"/>
+          <w:szCs w:val="16"/>
+        </w:rPr>
+        <w:t xml:space="preserve">) - </w:t>
+      </w:r>
+      <w:proofErr w:type="spellStart"/>
+      <w:r>
+        <w:rPr>
+          <w:rFonts w:ascii="Tahoma" w:hAnsi="Tahoma" w:cs="Tahoma"/>
+          <w:sz w:val="16"/>
+          <w:szCs w:val="16"/>
+        </w:rPr>
+        <w:t>užívateľ</w:t>
+      </w:r>
+      <w:proofErr w:type="spellEnd"/>
+      <w:r>
+        <w:rPr>
+          <w:rFonts w:ascii="Tahoma" w:hAnsi="Tahoma" w:cs="Tahoma"/>
+          <w:sz w:val="16"/>
+          <w:szCs w:val="16"/>
+        </w:rPr>
+        <w:t xml:space="preserve"> </w:t>
+      </w:r>
+      <w:proofErr w:type="spellStart"/>
+      <w:r>
+        <w:rPr>
+          <w:rFonts w:ascii="Tahoma" w:hAnsi="Tahoma" w:cs="Tahoma"/>
+          <w:sz w:val="16"/>
+          <w:szCs w:val="16"/>
+        </w:rPr>
+        <w:t>môže</w:t>
+      </w:r>
+      <w:proofErr w:type="spellEnd"/>
+      <w:r>
+        <w:rPr>
+          <w:rFonts w:ascii="Tahoma" w:hAnsi="Tahoma" w:cs="Tahoma"/>
+          <w:sz w:val="16"/>
+          <w:szCs w:val="16"/>
+        </w:rPr>
+        <w:t xml:space="preserve"> </w:t>
+      </w:r>
+      <w:proofErr w:type="spellStart"/>
+      <w:r>
+        <w:rPr>
+          <w:rFonts w:ascii="Tahoma" w:hAnsi="Tahoma" w:cs="Tahoma"/>
+          <w:sz w:val="16"/>
+          <w:szCs w:val="16"/>
+        </w:rPr>
+        <w:t>mať</w:t>
+      </w:r>
+      <w:proofErr w:type="spellEnd"/>
+      <w:r>
+        <w:rPr>
+          <w:rFonts w:ascii="Tahoma" w:hAnsi="Tahoma" w:cs="Tahoma"/>
+          <w:sz w:val="16"/>
+          <w:szCs w:val="16"/>
+        </w:rPr>
+        <w:t xml:space="preserve"> </w:t>
+      </w:r>
+      <w:proofErr w:type="spellStart"/>
+      <w:r>
+        <w:rPr>
+          <w:rFonts w:ascii="Tahoma" w:hAnsi="Tahoma" w:cs="Tahoma"/>
+          <w:sz w:val="16"/>
+          <w:szCs w:val="16"/>
+        </w:rPr>
+        <w:t>len</w:t>
+      </w:r>
+      <w:proofErr w:type="spellEnd"/>
+      <w:r>
+        <w:rPr>
+          <w:rFonts w:ascii="Tahoma" w:hAnsi="Tahoma" w:cs="Tahoma"/>
+          <w:sz w:val="16"/>
+          <w:szCs w:val="16"/>
+        </w:rPr>
+        <w:t xml:space="preserve"> </w:t>
+      </w:r>
+      <w:proofErr w:type="spellStart"/>
+      <w:r>
+        <w:rPr>
+          <w:rFonts w:ascii="Tahoma" w:hAnsi="Tahoma" w:cs="Tahoma"/>
+          <w:sz w:val="16"/>
+          <w:szCs w:val="16"/>
+        </w:rPr>
+        <w:t>jeden</w:t>
+      </w:r>
+      <w:proofErr w:type="spellEnd"/>
+      <w:r>
+        <w:rPr>
+          <w:rFonts w:ascii="Tahoma" w:hAnsi="Tahoma" w:cs="Tahoma"/>
+          <w:sz w:val="16"/>
+          <w:szCs w:val="16"/>
+        </w:rPr>
+        <w:t xml:space="preserve"> </w:t>
+      </w:r>
+      <w:proofErr w:type="spellStart"/>
+      <w:r>
+        <w:rPr>
+          <w:rFonts w:ascii="Tahoma" w:hAnsi="Tahoma" w:cs="Tahoma"/>
+          <w:sz w:val="16"/>
+          <w:szCs w:val="16"/>
+        </w:rPr>
+        <w:t>verejn</w:t>
+      </w:r>
+      <w:proofErr w:type="spellEnd"/>
+      <w:r>
+        <w:rPr>
+          <w:rFonts w:ascii="Tahoma" w:hAnsi="Tahoma" w:cs="Tahoma"/>
+          <w:sz w:val="16"/>
+          <w:szCs w:val="16"/>
+          <w:lang w:val="sk-SK"/>
+        </w:rPr>
+        <w:t>ý profil</w:t>
+      </w:r>
+    </w:p>
+    <w:p>
+      <w:pPr>
+        <w:numPr>
+          <w:ilvl w:val="0"/>
+          <w:numId w:val="16"/>
+        </w:numPr>
+        <w:rPr>
+          <w:rFonts w:ascii="Tahoma" w:hAnsi="Tahoma" w:cs="Tahoma"/>
+          <w:sz w:val="16"/>
+          <w:szCs w:val="16"/>
+        </w:rPr>
+      </w:pPr>
+      <w:r>
+        <w:rPr>
+          <w:rFonts w:ascii="Tahoma" w:hAnsi="Tahoma" w:cs="Tahoma"/>
+          <w:b/>
+          <w:bCs/>
+          <w:sz w:val="16"/>
+          <w:szCs w:val="16"/>
+        </w:rPr>
+        <w:t xml:space="preserve">Users ↔ </w:t>
+      </w:r>
+      <w:proofErr w:type="spellStart"/>
+      <w:r>
+        <w:rPr>
+          <w:rFonts w:ascii="Tahoma" w:hAnsi="Tahoma" w:cs="Tahoma"/>
+          <w:b/>
+          <w:bCs/>
+          <w:sz w:val="16"/>
+          <w:szCs w:val="16"/>
+        </w:rPr>
+        <w:t>AccessLogs</w:t>
+      </w:r>
+      <w:proofErr w:type="spellEnd"/>
+      <w:r>
+        <w:rPr>
+          <w:rFonts w:ascii="Tahoma" w:hAnsi="Tahoma" w:cs="Tahoma"/>
+          <w:sz w:val="16"/>
+          <w:szCs w:val="16"/>
+        </w:rPr>
+        <w:t xml:space="preserve"> (1:N) - </w:t>
+      </w:r>
+      <w:proofErr w:type="spellStart"/>
+      <w:r>
+        <w:rPr>
+          <w:rFonts w:ascii="Tahoma" w:hAnsi="Tahoma" w:cs="Tahoma"/>
+          <w:sz w:val="16"/>
+          <w:szCs w:val="16"/>
+        </w:rPr>
+        <w:t>užívateľ</w:t>
+      </w:r>
+      <w:proofErr w:type="spellEnd"/>
+      <w:r>
+        <w:rPr>
+          <w:rFonts w:ascii="Tahoma" w:hAnsi="Tahoma" w:cs="Tahoma"/>
+          <w:sz w:val="16"/>
+          <w:szCs w:val="16"/>
+        </w:rPr>
+        <w:t xml:space="preserve"> </w:t>
+      </w:r>
+      <w:proofErr w:type="spellStart"/>
+      <w:r>
+        <w:rPr>
+          <w:rFonts w:ascii="Tahoma" w:hAnsi="Tahoma" w:cs="Tahoma"/>
+          <w:sz w:val="16"/>
+          <w:szCs w:val="16"/>
+        </w:rPr>
+        <w:t>môže</w:t>
+      </w:r>
+      <w:proofErr w:type="spellEnd"/>
+      <w:r>
+        <w:rPr>
+          <w:rFonts w:ascii="Tahoma" w:hAnsi="Tahoma" w:cs="Tahoma"/>
+          <w:sz w:val="16"/>
+          <w:szCs w:val="16"/>
+        </w:rPr>
+        <w:t xml:space="preserve"> </w:t>
+      </w:r>
+      <w:proofErr w:type="spellStart"/>
+      <w:r>
+        <w:rPr>
+          <w:rFonts w:ascii="Tahoma" w:hAnsi="Tahoma" w:cs="Tahoma"/>
+          <w:sz w:val="16"/>
+          <w:szCs w:val="16"/>
+        </w:rPr>
+        <w:t>mať</w:t>
+      </w:r>
+      <w:proofErr w:type="spellEnd"/>
+      <w:r>
+        <w:rPr>
+          <w:rFonts w:ascii="Tahoma" w:hAnsi="Tahoma" w:cs="Tahoma"/>
+          <w:sz w:val="16"/>
+          <w:szCs w:val="16"/>
+        </w:rPr>
+        <w:t xml:space="preserve"> </w:t>
+      </w:r>
+      <w:proofErr w:type="spellStart"/>
+      <w:r>
+        <w:rPr>
+          <w:rFonts w:ascii="Tahoma" w:hAnsi="Tahoma" w:cs="Tahoma"/>
+          <w:sz w:val="16"/>
+          <w:szCs w:val="16"/>
+        </w:rPr>
+        <w:t>viac</w:t>
+      </w:r>
+      <w:proofErr w:type="spellEnd"/>
+      <w:r>
+        <w:rPr>
+          <w:rFonts w:ascii="Tahoma" w:hAnsi="Tahoma" w:cs="Tahoma"/>
+          <w:sz w:val="16"/>
+          <w:szCs w:val="16"/>
+        </w:rPr>
+        <w:t xml:space="preserve"> </w:t>
+      </w:r>
+      <w:proofErr w:type="spellStart"/>
+      <w:r>
+        <w:rPr>
+          <w:rFonts w:ascii="Tahoma" w:hAnsi="Tahoma" w:cs="Tahoma"/>
+          <w:sz w:val="16"/>
+          <w:szCs w:val="16"/>
+        </w:rPr>
+        <w:t>záznamov</w:t>
+      </w:r>
+      <w:proofErr w:type="spellEnd"/>
+      <w:r>
+        <w:rPr>
+          <w:rFonts w:ascii="Tahoma" w:hAnsi="Tahoma" w:cs="Tahoma"/>
+          <w:sz w:val="16"/>
+          <w:szCs w:val="16"/>
+        </w:rPr>
+        <w:t xml:space="preserve"> o </w:t>
+      </w:r>
+      <w:proofErr w:type="spellStart"/>
+      <w:r>
+        <w:rPr>
+          <w:rFonts w:ascii="Tahoma" w:hAnsi="Tahoma" w:cs="Tahoma"/>
+          <w:sz w:val="16"/>
+          <w:szCs w:val="16"/>
+        </w:rPr>
+        <w:t>minulom</w:t>
+      </w:r>
+      <w:proofErr w:type="spellEnd"/>
+      <w:r>
+        <w:rPr>
+          <w:rFonts w:ascii="Tahoma" w:hAnsi="Tahoma" w:cs="Tahoma"/>
+          <w:sz w:val="16"/>
+          <w:szCs w:val="16"/>
+        </w:rPr>
+        <w:t xml:space="preserve"> </w:t>
+      </w:r>
+      <w:proofErr w:type="spellStart"/>
+      <w:r>
+        <w:rPr>
+          <w:rFonts w:ascii="Tahoma" w:hAnsi="Tahoma" w:cs="Tahoma"/>
+          <w:sz w:val="16"/>
+          <w:szCs w:val="16"/>
+        </w:rPr>
+        <w:t>prístupe</w:t>
+      </w:r>
+      <w:proofErr w:type="spellEnd"/>
+      <w:r>
+        <w:rPr>
+          <w:rFonts w:ascii="Tahoma" w:hAnsi="Tahoma" w:cs="Tahoma"/>
+          <w:color w:val="FF0000"/>
+          <w:sz w:val="16"/>
+          <w:szCs w:val="16"/>
+        </w:rPr>
+        <w:br/>
+      </w:r>
+    </w:p>
+    <w:p>
+      <w:pPr>
+        <w:numPr>
+          <w:ilvl w:val="0"/>
+          <w:numId w:val="16"/>
+        </w:numPr>
+        <w:rPr>
+          <w:rFonts w:ascii="Tahoma" w:hAnsi="Tahoma" w:cs="Tahoma"/>
+          <w:sz w:val="16"/>
+          <w:szCs w:val="16"/>
+        </w:rPr>
+      </w:pPr>
+      <w:r>
+        <w:rPr>
+          <w:rFonts w:ascii="Tahoma" w:hAnsi="Tahoma" w:cs="Tahoma"/>
+          <w:color w:val="FF0000"/>
+          <w:sz w:val="16"/>
+          <w:szCs w:val="16"/>
+        </w:rPr>
+        <w:t xml:space="preserve">TODO: </w:t>
+      </w:r>
+      <w:proofErr w:type="spellStart"/>
+      <w:r>
+        <w:rPr>
+          <w:rFonts w:ascii="Tahoma" w:hAnsi="Tahoma" w:cs="Tahoma"/>
+          <w:color w:val="FF0000"/>
+          <w:sz w:val="16"/>
+          <w:szCs w:val="16"/>
+        </w:rPr>
+        <w:t>aktualny</w:t>
+      </w:r>
+      <w:proofErr w:type="spellEnd"/>
+      <w:r>
+        <w:rPr>
+          <w:rFonts w:ascii="Tahoma" w:hAnsi="Tahoma" w:cs="Tahoma"/>
+          <w:color w:val="FF0000"/>
+          <w:sz w:val="16"/>
+          <w:szCs w:val="16"/>
+        </w:rPr>
+        <w:t xml:space="preserve"> </w:t>
+      </w:r>
+      <w:r>
+        <w:rPr>
+          <w:rFonts w:ascii="Tahoma" w:hAnsi="Tahoma" w:cs="Tahoma"/>
+          <w:b/>
+          <w:bCs/>
+          <w:color w:val="FF0000"/>
+          <w:sz w:val="16"/>
+          <w:szCs w:val="16"/>
+        </w:rPr>
+        <w:t>ER diagram</w:t>
+      </w:r>
+    </w:p>
+    <w:p>
+      <w:pPr>
+        <w:ind w:left="720" w:firstLine="10"/>
+        <w:rPr>
+          <w:rFonts w:ascii="Tahoma" w:hAnsi="Tahoma" w:cs="Tahoma"/>
+          <w:color w:val="FF0000"/>
+          <w:sz w:val="16"/>
+          <w:szCs w:val="16"/>
+          <w:lang w:val="pl-PL"/>
+        </w:rPr>
+      </w:pPr>
+      <w:r>
+        <w:rPr>
+          <w:rFonts w:ascii="Arial" w:hAnsi="Arial" w:cs="Arial"/>
+          <w:noProof/>
+          <w:color w:val="000000"/>
+          <w:szCs w:val="22"/>
+          <w:bdr w:val="none" w:sz="0" w:space="0" w:color="auto" w:frame="1"/>
+        </w:rPr>
+        <w:lastRenderedPageBreak/>
+        <w:drawing>
+          <wp:inline distT="0" distB="0" distL="0" distR="0" wp14:anchorId="0063D3E5" wp14:editId="2BD12BA0">
+            <wp:extent cx="5733415" cy="4409440"/>
+            <wp:effectExtent l="0" t="0" r="635" b="0"/>
+            <wp:docPr id="2045206764" name="Picture 2" descr="A screenshot of a computer screen&#10;&#10;AI-generated content may be incorrect."/>
+            <wp:cNvGraphicFramePr>
+              <a:graphicFrameLocks xmlns:a="http://schemas.openxmlformats.org/drawingml/2006/main" noChangeAspect="1"/>
+            </wp:cNvGraphicFramePr>
+            <a:graphic xmlns:a="http://schemas.openxmlformats.org/drawingml/2006/main">
+              <a:graphicData uri="http://schemas.openxmlformats.org/drawingml/2006/picture">
+                <pic:pic xmlns:pic="http://schemas.openxmlformats.org/drawingml/2006/picture">
+                  <pic:nvPicPr>
+                    <pic:cNvPr id="2045206764" name="Picture 2" descr="A screenshot of a computer screen&#10;&#10;AI-generated content may be incorrect."/>
+                    <pic:cNvPicPr>
+                      <a:picLocks noChangeAspect="1" noChangeArrowheads="1"/>
+                    </pic:cNvPicPr>
+                  </pic:nvPicPr>
+                  <pic:blipFill>
+                    <a:blip r:embed="rId8">
+                      <a:extLst>
+                        <a:ext uri="{28A0092B-C50C-407E-A947-70E740481C1C}">
+                          <a14:useLocalDpi xmlns:a14="http://schemas.microsoft.com/office/drawing/2010/main" val="0"/>
+                        </a:ext>
+                      </a:extLst>
+                    </a:blip>
+                    <a:srcRect/>
+                    <a:stretch>
+                      <a:fillRect/>
+                    </a:stretch>
+                  </pic:blipFill>
+                  <pic:spPr bwMode="auto">
+                    <a:xfrm>
+                      <a:off x="0" y="0"/>
+                      <a:ext cx="5733415" cy="4409440"/>
+                    </a:xfrm>
+                    <a:prstGeom prst="rect">
+                      <a:avLst/>
+                    </a:prstGeom>
+                    <a:noFill/>
+                    <a:ln>
+                      <a:noFill/>
+                    </a:ln>
+                  </pic:spPr>
+                </pic:pic>
+              </a:graphicData>
+            </a:graphic>
+          </wp:inline>
+        </w:drawing>
+      </w:r>
+    </w:p>
+    <w:p>
+      <w:pPr>
         <w:ind w:left="710"/>
         <w:rPr>
           <w:rFonts w:ascii="Tahoma" w:hAnsi="Tahoma" w:cs="Tahoma"/>
@@ -2122,7 +4729,27 @@
           <w:szCs w:val="16"/>
           <w:lang w:val="sk-SK"/>
         </w:rPr>
-        <w:t>Základný flowchart môže podľa účelu systému obsahovať niektoré z nasledovných popisov hlavnej poskytovanej funkčnosti: hlavný tok spracovania dát v systéme, hlavnú podporovanú používateľskú cestu, hlavné podnikové procesy podporené systémom.</w:t>
+        <w:t>TODO:</w:t>
+      </w:r>
+      <w:r>
+        <w:rPr>
+          <w:rFonts w:ascii="Tahoma" w:hAnsi="Tahoma" w:cs="Tahoma"/>
+          <w:color w:val="FF0000"/>
+          <w:sz w:val="16"/>
+          <w:szCs w:val="16"/>
+          <w:lang w:val="sk-SK"/>
+        </w:rPr>
+        <w:t xml:space="preserve"> flowchart</w:t>
+      </w:r>
+      <w:r>
+        <w:rPr>
+          <w:rFonts w:ascii="Tahoma" w:hAnsi="Tahoma" w:cs="Tahoma"/>
+          <w:color w:val="FF0000"/>
+          <w:sz w:val="16"/>
+          <w:szCs w:val="16"/>
+          <w:lang w:val="sk-SK"/>
+        </w:rPr>
+        <w:t>y</w:t>
       </w:r>
     </w:p>
     <w:p>
@@ -2138,11 +4765,51 @@
       <w:r>
         <w:rPr>
           <w:rFonts w:ascii="Tahoma" w:hAnsi="Tahoma" w:cs="Tahoma"/>
-          <w:sz w:val="16"/>
-          <w:szCs w:val="16"/>
-          <w:lang w:val="sk-SK"/>
-        </w:rPr>
-        <w:t>Používateľská cesta: výber miesta → registrácia → overenie e-mail/SMS → nahranie povinných dokumentov → platba → sledovanie stavu → potvrdenie registrácie.</w:t>
+          <w:b/>
+          <w:bCs/>
+          <w:sz w:val="16"/>
+          <w:szCs w:val="16"/>
+          <w:lang w:val="sk-SK"/>
+        </w:rPr>
+        <w:t>Používateľská cesta:</w:t>
+      </w:r>
+      <w:r>
+        <w:rPr>
+          <w:rFonts w:ascii="Tahoma" w:hAnsi="Tahoma" w:cs="Tahoma"/>
+          <w:sz w:val="16"/>
+          <w:szCs w:val="16"/>
+          <w:lang w:val="sk-SK"/>
+        </w:rPr>
+        <w:t xml:space="preserve"> výber miesta → registrácia → overenie e-mail/SMS → nahranie povinných dokumentov → platba → sledovanie stavu → potvrdenie registrácie.</w:t>
+      </w:r>
+      <w:r>
+        <w:rPr>
+          <w:rFonts w:ascii="Tahoma" w:hAnsi="Tahoma" w:cs="Tahoma"/>
+          <w:sz w:val="16"/>
+          <w:szCs w:val="16"/>
+          <w:lang w:val="sk-SK"/>
+        </w:rPr>
+        <w:br/>
+      </w:r>
+      <w:r>
+        <w:rPr>
+          <w:rFonts w:ascii="Tahoma" w:hAnsi="Tahoma" w:cs="Tahoma"/>
+          <w:b/>
+          <w:bCs/>
+          <w:sz w:val="16"/>
+          <w:szCs w:val="16"/>
+          <w:lang w:val="sk-SK"/>
+        </w:rPr>
+        <w:t>Admin cesta:</w:t>
+      </w:r>
+      <w:r>
+        <w:rPr>
+          <w:rFonts w:ascii="Tahoma" w:hAnsi="Tahoma" w:cs="Tahoma"/>
+          <w:sz w:val="16"/>
+          <w:szCs w:val="16"/>
+          <w:lang w:val="sk-SK"/>
+        </w:rPr>
+        <w:t xml:space="preserve"> vytvorenie podujatia → konfigurácia cien/zón → správa prihlášok (review/changes/approve) → exporty a reporty → publikovanie na Facebook.</w:t>
       </w:r>
     </w:p>
     <w:p>
@@ -2158,6 +4825,17 @@
     </w:p>
     <w:p>
       <w:pPr>
+        <w:ind w:left="852"/>
+        <w:rPr>
+          <w:rFonts w:ascii="Tahoma" w:hAnsi="Tahoma" w:cs="Tahoma"/>
+          <w:sz w:val="16"/>
+          <w:szCs w:val="16"/>
+          <w:lang w:val="sk-SK"/>
+        </w:rPr>
+      </w:pPr>
+    </w:p>
+    <w:p>
+      <w:pPr>
         <w:ind w:left="710"/>
         <w:rPr>
           <w:rFonts w:ascii="Tahoma" w:hAnsi="Tahoma" w:cs="Tahoma"/>
@@ -2334,11 +5012,22 @@
       <w:r>
         <w:rPr>
           <w:rFonts w:ascii="Tahoma" w:hAnsi="Tahoma" w:cs="Tahoma"/>
-          <w:sz w:val="16"/>
-          <w:szCs w:val="16"/>
-          <w:lang w:val="sk-SK"/>
-        </w:rPr>
-        <w:t>Navigácia v systéme je riešená prostredníctvom vrchného menu, ktoré obsahuje hlavné sekcie aplikácie. Po výbere konkrétneho jarmoku sa obsah stránky dynamicky mení podľa kontextu podujatia. V pravom hornom rohu sa nachádza menu profilu, ktoré umožňuje prihlásenie, odhlásenie, výber jazyka a rýchly prechod do profilu používateľa.</w:t>
+          <w:b/>
+          <w:bCs/>
+          <w:sz w:val="16"/>
+          <w:szCs w:val="16"/>
+          <w:lang w:val="sk-SK"/>
+        </w:rPr>
+        <w:t>Navigácia</w:t>
+      </w:r>
+      <w:r>
+        <w:rPr>
+          <w:rFonts w:ascii="Tahoma" w:hAnsi="Tahoma" w:cs="Tahoma"/>
+          <w:sz w:val="16"/>
+          <w:szCs w:val="16"/>
+          <w:lang w:val="sk-SK"/>
+        </w:rPr>
+        <w:t xml:space="preserve"> v systéme je riešená prostredníctvom vrchného menu, ktoré obsahuje hlavné sekcie aplikácie. Po výbere konkrétneho jarmoku sa obsah stránky dynamicky mení podľa kontextu podujatia. V pravom hornom rohu sa nachádza menu profilu, ktoré umožňuje prihlásenie, odhlásenie, výber jazyka a rýchly prechod do profilu používateľa.</w:t>
       </w:r>
     </w:p>
     <w:p>
@@ -2358,7 +5047,6 @@
           <w:szCs w:val="16"/>
           <w:lang w:val="sk-SK"/>
         </w:rPr>
-        <w:lastRenderedPageBreak/>
         <w:t>Profil používateľa má ľavé bočné menu, ktoré obsahuje odkazy na kľúčové sekcie:</w:t>
       </w:r>
     </w:p>
@@ -2418,19 +5106,50 @@
           <w:szCs w:val="16"/>
           <w:lang w:val="sk-SK"/>
         </w:rPr>
-        <w:t>Profil – správa kontaktných údajov, odkazov na sociálne siete a fotografií sortimentu.</w:t>
+        <w:t>Profil – správa kontaktných údajov</w:t>
       </w:r>
     </w:p>
     <w:p>
       <w:pPr>
-        <w:ind w:left="1212" w:firstLine="228"/>
-        <w:rPr>
-          <w:rFonts w:ascii="Tahoma" w:hAnsi="Tahoma" w:cs="Tahoma"/>
-          <w:sz w:val="16"/>
-          <w:szCs w:val="16"/>
-          <w:lang w:val="sk-SK"/>
-        </w:rPr>
-      </w:pPr>
+        <w:pStyle w:val="ListParagraph"/>
+        <w:numPr>
+          <w:ilvl w:val="0"/>
+          <w:numId w:val="3"/>
+        </w:numPr>
+        <w:rPr>
+          <w:rFonts w:ascii="Tahoma" w:hAnsi="Tahoma" w:cs="Tahoma"/>
+          <w:sz w:val="16"/>
+          <w:szCs w:val="16"/>
+          <w:lang w:val="sk-SK"/>
+        </w:rPr>
+      </w:pPr>
+      <w:r>
+        <w:rPr>
+          <w:rFonts w:ascii="Tahoma" w:hAnsi="Tahoma" w:cs="Tahoma"/>
+          <w:sz w:val="16"/>
+          <w:szCs w:val="16"/>
+          <w:lang w:val="sk-SK"/>
+        </w:rPr>
+        <w:t xml:space="preserve">Verejný profil </w:t>
+      </w:r>
+      <w:r>
+        <w:rPr>
+          <w:rFonts w:ascii="Tahoma" w:hAnsi="Tahoma" w:cs="Tahoma"/>
+          <w:sz w:val="16"/>
+          <w:szCs w:val="16"/>
+          <w:lang w:val="sk-SK"/>
+        </w:rPr>
+        <w:t xml:space="preserve">– </w:t>
+      </w:r>
+      <w:r>
+        <w:rPr>
+          <w:rFonts w:ascii="Tahoma" w:hAnsi="Tahoma" w:cs="Tahoma"/>
+          <w:sz w:val="16"/>
+          <w:szCs w:val="16"/>
+          <w:lang w:val="sk-SK"/>
+        </w:rPr>
+        <w:t>odkazov na sociálne siete a fotografií sortimentu.</w:t>
+      </w:r>
     </w:p>
     <w:p>
       <w:pPr>
@@ -2442,30 +5161,325 @@
           <w:lang w:val="sk-SK"/>
         </w:rPr>
       </w:pPr>
-      <w:r>
-        <w:rPr>
-          <w:rFonts w:ascii="Tahoma" w:hAnsi="Tahoma" w:cs="Tahoma"/>
-          <w:sz w:val="16"/>
-          <w:szCs w:val="16"/>
-          <w:lang w:val="sk-SK"/>
-        </w:rPr>
-        <w:t>Integrácia API: SMS (EuroSMS), GoPay (platby), slovensko.sk SSO (autentifikácia), Facebook (publikovanie udalostí ako príspevok).</w:t>
-      </w:r>
     </w:p>
     <w:p>
       <w:pPr>
         <w:ind w:left="1212" w:firstLine="228"/>
         <w:rPr>
           <w:rFonts w:ascii="Tahoma" w:hAnsi="Tahoma" w:cs="Tahoma"/>
-          <w:color w:val="0070C0"/>
-          <w:sz w:val="16"/>
-          <w:szCs w:val="16"/>
-          <w:lang w:val="sk-SK"/>
-        </w:rPr>
-      </w:pPr>
+          <w:sz w:val="16"/>
+          <w:szCs w:val="16"/>
+        </w:rPr>
+      </w:pPr>
+      <w:proofErr w:type="spellStart"/>
+      <w:r>
+        <w:rPr>
+          <w:rFonts w:ascii="Tahoma" w:hAnsi="Tahoma" w:cs="Tahoma"/>
+          <w:b/>
+          <w:bCs/>
+          <w:sz w:val="16"/>
+          <w:szCs w:val="16"/>
+        </w:rPr>
+        <w:t>Integrácia</w:t>
+      </w:r>
+      <w:proofErr w:type="spellEnd"/>
+      <w:r>
+        <w:rPr>
+          <w:rFonts w:ascii="Tahoma" w:hAnsi="Tahoma" w:cs="Tahoma"/>
+          <w:b/>
+          <w:bCs/>
+          <w:sz w:val="16"/>
+          <w:szCs w:val="16"/>
+        </w:rPr>
+        <w:t xml:space="preserve"> API (REST) – </w:t>
+      </w:r>
+      <w:proofErr w:type="spellStart"/>
+      <w:r>
+        <w:rPr>
+          <w:rFonts w:ascii="Tahoma" w:hAnsi="Tahoma" w:cs="Tahoma"/>
+          <w:b/>
+          <w:bCs/>
+          <w:sz w:val="16"/>
+          <w:szCs w:val="16"/>
+        </w:rPr>
+        <w:t>zoznam</w:t>
+      </w:r>
+      <w:proofErr w:type="spellEnd"/>
+      <w:r>
+        <w:rPr>
+          <w:rFonts w:ascii="Tahoma" w:hAnsi="Tahoma" w:cs="Tahoma"/>
+          <w:b/>
+          <w:bCs/>
+          <w:sz w:val="16"/>
+          <w:szCs w:val="16"/>
+        </w:rPr>
+        <w:t>:</w:t>
+      </w:r>
     </w:p>
     <w:p>
       <w:pPr>
+        <w:numPr>
+          <w:ilvl w:val="0"/>
+          <w:numId w:val="14"/>
+        </w:numPr>
+        <w:tabs>
+          <w:tab w:val="num" w:pos="720"/>
+        </w:tabs>
+        <w:rPr>
+          <w:rFonts w:ascii="Tahoma" w:hAnsi="Tahoma" w:cs="Tahoma"/>
+          <w:sz w:val="16"/>
+          <w:szCs w:val="16"/>
+        </w:rPr>
+      </w:pPr>
+      <w:r>
+        <w:rPr>
+          <w:rFonts w:ascii="Tahoma" w:hAnsi="Tahoma" w:cs="Tahoma"/>
+          <w:sz w:val="16"/>
+          <w:szCs w:val="16"/>
+        </w:rPr>
+        <w:t>SMS (</w:t>
+      </w:r>
+      <w:proofErr w:type="spellStart"/>
+      <w:r>
+        <w:rPr>
+          <w:rFonts w:ascii="Tahoma" w:hAnsi="Tahoma" w:cs="Tahoma"/>
+          <w:sz w:val="16"/>
+          <w:szCs w:val="16"/>
+        </w:rPr>
+        <w:t>EuroSMS</w:t>
+      </w:r>
+      <w:proofErr w:type="spellEnd"/>
+      <w:r>
+        <w:rPr>
+          <w:rFonts w:ascii="Tahoma" w:hAnsi="Tahoma" w:cs="Tahoma"/>
+          <w:sz w:val="16"/>
+          <w:szCs w:val="16"/>
+        </w:rPr>
+        <w:t xml:space="preserve">) – OTP a </w:t>
+      </w:r>
+      <w:proofErr w:type="spellStart"/>
+      <w:r>
+        <w:rPr>
+          <w:rFonts w:ascii="Tahoma" w:hAnsi="Tahoma" w:cs="Tahoma"/>
+          <w:sz w:val="16"/>
+          <w:szCs w:val="16"/>
+        </w:rPr>
+        <w:t>notifikačné</w:t>
+      </w:r>
+      <w:proofErr w:type="spellEnd"/>
+      <w:r>
+        <w:rPr>
+          <w:rFonts w:ascii="Tahoma" w:hAnsi="Tahoma" w:cs="Tahoma"/>
+          <w:sz w:val="16"/>
+          <w:szCs w:val="16"/>
+        </w:rPr>
+        <w:t xml:space="preserve"> SMS (https://as.eurosms.com/api/v3/send/one).</w:t>
+      </w:r>
+    </w:p>
+    <w:p>
+      <w:pPr>
+        <w:numPr>
+          <w:ilvl w:val="0"/>
+          <w:numId w:val="14"/>
+        </w:numPr>
+        <w:tabs>
+          <w:tab w:val="num" w:pos="720"/>
+        </w:tabs>
+        <w:rPr>
+          <w:rFonts w:ascii="Tahoma" w:hAnsi="Tahoma" w:cs="Tahoma"/>
+          <w:sz w:val="16"/>
+          <w:szCs w:val="16"/>
+        </w:rPr>
+      </w:pPr>
+      <w:proofErr w:type="spellStart"/>
+      <w:r>
+        <w:rPr>
+          <w:rFonts w:ascii="Tahoma" w:hAnsi="Tahoma" w:cs="Tahoma"/>
+          <w:sz w:val="16"/>
+          <w:szCs w:val="16"/>
+        </w:rPr>
+        <w:t>GoPay</w:t>
+      </w:r>
+      <w:proofErr w:type="spellEnd"/>
+      <w:r>
+        <w:rPr>
+          <w:rFonts w:ascii="Tahoma" w:hAnsi="Tahoma" w:cs="Tahoma"/>
+          <w:sz w:val="16"/>
+          <w:szCs w:val="16"/>
+        </w:rPr>
+        <w:t xml:space="preserve"> – </w:t>
+      </w:r>
+      <w:proofErr w:type="spellStart"/>
+      <w:r>
+        <w:rPr>
+          <w:rFonts w:ascii="Tahoma" w:hAnsi="Tahoma" w:cs="Tahoma"/>
+          <w:sz w:val="16"/>
+          <w:szCs w:val="16"/>
+        </w:rPr>
+        <w:t>platobná</w:t>
+      </w:r>
+      <w:proofErr w:type="spellEnd"/>
+      <w:r>
+        <w:rPr>
+          <w:rFonts w:ascii="Tahoma" w:hAnsi="Tahoma" w:cs="Tahoma"/>
+          <w:sz w:val="16"/>
+          <w:szCs w:val="16"/>
+        </w:rPr>
+        <w:t xml:space="preserve"> </w:t>
+      </w:r>
+      <w:proofErr w:type="spellStart"/>
+      <w:r>
+        <w:rPr>
+          <w:rFonts w:ascii="Tahoma" w:hAnsi="Tahoma" w:cs="Tahoma"/>
+          <w:sz w:val="16"/>
+          <w:szCs w:val="16"/>
+        </w:rPr>
+        <w:t>brána</w:t>
+      </w:r>
+      <w:proofErr w:type="spellEnd"/>
+      <w:r>
+        <w:rPr>
+          <w:rFonts w:ascii="Tahoma" w:hAnsi="Tahoma" w:cs="Tahoma"/>
+          <w:sz w:val="16"/>
+          <w:szCs w:val="16"/>
+        </w:rPr>
+        <w:t xml:space="preserve"> (OAuth2, webhook GET /payments/notification, return URL).</w:t>
+      </w:r>
+    </w:p>
+    <w:p>
+      <w:pPr>
+        <w:numPr>
+          <w:ilvl w:val="0"/>
+          <w:numId w:val="14"/>
+        </w:numPr>
+        <w:tabs>
+          <w:tab w:val="num" w:pos="720"/>
+        </w:tabs>
+        <w:rPr>
+          <w:rFonts w:ascii="Tahoma" w:hAnsi="Tahoma" w:cs="Tahoma"/>
+          <w:sz w:val="16"/>
+          <w:szCs w:val="16"/>
+        </w:rPr>
+      </w:pPr>
+      <w:r>
+        <w:rPr>
+          <w:rFonts w:ascii="Tahoma" w:hAnsi="Tahoma" w:cs="Tahoma"/>
+          <w:sz w:val="16"/>
+          <w:szCs w:val="16"/>
+        </w:rPr>
+        <w:t>slovensko.sk SSO – SAML flow (GET /auth/</w:t>
+      </w:r>
+      <w:proofErr w:type="spellStart"/>
+      <w:r>
+        <w:rPr>
+          <w:rFonts w:ascii="Tahoma" w:hAnsi="Tahoma" w:cs="Tahoma"/>
+          <w:sz w:val="16"/>
+          <w:szCs w:val="16"/>
+        </w:rPr>
+        <w:t>ssosk</w:t>
+      </w:r>
+      <w:proofErr w:type="spellEnd"/>
+      <w:r>
+        <w:rPr>
+          <w:rFonts w:ascii="Tahoma" w:hAnsi="Tahoma" w:cs="Tahoma"/>
+          <w:sz w:val="16"/>
+          <w:szCs w:val="16"/>
+        </w:rPr>
+        <w:t>/login, POST /auth/</w:t>
+      </w:r>
+      <w:proofErr w:type="spellStart"/>
+      <w:r>
+        <w:rPr>
+          <w:rFonts w:ascii="Tahoma" w:hAnsi="Tahoma" w:cs="Tahoma"/>
+          <w:sz w:val="16"/>
+          <w:szCs w:val="16"/>
+        </w:rPr>
+        <w:t>ssosk</w:t>
+      </w:r>
+      <w:proofErr w:type="spellEnd"/>
+      <w:r>
+        <w:rPr>
+          <w:rFonts w:ascii="Tahoma" w:hAnsi="Tahoma" w:cs="Tahoma"/>
+          <w:sz w:val="16"/>
+          <w:szCs w:val="16"/>
+        </w:rPr>
+        <w:t>/callback).</w:t>
+      </w:r>
+    </w:p>
+    <w:p>
+      <w:pPr>
+        <w:numPr>
+          <w:ilvl w:val="0"/>
+          <w:numId w:val="14"/>
+        </w:numPr>
+        <w:tabs>
+          <w:tab w:val="num" w:pos="720"/>
+        </w:tabs>
+        <w:rPr>
+          <w:rFonts w:ascii="Tahoma" w:hAnsi="Tahoma" w:cs="Tahoma"/>
+          <w:sz w:val="16"/>
+          <w:szCs w:val="16"/>
+        </w:rPr>
+      </w:pPr>
+      <w:r>
+        <w:rPr>
+          <w:rFonts w:ascii="Tahoma" w:hAnsi="Tahoma" w:cs="Tahoma"/>
+          <w:sz w:val="16"/>
+          <w:szCs w:val="16"/>
+        </w:rPr>
+        <w:t xml:space="preserve">Facebook Graph API – </w:t>
+      </w:r>
+      <w:proofErr w:type="spellStart"/>
+      <w:r>
+        <w:rPr>
+          <w:rFonts w:ascii="Tahoma" w:hAnsi="Tahoma" w:cs="Tahoma"/>
+          <w:sz w:val="16"/>
+          <w:szCs w:val="16"/>
+        </w:rPr>
+        <w:t>publikovanie</w:t>
+      </w:r>
+      <w:proofErr w:type="spellEnd"/>
+      <w:r>
+        <w:rPr>
+          <w:rFonts w:ascii="Tahoma" w:hAnsi="Tahoma" w:cs="Tahoma"/>
+          <w:sz w:val="16"/>
+          <w:szCs w:val="16"/>
+        </w:rPr>
+        <w:t xml:space="preserve"> </w:t>
+      </w:r>
+      <w:proofErr w:type="spellStart"/>
+      <w:r>
+        <w:rPr>
+          <w:rFonts w:ascii="Tahoma" w:hAnsi="Tahoma" w:cs="Tahoma"/>
+          <w:sz w:val="16"/>
+          <w:szCs w:val="16"/>
+        </w:rPr>
+        <w:t>podujatí</w:t>
+      </w:r>
+      <w:proofErr w:type="spellEnd"/>
+      <w:r>
+        <w:rPr>
+          <w:rFonts w:ascii="Tahoma" w:hAnsi="Tahoma" w:cs="Tahoma"/>
+          <w:sz w:val="16"/>
+          <w:szCs w:val="16"/>
+        </w:rPr>
+        <w:t>, OAuth.</w:t>
+      </w:r>
+    </w:p>
+    <w:p>
+      <w:pPr>
+        <w:ind w:left="1212" w:firstLine="228"/>
+        <w:rPr>
+          <w:rFonts w:ascii="Tahoma" w:hAnsi="Tahoma" w:cs="Tahoma"/>
+          <w:color w:val="0070C0"/>
+          <w:sz w:val="16"/>
+          <w:szCs w:val="16"/>
+          <w:lang w:val="sk-SK"/>
+        </w:rPr>
+      </w:pPr>
+    </w:p>
+    <w:p>
+      <w:pPr>
         <w:ind w:left="710"/>
         <w:rPr>
           <w:rFonts w:ascii="Tahoma" w:hAnsi="Tahoma" w:cs="Tahoma"/>
@@ -2524,91 +5538,117 @@
     </w:p>
     <w:p>
       <w:pPr>
-        <w:ind w:left="710"/>
-        <w:rPr>
-          <w:rFonts w:ascii="Tahoma" w:hAnsi="Tahoma" w:cs="Tahoma"/>
-          <w:bCs/>
-          <w:sz w:val="16"/>
-          <w:szCs w:val="16"/>
-          <w:lang w:val="sk-SK"/>
-        </w:rPr>
-      </w:pPr>
-      <w:r>
-        <w:rPr>
-          <w:rFonts w:ascii="Tahoma" w:hAnsi="Tahoma" w:cs="Tahoma"/>
-          <w:bCs/>
-          <w:sz w:val="16"/>
-          <w:szCs w:val="16"/>
-          <w:lang w:val="sk-SK"/>
-        </w:rPr>
-        <w:t xml:space="preserve">     </w:t>
-      </w:r>
-      <w:r>
-        <w:rPr>
-          <w:rFonts w:ascii="Tahoma" w:hAnsi="Tahoma" w:cs="Tahoma"/>
-          <w:bCs/>
-          <w:sz w:val="16"/>
-          <w:szCs w:val="16"/>
-          <w:lang w:val="sk-SK"/>
-        </w:rPr>
-        <w:t>Registrácia jarmočníka: Zahŕňa výber miesta na mape, vyplnenie údajov, nahranie dokumentov a úhradu poplatku.</w:t>
-      </w:r>
+        <w:ind w:left="720" w:firstLine="720"/>
+        <w:rPr>
+          <w:rFonts w:ascii="Tahoma" w:hAnsi="Tahoma" w:cs="Tahoma"/>
+          <w:b/>
+          <w:bCs/>
+          <w:sz w:val="16"/>
+          <w:szCs w:val="16"/>
+          <w:lang w:val="sk-SK"/>
+        </w:rPr>
+      </w:pPr>
     </w:p>
     <w:p>
       <w:pPr>
-        <w:ind w:left="710"/>
-        <w:rPr>
-          <w:rFonts w:ascii="Tahoma" w:hAnsi="Tahoma" w:cs="Tahoma"/>
-          <w:bCs/>
-          <w:sz w:val="16"/>
-          <w:szCs w:val="16"/>
-          <w:lang w:val="sk-SK"/>
-        </w:rPr>
-      </w:pPr>
+        <w:ind w:left="720" w:firstLine="720"/>
+        <w:rPr>
+          <w:rFonts w:ascii="Tahoma" w:hAnsi="Tahoma" w:cs="Tahoma"/>
+          <w:bCs/>
+          <w:sz w:val="16"/>
+          <w:szCs w:val="16"/>
+          <w:lang w:val="sk-SK"/>
+        </w:rPr>
+      </w:pPr>
+      <w:r>
+        <w:rPr>
+          <w:rFonts w:ascii="Tahoma" w:hAnsi="Tahoma" w:cs="Tahoma"/>
+          <w:b/>
+          <w:bCs/>
+          <w:sz w:val="16"/>
+          <w:szCs w:val="16"/>
+          <w:lang w:val="sk-SK"/>
+        </w:rPr>
+        <w:t>Registrácia jarmočníka</w:t>
+      </w:r>
+      <w:r>
+        <w:rPr>
+          <w:rFonts w:ascii="Tahoma" w:hAnsi="Tahoma" w:cs="Tahoma"/>
+          <w:bCs/>
+          <w:sz w:val="16"/>
+          <w:szCs w:val="16"/>
+          <w:lang w:val="sk-SK"/>
+        </w:rPr>
+        <w:br/>
+        <w:t>Jarmočník si vyberie podujatie, následne miesto na mape (Mapbox, rezervácia 15 min), doplní kontakty a povinné dokumenty; potvrdí súhlasy, uhradí poplatok; systém vygeneruje potvrdenie, aktualizuje stav prihlášky a sprístupní dokumenty v profile.</w:t>
+      </w:r>
     </w:p>
     <w:p>
       <w:pPr>
-        <w:ind w:left="710"/>
-        <w:rPr>
-          <w:rFonts w:ascii="Tahoma" w:hAnsi="Tahoma" w:cs="Tahoma"/>
-          <w:bCs/>
-          <w:sz w:val="16"/>
-          <w:szCs w:val="16"/>
-          <w:lang w:val="sk-SK"/>
-        </w:rPr>
-      </w:pPr>
-      <w:r>
-        <w:rPr>
-          <w:rFonts w:ascii="Tahoma" w:hAnsi="Tahoma" w:cs="Tahoma"/>
-          <w:bCs/>
-          <w:sz w:val="16"/>
-          <w:szCs w:val="16"/>
-          <w:lang w:val="sk-SK"/>
-        </w:rPr>
-        <w:t xml:space="preserve">     </w:t>
-      </w:r>
-      <w:r>
-        <w:rPr>
-          <w:rFonts w:ascii="Tahoma" w:hAnsi="Tahoma" w:cs="Tahoma"/>
-          <w:bCs/>
-          <w:sz w:val="16"/>
-          <w:szCs w:val="16"/>
-          <w:lang w:val="sk-SK"/>
-        </w:rPr>
-        <w:t>Vytvorenie jarmoku: Administrátor definuje podujatie, nastavuje dátumy, mapu a ceny.</w:t>
-      </w:r>
+        <w:ind w:left="720" w:firstLine="720"/>
+        <w:rPr>
+          <w:rFonts w:ascii="Tahoma" w:hAnsi="Tahoma" w:cs="Tahoma"/>
+          <w:bCs/>
+          <w:sz w:val="16"/>
+          <w:szCs w:val="16"/>
+          <w:lang w:val="sk-SK"/>
+        </w:rPr>
+      </w:pPr>
     </w:p>
     <w:p>
       <w:pPr>
-        <w:ind w:left="710"/>
-        <w:rPr>
-          <w:rFonts w:ascii="Tahoma" w:hAnsi="Tahoma" w:cs="Tahoma"/>
-          <w:bCs/>
-          <w:sz w:val="16"/>
-          <w:szCs w:val="16"/>
-          <w:lang w:val="sk-SK"/>
-        </w:rPr>
-      </w:pPr>
+        <w:ind w:left="720" w:firstLine="720"/>
+        <w:rPr>
+          <w:rFonts w:ascii="Tahoma" w:hAnsi="Tahoma" w:cs="Tahoma"/>
+          <w:bCs/>
+          <w:sz w:val="16"/>
+          <w:szCs w:val="16"/>
+          <w:lang w:val="sk-SK"/>
+        </w:rPr>
+      </w:pPr>
+      <w:r>
+        <w:rPr>
+          <w:rFonts w:ascii="Tahoma" w:hAnsi="Tahoma" w:cs="Tahoma"/>
+          <w:b/>
+          <w:bCs/>
+          <w:sz w:val="16"/>
+          <w:szCs w:val="16"/>
+          <w:lang w:val="sk-SK"/>
+        </w:rPr>
+        <w:t>Vytvorenie jarmoku v systéme (Admin)</w:t>
+      </w:r>
+      <w:r>
+        <w:rPr>
+          <w:rFonts w:ascii="Tahoma" w:hAnsi="Tahoma" w:cs="Tahoma"/>
+          <w:bCs/>
+          <w:sz w:val="16"/>
+          <w:szCs w:val="16"/>
+          <w:lang w:val="sk-SK"/>
+        </w:rPr>
+        <w:br/>
+        <w:t xml:space="preserve">Admin vytvorí podujatie (názov, termíny), definuje mapu a </w:t>
+      </w:r>
+      <w:r>
+        <w:rPr>
+          <w:rFonts w:ascii="Tahoma" w:hAnsi="Tahoma" w:cs="Tahoma"/>
+          <w:b/>
+          <w:bCs/>
+          <w:sz w:val="16"/>
+          <w:szCs w:val="16"/>
+          <w:lang w:val="sk-SK"/>
+        </w:rPr>
+        <w:t>areas</w:t>
+      </w:r>
+      <w:r>
+        <w:rPr>
+          <w:rFonts w:ascii="Tahoma" w:hAnsi="Tahoma" w:cs="Tahoma"/>
+          <w:bCs/>
+          <w:sz w:val="16"/>
+          <w:szCs w:val="16"/>
+          <w:lang w:val="sk-SK"/>
+        </w:rPr>
+        <w:t xml:space="preserve"> (polygóny, kapacita, elektrina), nastaví ceny a pravidlá; uloží konfiguráciu (Settings) a zverejní podujatie; voliteľne publikuje na Facebook.</w:t>
+      </w:r>
     </w:p>
     <w:p>
       <w:pPr>
@@ -2621,32 +5661,126 @@
           <w:lang w:val="sk-SK"/>
         </w:rPr>
       </w:pPr>
-      <w:r>
-        <w:rPr>
-          <w:rFonts w:ascii="Tahoma" w:hAnsi="Tahoma" w:cs="Tahoma"/>
-          <w:bCs/>
-          <w:sz w:val="16"/>
-          <w:szCs w:val="16"/>
-          <w:lang w:val="sk-SK"/>
-        </w:rPr>
-        <w:t xml:space="preserve">     </w:t>
-      </w:r>
-      <w:r>
-        <w:rPr>
-          <w:rFonts w:ascii="Tahoma" w:hAnsi="Tahoma" w:cs="Tahoma"/>
-          <w:bCs/>
-          <w:sz w:val="16"/>
-          <w:szCs w:val="16"/>
-          <w:lang w:val="sk-SK"/>
-        </w:rPr>
-        <w:t>Generovanie dokumentov: Systém vygeneruje dokumenty podľa kategórie sortimentu, ktoré sú potrebné pre úradné povolenia.</w:t>
-      </w:r>
     </w:p>
     <w:p>
       <w:pPr>
         <w:ind w:left="710"/>
         <w:rPr>
           <w:rFonts w:ascii="Tahoma" w:hAnsi="Tahoma" w:cs="Tahoma"/>
+          <w:bCs/>
+          <w:sz w:val="16"/>
+          <w:szCs w:val="16"/>
+          <w:lang w:val="sk-SK"/>
+        </w:rPr>
+      </w:pPr>
+      <w:r>
+        <w:rPr>
+          <w:rFonts w:ascii="Tahoma" w:hAnsi="Tahoma" w:cs="Tahoma"/>
+          <w:bCs/>
+          <w:sz w:val="16"/>
+          <w:szCs w:val="16"/>
+          <w:lang w:val="sk-SK"/>
+        </w:rPr>
+        <w:t xml:space="preserve">    </w:t>
+      </w:r>
+      <w:r>
+        <w:rPr>
+          <w:rFonts w:ascii="Tahoma" w:hAnsi="Tahoma" w:cs="Tahoma"/>
+          <w:bCs/>
+          <w:sz w:val="16"/>
+          <w:szCs w:val="16"/>
+          <w:lang w:val="sk-SK"/>
+        </w:rPr>
+        <w:tab/>
+      </w:r>
+      <w:r>
+        <w:rPr>
+          <w:rFonts w:ascii="Tahoma" w:hAnsi="Tahoma" w:cs="Tahoma"/>
+          <w:b/>
+          <w:sz w:val="16"/>
+          <w:szCs w:val="16"/>
+          <w:lang w:val="sk-SK"/>
+        </w:rPr>
+        <w:t>Generovanie dokumentov</w:t>
+      </w:r>
+    </w:p>
+    <w:p>
+      <w:pPr>
+        <w:ind w:left="710"/>
+        <w:rPr>
+          <w:rFonts w:ascii="Tahoma" w:hAnsi="Tahoma" w:cs="Tahoma"/>
+          <w:bCs/>
+          <w:sz w:val="16"/>
+          <w:szCs w:val="16"/>
+          <w:lang w:val="sk-SK"/>
+        </w:rPr>
+      </w:pPr>
+      <w:r>
+        <w:rPr>
+          <w:rFonts w:ascii="Tahoma" w:hAnsi="Tahoma" w:cs="Tahoma"/>
+          <w:bCs/>
+          <w:sz w:val="16"/>
+          <w:szCs w:val="16"/>
+          <w:lang w:val="sk-SK"/>
+        </w:rPr>
+        <w:t>Systém vygeneruje dokumenty podľa kategórie sortimentu, ktoré sú potrebné pre úradné povolenia.</w:t>
+      </w:r>
+      <w:r>
+        <w:rPr>
+          <w:rFonts w:ascii="Tahoma" w:hAnsi="Tahoma" w:cs="Tahoma"/>
+          <w:bCs/>
+          <w:sz w:val="16"/>
+          <w:szCs w:val="16"/>
+          <w:lang w:val="sk-SK"/>
+        </w:rPr>
+        <w:t xml:space="preserve"> Excel pre finančnú správu, rozmiestnenie stánkov </w:t>
+      </w:r>
+      <w:r>
+        <w:rPr>
+          <w:rFonts w:ascii="Tahoma" w:hAnsi="Tahoma" w:cs="Tahoma"/>
+          <w:bCs/>
+          <w:sz w:val="16"/>
+          <w:szCs w:val="16"/>
+          <w:lang w:val="sk-SK"/>
+        </w:rPr>
+        <w:t>(pdf), Potvrdenie o</w:t>
+      </w:r>
+      <w:r>
+        <w:rPr>
+          <w:rFonts w:ascii="Tahoma" w:hAnsi="Tahoma" w:cs="Tahoma"/>
+          <w:bCs/>
+          <w:sz w:val="16"/>
+          <w:szCs w:val="16"/>
+          <w:lang w:val="sk-SK"/>
+        </w:rPr>
+        <w:t> </w:t>
+      </w:r>
+      <w:r>
+        <w:rPr>
+          <w:rFonts w:ascii="Tahoma" w:hAnsi="Tahoma" w:cs="Tahoma"/>
+          <w:bCs/>
+          <w:sz w:val="16"/>
+          <w:szCs w:val="16"/>
+          <w:lang w:val="sk-SK"/>
+        </w:rPr>
+        <w:t>r</w:t>
+      </w:r>
+      <w:r>
+        <w:rPr>
+          <w:rFonts w:ascii="Tahoma" w:hAnsi="Tahoma" w:cs="Tahoma"/>
+          <w:bCs/>
+          <w:sz w:val="16"/>
+          <w:szCs w:val="16"/>
+          <w:lang w:val="sk-SK"/>
+        </w:rPr>
+        <w:t>egistrácii a platbe (pdf)</w:t>
+      </w:r>
+    </w:p>
+    <w:p>
+      <w:pPr>
+        <w:ind w:left="710"/>
+        <w:rPr>
+          <w:rFonts w:ascii="Tahoma" w:hAnsi="Tahoma" w:cs="Tahoma"/>
           <w:b/>
           <w:color w:val="0070C0"/>
           <w:sz w:val="16"/>
@@ -2654,7 +5788,10 @@
           <w:lang w:val="sk-SK"/>
         </w:rPr>
       </w:pPr>
-      <w:r>
+    </w:p>
+    <w:p>
+      <w:pPr>
+        <w:ind w:left="710"/>
         <w:rPr>
           <w:rFonts w:ascii="Tahoma" w:hAnsi="Tahoma" w:cs="Tahoma"/>
           <w:b/>
@@ -2663,8 +5800,7 @@
           <w:szCs w:val="16"/>
           <w:lang w:val="sk-SK"/>
         </w:rPr>
-        <w:t>3.7</w:t>
-      </w:r>
+      </w:pPr>
       <w:r>
         <w:rPr>
           <w:rFonts w:ascii="Tahoma" w:hAnsi="Tahoma" w:cs="Tahoma"/>
@@ -2674,6 +5810,17 @@
           <w:szCs w:val="16"/>
           <w:lang w:val="sk-SK"/>
         </w:rPr>
+        <w:t>3.7</w:t>
+      </w:r>
+      <w:r>
+        <w:rPr>
+          <w:rFonts w:ascii="Tahoma" w:hAnsi="Tahoma" w:cs="Tahoma"/>
+          <w:b/>
+          <w:color w:val="0070C0"/>
+          <w:sz w:val="16"/>
+          <w:szCs w:val="16"/>
+          <w:lang w:val="sk-SK"/>
+        </w:rPr>
         <w:tab/>
         <w:t>POŽIADAVKY NA BEZPEČNOSŤ A OCHRANU ÚDAJOV V IS</w:t>
       </w:r>
@@ -2803,22 +5950,190 @@
           <w:szCs w:val="16"/>
           <w:lang w:val="sk-SK"/>
         </w:rPr>
-        <w:t>Systém je implementovaný ako cloudová aplikácia na platforme Microsoft Azure. Backend je postavený na Node.js (Express), frontend na Reacte. Dáta sú uložené v PostgreSQL databáze, súbory v Azure Blob Storage. Komunikácia je zabezpečená cez HTTPS.</w:t>
+        <w:t>Systém je implementovaný ako cloudová aplikácia na platforme Microsoft Azure. Backend je postavený na Node.js (Express), frontend na Reacte. Dáta sú uložené v PostgreSQL databáze, súbory v Azure Blob Storage.</w:t>
       </w:r>
     </w:p>
     <w:p>
       <w:pPr>
-        <w:ind w:left="852" w:firstLine="588"/>
-        <w:rPr>
-          <w:rFonts w:ascii="Tahoma" w:hAnsi="Tahoma" w:cs="Tahoma"/>
-          <w:sz w:val="16"/>
-          <w:szCs w:val="16"/>
-          <w:lang w:val="sk-SK"/>
-        </w:rPr>
-      </w:pPr>
+        <w:ind w:left="1440" w:firstLine="588"/>
+        <w:rPr>
+          <w:rFonts w:ascii="Tahoma" w:hAnsi="Tahoma" w:cs="Tahoma"/>
+          <w:sz w:val="16"/>
+          <w:szCs w:val="16"/>
+        </w:rPr>
+      </w:pPr>
+      <w:r>
+        <w:rPr>
+          <w:rFonts w:ascii="Tahoma" w:hAnsi="Tahoma" w:cs="Tahoma"/>
+          <w:sz w:val="16"/>
+          <w:szCs w:val="16"/>
+          <w:lang w:val="sk-SK"/>
+        </w:rPr>
+        <w:t xml:space="preserve">FE (React) komunikuje s BE (Express) cez </w:t>
+      </w:r>
+      <w:r>
+        <w:rPr>
+          <w:rFonts w:ascii="Tahoma" w:hAnsi="Tahoma" w:cs="Tahoma"/>
+          <w:b/>
+          <w:bCs/>
+          <w:sz w:val="16"/>
+          <w:szCs w:val="16"/>
+          <w:lang w:val="sk-SK"/>
+        </w:rPr>
+        <w:t>HTTPS</w:t>
+      </w:r>
+      <w:r>
+        <w:rPr>
+          <w:rFonts w:ascii="Tahoma" w:hAnsi="Tahoma" w:cs="Tahoma"/>
+          <w:sz w:val="16"/>
+          <w:szCs w:val="16"/>
+          <w:lang w:val="sk-SK"/>
+        </w:rPr>
+        <w:t xml:space="preserve">; autentifikácia cez JWT/SSO; DB (PostgreSQL) je prístupná cez TLS (sslmode=require), </w:t>
+      </w:r>
+      <w:r>
+        <w:rPr>
+          <w:rFonts w:ascii="Tahoma" w:hAnsi="Tahoma" w:cs="Tahoma"/>
+          <w:sz w:val="16"/>
+          <w:szCs w:val="16"/>
+          <w:lang w:val="sk-SK"/>
+        </w:rPr>
+        <w:t>klúče</w:t>
+      </w:r>
+      <w:r>
+        <w:rPr>
+          <w:rFonts w:ascii="Tahoma" w:hAnsi="Tahoma" w:cs="Tahoma"/>
+          <w:sz w:val="16"/>
+          <w:szCs w:val="16"/>
+          <w:lang w:val="sk-SK"/>
+        </w:rPr>
+        <w:t xml:space="preserve"> v </w:t>
+      </w:r>
+      <w:r>
+        <w:rPr>
+          <w:rFonts w:ascii="Tahoma" w:hAnsi="Tahoma" w:cs="Tahoma"/>
+          <w:b/>
+          <w:bCs/>
+          <w:sz w:val="16"/>
+          <w:szCs w:val="16"/>
+          <w:lang w:val="sk-SK"/>
+        </w:rPr>
+        <w:t>Azure Key Vault</w:t>
+      </w:r>
+      <w:r>
+        <w:rPr>
+          <w:rFonts w:ascii="Tahoma" w:hAnsi="Tahoma" w:cs="Tahoma"/>
+          <w:sz w:val="16"/>
+          <w:szCs w:val="16"/>
+          <w:lang w:val="sk-SK"/>
+        </w:rPr>
+        <w:t xml:space="preserve">; súbory v Blob Storage (SAS/privátne kontajnery). </w:t>
+      </w:r>
+      <w:r>
+        <w:rPr>
+          <w:rFonts w:ascii="Tahoma" w:hAnsi="Tahoma" w:cs="Tahoma"/>
+          <w:sz w:val="16"/>
+          <w:szCs w:val="16"/>
+        </w:rPr>
+        <w:t xml:space="preserve">Monitoring </w:t>
+      </w:r>
+      <w:proofErr w:type="spellStart"/>
+      <w:r>
+        <w:rPr>
+          <w:rFonts w:ascii="Tahoma" w:hAnsi="Tahoma" w:cs="Tahoma"/>
+          <w:sz w:val="16"/>
+          <w:szCs w:val="16"/>
+        </w:rPr>
+        <w:t>cez</w:t>
+      </w:r>
+      <w:proofErr w:type="spellEnd"/>
+      <w:r>
+        <w:rPr>
+          <w:rFonts w:ascii="Tahoma" w:hAnsi="Tahoma" w:cs="Tahoma"/>
+          <w:sz w:val="16"/>
+          <w:szCs w:val="16"/>
+        </w:rPr>
+        <w:t xml:space="preserve"> </w:t>
+      </w:r>
+      <w:r>
+        <w:rPr>
+          <w:rFonts w:ascii="Tahoma" w:hAnsi="Tahoma" w:cs="Tahoma"/>
+          <w:b/>
+          <w:bCs/>
+          <w:sz w:val="16"/>
+          <w:szCs w:val="16"/>
+        </w:rPr>
+        <w:t>Application Insights</w:t>
+      </w:r>
+      <w:r>
+        <w:rPr>
+          <w:rFonts w:ascii="Tahoma" w:hAnsi="Tahoma" w:cs="Tahoma"/>
+          <w:sz w:val="16"/>
+          <w:szCs w:val="16"/>
+        </w:rPr>
+        <w:t xml:space="preserve">; autoscaling v </w:t>
+      </w:r>
+      <w:r>
+        <w:rPr>
+          <w:rFonts w:ascii="Tahoma" w:hAnsi="Tahoma" w:cs="Tahoma"/>
+          <w:b/>
+          <w:bCs/>
+          <w:sz w:val="16"/>
+          <w:szCs w:val="16"/>
+        </w:rPr>
+        <w:t>ACA</w:t>
+      </w:r>
+      <w:r>
+        <w:rPr>
+          <w:rFonts w:ascii="Tahoma" w:hAnsi="Tahoma" w:cs="Tahoma"/>
+          <w:sz w:val="16"/>
+          <w:szCs w:val="16"/>
+        </w:rPr>
+        <w:t xml:space="preserve">; hosting FE v </w:t>
+      </w:r>
+      <w:r>
+        <w:rPr>
+          <w:rFonts w:ascii="Tahoma" w:hAnsi="Tahoma" w:cs="Tahoma"/>
+          <w:b/>
+          <w:bCs/>
+          <w:sz w:val="16"/>
+          <w:szCs w:val="16"/>
+        </w:rPr>
+        <w:t>SWA</w:t>
+      </w:r>
+      <w:r>
+        <w:rPr>
+          <w:rFonts w:ascii="Tahoma" w:hAnsi="Tahoma" w:cs="Tahoma"/>
+          <w:sz w:val="16"/>
+          <w:szCs w:val="16"/>
+        </w:rPr>
+        <w:t xml:space="preserve"> s CDN.</w:t>
+      </w:r>
     </w:p>
     <w:p>
       <w:pPr>
+        <w:ind w:left="852" w:firstLine="588"/>
+        <w:rPr>
+          <w:rFonts w:ascii="Tahoma" w:hAnsi="Tahoma" w:cs="Tahoma"/>
+          <w:sz w:val="16"/>
+          <w:szCs w:val="16"/>
+          <w:lang w:val="sk-SK"/>
+        </w:rPr>
+      </w:pPr>
+    </w:p>
+    <w:p>
+      <w:pPr>
+        <w:ind w:left="852" w:firstLine="588"/>
+        <w:rPr>
+          <w:rFonts w:ascii="Tahoma" w:hAnsi="Tahoma" w:cs="Tahoma"/>
+          <w:sz w:val="16"/>
+          <w:szCs w:val="16"/>
+          <w:lang w:val="sk-SK"/>
+        </w:rPr>
+      </w:pPr>
+    </w:p>
+    <w:p>
+      <w:pPr>
         <w:ind w:left="852"/>
         <w:rPr>
           <w:rFonts w:ascii="Tahoma" w:hAnsi="Tahoma" w:cs="Tahoma"/>
@@ -2869,6 +6184,62 @@
         </w:rPr>
         <w:t>Prístupové práva sa prideľujú manuálne. Administrátor môže vytvárať ďalších administrátorov a spravovať používateľské účty.</w:t>
       </w:r>
+      <w:r>
+        <w:rPr>
+          <w:rFonts w:ascii="Tahoma" w:hAnsi="Tahoma" w:cs="Tahoma"/>
+          <w:sz w:val="16"/>
+          <w:szCs w:val="16"/>
+          <w:lang w:val="sk-SK"/>
+        </w:rPr>
+        <w:t xml:space="preserve"> </w:t>
+      </w:r>
+      <w:r>
+        <w:rPr>
+          <w:rFonts w:ascii="Tahoma" w:hAnsi="Tahoma" w:cs="Tahoma"/>
+          <w:sz w:val="16"/>
+          <w:szCs w:val="16"/>
+          <w:lang w:val="sk-SK"/>
+        </w:rPr>
+        <w:t xml:space="preserve">Role: </w:t>
+      </w:r>
+      <w:r>
+        <w:rPr>
+          <w:rFonts w:ascii="Tahoma" w:hAnsi="Tahoma" w:cs="Tahoma"/>
+          <w:i/>
+          <w:iCs/>
+          <w:sz w:val="16"/>
+          <w:szCs w:val="16"/>
+          <w:lang w:val="sk-SK"/>
+        </w:rPr>
+        <w:t>user, admin, (prípadne) superadmin</w:t>
+      </w:r>
+      <w:r>
+        <w:rPr>
+          <w:rFonts w:ascii="Tahoma" w:hAnsi="Tahoma" w:cs="Tahoma"/>
+          <w:sz w:val="16"/>
+          <w:szCs w:val="16"/>
+          <w:lang w:val="sk-SK"/>
+        </w:rPr>
+        <w:t>; prístup k dátam sa riadi tenantom, Meto Revúca m</w:t>
+      </w:r>
+      <w:r>
+        <w:rPr>
+          <w:rFonts w:ascii="Tahoma" w:hAnsi="Tahoma" w:cs="Tahoma"/>
+          <w:sz w:val="16"/>
+          <w:szCs w:val="16"/>
+          <w:lang w:val="sk-SK"/>
+        </w:rPr>
+        <w:t>á pridelené</w:t>
+      </w:r>
+      <w:r>
+        <w:rPr>
+          <w:rFonts w:ascii="Tahoma" w:hAnsi="Tahoma" w:cs="Tahoma"/>
+          <w:sz w:val="16"/>
+          <w:szCs w:val="16"/>
+          <w:lang w:val="sk-SK"/>
+        </w:rPr>
+        <w:t xml:space="preserve"> tenant id=1.</w:t>
+      </w:r>
     </w:p>
     <w:p>
       <w:pPr>
@@ -2883,6 +6254,17 @@
     </w:p>
     <w:p>
       <w:pPr>
+        <w:ind w:left="852" w:firstLine="588"/>
+        <w:rPr>
+          <w:rFonts w:ascii="Tahoma" w:hAnsi="Tahoma" w:cs="Tahoma"/>
+          <w:sz w:val="16"/>
+          <w:szCs w:val="16"/>
+          <w:lang w:val="sk-SK"/>
+        </w:rPr>
+      </w:pPr>
+    </w:p>
+    <w:p>
+      <w:pPr>
         <w:ind w:left="852"/>
         <w:rPr>
           <w:rFonts w:ascii="Tahoma" w:hAnsi="Tahoma" w:cs="Tahoma"/>
@@ -2931,7 +6313,78 @@
           <w:szCs w:val="16"/>
           <w:lang w:val="sk-SK"/>
         </w:rPr>
-        <w:t>Zdrojový kód je odovzdaný objednávateľovi, úpravy sú možné v budúcnosti. Údaje sú uložené v PostgreSQL databáze, prístup je chránený autentifikáciou a šifrovaním.</w:t>
+        <w:t xml:space="preserve">Zdrojový kód je odovzdaný objednávateľovi (možné budúce úpravy). Osobné údaje a obchodné dáta sú uložené v </w:t>
+      </w:r>
+      <w:r>
+        <w:rPr>
+          <w:rFonts w:ascii="Tahoma" w:hAnsi="Tahoma" w:cs="Tahoma"/>
+          <w:b/>
+          <w:bCs/>
+          <w:sz w:val="16"/>
+          <w:szCs w:val="16"/>
+          <w:lang w:val="sk-SK"/>
+        </w:rPr>
+        <w:t>PostgreSQL</w:t>
+      </w:r>
+      <w:r>
+        <w:rPr>
+          <w:rFonts w:ascii="Tahoma" w:hAnsi="Tahoma" w:cs="Tahoma"/>
+          <w:sz w:val="16"/>
+          <w:szCs w:val="16"/>
+          <w:lang w:val="sk-SK"/>
+        </w:rPr>
+        <w:t xml:space="preserve">; komunikácia a uloženie sú šifrované; retenčná politika pre kontaktné údaje </w:t>
+      </w:r>
+      <w:r>
+        <w:rPr>
+          <w:rFonts w:ascii="Tahoma" w:hAnsi="Tahoma" w:cs="Tahoma"/>
+          <w:b/>
+          <w:bCs/>
+          <w:sz w:val="16"/>
+          <w:szCs w:val="16"/>
+          <w:lang w:val="sk-SK"/>
+        </w:rPr>
+        <w:t>3 roky</w:t>
+      </w:r>
+      <w:r>
+        <w:rPr>
+          <w:rFonts w:ascii="Tahoma" w:hAnsi="Tahoma" w:cs="Tahoma"/>
+          <w:sz w:val="16"/>
+          <w:szCs w:val="16"/>
+          <w:lang w:val="sk-SK"/>
+        </w:rPr>
+        <w:t xml:space="preserve"> od poslednej aktivity; systém je navrhnutý v súlade s prístupnosťou </w:t>
+      </w:r>
+      <w:r>
+        <w:rPr>
+          <w:rFonts w:ascii="Tahoma" w:hAnsi="Tahoma" w:cs="Tahoma"/>
+          <w:b/>
+          <w:bCs/>
+          <w:sz w:val="16"/>
+          <w:szCs w:val="16"/>
+          <w:lang w:val="sk-SK"/>
+        </w:rPr>
+        <w:t>IDSK 3.0</w:t>
+      </w:r>
+      <w:r>
+        <w:rPr>
+          <w:rFonts w:ascii="Tahoma" w:hAnsi="Tahoma" w:cs="Tahoma"/>
+          <w:sz w:val="16"/>
+          <w:szCs w:val="16"/>
+          <w:lang w:val="sk-SK"/>
+        </w:rPr>
+        <w:t xml:space="preserve"> a zákonom </w:t>
+      </w:r>
+      <w:r>
+        <w:rPr>
+          <w:rFonts w:ascii="Tahoma" w:hAnsi="Tahoma" w:cs="Tahoma"/>
+          <w:b/>
+          <w:bCs/>
+          <w:sz w:val="16"/>
+          <w:szCs w:val="16"/>
+          <w:lang w:val="sk-SK"/>
+        </w:rPr>
+        <w:t>351/2022 Z.z.</w:t>
       </w:r>
     </w:p>
     <w:p>
@@ -3208,25 +6661,7 @@
           <w:sz w:val="16"/>
           <w:szCs w:val="16"/>
         </w:rPr>
-        <w:t xml:space="preserve"> </w:t>
-      </w:r>
-      <w:proofErr w:type="gramStart"/>
-      <w:r>
-        <w:rPr>
-          <w:rFonts w:ascii="Tahoma" w:hAnsi="Tahoma" w:cs="Tahoma"/>
-          <w:sz w:val="16"/>
-          <w:szCs w:val="16"/>
-        </w:rPr>
-        <w:t>a</w:t>
-      </w:r>
-      <w:proofErr w:type="gramEnd"/>
-      <w:r>
-        <w:rPr>
-          <w:rFonts w:ascii="Tahoma" w:hAnsi="Tahoma" w:cs="Tahoma"/>
-          <w:sz w:val="16"/>
-          <w:szCs w:val="16"/>
-        </w:rPr>
-        <w:t xml:space="preserve"> </w:t>
+        <w:t xml:space="preserve"> a </w:t>
       </w:r>
       <w:proofErr w:type="spellStart"/>
       <w:r>
@@ -4102,25 +7537,7 @@
           <w:sz w:val="16"/>
           <w:szCs w:val="16"/>
         </w:rPr>
-        <w:t xml:space="preserve"> backend API </w:t>
-      </w:r>
-      <w:proofErr w:type="gramStart"/>
-      <w:r>
-        <w:rPr>
-          <w:rFonts w:ascii="Tahoma" w:hAnsi="Tahoma" w:cs="Tahoma"/>
-          <w:sz w:val="16"/>
-          <w:szCs w:val="16"/>
-        </w:rPr>
-        <w:t>a</w:t>
-      </w:r>
-      <w:proofErr w:type="gramEnd"/>
-      <w:r>
-        <w:rPr>
-          <w:rFonts w:ascii="Tahoma" w:hAnsi="Tahoma" w:cs="Tahoma"/>
-          <w:sz w:val="16"/>
-          <w:szCs w:val="16"/>
-        </w:rPr>
-        <w:t xml:space="preserve"> </w:t>
+        <w:t xml:space="preserve"> backend API a </w:t>
       </w:r>
       <w:proofErr w:type="spellStart"/>
       <w:r>
@@ -4465,43 +7882,33 @@
           <w:szCs w:val="16"/>
         </w:rPr>
         <w:br/>
-        <w:t xml:space="preserve">(Flowchart </w:t>
-      </w:r>
-      <w:proofErr w:type="spellStart"/>
-      <w:r>
-        <w:rPr>
-          <w:rFonts w:ascii="Tahoma" w:hAnsi="Tahoma" w:cs="Tahoma"/>
-          <w:sz w:val="16"/>
-          <w:szCs w:val="16"/>
-        </w:rPr>
-        <w:t>doplníme</w:t>
-      </w:r>
-      <w:proofErr w:type="spellEnd"/>
-      <w:r>
-        <w:rPr>
-          <w:rFonts w:ascii="Tahoma" w:hAnsi="Tahoma" w:cs="Tahoma"/>
-          <w:sz w:val="16"/>
-          <w:szCs w:val="16"/>
-        </w:rPr>
-        <w:t xml:space="preserve"> </w:t>
-      </w:r>
-      <w:proofErr w:type="spellStart"/>
-      <w:r>
-        <w:rPr>
-          <w:rFonts w:ascii="Tahoma" w:hAnsi="Tahoma" w:cs="Tahoma"/>
-          <w:sz w:val="16"/>
-          <w:szCs w:val="16"/>
-        </w:rPr>
-        <w:t>neskôr</w:t>
-      </w:r>
-      <w:proofErr w:type="spellEnd"/>
-      <w:r>
-        <w:rPr>
-          <w:rFonts w:ascii="Tahoma" w:hAnsi="Tahoma" w:cs="Tahoma"/>
-          <w:sz w:val="16"/>
-          <w:szCs w:val="16"/>
-        </w:rPr>
-        <w:t>.)</w:t>
+      </w:r>
+      <w:r>
+        <w:rPr>
+          <w:rFonts w:ascii="Tahoma" w:hAnsi="Tahoma" w:cs="Tahoma"/>
+          <w:color w:val="EE0000"/>
+          <w:sz w:val="16"/>
+          <w:szCs w:val="16"/>
+        </w:rPr>
+        <w:t>(</w:t>
+      </w:r>
+      <w:r>
+        <w:rPr>
+          <w:rFonts w:ascii="Tahoma" w:hAnsi="Tahoma" w:cs="Tahoma"/>
+          <w:color w:val="EE0000"/>
+          <w:sz w:val="16"/>
+          <w:szCs w:val="16"/>
+        </w:rPr>
+        <w:t xml:space="preserve">TODO: </w:t>
+      </w:r>
+      <w:r>
+        <w:rPr>
+          <w:rFonts w:ascii="Tahoma" w:hAnsi="Tahoma" w:cs="Tahoma"/>
+          <w:color w:val="EE0000"/>
+          <w:sz w:val="16"/>
+          <w:szCs w:val="16"/>
+        </w:rPr>
+        <w:t>Flowchart)</w:t>
       </w:r>
     </w:p>
     <w:p>
@@ -4545,16 +7952,7 @@
           <w:sz w:val="16"/>
           <w:szCs w:val="16"/>
         </w:rPr>
-        <w:t xml:space="preserve">  </w:t>
-      </w:r>
-      <w:r>
-        <w:rPr>
-          <w:rFonts w:ascii="Tahoma" w:hAnsi="Tahoma" w:cs="Tahoma"/>
-          <w:color w:val="0070C0"/>
-          <w:sz w:val="16"/>
-          <w:szCs w:val="16"/>
-        </w:rPr>
-        <w:t xml:space="preserve">4.2.1 </w:t>
+        <w:t xml:space="preserve">  4.2.1 </w:t>
       </w:r>
       <w:proofErr w:type="spellStart"/>
       <w:r>
@@ -5137,16 +8535,7 @@
           <w:sz w:val="16"/>
           <w:szCs w:val="16"/>
         </w:rPr>
-        <w:t xml:space="preserve">  </w:t>
-      </w:r>
-      <w:r>
-        <w:rPr>
-          <w:rFonts w:ascii="Tahoma" w:hAnsi="Tahoma" w:cs="Tahoma"/>
-          <w:color w:val="0070C0"/>
-          <w:sz w:val="16"/>
-          <w:szCs w:val="16"/>
-        </w:rPr>
-        <w:t xml:space="preserve">4.2.2 Tok </w:t>
+        <w:t xml:space="preserve">  4.2.2 Tok </w:t>
       </w:r>
       <w:proofErr w:type="spellStart"/>
       <w:r>
@@ -5719,16 +9108,7 @@
           <w:sz w:val="16"/>
           <w:szCs w:val="16"/>
         </w:rPr>
-        <w:t xml:space="preserve">  </w:t>
-      </w:r>
-      <w:r>
-        <w:rPr>
-          <w:rFonts w:ascii="Tahoma" w:hAnsi="Tahoma" w:cs="Tahoma"/>
-          <w:color w:val="0070C0"/>
-          <w:sz w:val="16"/>
-          <w:szCs w:val="16"/>
-        </w:rPr>
-        <w:t xml:space="preserve">4.2.3 Flowchart </w:t>
+        <w:t xml:space="preserve">  4.2.3 Flowchart </w:t>
       </w:r>
       <w:proofErr w:type="spellStart"/>
       <w:r>
@@ -5794,6 +9174,7 @@
           <w:sz w:val="16"/>
           <w:szCs w:val="16"/>
         </w:rPr>
+        <w:lastRenderedPageBreak/>
         <w:t>Prijatie</w:t>
       </w:r>
       <w:proofErr w:type="spellEnd"/>
@@ -5944,51 +9325,29 @@
       <w:r>
         <w:rPr>
           <w:rFonts w:ascii="Tahoma" w:hAnsi="Tahoma" w:cs="Tahoma"/>
-          <w:b/>
-          <w:sz w:val="16"/>
-          <w:szCs w:val="16"/>
-        </w:rPr>
-        <w:t xml:space="preserve">(Flowchart </w:t>
-      </w:r>
-      <w:proofErr w:type="spellStart"/>
-      <w:r>
-        <w:rPr>
-          <w:rFonts w:ascii="Tahoma" w:hAnsi="Tahoma" w:cs="Tahoma"/>
-          <w:b/>
-          <w:sz w:val="16"/>
-          <w:szCs w:val="16"/>
-        </w:rPr>
-        <w:t>doplníme</w:t>
-      </w:r>
-      <w:proofErr w:type="spellEnd"/>
-      <w:r>
-        <w:rPr>
-          <w:rFonts w:ascii="Tahoma" w:hAnsi="Tahoma" w:cs="Tahoma"/>
-          <w:b/>
-          <w:sz w:val="16"/>
-          <w:szCs w:val="16"/>
-        </w:rPr>
-        <w:t xml:space="preserve"> </w:t>
-      </w:r>
-      <w:proofErr w:type="spellStart"/>
-      <w:r>
-        <w:rPr>
-          <w:rFonts w:ascii="Tahoma" w:hAnsi="Tahoma" w:cs="Tahoma"/>
-          <w:b/>
-          <w:sz w:val="16"/>
-          <w:szCs w:val="16"/>
-        </w:rPr>
-        <w:t>neskôr</w:t>
-      </w:r>
-      <w:proofErr w:type="spellEnd"/>
-      <w:r>
-        <w:rPr>
-          <w:rFonts w:ascii="Tahoma" w:hAnsi="Tahoma" w:cs="Tahoma"/>
-          <w:b/>
-          <w:sz w:val="16"/>
-          <w:szCs w:val="16"/>
-        </w:rPr>
-        <w:t>.)</w:t>
+          <w:color w:val="EE0000"/>
+          <w:sz w:val="16"/>
+          <w:szCs w:val="16"/>
+        </w:rPr>
+        <w:t>(</w:t>
+      </w:r>
+      <w:r>
+        <w:rPr>
+          <w:rFonts w:ascii="Tahoma" w:hAnsi="Tahoma" w:cs="Tahoma"/>
+          <w:color w:val="EE0000"/>
+          <w:sz w:val="16"/>
+          <w:szCs w:val="16"/>
+        </w:rPr>
+        <w:t xml:space="preserve">TODO: </w:t>
+      </w:r>
+      <w:r>
+        <w:rPr>
+          <w:rFonts w:ascii="Tahoma" w:hAnsi="Tahoma" w:cs="Tahoma"/>
+          <w:color w:val="EE0000"/>
+          <w:sz w:val="16"/>
+          <w:szCs w:val="16"/>
+        </w:rPr>
+        <w:t>Flowchart)</w:t>
       </w:r>
     </w:p>
     <w:p>
@@ -6182,7 +9541,6 @@
           <w:sz w:val="16"/>
           <w:szCs w:val="16"/>
         </w:rPr>
-        <w:lastRenderedPageBreak/>
         <w:t xml:space="preserve">Modul </w:t>
       </w:r>
       <w:proofErr w:type="spellStart"/>
@@ -7438,15 +10796,7 @@
           <w:sz w:val="16"/>
           <w:szCs w:val="16"/>
         </w:rPr>
-        <w:t xml:space="preserve"> PDF; </w:t>
-      </w:r>
-      <w:r>
-        <w:rPr>
-          <w:rFonts w:ascii="Tahoma" w:hAnsi="Tahoma" w:cs="Tahoma"/>
-          <w:sz w:val="16"/>
-          <w:szCs w:val="16"/>
-        </w:rPr>
-        <w:t xml:space="preserve">PDF </w:t>
+        <w:t xml:space="preserve"> PDF; PDF </w:t>
       </w:r>
       <w:proofErr w:type="spellStart"/>
       <w:r>
@@ -7769,32 +11119,16 @@
           <w:sz w:val="16"/>
           <w:szCs w:val="16"/>
         </w:rPr>
-        <w:t>vrat</w:t>
-      </w:r>
-      <w:r>
-        <w:rPr>
-          <w:rFonts w:ascii="Tahoma" w:hAnsi="Tahoma" w:cs="Tahoma"/>
-          <w:sz w:val="16"/>
-          <w:szCs w:val="16"/>
-        </w:rPr>
-        <w:t>i</w:t>
-      </w:r>
-      <w:proofErr w:type="spellEnd"/>
-      <w:r>
-        <w:rPr>
-          <w:rFonts w:ascii="Tahoma" w:hAnsi="Tahoma" w:cs="Tahoma"/>
-          <w:sz w:val="16"/>
-          <w:szCs w:val="16"/>
-        </w:rPr>
-        <w:t xml:space="preserve"> PDF</w:t>
-      </w:r>
-      <w:r>
-        <w:rPr>
-          <w:rFonts w:ascii="Tahoma" w:hAnsi="Tahoma" w:cs="Tahoma"/>
-          <w:sz w:val="16"/>
-          <w:szCs w:val="16"/>
-        </w:rPr>
-        <w:t xml:space="preserve"> </w:t>
+        <w:t>vrati</w:t>
+      </w:r>
+      <w:proofErr w:type="spellEnd"/>
+      <w:r>
+        <w:rPr>
+          <w:rFonts w:ascii="Tahoma" w:hAnsi="Tahoma" w:cs="Tahoma"/>
+          <w:sz w:val="16"/>
+          <w:szCs w:val="16"/>
+        </w:rPr>
+        <w:t xml:space="preserve"> PDF </w:t>
       </w:r>
       <w:proofErr w:type="spellStart"/>
       <w:r>
@@ -8310,16 +11644,36 @@
           <w:sz w:val="16"/>
           <w:szCs w:val="16"/>
         </w:rPr>
-        <w:t xml:space="preserve"> z </w:t>
-      </w:r>
-      <w:r>
-        <w:rPr>
-          <w:rFonts w:ascii="Tahoma" w:hAnsi="Tahoma" w:cs="Tahoma"/>
-          <w:sz w:val="16"/>
-          <w:szCs w:val="16"/>
-        </w:rPr>
-        <w:t>FE</w:t>
-      </w:r>
+        <w:t xml:space="preserve"> z FE → </w:t>
+      </w:r>
+      <w:proofErr w:type="spellStart"/>
+      <w:r>
+        <w:rPr>
+          <w:rFonts w:ascii="Tahoma" w:hAnsi="Tahoma" w:cs="Tahoma"/>
+          <w:sz w:val="16"/>
+          <w:szCs w:val="16"/>
+        </w:rPr>
+        <w:t>Validácia</w:t>
+      </w:r>
+      <w:proofErr w:type="spellEnd"/>
+      <w:r>
+        <w:rPr>
+          <w:rFonts w:ascii="Tahoma" w:hAnsi="Tahoma" w:cs="Tahoma"/>
+          <w:sz w:val="16"/>
+          <w:szCs w:val="16"/>
+        </w:rPr>
+        <w:t xml:space="preserve"> </w:t>
+      </w:r>
+      <w:proofErr w:type="spellStart"/>
+      <w:r>
+        <w:rPr>
+          <w:rFonts w:ascii="Tahoma" w:hAnsi="Tahoma" w:cs="Tahoma"/>
+          <w:sz w:val="16"/>
+          <w:szCs w:val="16"/>
+        </w:rPr>
+        <w:t>vstupov</w:t>
+      </w:r>
+      <w:proofErr w:type="spellEnd"/>
       <w:r>
         <w:rPr>
           <w:rFonts w:ascii="Tahoma" w:hAnsi="Tahoma" w:cs="Tahoma"/>
@@ -8335,42 +11689,6 @@
           <w:sz w:val="16"/>
           <w:szCs w:val="16"/>
         </w:rPr>
-        <w:t>Validácia</w:t>
-      </w:r>
-      <w:proofErr w:type="spellEnd"/>
-      <w:r>
-        <w:rPr>
-          <w:rFonts w:ascii="Tahoma" w:hAnsi="Tahoma" w:cs="Tahoma"/>
-          <w:sz w:val="16"/>
-          <w:szCs w:val="16"/>
-        </w:rPr>
-        <w:t xml:space="preserve"> </w:t>
-      </w:r>
-      <w:proofErr w:type="spellStart"/>
-      <w:r>
-        <w:rPr>
-          <w:rFonts w:ascii="Tahoma" w:hAnsi="Tahoma" w:cs="Tahoma"/>
-          <w:sz w:val="16"/>
-          <w:szCs w:val="16"/>
-        </w:rPr>
-        <w:t>vstupov</w:t>
-      </w:r>
-      <w:proofErr w:type="spellEnd"/>
-      <w:r>
-        <w:rPr>
-          <w:rFonts w:ascii="Tahoma" w:hAnsi="Tahoma" w:cs="Tahoma"/>
-          <w:sz w:val="16"/>
-          <w:szCs w:val="16"/>
-        </w:rPr>
-        <w:t xml:space="preserve"> → </w:t>
-      </w:r>
-      <w:proofErr w:type="spellStart"/>
-      <w:r>
-        <w:rPr>
-          <w:rFonts w:ascii="Tahoma" w:hAnsi="Tahoma" w:cs="Tahoma"/>
-          <w:sz w:val="16"/>
-          <w:szCs w:val="16"/>
-        </w:rPr>
         <w:t>Výber</w:t>
       </w:r>
       <w:proofErr w:type="spellEnd"/>
@@ -8501,157 +11819,29 @@
       <w:r>
         <w:rPr>
           <w:rFonts w:ascii="Tahoma" w:hAnsi="Tahoma" w:cs="Tahoma"/>
-          <w:i/>
-          <w:iCs/>
           <w:color w:val="EE0000"/>
           <w:sz w:val="16"/>
           <w:szCs w:val="16"/>
         </w:rPr>
         <w:t>(</w:t>
       </w:r>
-      <w:proofErr w:type="spellStart"/>
-      <w:r>
-        <w:rPr>
-          <w:rFonts w:ascii="Tahoma" w:hAnsi="Tahoma" w:cs="Tahoma"/>
-          <w:i/>
-          <w:iCs/>
+      <w:r>
+        <w:rPr>
+          <w:rFonts w:ascii="Tahoma" w:hAnsi="Tahoma" w:cs="Tahoma"/>
           <w:color w:val="EE0000"/>
           <w:sz w:val="16"/>
           <w:szCs w:val="16"/>
         </w:rPr>
-        <w:t>Grafický</w:t>
-      </w:r>
-      <w:proofErr w:type="spellEnd"/>
-      <w:r>
-        <w:rPr>
-          <w:rFonts w:ascii="Tahoma" w:hAnsi="Tahoma" w:cs="Tahoma"/>
-          <w:i/>
-          <w:iCs/>
+        <w:t xml:space="preserve">TODO: </w:t>
+      </w:r>
+      <w:r>
+        <w:rPr>
+          <w:rFonts w:ascii="Tahoma" w:hAnsi="Tahoma" w:cs="Tahoma"/>
           <w:color w:val="EE0000"/>
           <w:sz w:val="16"/>
           <w:szCs w:val="16"/>
         </w:rPr>
-        <w:t xml:space="preserve"> flowchart </w:t>
-      </w:r>
-      <w:proofErr w:type="spellStart"/>
-      <w:r>
-        <w:rPr>
-          <w:rFonts w:ascii="Tahoma" w:hAnsi="Tahoma" w:cs="Tahoma"/>
-          <w:i/>
-          <w:iCs/>
-          <w:color w:val="EE0000"/>
-          <w:sz w:val="16"/>
-          <w:szCs w:val="16"/>
-        </w:rPr>
-        <w:t>bude</w:t>
-      </w:r>
-      <w:proofErr w:type="spellEnd"/>
-      <w:r>
-        <w:rPr>
-          <w:rFonts w:ascii="Tahoma" w:hAnsi="Tahoma" w:cs="Tahoma"/>
-          <w:i/>
-          <w:iCs/>
-          <w:color w:val="EE0000"/>
-          <w:sz w:val="16"/>
-          <w:szCs w:val="16"/>
-        </w:rPr>
-        <w:t xml:space="preserve"> </w:t>
-      </w:r>
-      <w:proofErr w:type="spellStart"/>
-      <w:r>
-        <w:rPr>
-          <w:rFonts w:ascii="Tahoma" w:hAnsi="Tahoma" w:cs="Tahoma"/>
-          <w:i/>
-          <w:iCs/>
-          <w:color w:val="EE0000"/>
-          <w:sz w:val="16"/>
-          <w:szCs w:val="16"/>
-        </w:rPr>
-        <w:t>doplnený</w:t>
-      </w:r>
-      <w:proofErr w:type="spellEnd"/>
-      <w:r>
-        <w:rPr>
-          <w:rFonts w:ascii="Tahoma" w:hAnsi="Tahoma" w:cs="Tahoma"/>
-          <w:i/>
-          <w:iCs/>
-          <w:color w:val="EE0000"/>
-          <w:sz w:val="16"/>
-          <w:szCs w:val="16"/>
-        </w:rPr>
-        <w:t xml:space="preserve"> po </w:t>
-      </w:r>
-      <w:proofErr w:type="spellStart"/>
-      <w:r>
-        <w:rPr>
-          <w:rFonts w:ascii="Tahoma" w:hAnsi="Tahoma" w:cs="Tahoma"/>
-          <w:i/>
-          <w:iCs/>
-          <w:color w:val="EE0000"/>
-          <w:sz w:val="16"/>
-          <w:szCs w:val="16"/>
-        </w:rPr>
-        <w:t>odsúhlasení</w:t>
-      </w:r>
-      <w:proofErr w:type="spellEnd"/>
-      <w:r>
-        <w:rPr>
-          <w:rFonts w:ascii="Tahoma" w:hAnsi="Tahoma" w:cs="Tahoma"/>
-          <w:i/>
-          <w:iCs/>
-          <w:color w:val="EE0000"/>
-          <w:sz w:val="16"/>
-          <w:szCs w:val="16"/>
-        </w:rPr>
-        <w:t xml:space="preserve"> </w:t>
-      </w:r>
-      <w:proofErr w:type="spellStart"/>
-      <w:r>
-        <w:rPr>
-          <w:rFonts w:ascii="Tahoma" w:hAnsi="Tahoma" w:cs="Tahoma"/>
-          <w:i/>
-          <w:iCs/>
-          <w:color w:val="EE0000"/>
-          <w:sz w:val="16"/>
-          <w:szCs w:val="16"/>
-        </w:rPr>
-        <w:t>popisu</w:t>
-      </w:r>
-      <w:proofErr w:type="spellEnd"/>
-      <w:r>
-        <w:rPr>
-          <w:rFonts w:ascii="Tahoma" w:hAnsi="Tahoma" w:cs="Tahoma"/>
-          <w:i/>
-          <w:iCs/>
-          <w:color w:val="EE0000"/>
-          <w:sz w:val="16"/>
-          <w:szCs w:val="16"/>
-        </w:rPr>
-        <w:t xml:space="preserve"> </w:t>
-      </w:r>
-      <w:proofErr w:type="spellStart"/>
-      <w:r>
-        <w:rPr>
-          <w:rFonts w:ascii="Tahoma" w:hAnsi="Tahoma" w:cs="Tahoma"/>
-          <w:i/>
-          <w:iCs/>
-          <w:color w:val="EE0000"/>
-          <w:sz w:val="16"/>
-          <w:szCs w:val="16"/>
-        </w:rPr>
-        <w:t>modulu</w:t>
-      </w:r>
-      <w:proofErr w:type="spellEnd"/>
-      <w:r>
-        <w:rPr>
-          <w:rFonts w:ascii="Tahoma" w:hAnsi="Tahoma" w:cs="Tahoma"/>
-          <w:i/>
-          <w:iCs/>
-          <w:color w:val="EE0000"/>
-          <w:sz w:val="16"/>
-          <w:szCs w:val="16"/>
-        </w:rPr>
-        <w:t>.)</w:t>
+        <w:t>Flowchart)</w:t>
       </w:r>
     </w:p>
     <w:p>
@@ -8704,7 +11894,6 @@
         <w:rPr>
           <w:rFonts w:ascii="Tahoma" w:hAnsi="Tahoma" w:cs="Tahoma"/>
           <w:bCs/>
-          <w:color w:val="0070C0"/>
           <w:sz w:val="16"/>
           <w:szCs w:val="16"/>
           <w:lang w:val="sk-SK"/>
@@ -8731,6 +11920,57 @@
         </w:rPr>
         <w:t>GitHub Repozitár</w:t>
       </w:r>
+      <w:r>
+        <w:rPr>
+          <w:rFonts w:ascii="Tahoma" w:hAnsi="Tahoma" w:cs="Tahoma"/>
+          <w:bCs/>
+          <w:sz w:val="16"/>
+          <w:szCs w:val="16"/>
+          <w:lang w:val="sk-SK"/>
+        </w:rPr>
+        <w:t xml:space="preserve"> </w:t>
+      </w:r>
+      <w:r>
+        <w:rPr>
+          <w:rFonts w:ascii="Tahoma" w:hAnsi="Tahoma" w:cs="Tahoma"/>
+          <w:bCs/>
+          <w:sz w:val="16"/>
+          <w:szCs w:val="16"/>
+        </w:rPr>
+        <w:t>-</w:t>
+      </w:r>
+      <w:r>
+        <w:rPr>
+          <w:rFonts w:ascii="Tahoma" w:hAnsi="Tahoma" w:cs="Tahoma"/>
+          <w:bCs/>
+          <w:sz w:val="16"/>
+          <w:szCs w:val="16"/>
+          <w:lang w:val="sk-SK"/>
+        </w:rPr>
+        <w:t xml:space="preserve"> </w:t>
+      </w:r>
+      <w:r>
+        <w:rPr>
+          <w:rFonts w:ascii="Tahoma" w:hAnsi="Tahoma" w:cs="Tahoma"/>
+          <w:bCs/>
+          <w:sz w:val="16"/>
+          <w:szCs w:val="16"/>
+          <w:lang w:val="sk-SK"/>
+        </w:rPr>
+        <w:t>https://github.com/Invent-IT-sk/jarmok-docs</w:t>
+      </w:r>
+    </w:p>
+    <w:p>
+      <w:pPr>
+        <w:rPr>
+          <w:rFonts w:ascii="Tahoma" w:hAnsi="Tahoma" w:cs="Tahoma"/>
+          <w:bCs/>
+          <w:color w:val="0070C0"/>
+          <w:sz w:val="16"/>
+          <w:szCs w:val="16"/>
+          <w:lang w:val="sk-SK"/>
+        </w:rPr>
+      </w:pPr>
     </w:p>
     <w:p>
       <w:pPr>
@@ -10618,6 +13858,156 @@
     </w:lvl>
   </w:abstractNum>
   <w:abstractNum w:abstractNumId="2" w15:restartNumberingAfterBreak="0">
+    <w:nsid w:val="0D563DBF"/>
+    <w:multiLevelType w:val="multilevel"/>
+    <w:tmpl w:val="FDF658A4"/>
+    <w:lvl w:ilvl="0">
+      <w:start w:val="1"/>
+      <w:numFmt w:val="bullet"/>
+      <w:lvlText w:val=""/>
+      <w:lvlJc w:val="left"/>
+      <w:pPr>
+        <w:tabs>
+          <w:tab w:val="num" w:pos="1800"/>
+        </w:tabs>
+        <w:ind w:left="1800" w:hanging="360"/>
+      </w:pPr>
+      <w:rPr>
+        <w:rFonts w:ascii="Symbol" w:hAnsi="Symbol" w:hint="default"/>
+        <w:sz w:val="16"/>
+        <w:szCs w:val="16"/>
+      </w:rPr>
+    </w:lvl>
+    <w:lvl w:ilvl="1" w:tentative="1">
+      <w:start w:val="1"/>
+      <w:numFmt w:val="bullet"/>
+      <w:lvlText w:val="o"/>
+      <w:lvlJc w:val="left"/>
+      <w:pPr>
+        <w:tabs>
+          <w:tab w:val="num" w:pos="2520"/>
+        </w:tabs>
+        <w:ind w:left="2520" w:hanging="360"/>
+      </w:pPr>
+      <w:rPr>
+        <w:rFonts w:ascii="Courier New" w:hAnsi="Courier New" w:hint="default"/>
+        <w:sz w:val="20"/>
+      </w:rPr>
+    </w:lvl>
+    <w:lvl w:ilvl="2" w:tentative="1">
+      <w:start w:val="1"/>
+      <w:numFmt w:val="bullet"/>
+      <w:lvlText w:val=""/>
+      <w:lvlJc w:val="left"/>
+      <w:pPr>
+        <w:tabs>
+          <w:tab w:val="num" w:pos="3240"/>
+        </w:tabs>
+        <w:ind w:left="3240" w:hanging="360"/>
+      </w:pPr>
+      <w:rPr>
+        <w:rFonts w:ascii="Wingdings" w:hAnsi="Wingdings" w:hint="default"/>
+        <w:sz w:val="20"/>
+      </w:rPr>
+    </w:lvl>
+    <w:lvl w:ilvl="3" w:tentative="1">
+      <w:start w:val="1"/>
+      <w:numFmt w:val="bullet"/>
+      <w:lvlText w:val=""/>
+      <w:lvlJc w:val="left"/>
+      <w:pPr>
+        <w:tabs>
+          <w:tab w:val="num" w:pos="3960"/>
+        </w:tabs>
+        <w:ind w:left="3960" w:hanging="360"/>
+      </w:pPr>
+      <w:rPr>
+        <w:rFonts w:ascii="Wingdings" w:hAnsi="Wingdings" w:hint="default"/>
+        <w:sz w:val="20"/>
+      </w:rPr>
+    </w:lvl>
+    <w:lvl w:ilvl="4" w:tentative="1">
+      <w:start w:val="1"/>
+      <w:numFmt w:val="bullet"/>
+      <w:lvlText w:val=""/>
+      <w:lvlJc w:val="left"/>
+      <w:pPr>
+        <w:tabs>
+          <w:tab w:val="num" w:pos="4680"/>
+        </w:tabs>
+        <w:ind w:left="4680" w:hanging="360"/>
+      </w:pPr>
+      <w:rPr>
+        <w:rFonts w:ascii="Wingdings" w:hAnsi="Wingdings" w:hint="default"/>
+        <w:sz w:val="20"/>
+      </w:rPr>
+    </w:lvl>
+    <w:lvl w:ilvl="5" w:tentative="1">
+      <w:start w:val="1"/>
+      <w:numFmt w:val="bullet"/>
+      <w:lvlText w:val=""/>
+      <w:lvlJc w:val="left"/>
+      <w:pPr>
+        <w:tabs>
+          <w:tab w:val="num" w:pos="5400"/>
+        </w:tabs>
+        <w:ind w:left="5400" w:hanging="360"/>
+      </w:pPr>
+      <w:rPr>
+        <w:rFonts w:ascii="Wingdings" w:hAnsi="Wingdings" w:hint="default"/>
+        <w:sz w:val="20"/>
+      </w:rPr>
+    </w:lvl>
+    <w:lvl w:ilvl="6" w:tentative="1">
+      <w:start w:val="1"/>
+      <w:numFmt w:val="bullet"/>
+      <w:lvlText w:val=""/>
+      <w:lvlJc w:val="left"/>
+      <w:pPr>
+        <w:tabs>
+          <w:tab w:val="num" w:pos="6120"/>
+        </w:tabs>
+        <w:ind w:left="6120" w:hanging="360"/>
+      </w:pPr>
+      <w:rPr>
+        <w:rFonts w:ascii="Wingdings" w:hAnsi="Wingdings" w:hint="default"/>
+        <w:sz w:val="20"/>
+      </w:rPr>
+    </w:lvl>
+    <w:lvl w:ilvl="7" w:tentative="1">
+      <w:start w:val="1"/>
+      <w:numFmt w:val="bullet"/>
+      <w:lvlText w:val=""/>
+      <w:lvlJc w:val="left"/>
+      <w:pPr>
+        <w:tabs>
+          <w:tab w:val="num" w:pos="6840"/>
+        </w:tabs>
+        <w:ind w:left="6840" w:hanging="360"/>
+      </w:pPr>
+      <w:rPr>
+        <w:rFonts w:ascii="Wingdings" w:hAnsi="Wingdings" w:hint="default"/>
+        <w:sz w:val="20"/>
+      </w:rPr>
+    </w:lvl>
+    <w:lvl w:ilvl="8" w:tentative="1">
+      <w:start w:val="1"/>
+      <w:numFmt w:val="bullet"/>
+      <w:lvlText w:val=""/>
+      <w:lvlJc w:val="left"/>
+      <w:pPr>
+        <w:tabs>
+          <w:tab w:val="num" w:pos="7560"/>
+        </w:tabs>
+        <w:ind w:left="7560" w:hanging="360"/>
+      </w:pPr>
+      <w:rPr>
+        <w:rFonts w:ascii="Wingdings" w:hAnsi="Wingdings" w:hint="default"/>
+        <w:sz w:val="20"/>
+      </w:rPr>
+    </w:lvl>
+  </w:abstractNum>
+  <w:abstractNum w:abstractNumId="3" w15:restartNumberingAfterBreak="0">
     <w:nsid w:val="21D35781"/>
     <w:multiLevelType w:val="hybridMultilevel"/>
     <w:tmpl w:val="66683934"/>
@@ -10730,7 +14120,156 @@
       </w:rPr>
     </w:lvl>
   </w:abstractNum>
-  <w:abstractNum w:abstractNumId="3" w15:restartNumberingAfterBreak="0">
+  <w:abstractNum w:abstractNumId="4" w15:restartNumberingAfterBreak="0">
+    <w:nsid w:val="24B208C0"/>
+    <w:multiLevelType w:val="multilevel"/>
+    <w:tmpl w:val="BB2ADDE4"/>
+    <w:lvl w:ilvl="0">
+      <w:start w:val="1"/>
+      <w:numFmt w:val="bullet"/>
+      <w:lvlText w:val=""/>
+      <w:lvlJc w:val="left"/>
+      <w:pPr>
+        <w:tabs>
+          <w:tab w:val="num" w:pos="1080"/>
+        </w:tabs>
+        <w:ind w:left="1080" w:hanging="360"/>
+      </w:pPr>
+      <w:rPr>
+        <w:rFonts w:ascii="Symbol" w:hAnsi="Symbol" w:hint="default"/>
+        <w:sz w:val="20"/>
+      </w:rPr>
+    </w:lvl>
+    <w:lvl w:ilvl="1" w:tentative="1">
+      <w:start w:val="1"/>
+      <w:numFmt w:val="bullet"/>
+      <w:lvlText w:val="o"/>
+      <w:lvlJc w:val="left"/>
+      <w:pPr>
+        <w:tabs>
+          <w:tab w:val="num" w:pos="1800"/>
+        </w:tabs>
+        <w:ind w:left="1800" w:hanging="360"/>
+      </w:pPr>
+      <w:rPr>
+        <w:rFonts w:ascii="Courier New" w:hAnsi="Courier New" w:hint="default"/>
+        <w:sz w:val="20"/>
+      </w:rPr>
+    </w:lvl>
+    <w:lvl w:ilvl="2" w:tentative="1">
+      <w:start w:val="1"/>
+      <w:numFmt w:val="bullet"/>
+      <w:lvlText w:val=""/>
+      <w:lvlJc w:val="left"/>
+      <w:pPr>
+        <w:tabs>
+          <w:tab w:val="num" w:pos="2520"/>
+        </w:tabs>
+        <w:ind w:left="2520" w:hanging="360"/>
+      </w:pPr>
+      <w:rPr>
+        <w:rFonts w:ascii="Wingdings" w:hAnsi="Wingdings" w:hint="default"/>
+        <w:sz w:val="20"/>
+      </w:rPr>
+    </w:lvl>
+    <w:lvl w:ilvl="3" w:tentative="1">
+      <w:start w:val="1"/>
+      <w:numFmt w:val="bullet"/>
+      <w:lvlText w:val=""/>
+      <w:lvlJc w:val="left"/>
+      <w:pPr>
+        <w:tabs>
+          <w:tab w:val="num" w:pos="3240"/>
+        </w:tabs>
+        <w:ind w:left="3240" w:hanging="360"/>
+      </w:pPr>
+      <w:rPr>
+        <w:rFonts w:ascii="Wingdings" w:hAnsi="Wingdings" w:hint="default"/>
+        <w:sz w:val="20"/>
+      </w:rPr>
+    </w:lvl>
+    <w:lvl w:ilvl="4" w:tentative="1">
+      <w:start w:val="1"/>
+      <w:numFmt w:val="bullet"/>
+      <w:lvlText w:val=""/>
+      <w:lvlJc w:val="left"/>
+      <w:pPr>
+        <w:tabs>
+          <w:tab w:val="num" w:pos="3960"/>
+        </w:tabs>
+        <w:ind w:left="3960" w:hanging="360"/>
+      </w:pPr>
+      <w:rPr>
+        <w:rFonts w:ascii="Wingdings" w:hAnsi="Wingdings" w:hint="default"/>
+        <w:sz w:val="20"/>
+      </w:rPr>
+    </w:lvl>
+    <w:lvl w:ilvl="5" w:tentative="1">
+      <w:start w:val="1"/>
+      <w:numFmt w:val="bullet"/>
+      <w:lvlText w:val=""/>
+      <w:lvlJc w:val="left"/>
+      <w:pPr>
+        <w:tabs>
+          <w:tab w:val="num" w:pos="4680"/>
+        </w:tabs>
+        <w:ind w:left="4680" w:hanging="360"/>
+      </w:pPr>
+      <w:rPr>
+        <w:rFonts w:ascii="Wingdings" w:hAnsi="Wingdings" w:hint="default"/>
+        <w:sz w:val="20"/>
+      </w:rPr>
+    </w:lvl>
+    <w:lvl w:ilvl="6" w:tentative="1">
+      <w:start w:val="1"/>
+      <w:numFmt w:val="bullet"/>
+      <w:lvlText w:val=""/>
+      <w:lvlJc w:val="left"/>
+      <w:pPr>
+        <w:tabs>
+          <w:tab w:val="num" w:pos="5400"/>
+        </w:tabs>
+        <w:ind w:left="5400" w:hanging="360"/>
+      </w:pPr>
+      <w:rPr>
+        <w:rFonts w:ascii="Wingdings" w:hAnsi="Wingdings" w:hint="default"/>
+        <w:sz w:val="20"/>
+      </w:rPr>
+    </w:lvl>
+    <w:lvl w:ilvl="7" w:tentative="1">
+      <w:start w:val="1"/>
+      <w:numFmt w:val="bullet"/>
+      <w:lvlText w:val=""/>
+      <w:lvlJc w:val="left"/>
+      <w:pPr>
+        <w:tabs>
+          <w:tab w:val="num" w:pos="6120"/>
+        </w:tabs>
+        <w:ind w:left="6120" w:hanging="360"/>
+      </w:pPr>
+      <w:rPr>
+        <w:rFonts w:ascii="Wingdings" w:hAnsi="Wingdings" w:hint="default"/>
+        <w:sz w:val="20"/>
+      </w:rPr>
+    </w:lvl>
+    <w:lvl w:ilvl="8" w:tentative="1">
+      <w:start w:val="1"/>
+      <w:numFmt w:val="bullet"/>
+      <w:lvlText w:val=""/>
+      <w:lvlJc w:val="left"/>
+      <w:pPr>
+        <w:tabs>
+          <w:tab w:val="num" w:pos="6840"/>
+        </w:tabs>
+        <w:ind w:left="6840" w:hanging="360"/>
+      </w:pPr>
+      <w:rPr>
+        <w:rFonts w:ascii="Wingdings" w:hAnsi="Wingdings" w:hint="default"/>
+        <w:sz w:val="20"/>
+      </w:rPr>
+    </w:lvl>
+  </w:abstractNum>
+  <w:abstractNum w:abstractNumId="5" w15:restartNumberingAfterBreak="0">
     <w:nsid w:val="2A163ACF"/>
     <w:multiLevelType w:val="multilevel"/>
     <w:tmpl w:val="A544976A"/>
@@ -10879,7 +14418,7 @@
       </w:rPr>
     </w:lvl>
   </w:abstractNum>
-  <w:abstractNum w:abstractNumId="4" w15:restartNumberingAfterBreak="0">
+  <w:abstractNum w:abstractNumId="6" w15:restartNumberingAfterBreak="0">
     <w:nsid w:val="2A471CCD"/>
     <w:multiLevelType w:val="multilevel"/>
     <w:tmpl w:val="4FCCA912"/>
@@ -10992,7 +14531,7 @@
       </w:pPr>
     </w:lvl>
   </w:abstractNum>
-  <w:abstractNum w:abstractNumId="5" w15:restartNumberingAfterBreak="0">
+  <w:abstractNum w:abstractNumId="7" w15:restartNumberingAfterBreak="0">
     <w:nsid w:val="3AC849D9"/>
     <w:multiLevelType w:val="multilevel"/>
     <w:tmpl w:val="AFC25AE8"/>
@@ -11141,7 +14680,7 @@
       </w:rPr>
     </w:lvl>
   </w:abstractNum>
-  <w:abstractNum w:abstractNumId="6" w15:restartNumberingAfterBreak="0">
+  <w:abstractNum w:abstractNumId="8" w15:restartNumberingAfterBreak="0">
     <w:nsid w:val="451910CE"/>
     <w:multiLevelType w:val="hybridMultilevel"/>
     <w:tmpl w:val="A44A49E2"/>
@@ -11254,7 +14793,7 @@
       </w:rPr>
     </w:lvl>
   </w:abstractNum>
-  <w:abstractNum w:abstractNumId="7" w15:restartNumberingAfterBreak="0">
+  <w:abstractNum w:abstractNumId="9" w15:restartNumberingAfterBreak="0">
     <w:nsid w:val="58876CA9"/>
     <w:multiLevelType w:val="hybridMultilevel"/>
     <w:tmpl w:val="9D14AAF2"/>
@@ -11367,7 +14906,7 @@
       </w:rPr>
     </w:lvl>
   </w:abstractNum>
-  <w:abstractNum w:abstractNumId="8" w15:restartNumberingAfterBreak="0">
+  <w:abstractNum w:abstractNumId="10" w15:restartNumberingAfterBreak="0">
     <w:nsid w:val="5F545A9E"/>
     <w:multiLevelType w:val="hybridMultilevel"/>
     <w:tmpl w:val="74B2571E"/>
@@ -11479,7 +15018,7 @@
       </w:rPr>
     </w:lvl>
   </w:abstractNum>
-  <w:abstractNum w:abstractNumId="9" w15:restartNumberingAfterBreak="0">
+  <w:abstractNum w:abstractNumId="11" w15:restartNumberingAfterBreak="0">
     <w:nsid w:val="67A913A2"/>
     <w:multiLevelType w:val="multilevel"/>
     <w:tmpl w:val="CBC4D7FA"/>
@@ -11595,7 +15134,7 @@
       </w:pPr>
     </w:lvl>
   </w:abstractNum>
-  <w:abstractNum w:abstractNumId="10" w15:restartNumberingAfterBreak="0">
+  <w:abstractNum w:abstractNumId="12" w15:restartNumberingAfterBreak="0">
     <w:nsid w:val="68A018CB"/>
     <w:multiLevelType w:val="multilevel"/>
     <w:tmpl w:val="A6302D26"/>
@@ -11744,7 +15283,7 @@
       </w:rPr>
     </w:lvl>
   </w:abstractNum>
-  <w:abstractNum w:abstractNumId="11" w15:restartNumberingAfterBreak="0">
+  <w:abstractNum w:abstractNumId="13" w15:restartNumberingAfterBreak="0">
     <w:nsid w:val="6F83518B"/>
     <w:multiLevelType w:val="hybridMultilevel"/>
     <w:tmpl w:val="F2C872CC"/>
@@ -11857,7 +15396,120 @@
       </w:rPr>
     </w:lvl>
   </w:abstractNum>
-  <w:abstractNum w:abstractNumId="12" w15:restartNumberingAfterBreak="0">
+  <w:abstractNum w:abstractNumId="14" w15:restartNumberingAfterBreak="0">
+    <w:nsid w:val="764B67F8"/>
+    <w:multiLevelType w:val="multilevel"/>
+    <w:tmpl w:val="D77EB360"/>
+    <w:lvl w:ilvl="0">
+      <w:start w:val="1"/>
+      <w:numFmt w:val="decimal"/>
+      <w:lvlText w:val="%1."/>
+      <w:lvlJc w:val="left"/>
+      <w:pPr>
+        <w:tabs>
+          <w:tab w:val="num" w:pos="1090"/>
+        </w:tabs>
+        <w:ind w:left="1090" w:hanging="360"/>
+      </w:pPr>
+    </w:lvl>
+    <w:lvl w:ilvl="1" w:tentative="1">
+      <w:start w:val="1"/>
+      <w:numFmt w:val="decimal"/>
+      <w:lvlText w:val="%2."/>
+      <w:lvlJc w:val="left"/>
+      <w:pPr>
+        <w:tabs>
+          <w:tab w:val="num" w:pos="1810"/>
+        </w:tabs>
+        <w:ind w:left="1810" w:hanging="360"/>
+      </w:pPr>
+    </w:lvl>
+    <w:lvl w:ilvl="2" w:tentative="1">
+      <w:start w:val="1"/>
+      <w:numFmt w:val="decimal"/>
+      <w:lvlText w:val="%3."/>
+      <w:lvlJc w:val="left"/>
+      <w:pPr>
+        <w:tabs>
+          <w:tab w:val="num" w:pos="2530"/>
+        </w:tabs>
+        <w:ind w:left="2530" w:hanging="360"/>
+      </w:pPr>
+    </w:lvl>
+    <w:lvl w:ilvl="3" w:tentative="1">
+      <w:start w:val="1"/>
+      <w:numFmt w:val="decimal"/>
+      <w:lvlText w:val="%4."/>
+      <w:lvlJc w:val="left"/>
+      <w:pPr>
+        <w:tabs>
+          <w:tab w:val="num" w:pos="3250"/>
+        </w:tabs>
+        <w:ind w:left="3250" w:hanging="360"/>
+      </w:pPr>
+    </w:lvl>
+    <w:lvl w:ilvl="4" w:tentative="1">
+      <w:start w:val="1"/>
+      <w:numFmt w:val="decimal"/>
+      <w:lvlText w:val="%5."/>
+      <w:lvlJc w:val="left"/>
+      <w:pPr>
+        <w:tabs>
+          <w:tab w:val="num" w:pos="3970"/>
+        </w:tabs>
+        <w:ind w:left="3970" w:hanging="360"/>
+      </w:pPr>
+    </w:lvl>
+    <w:lvl w:ilvl="5" w:tentative="1">
+      <w:start w:val="1"/>
+      <w:numFmt w:val="decimal"/>
+      <w:lvlText w:val="%6."/>
+      <w:lvlJc w:val="left"/>
+      <w:pPr>
+        <w:tabs>
+          <w:tab w:val="num" w:pos="4690"/>
+        </w:tabs>
+        <w:ind w:left="4690" w:hanging="360"/>
+      </w:pPr>
+    </w:lvl>
+    <w:lvl w:ilvl="6" w:tentative="1">
+      <w:start w:val="1"/>
+      <w:numFmt w:val="decimal"/>
+      <w:lvlText w:val="%7."/>
+      <w:lvlJc w:val="left"/>
+      <w:pPr>
+        <w:tabs>
+          <w:tab w:val="num" w:pos="5410"/>
+        </w:tabs>
+        <w:ind w:left="5410" w:hanging="360"/>
+      </w:pPr>
+    </w:lvl>
+    <w:lvl w:ilvl="7" w:tentative="1">
+      <w:start w:val="1"/>
+      <w:numFmt w:val="decimal"/>
+      <w:lvlText w:val="%8."/>
+      <w:lvlJc w:val="left"/>
+      <w:pPr>
+        <w:tabs>
+          <w:tab w:val="num" w:pos="6130"/>
+        </w:tabs>
+        <w:ind w:left="6130" w:hanging="360"/>
+      </w:pPr>
+    </w:lvl>
+    <w:lvl w:ilvl="8" w:tentative="1">
+      <w:start w:val="1"/>
+      <w:numFmt w:val="decimal"/>
+      <w:lvlText w:val="%9."/>
+      <w:lvlJc w:val="left"/>
+      <w:pPr>
+        <w:tabs>
+          <w:tab w:val="num" w:pos="6850"/>
+        </w:tabs>
+        <w:ind w:left="6850" w:hanging="360"/>
+      </w:pPr>
+    </w:lvl>
+  </w:abstractNum>
+  <w:abstractNum w:abstractNumId="15" w15:restartNumberingAfterBreak="0">
     <w:nsid w:val="7CE07558"/>
     <w:multiLevelType w:val="multilevel"/>
     <w:tmpl w:val="1304D90E"/>
@@ -11971,43 +15623,52 @@
     </w:lvl>
   </w:abstractNum>
   <w:num w:numId="1" w16cid:durableId="1635328167">
-    <w:abstractNumId w:val="9"/>
+    <w:abstractNumId w:val="11"/>
   </w:num>
   <w:num w:numId="2" w16cid:durableId="1562784796">
     <w:abstractNumId w:val="1"/>
   </w:num>
   <w:num w:numId="3" w16cid:durableId="2051102328">
-    <w:abstractNumId w:val="11"/>
+    <w:abstractNumId w:val="13"/>
   </w:num>
   <w:num w:numId="4" w16cid:durableId="1931692189">
-    <w:abstractNumId w:val="5"/>
+    <w:abstractNumId w:val="7"/>
   </w:num>
   <w:num w:numId="5" w16cid:durableId="721755227">
-    <w:abstractNumId w:val="10"/>
+    <w:abstractNumId w:val="12"/>
   </w:num>
   <w:num w:numId="6" w16cid:durableId="911542429">
-    <w:abstractNumId w:val="12"/>
+    <w:abstractNumId w:val="15"/>
   </w:num>
   <w:num w:numId="7" w16cid:durableId="1338993967">
-    <w:abstractNumId w:val="4"/>
+    <w:abstractNumId w:val="6"/>
   </w:num>
   <w:num w:numId="8" w16cid:durableId="834220573">
     <w:abstractNumId w:val="0"/>
   </w:num>
   <w:num w:numId="9" w16cid:durableId="414591288">
+    <w:abstractNumId w:val="5"/>
+  </w:num>
+  <w:num w:numId="10" w16cid:durableId="2020499350">
+    <w:abstractNumId w:val="8"/>
+  </w:num>
+  <w:num w:numId="11" w16cid:durableId="950014467">
+    <w:abstractNumId w:val="10"/>
+  </w:num>
+  <w:num w:numId="12" w16cid:durableId="1220870859">
+    <w:abstractNumId w:val="9"/>
+  </w:num>
+  <w:num w:numId="13" w16cid:durableId="1947343370">
     <w:abstractNumId w:val="3"/>
   </w:num>
-  <w:num w:numId="10" w16cid:durableId="2020499350">
-    <w:abstractNumId w:val="6"/>
+  <w:num w:numId="14" w16cid:durableId="977955702">
+    <w:abstractNumId w:val="2"/>
   </w:num>
-  <w:num w:numId="11" w16cid:durableId="950014467">
-    <w:abstractNumId w:val="8"/>
+  <w:num w:numId="15" w16cid:durableId="150562515">
+    <w:abstractNumId w:val="14"/>
   </w:num>
-  <w:num w:numId="12" w16cid:durableId="1220870859">
-    <w:abstractNumId w:val="7"/>
-  </w:num>
-  <w:num w:numId="13" w16cid:durableId="1947343370">
-    <w:abstractNumId w:val="2"/>
+  <w:num w:numId="16" w16cid:durableId="68772548">
+    <w:abstractNumId w:val="4"/>
   </w:num>
 </w:numbering>
 </file>

--- a/aplikacna_prirucka_ejarmok.docx
+++ b/aplikacna_prirucka_ejarmok.docx
@@ -1891,19 +1891,220 @@
     <w:p>
       <w:pPr>
         <w:pStyle w:val="BlueH2"/>
-      </w:pPr>
-      <w:r>
+        <w:rPr>
+          <w:lang w:val="pl-PL"/>
+        </w:rPr>
+      </w:pPr>
+      <w:r>
+        <w:rPr>
+          <w:lang w:val="pl-PL"/>
+        </w:rPr>
         <w:t>3.2</w:t>
       </w:r>
       <w:r>
+        <w:rPr>
+          <w:lang w:val="pl-PL"/>
+        </w:rPr>
         <w:tab/>
         <w:t>ZOZNAM A ZÁKLADNÝ POPIS SUBSYSTÉMOV A</w:t>
       </w:r>
       <w:r>
+        <w:rPr>
+          <w:lang w:val="pl-PL"/>
+        </w:rPr>
         <w:t> </w:t>
       </w:r>
       <w:r>
+        <w:rPr>
+          <w:lang w:val="pl-PL"/>
+        </w:rPr>
         <w:t>FUNKCIÍ</w:t>
+      </w:r>
+    </w:p>
+    <w:p>
+      <w:pPr>
+        <w:ind w:left="720" w:firstLine="720"/>
+        <w:rPr>
+          <w:rFonts w:ascii="Tahoma" w:hAnsi="Tahoma" w:cs="Tahoma"/>
+          <w:i/>
+          <w:iCs/>
+          <w:sz w:val="16"/>
+          <w:szCs w:val="16"/>
+          <w:lang w:val="sk-SK"/>
+        </w:rPr>
+      </w:pPr>
+      <w:r>
+        <w:rPr>
+          <w:rFonts w:ascii="Tahoma" w:hAnsi="Tahoma" w:cs="Tahoma"/>
+          <w:sz w:val="16"/>
+          <w:szCs w:val="16"/>
+          <w:lang w:val="sk-SK"/>
+        </w:rPr>
+        <w:t xml:space="preserve">Systém obsahuje </w:t>
+      </w:r>
+      <w:r>
+        <w:rPr>
+          <w:rFonts w:ascii="Tahoma" w:hAnsi="Tahoma" w:cs="Tahoma"/>
+          <w:b/>
+          <w:bCs/>
+          <w:sz w:val="16"/>
+          <w:szCs w:val="16"/>
+          <w:lang w:val="sk-SK"/>
+        </w:rPr>
+        <w:t>frontend</w:t>
+      </w:r>
+      <w:r>
+        <w:rPr>
+          <w:rFonts w:ascii="Tahoma" w:hAnsi="Tahoma" w:cs="Tahoma"/>
+          <w:sz w:val="16"/>
+          <w:szCs w:val="16"/>
+          <w:lang w:val="sk-SK"/>
+        </w:rPr>
+        <w:t xml:space="preserve"> aplikáciu (React) a </w:t>
+      </w:r>
+      <w:r>
+        <w:rPr>
+          <w:rFonts w:ascii="Tahoma" w:hAnsi="Tahoma" w:cs="Tahoma"/>
+          <w:b/>
+          <w:bCs/>
+          <w:sz w:val="16"/>
+          <w:szCs w:val="16"/>
+          <w:lang w:val="sk-SK"/>
+        </w:rPr>
+        <w:t>backend</w:t>
+      </w:r>
+      <w:r>
+        <w:rPr>
+          <w:rFonts w:ascii="Tahoma" w:hAnsi="Tahoma" w:cs="Tahoma"/>
+          <w:sz w:val="16"/>
+          <w:szCs w:val="16"/>
+          <w:lang w:val="sk-SK"/>
+        </w:rPr>
+        <w:t xml:space="preserve"> API (Node.js/Express). Integrácia s externými službami zahŕňa slovensko.sk SSO pre autentifikáciu používateľov. </w:t>
+      </w:r>
+      <w:r>
+        <w:rPr>
+          <w:rFonts w:ascii="Tahoma" w:hAnsi="Tahoma" w:cs="Tahoma"/>
+          <w:sz w:val="16"/>
+          <w:szCs w:val="16"/>
+          <w:lang w:val="sk-SK"/>
+        </w:rPr>
+        <w:t>Backend obsahuje REST APIs, ktoré</w:t>
+      </w:r>
+      <w:r>
+        <w:rPr>
+          <w:rFonts w:ascii="Tahoma" w:hAnsi="Tahoma" w:cs="Tahoma"/>
+          <w:sz w:val="16"/>
+          <w:szCs w:val="16"/>
+          <w:lang w:val="sk-SK"/>
+        </w:rPr>
+        <w:t xml:space="preserve"> zahŕňajú správu registrácií, faktúr, platieb, máp a administrátorské rozhranie.</w:t>
+      </w:r>
+      <w:r>
+        <w:rPr>
+          <w:rFonts w:ascii="Tahoma" w:hAnsi="Tahoma" w:cs="Tahoma"/>
+          <w:sz w:val="16"/>
+          <w:szCs w:val="16"/>
+          <w:lang w:val="sk-SK"/>
+        </w:rPr>
+        <w:t xml:space="preserve"> Taktiež obsahuje modul na generovanie pdf, </w:t>
+      </w:r>
+      <w:r>
+        <w:rPr>
+          <w:rFonts w:ascii="Tahoma" w:hAnsi="Tahoma" w:cs="Tahoma"/>
+          <w:sz w:val="16"/>
+          <w:szCs w:val="16"/>
+          <w:lang w:val="sk-SK"/>
+        </w:rPr>
+        <w:t>Gotenberg</w:t>
+      </w:r>
+      <w:r>
+        <w:rPr>
+          <w:rFonts w:ascii="Tahoma" w:hAnsi="Tahoma" w:cs="Tahoma"/>
+          <w:sz w:val="16"/>
+          <w:szCs w:val="16"/>
+          <w:lang w:val="sk-SK"/>
+        </w:rPr>
+        <w:t>.</w:t>
+      </w:r>
+      <w:r>
+        <w:rPr>
+          <w:rFonts w:ascii="Tahoma" w:hAnsi="Tahoma" w:cs="Tahoma"/>
+          <w:sz w:val="16"/>
+          <w:szCs w:val="16"/>
+          <w:lang w:val="sk-SK"/>
+        </w:rPr>
+        <w:t xml:space="preserve"> </w:t>
+      </w:r>
+      <w:r>
+        <w:rPr>
+          <w:rFonts w:ascii="Tahoma" w:hAnsi="Tahoma" w:cs="Tahoma"/>
+          <w:b/>
+          <w:bCs/>
+          <w:sz w:val="16"/>
+          <w:szCs w:val="16"/>
+          <w:lang w:val="sk-SK"/>
+        </w:rPr>
+        <w:t>Integrácie</w:t>
+      </w:r>
+      <w:r>
+        <w:rPr>
+          <w:rFonts w:ascii="Tahoma" w:hAnsi="Tahoma" w:cs="Tahoma"/>
+          <w:sz w:val="16"/>
+          <w:szCs w:val="16"/>
+          <w:lang w:val="sk-SK"/>
+        </w:rPr>
+        <w:t xml:space="preserve"> – GoPay (webhook/return), CS (e</w:t>
+      </w:r>
+      <w:r>
+        <w:rPr>
+          <w:rFonts w:ascii="Tahoma" w:hAnsi="Tahoma" w:cs="Tahoma"/>
+          <w:sz w:val="16"/>
+          <w:szCs w:val="16"/>
+          <w:lang w:val="sk-SK"/>
+        </w:rPr>
+        <w:noBreakHyphen/>
+        <w:t xml:space="preserve">mail), EuroSMS (OTP/oznámenia), Mapbox (tiles/draw), Facebook (event publish), </w:t>
+      </w:r>
+      <w:r>
+        <w:rPr>
+          <w:rFonts w:ascii="Tahoma" w:hAnsi="Tahoma" w:cs="Tahoma"/>
+          <w:b/>
+          <w:bCs/>
+          <w:sz w:val="16"/>
+          <w:szCs w:val="16"/>
+          <w:lang w:val="sk-SK"/>
+        </w:rPr>
+        <w:t>slovensko.sk SSO</w:t>
+      </w:r>
+      <w:r>
+        <w:rPr>
+          <w:rFonts w:ascii="Tahoma" w:hAnsi="Tahoma" w:cs="Tahoma"/>
+          <w:sz w:val="16"/>
+          <w:szCs w:val="16"/>
+          <w:lang w:val="sk-SK"/>
+        </w:rPr>
+        <w:t xml:space="preserve"> (SAML/redirect).</w:t>
+      </w:r>
+      <w:r>
+        <w:rPr>
+          <w:rFonts w:ascii="Tahoma" w:hAnsi="Tahoma" w:cs="Tahoma"/>
+          <w:sz w:val="16"/>
+          <w:szCs w:val="16"/>
+          <w:lang w:val="sk-SK"/>
+        </w:rPr>
+        <w:br/>
+      </w:r>
+      <w:r>
+        <w:rPr>
+          <w:rFonts w:ascii="Tahoma" w:hAnsi="Tahoma" w:cs="Tahoma"/>
+          <w:i/>
+          <w:iCs/>
+          <w:sz w:val="16"/>
+          <w:szCs w:val="16"/>
+          <w:lang w:val="sk-SK"/>
+        </w:rPr>
+        <w:t>(Bez väzby na MetaIS – systém nie je kódovaný v MetaIS; uvedené sú len existujúce integrácie.)</w:t>
       </w:r>
     </w:p>
     <w:p>
@@ -1913,184 +2114,3349 @@
           <w:rFonts w:ascii="Tahoma" w:hAnsi="Tahoma" w:cs="Tahoma"/>
           <w:b/>
           <w:color w:val="0070C0"/>
-          <w:sz w:val="16"/>
-          <w:szCs w:val="16"/>
+          <w:sz w:val="18"/>
+          <w:szCs w:val="18"/>
           <w:lang w:val="sk-SK"/>
         </w:rPr>
       </w:pPr>
-      <w:r>
-        <w:rPr>
-          <w:rFonts w:ascii="Tahoma" w:hAnsi="Tahoma" w:cs="Tahoma"/>
+    </w:p>
+    <w:p>
+      <w:pPr>
+        <w:pStyle w:val="Heading3"/>
+        <w:spacing w:before="360" w:after="240"/>
+        <w:rPr>
+          <w:rFonts w:ascii="Tahoma" w:hAnsi="Tahoma" w:cs="Tahoma"/>
+          <w:color w:val="auto"/>
+          <w:sz w:val="18"/>
+          <w:szCs w:val="18"/>
+        </w:rPr>
+      </w:pPr>
+      <w:r>
+        <w:rPr>
+          <w:rFonts w:ascii="Tahoma" w:hAnsi="Tahoma" w:cs="Tahoma"/>
+          <w:color w:val="auto"/>
+          <w:sz w:val="18"/>
+          <w:szCs w:val="18"/>
+        </w:rPr>
+        <w:lastRenderedPageBreak/>
+        <w:t xml:space="preserve">Pre </w:t>
+      </w:r>
+      <w:proofErr w:type="spellStart"/>
+      <w:r>
+        <w:rPr>
+          <w:rFonts w:ascii="Tahoma" w:hAnsi="Tahoma" w:cs="Tahoma"/>
+          <w:color w:val="auto"/>
+          <w:sz w:val="18"/>
+          <w:szCs w:val="18"/>
+        </w:rPr>
+        <w:t>organizátorov</w:t>
+      </w:r>
+      <w:proofErr w:type="spellEnd"/>
+    </w:p>
+    <w:p>
+      <w:pPr>
+        <w:pStyle w:val="Heading4"/>
+        <w:spacing w:before="360" w:after="240"/>
+        <w:rPr>
+          <w:rFonts w:ascii="Tahoma" w:hAnsi="Tahoma" w:cs="Tahoma"/>
+          <w:color w:val="auto"/>
+          <w:sz w:val="18"/>
+          <w:szCs w:val="18"/>
+        </w:rPr>
+      </w:pPr>
+      <w:proofErr w:type="spellStart"/>
+      <w:r>
+        <w:rPr>
+          <w:rFonts w:ascii="Tahoma" w:hAnsi="Tahoma" w:cs="Tahoma"/>
+          <w:color w:val="auto"/>
+          <w:sz w:val="18"/>
+          <w:szCs w:val="18"/>
+        </w:rPr>
+        <w:t>Správa</w:t>
+      </w:r>
+      <w:proofErr w:type="spellEnd"/>
+      <w:r>
+        <w:rPr>
+          <w:rFonts w:ascii="Tahoma" w:hAnsi="Tahoma" w:cs="Tahoma"/>
+          <w:color w:val="auto"/>
+          <w:sz w:val="18"/>
+          <w:szCs w:val="18"/>
+        </w:rPr>
+        <w:t xml:space="preserve"> </w:t>
+      </w:r>
+      <w:proofErr w:type="spellStart"/>
+      <w:r>
+        <w:rPr>
+          <w:rFonts w:ascii="Tahoma" w:hAnsi="Tahoma" w:cs="Tahoma"/>
+          <w:color w:val="auto"/>
+          <w:sz w:val="18"/>
+          <w:szCs w:val="18"/>
+        </w:rPr>
+        <w:t>podujatí</w:t>
+      </w:r>
+      <w:proofErr w:type="spellEnd"/>
+    </w:p>
+    <w:p>
+      <w:pPr>
+        <w:pStyle w:val="code-line"/>
+        <w:numPr>
+          <w:ilvl w:val="0"/>
+          <w:numId w:val="20"/>
+        </w:numPr>
+        <w:rPr>
+          <w:rFonts w:ascii="Tahoma" w:hAnsi="Tahoma" w:cs="Tahoma"/>
+          <w:sz w:val="18"/>
+          <w:szCs w:val="18"/>
+        </w:rPr>
+      </w:pPr>
+      <w:proofErr w:type="spellStart"/>
+      <w:r>
+        <w:rPr>
+          <w:rFonts w:ascii="Tahoma" w:hAnsi="Tahoma" w:cs="Tahoma"/>
+          <w:sz w:val="18"/>
+          <w:szCs w:val="18"/>
+        </w:rPr>
+        <w:t>Vytváranie</w:t>
+      </w:r>
+      <w:proofErr w:type="spellEnd"/>
+      <w:r>
+        <w:rPr>
+          <w:rFonts w:ascii="Tahoma" w:hAnsi="Tahoma" w:cs="Tahoma"/>
+          <w:sz w:val="18"/>
+          <w:szCs w:val="18"/>
+        </w:rPr>
+        <w:t xml:space="preserve"> </w:t>
+      </w:r>
+      <w:proofErr w:type="gramStart"/>
+      <w:r>
+        <w:rPr>
+          <w:rFonts w:ascii="Tahoma" w:hAnsi="Tahoma" w:cs="Tahoma"/>
+          <w:sz w:val="18"/>
+          <w:szCs w:val="18"/>
+        </w:rPr>
+        <w:t>a</w:t>
+      </w:r>
+      <w:proofErr w:type="gramEnd"/>
+      <w:r>
+        <w:rPr>
+          <w:rFonts w:ascii="Tahoma" w:hAnsi="Tahoma" w:cs="Tahoma"/>
+          <w:sz w:val="18"/>
+          <w:szCs w:val="18"/>
+        </w:rPr>
+        <w:t xml:space="preserve"> </w:t>
+      </w:r>
+      <w:proofErr w:type="spellStart"/>
+      <w:r>
+        <w:rPr>
+          <w:rFonts w:ascii="Tahoma" w:hAnsi="Tahoma" w:cs="Tahoma"/>
+          <w:sz w:val="18"/>
+          <w:szCs w:val="18"/>
+        </w:rPr>
+        <w:t>editácia</w:t>
+      </w:r>
+      <w:proofErr w:type="spellEnd"/>
+      <w:r>
+        <w:rPr>
+          <w:rFonts w:ascii="Tahoma" w:hAnsi="Tahoma" w:cs="Tahoma"/>
+          <w:sz w:val="18"/>
+          <w:szCs w:val="18"/>
+        </w:rPr>
+        <w:t xml:space="preserve"> </w:t>
+      </w:r>
+      <w:proofErr w:type="spellStart"/>
+      <w:r>
+        <w:rPr>
+          <w:rFonts w:ascii="Tahoma" w:hAnsi="Tahoma" w:cs="Tahoma"/>
+          <w:sz w:val="18"/>
+          <w:szCs w:val="18"/>
+        </w:rPr>
+        <w:t>jarmočných</w:t>
+      </w:r>
+      <w:proofErr w:type="spellEnd"/>
+      <w:r>
+        <w:rPr>
+          <w:rFonts w:ascii="Tahoma" w:hAnsi="Tahoma" w:cs="Tahoma"/>
+          <w:sz w:val="18"/>
+          <w:szCs w:val="18"/>
+        </w:rPr>
+        <w:t xml:space="preserve"> </w:t>
+      </w:r>
+      <w:proofErr w:type="spellStart"/>
+      <w:r>
+        <w:rPr>
+          <w:rFonts w:ascii="Tahoma" w:hAnsi="Tahoma" w:cs="Tahoma"/>
+          <w:sz w:val="18"/>
+          <w:szCs w:val="18"/>
+        </w:rPr>
+        <w:t>podujatí</w:t>
+      </w:r>
+      <w:proofErr w:type="spellEnd"/>
+    </w:p>
+    <w:p>
+      <w:pPr>
+        <w:pStyle w:val="code-line"/>
+        <w:numPr>
+          <w:ilvl w:val="0"/>
+          <w:numId w:val="20"/>
+        </w:numPr>
+        <w:rPr>
+          <w:rFonts w:ascii="Tahoma" w:hAnsi="Tahoma" w:cs="Tahoma"/>
+          <w:sz w:val="18"/>
+          <w:szCs w:val="18"/>
+        </w:rPr>
+      </w:pPr>
+      <w:proofErr w:type="spellStart"/>
+      <w:r>
+        <w:rPr>
+          <w:rFonts w:ascii="Tahoma" w:hAnsi="Tahoma" w:cs="Tahoma"/>
+          <w:sz w:val="18"/>
+          <w:szCs w:val="18"/>
+        </w:rPr>
+        <w:t>Nastavenie</w:t>
+      </w:r>
+      <w:proofErr w:type="spellEnd"/>
+      <w:r>
+        <w:rPr>
+          <w:rFonts w:ascii="Tahoma" w:hAnsi="Tahoma" w:cs="Tahoma"/>
+          <w:sz w:val="18"/>
+          <w:szCs w:val="18"/>
+        </w:rPr>
+        <w:t xml:space="preserve"> </w:t>
+      </w:r>
+      <w:proofErr w:type="spellStart"/>
+      <w:r>
+        <w:rPr>
+          <w:rFonts w:ascii="Tahoma" w:hAnsi="Tahoma" w:cs="Tahoma"/>
+          <w:sz w:val="18"/>
+          <w:szCs w:val="18"/>
+        </w:rPr>
+        <w:t>dátumov</w:t>
+      </w:r>
+      <w:proofErr w:type="spellEnd"/>
+      <w:r>
+        <w:rPr>
+          <w:rFonts w:ascii="Tahoma" w:hAnsi="Tahoma" w:cs="Tahoma"/>
+          <w:sz w:val="18"/>
+          <w:szCs w:val="18"/>
+        </w:rPr>
+        <w:t xml:space="preserve"> </w:t>
+      </w:r>
+      <w:proofErr w:type="spellStart"/>
+      <w:r>
+        <w:rPr>
+          <w:rFonts w:ascii="Tahoma" w:hAnsi="Tahoma" w:cs="Tahoma"/>
+          <w:sz w:val="18"/>
+          <w:szCs w:val="18"/>
+        </w:rPr>
+        <w:t>konania</w:t>
+      </w:r>
+      <w:proofErr w:type="spellEnd"/>
+      <w:r>
+        <w:rPr>
+          <w:rFonts w:ascii="Tahoma" w:hAnsi="Tahoma" w:cs="Tahoma"/>
+          <w:sz w:val="18"/>
+          <w:szCs w:val="18"/>
+        </w:rPr>
+        <w:t xml:space="preserve"> a </w:t>
+      </w:r>
+      <w:proofErr w:type="spellStart"/>
+      <w:r>
+        <w:rPr>
+          <w:rFonts w:ascii="Tahoma" w:hAnsi="Tahoma" w:cs="Tahoma"/>
+          <w:sz w:val="18"/>
+          <w:szCs w:val="18"/>
+        </w:rPr>
+        <w:t>registrácie</w:t>
+      </w:r>
+      <w:proofErr w:type="spellEnd"/>
+    </w:p>
+    <w:p>
+      <w:pPr>
+        <w:pStyle w:val="code-line"/>
+        <w:numPr>
+          <w:ilvl w:val="0"/>
+          <w:numId w:val="20"/>
+        </w:numPr>
+        <w:rPr>
+          <w:rFonts w:ascii="Tahoma" w:hAnsi="Tahoma" w:cs="Tahoma"/>
+          <w:sz w:val="18"/>
+          <w:szCs w:val="18"/>
+        </w:rPr>
+      </w:pPr>
+      <w:proofErr w:type="spellStart"/>
+      <w:r>
+        <w:rPr>
+          <w:rFonts w:ascii="Tahoma" w:hAnsi="Tahoma" w:cs="Tahoma"/>
+          <w:sz w:val="18"/>
+          <w:szCs w:val="18"/>
+        </w:rPr>
+        <w:t>Pridanie</w:t>
+      </w:r>
+      <w:proofErr w:type="spellEnd"/>
+      <w:r>
+        <w:rPr>
+          <w:rFonts w:ascii="Tahoma" w:hAnsi="Tahoma" w:cs="Tahoma"/>
+          <w:sz w:val="18"/>
+          <w:szCs w:val="18"/>
+        </w:rPr>
+        <w:t xml:space="preserve"> </w:t>
+      </w:r>
+      <w:proofErr w:type="spellStart"/>
+      <w:r>
+        <w:rPr>
+          <w:rFonts w:ascii="Tahoma" w:hAnsi="Tahoma" w:cs="Tahoma"/>
+          <w:sz w:val="18"/>
+          <w:szCs w:val="18"/>
+        </w:rPr>
+        <w:t>kontaktných</w:t>
+      </w:r>
+      <w:proofErr w:type="spellEnd"/>
+      <w:r>
+        <w:rPr>
+          <w:rFonts w:ascii="Tahoma" w:hAnsi="Tahoma" w:cs="Tahoma"/>
+          <w:sz w:val="18"/>
+          <w:szCs w:val="18"/>
+        </w:rPr>
+        <w:t xml:space="preserve"> </w:t>
+      </w:r>
+      <w:proofErr w:type="spellStart"/>
+      <w:r>
+        <w:rPr>
+          <w:rFonts w:ascii="Tahoma" w:hAnsi="Tahoma" w:cs="Tahoma"/>
+          <w:sz w:val="18"/>
+          <w:szCs w:val="18"/>
+        </w:rPr>
+        <w:t>údajov</w:t>
+      </w:r>
+      <w:proofErr w:type="spellEnd"/>
+      <w:r>
+        <w:rPr>
+          <w:rFonts w:ascii="Tahoma" w:hAnsi="Tahoma" w:cs="Tahoma"/>
+          <w:sz w:val="18"/>
+          <w:szCs w:val="18"/>
+        </w:rPr>
+        <w:t xml:space="preserve"> a </w:t>
+      </w:r>
+      <w:proofErr w:type="spellStart"/>
+      <w:r>
+        <w:rPr>
+          <w:rFonts w:ascii="Tahoma" w:hAnsi="Tahoma" w:cs="Tahoma"/>
+          <w:sz w:val="18"/>
+          <w:szCs w:val="18"/>
+        </w:rPr>
+        <w:t>pokynov</w:t>
+      </w:r>
+      <w:proofErr w:type="spellEnd"/>
+    </w:p>
+    <w:p>
+      <w:pPr>
+        <w:pStyle w:val="code-line"/>
+        <w:numPr>
+          <w:ilvl w:val="0"/>
+          <w:numId w:val="20"/>
+        </w:numPr>
+        <w:rPr>
+          <w:rFonts w:ascii="Tahoma" w:hAnsi="Tahoma" w:cs="Tahoma"/>
+          <w:sz w:val="18"/>
+          <w:szCs w:val="18"/>
+        </w:rPr>
+      </w:pPr>
+      <w:proofErr w:type="spellStart"/>
+      <w:r>
+        <w:rPr>
+          <w:rFonts w:ascii="Tahoma" w:hAnsi="Tahoma" w:cs="Tahoma"/>
+          <w:sz w:val="18"/>
+          <w:szCs w:val="18"/>
+        </w:rPr>
+        <w:t>Pridanie</w:t>
+      </w:r>
+      <w:proofErr w:type="spellEnd"/>
+      <w:r>
+        <w:rPr>
+          <w:rFonts w:ascii="Tahoma" w:hAnsi="Tahoma" w:cs="Tahoma"/>
+          <w:sz w:val="18"/>
+          <w:szCs w:val="18"/>
+        </w:rPr>
+        <w:t xml:space="preserve"> </w:t>
+      </w:r>
+      <w:proofErr w:type="spellStart"/>
+      <w:r>
+        <w:rPr>
+          <w:rFonts w:ascii="Tahoma" w:hAnsi="Tahoma" w:cs="Tahoma"/>
+          <w:sz w:val="18"/>
+          <w:szCs w:val="18"/>
+        </w:rPr>
+        <w:t>fotografií</w:t>
+      </w:r>
+      <w:proofErr w:type="spellEnd"/>
+      <w:r>
+        <w:rPr>
+          <w:rFonts w:ascii="Tahoma" w:hAnsi="Tahoma" w:cs="Tahoma"/>
+          <w:sz w:val="18"/>
+          <w:szCs w:val="18"/>
+        </w:rPr>
+        <w:t xml:space="preserve"> </w:t>
+      </w:r>
+      <w:proofErr w:type="spellStart"/>
+      <w:r>
+        <w:rPr>
+          <w:rFonts w:ascii="Tahoma" w:hAnsi="Tahoma" w:cs="Tahoma"/>
+          <w:sz w:val="18"/>
+          <w:szCs w:val="18"/>
+        </w:rPr>
+        <w:t>podujatia</w:t>
+      </w:r>
+      <w:proofErr w:type="spellEnd"/>
+    </w:p>
+    <w:p>
+      <w:pPr>
+        <w:pStyle w:val="Heading4"/>
+        <w:spacing w:before="360" w:after="240"/>
+        <w:rPr>
+          <w:rFonts w:ascii="Tahoma" w:hAnsi="Tahoma" w:cs="Tahoma"/>
+          <w:color w:val="auto"/>
+          <w:sz w:val="18"/>
+          <w:szCs w:val="18"/>
+        </w:rPr>
+      </w:pPr>
+      <w:proofErr w:type="spellStart"/>
+      <w:r>
+        <w:rPr>
+          <w:rFonts w:ascii="Tahoma" w:hAnsi="Tahoma" w:cs="Tahoma"/>
+          <w:color w:val="auto"/>
+          <w:sz w:val="18"/>
+          <w:szCs w:val="18"/>
+        </w:rPr>
+        <w:t>Správa</w:t>
+      </w:r>
+      <w:proofErr w:type="spellEnd"/>
+      <w:r>
+        <w:rPr>
+          <w:rFonts w:ascii="Tahoma" w:hAnsi="Tahoma" w:cs="Tahoma"/>
+          <w:color w:val="auto"/>
+          <w:sz w:val="18"/>
+          <w:szCs w:val="18"/>
+        </w:rPr>
+        <w:t xml:space="preserve"> </w:t>
+      </w:r>
+      <w:proofErr w:type="spellStart"/>
+      <w:r>
+        <w:rPr>
+          <w:rFonts w:ascii="Tahoma" w:hAnsi="Tahoma" w:cs="Tahoma"/>
+          <w:color w:val="auto"/>
+          <w:sz w:val="18"/>
+          <w:szCs w:val="18"/>
+        </w:rPr>
+        <w:t>máp</w:t>
+      </w:r>
+      <w:proofErr w:type="spellEnd"/>
+      <w:r>
+        <w:rPr>
+          <w:rFonts w:ascii="Tahoma" w:hAnsi="Tahoma" w:cs="Tahoma"/>
+          <w:color w:val="auto"/>
+          <w:sz w:val="18"/>
+          <w:szCs w:val="18"/>
+        </w:rPr>
+        <w:t xml:space="preserve"> a </w:t>
+      </w:r>
+      <w:proofErr w:type="spellStart"/>
+      <w:r>
+        <w:rPr>
+          <w:rFonts w:ascii="Tahoma" w:hAnsi="Tahoma" w:cs="Tahoma"/>
+          <w:color w:val="auto"/>
+          <w:sz w:val="18"/>
+          <w:szCs w:val="18"/>
+        </w:rPr>
+        <w:t>stánkov</w:t>
+      </w:r>
+      <w:proofErr w:type="spellEnd"/>
+    </w:p>
+    <w:p>
+      <w:pPr>
+        <w:pStyle w:val="code-line"/>
+        <w:numPr>
+          <w:ilvl w:val="0"/>
+          <w:numId w:val="21"/>
+        </w:numPr>
+        <w:rPr>
+          <w:rFonts w:ascii="Tahoma" w:hAnsi="Tahoma" w:cs="Tahoma"/>
+          <w:sz w:val="18"/>
+          <w:szCs w:val="18"/>
+        </w:rPr>
+      </w:pPr>
+      <w:proofErr w:type="spellStart"/>
+      <w:r>
+        <w:rPr>
+          <w:rFonts w:ascii="Tahoma" w:hAnsi="Tahoma" w:cs="Tahoma"/>
+          <w:sz w:val="18"/>
+          <w:szCs w:val="18"/>
+        </w:rPr>
+        <w:t>Interaktívny</w:t>
+      </w:r>
+      <w:proofErr w:type="spellEnd"/>
+      <w:r>
+        <w:rPr>
+          <w:rFonts w:ascii="Tahoma" w:hAnsi="Tahoma" w:cs="Tahoma"/>
+          <w:sz w:val="18"/>
+          <w:szCs w:val="18"/>
+        </w:rPr>
+        <w:t xml:space="preserve"> editor </w:t>
+      </w:r>
+      <w:proofErr w:type="spellStart"/>
+      <w:r>
+        <w:rPr>
+          <w:rFonts w:ascii="Tahoma" w:hAnsi="Tahoma" w:cs="Tahoma"/>
+          <w:sz w:val="18"/>
+          <w:szCs w:val="18"/>
+        </w:rPr>
+        <w:t>máp</w:t>
+      </w:r>
+      <w:proofErr w:type="spellEnd"/>
+      <w:r>
+        <w:rPr>
+          <w:rFonts w:ascii="Tahoma" w:hAnsi="Tahoma" w:cs="Tahoma"/>
+          <w:sz w:val="18"/>
+          <w:szCs w:val="18"/>
+        </w:rPr>
+        <w:t xml:space="preserve"> s </w:t>
+      </w:r>
+      <w:proofErr w:type="spellStart"/>
+      <w:r>
+        <w:rPr>
+          <w:rFonts w:ascii="Tahoma" w:hAnsi="Tahoma" w:cs="Tahoma"/>
+          <w:sz w:val="18"/>
+          <w:szCs w:val="18"/>
+        </w:rPr>
+        <w:t>geografickými</w:t>
+      </w:r>
+      <w:proofErr w:type="spellEnd"/>
+      <w:r>
+        <w:rPr>
+          <w:rFonts w:ascii="Tahoma" w:hAnsi="Tahoma" w:cs="Tahoma"/>
+          <w:sz w:val="18"/>
+          <w:szCs w:val="18"/>
+        </w:rPr>
+        <w:t xml:space="preserve"> </w:t>
+      </w:r>
+      <w:proofErr w:type="spellStart"/>
+      <w:r>
+        <w:rPr>
+          <w:rFonts w:ascii="Tahoma" w:hAnsi="Tahoma" w:cs="Tahoma"/>
+          <w:sz w:val="18"/>
+          <w:szCs w:val="18"/>
+        </w:rPr>
+        <w:t>údajmi</w:t>
+      </w:r>
+      <w:proofErr w:type="spellEnd"/>
+    </w:p>
+    <w:p>
+      <w:pPr>
+        <w:pStyle w:val="code-line"/>
+        <w:numPr>
+          <w:ilvl w:val="0"/>
+          <w:numId w:val="21"/>
+        </w:numPr>
+        <w:rPr>
+          <w:rFonts w:ascii="Tahoma" w:hAnsi="Tahoma" w:cs="Tahoma"/>
+          <w:sz w:val="18"/>
+          <w:szCs w:val="18"/>
+          <w:lang w:val="pl-PL"/>
+        </w:rPr>
+      </w:pPr>
+      <w:r>
+        <w:rPr>
+          <w:rFonts w:ascii="Tahoma" w:hAnsi="Tahoma" w:cs="Tahoma"/>
+          <w:sz w:val="18"/>
+          <w:szCs w:val="18"/>
+          <w:lang w:val="pl-PL"/>
+        </w:rPr>
+        <w:t xml:space="preserve">Definovanie zón a </w:t>
+      </w:r>
+      <w:r>
+        <w:rPr>
+          <w:rFonts w:ascii="Tahoma" w:hAnsi="Tahoma" w:cs="Tahoma"/>
+          <w:sz w:val="18"/>
+          <w:szCs w:val="18"/>
+          <w:lang w:val="pl-PL"/>
+        </w:rPr>
+        <w:t>info ikoniek</w:t>
+      </w:r>
+    </w:p>
+    <w:p>
+      <w:pPr>
+        <w:pStyle w:val="code-line"/>
+        <w:numPr>
+          <w:ilvl w:val="0"/>
+          <w:numId w:val="21"/>
+        </w:numPr>
+        <w:rPr>
+          <w:rFonts w:ascii="Tahoma" w:hAnsi="Tahoma" w:cs="Tahoma"/>
+          <w:sz w:val="18"/>
+          <w:szCs w:val="18"/>
+        </w:rPr>
+      </w:pPr>
+      <w:proofErr w:type="spellStart"/>
+      <w:r>
+        <w:rPr>
+          <w:rFonts w:ascii="Tahoma" w:hAnsi="Tahoma" w:cs="Tahoma"/>
+          <w:sz w:val="18"/>
+          <w:szCs w:val="18"/>
+        </w:rPr>
+        <w:t>Nastavenie</w:t>
+      </w:r>
+      <w:proofErr w:type="spellEnd"/>
+      <w:r>
+        <w:rPr>
+          <w:rFonts w:ascii="Tahoma" w:hAnsi="Tahoma" w:cs="Tahoma"/>
+          <w:sz w:val="18"/>
+          <w:szCs w:val="18"/>
+        </w:rPr>
+        <w:t xml:space="preserve"> </w:t>
+      </w:r>
+      <w:proofErr w:type="spellStart"/>
+      <w:r>
+        <w:rPr>
+          <w:rFonts w:ascii="Tahoma" w:hAnsi="Tahoma" w:cs="Tahoma"/>
+          <w:sz w:val="18"/>
+          <w:szCs w:val="18"/>
+        </w:rPr>
+        <w:t>cien</w:t>
+      </w:r>
+      <w:proofErr w:type="spellEnd"/>
+      <w:r>
+        <w:rPr>
+          <w:rFonts w:ascii="Tahoma" w:hAnsi="Tahoma" w:cs="Tahoma"/>
+          <w:sz w:val="18"/>
+          <w:szCs w:val="18"/>
+        </w:rPr>
+        <w:t xml:space="preserve"> za meter</w:t>
+      </w:r>
+    </w:p>
+    <w:p>
+      <w:pPr>
+        <w:pStyle w:val="code-line"/>
+        <w:numPr>
+          <w:ilvl w:val="0"/>
+          <w:numId w:val="21"/>
+        </w:numPr>
+        <w:rPr>
+          <w:rFonts w:ascii="Tahoma" w:hAnsi="Tahoma" w:cs="Tahoma"/>
+          <w:sz w:val="18"/>
+          <w:szCs w:val="18"/>
+          <w:lang w:val="pl-PL"/>
+        </w:rPr>
+      </w:pPr>
+      <w:r>
+        <w:rPr>
+          <w:rFonts w:ascii="Tahoma" w:hAnsi="Tahoma" w:cs="Tahoma"/>
+          <w:sz w:val="18"/>
+          <w:szCs w:val="18"/>
+          <w:lang w:val="pl-PL"/>
+        </w:rPr>
+        <w:t>Správa dostupnosti elektriny v jednotlivých zónach</w:t>
+      </w:r>
+    </w:p>
+    <w:p>
+      <w:pPr>
+        <w:pStyle w:val="code-line"/>
+        <w:numPr>
+          <w:ilvl w:val="0"/>
+          <w:numId w:val="21"/>
+        </w:numPr>
+        <w:rPr>
+          <w:rFonts w:ascii="Tahoma" w:hAnsi="Tahoma" w:cs="Tahoma"/>
+          <w:sz w:val="18"/>
+          <w:szCs w:val="18"/>
+        </w:rPr>
+      </w:pPr>
+      <w:r>
+        <w:rPr>
+          <w:rFonts w:ascii="Tahoma" w:hAnsi="Tahoma" w:cs="Tahoma"/>
+          <w:sz w:val="18"/>
+          <w:szCs w:val="18"/>
+        </w:rPr>
+        <w:t xml:space="preserve">Live </w:t>
+      </w:r>
+      <w:proofErr w:type="spellStart"/>
+      <w:r>
+        <w:rPr>
+          <w:rFonts w:ascii="Tahoma" w:hAnsi="Tahoma" w:cs="Tahoma"/>
+          <w:sz w:val="18"/>
+          <w:szCs w:val="18"/>
+        </w:rPr>
+        <w:t>vizualizácia</w:t>
+      </w:r>
+      <w:proofErr w:type="spellEnd"/>
+      <w:r>
+        <w:rPr>
+          <w:rFonts w:ascii="Tahoma" w:hAnsi="Tahoma" w:cs="Tahoma"/>
+          <w:sz w:val="18"/>
+          <w:szCs w:val="18"/>
+        </w:rPr>
+        <w:t xml:space="preserve"> </w:t>
+      </w:r>
+      <w:proofErr w:type="spellStart"/>
+      <w:r>
+        <w:rPr>
+          <w:rFonts w:ascii="Tahoma" w:hAnsi="Tahoma" w:cs="Tahoma"/>
+          <w:sz w:val="18"/>
+          <w:szCs w:val="18"/>
+        </w:rPr>
+        <w:t>obsadenosti</w:t>
+      </w:r>
+      <w:proofErr w:type="spellEnd"/>
+    </w:p>
+    <w:p>
+      <w:pPr>
+        <w:pStyle w:val="Heading4"/>
+        <w:spacing w:before="360" w:after="240"/>
+        <w:rPr>
+          <w:rFonts w:ascii="Tahoma" w:hAnsi="Tahoma" w:cs="Tahoma"/>
+          <w:color w:val="auto"/>
+          <w:sz w:val="18"/>
+          <w:szCs w:val="18"/>
+        </w:rPr>
+      </w:pPr>
+      <w:proofErr w:type="spellStart"/>
+      <w:r>
+        <w:rPr>
+          <w:rFonts w:ascii="Tahoma" w:hAnsi="Tahoma" w:cs="Tahoma"/>
+          <w:color w:val="auto"/>
+          <w:sz w:val="18"/>
+          <w:szCs w:val="18"/>
+        </w:rPr>
+        <w:t>Správa</w:t>
+      </w:r>
+      <w:proofErr w:type="spellEnd"/>
+      <w:r>
+        <w:rPr>
+          <w:rFonts w:ascii="Tahoma" w:hAnsi="Tahoma" w:cs="Tahoma"/>
+          <w:color w:val="auto"/>
+          <w:sz w:val="18"/>
+          <w:szCs w:val="18"/>
+        </w:rPr>
+        <w:t xml:space="preserve"> </w:t>
+      </w:r>
+      <w:proofErr w:type="spellStart"/>
+      <w:r>
+        <w:rPr>
+          <w:rFonts w:ascii="Tahoma" w:hAnsi="Tahoma" w:cs="Tahoma"/>
+          <w:color w:val="auto"/>
+          <w:sz w:val="18"/>
+          <w:szCs w:val="18"/>
+        </w:rPr>
+        <w:t>registrácií</w:t>
+      </w:r>
+      <w:proofErr w:type="spellEnd"/>
+    </w:p>
+    <w:p>
+      <w:pPr>
+        <w:pStyle w:val="code-line"/>
+        <w:spacing w:before="0" w:beforeAutospacing="0" w:after="240" w:afterAutospacing="0"/>
+        <w:rPr>
+          <w:rFonts w:ascii="Tahoma" w:hAnsi="Tahoma" w:cs="Tahoma"/>
+          <w:sz w:val="18"/>
+          <w:szCs w:val="18"/>
+        </w:rPr>
+      </w:pPr>
+      <w:proofErr w:type="spellStart"/>
+      <w:r>
+        <w:rPr>
+          <w:rFonts w:ascii="Tahoma" w:hAnsi="Tahoma" w:cs="Tahoma"/>
+          <w:sz w:val="18"/>
+          <w:szCs w:val="18"/>
+        </w:rPr>
+        <w:t>Systém</w:t>
+      </w:r>
+      <w:proofErr w:type="spellEnd"/>
+      <w:r>
+        <w:rPr>
+          <w:rFonts w:ascii="Tahoma" w:hAnsi="Tahoma" w:cs="Tahoma"/>
+          <w:sz w:val="18"/>
+          <w:szCs w:val="18"/>
+        </w:rPr>
+        <w:t xml:space="preserve"> </w:t>
+      </w:r>
+      <w:proofErr w:type="spellStart"/>
+      <w:r>
+        <w:rPr>
+          <w:rFonts w:ascii="Tahoma" w:hAnsi="Tahoma" w:cs="Tahoma"/>
+          <w:sz w:val="18"/>
+          <w:szCs w:val="18"/>
+        </w:rPr>
+        <w:t>umožňuje</w:t>
+      </w:r>
+      <w:proofErr w:type="spellEnd"/>
+      <w:r>
+        <w:rPr>
+          <w:rFonts w:ascii="Tahoma" w:hAnsi="Tahoma" w:cs="Tahoma"/>
+          <w:sz w:val="18"/>
+          <w:szCs w:val="18"/>
+        </w:rPr>
+        <w:t>:</w:t>
+      </w:r>
+    </w:p>
+    <w:p>
+      <w:pPr>
+        <w:pStyle w:val="code-line"/>
+        <w:numPr>
+          <w:ilvl w:val="0"/>
+          <w:numId w:val="23"/>
+        </w:numPr>
+        <w:rPr>
+          <w:rFonts w:ascii="Tahoma" w:hAnsi="Tahoma" w:cs="Tahoma"/>
+          <w:sz w:val="18"/>
+          <w:szCs w:val="18"/>
+        </w:rPr>
+      </w:pPr>
+      <w:proofErr w:type="spellStart"/>
+      <w:r>
+        <w:rPr>
+          <w:rFonts w:ascii="Tahoma" w:hAnsi="Tahoma" w:cs="Tahoma"/>
+          <w:sz w:val="18"/>
+          <w:szCs w:val="18"/>
+        </w:rPr>
+        <w:t>Prehľad</w:t>
+      </w:r>
+      <w:proofErr w:type="spellEnd"/>
+      <w:r>
+        <w:rPr>
+          <w:rFonts w:ascii="Tahoma" w:hAnsi="Tahoma" w:cs="Tahoma"/>
+          <w:sz w:val="18"/>
+          <w:szCs w:val="18"/>
+        </w:rPr>
+        <w:t xml:space="preserve"> </w:t>
+      </w:r>
+      <w:proofErr w:type="spellStart"/>
+      <w:r>
+        <w:rPr>
+          <w:rFonts w:ascii="Tahoma" w:hAnsi="Tahoma" w:cs="Tahoma"/>
+          <w:sz w:val="18"/>
+          <w:szCs w:val="18"/>
+        </w:rPr>
+        <w:t>všetkých</w:t>
+      </w:r>
+      <w:proofErr w:type="spellEnd"/>
+      <w:r>
+        <w:rPr>
+          <w:rFonts w:ascii="Tahoma" w:hAnsi="Tahoma" w:cs="Tahoma"/>
+          <w:sz w:val="18"/>
+          <w:szCs w:val="18"/>
+        </w:rPr>
+        <w:t xml:space="preserve"> </w:t>
+      </w:r>
+      <w:proofErr w:type="spellStart"/>
+      <w:r>
+        <w:rPr>
+          <w:rFonts w:ascii="Tahoma" w:hAnsi="Tahoma" w:cs="Tahoma"/>
+          <w:sz w:val="18"/>
+          <w:szCs w:val="18"/>
+        </w:rPr>
+        <w:t>prihlášok</w:t>
+      </w:r>
+      <w:proofErr w:type="spellEnd"/>
+      <w:r>
+        <w:rPr>
+          <w:rFonts w:ascii="Tahoma" w:hAnsi="Tahoma" w:cs="Tahoma"/>
+          <w:sz w:val="18"/>
+          <w:szCs w:val="18"/>
+        </w:rPr>
+        <w:t xml:space="preserve"> s </w:t>
+      </w:r>
+      <w:proofErr w:type="spellStart"/>
+      <w:r>
+        <w:rPr>
+          <w:rFonts w:ascii="Tahoma" w:hAnsi="Tahoma" w:cs="Tahoma"/>
+          <w:sz w:val="18"/>
+          <w:szCs w:val="18"/>
+        </w:rPr>
+        <w:t>filtrovaním</w:t>
+      </w:r>
+      <w:proofErr w:type="spellEnd"/>
+      <w:r>
+        <w:rPr>
+          <w:rFonts w:ascii="Tahoma" w:hAnsi="Tahoma" w:cs="Tahoma"/>
+          <w:sz w:val="18"/>
+          <w:szCs w:val="18"/>
+        </w:rPr>
+        <w:t xml:space="preserve"> </w:t>
+      </w:r>
+      <w:proofErr w:type="spellStart"/>
+      <w:r>
+        <w:rPr>
+          <w:rFonts w:ascii="Tahoma" w:hAnsi="Tahoma" w:cs="Tahoma"/>
+          <w:sz w:val="18"/>
+          <w:szCs w:val="18"/>
+        </w:rPr>
+        <w:t>podľa</w:t>
+      </w:r>
+      <w:proofErr w:type="spellEnd"/>
+      <w:r>
+        <w:rPr>
+          <w:rFonts w:ascii="Tahoma" w:hAnsi="Tahoma" w:cs="Tahoma"/>
+          <w:sz w:val="18"/>
+          <w:szCs w:val="18"/>
+        </w:rPr>
+        <w:t xml:space="preserve"> </w:t>
+      </w:r>
+      <w:proofErr w:type="spellStart"/>
+      <w:r>
+        <w:rPr>
+          <w:rFonts w:ascii="Tahoma" w:hAnsi="Tahoma" w:cs="Tahoma"/>
+          <w:sz w:val="18"/>
+          <w:szCs w:val="18"/>
+        </w:rPr>
+        <w:t>stavu</w:t>
+      </w:r>
+      <w:proofErr w:type="spellEnd"/>
+    </w:p>
+    <w:p>
+      <w:pPr>
+        <w:pStyle w:val="code-line"/>
+        <w:numPr>
+          <w:ilvl w:val="0"/>
+          <w:numId w:val="23"/>
+        </w:numPr>
+        <w:rPr>
+          <w:rFonts w:ascii="Tahoma" w:hAnsi="Tahoma" w:cs="Tahoma"/>
+          <w:sz w:val="18"/>
+          <w:szCs w:val="18"/>
+          <w:lang w:val="pl-PL"/>
+        </w:rPr>
+      </w:pPr>
+      <w:r>
+        <w:rPr>
+          <w:rFonts w:ascii="Tahoma" w:hAnsi="Tahoma" w:cs="Tahoma"/>
+          <w:sz w:val="18"/>
+          <w:szCs w:val="18"/>
+          <w:lang w:val="pl-PL"/>
+        </w:rPr>
+        <w:t>Detail každej prihlášky s kompletnou históriou zmien</w:t>
+      </w:r>
+    </w:p>
+    <w:p>
+      <w:pPr>
+        <w:pStyle w:val="code-line"/>
+        <w:numPr>
+          <w:ilvl w:val="0"/>
+          <w:numId w:val="23"/>
+        </w:numPr>
+        <w:rPr>
+          <w:rFonts w:ascii="Tahoma" w:hAnsi="Tahoma" w:cs="Tahoma"/>
+          <w:sz w:val="18"/>
+          <w:szCs w:val="18"/>
+          <w:lang w:val="pl-PL"/>
+        </w:rPr>
+      </w:pPr>
+      <w:r>
+        <w:rPr>
+          <w:rFonts w:ascii="Tahoma" w:hAnsi="Tahoma" w:cs="Tahoma"/>
+          <w:sz w:val="18"/>
+          <w:szCs w:val="18"/>
+          <w:lang w:val="pl-PL"/>
+        </w:rPr>
+        <w:t>Komunikáciu s predajcom (zmena stavu, pripomienky)</w:t>
+      </w:r>
+    </w:p>
+    <w:p>
+      <w:pPr>
+        <w:pStyle w:val="code-line"/>
+        <w:numPr>
+          <w:ilvl w:val="0"/>
+          <w:numId w:val="23"/>
+        </w:numPr>
+        <w:rPr>
+          <w:rFonts w:ascii="Tahoma" w:hAnsi="Tahoma" w:cs="Tahoma"/>
+          <w:sz w:val="18"/>
+          <w:szCs w:val="18"/>
+        </w:rPr>
+      </w:pPr>
+      <w:r>
+        <w:rPr>
+          <w:rFonts w:ascii="Tahoma" w:hAnsi="Tahoma" w:cs="Tahoma"/>
+          <w:sz w:val="18"/>
+          <w:szCs w:val="18"/>
+        </w:rPr>
+        <w:t xml:space="preserve">Export </w:t>
+      </w:r>
+      <w:proofErr w:type="spellStart"/>
+      <w:r>
+        <w:rPr>
+          <w:rFonts w:ascii="Tahoma" w:hAnsi="Tahoma" w:cs="Tahoma"/>
+          <w:sz w:val="18"/>
+          <w:szCs w:val="18"/>
+        </w:rPr>
+        <w:t>dát</w:t>
+      </w:r>
+      <w:proofErr w:type="spellEnd"/>
+      <w:r>
+        <w:rPr>
+          <w:rFonts w:ascii="Tahoma" w:hAnsi="Tahoma" w:cs="Tahoma"/>
+          <w:sz w:val="18"/>
+          <w:szCs w:val="18"/>
+        </w:rPr>
+        <w:t xml:space="preserve"> do </w:t>
+      </w:r>
+      <w:proofErr w:type="spellStart"/>
+      <w:r>
+        <w:rPr>
+          <w:rFonts w:ascii="Tahoma" w:hAnsi="Tahoma" w:cs="Tahoma"/>
+          <w:sz w:val="18"/>
+          <w:szCs w:val="18"/>
+        </w:rPr>
+        <w:t>Excelu</w:t>
+      </w:r>
+      <w:proofErr w:type="spellEnd"/>
+      <w:r>
+        <w:rPr>
+          <w:rFonts w:ascii="Tahoma" w:hAnsi="Tahoma" w:cs="Tahoma"/>
+          <w:sz w:val="18"/>
+          <w:szCs w:val="18"/>
+        </w:rPr>
+        <w:t xml:space="preserve"> (CSV)</w:t>
+      </w:r>
+    </w:p>
+    <w:p>
+      <w:pPr>
+        <w:pStyle w:val="Heading4"/>
+        <w:spacing w:before="360" w:after="240"/>
+        <w:rPr>
+          <w:rFonts w:ascii="Tahoma" w:hAnsi="Tahoma" w:cs="Tahoma"/>
+          <w:color w:val="auto"/>
+          <w:sz w:val="18"/>
+          <w:szCs w:val="18"/>
+        </w:rPr>
+      </w:pPr>
+      <w:r>
+        <w:rPr>
+          <w:rFonts w:ascii="Tahoma" w:hAnsi="Tahoma" w:cs="Tahoma"/>
+          <w:color w:val="auto"/>
+          <w:sz w:val="18"/>
+          <w:szCs w:val="18"/>
+        </w:rPr>
+        <w:t xml:space="preserve">Dashboard </w:t>
+      </w:r>
+      <w:proofErr w:type="gramStart"/>
+      <w:r>
+        <w:rPr>
+          <w:rFonts w:ascii="Tahoma" w:hAnsi="Tahoma" w:cs="Tahoma"/>
+          <w:color w:val="auto"/>
+          <w:sz w:val="18"/>
+          <w:szCs w:val="18"/>
+        </w:rPr>
+        <w:t>a</w:t>
+      </w:r>
+      <w:proofErr w:type="gramEnd"/>
+      <w:r>
+        <w:rPr>
+          <w:rFonts w:ascii="Tahoma" w:hAnsi="Tahoma" w:cs="Tahoma"/>
+          <w:color w:val="auto"/>
+          <w:sz w:val="18"/>
+          <w:szCs w:val="18"/>
+        </w:rPr>
+        <w:t xml:space="preserve"> </w:t>
+      </w:r>
+      <w:proofErr w:type="spellStart"/>
+      <w:r>
+        <w:rPr>
+          <w:rFonts w:ascii="Tahoma" w:hAnsi="Tahoma" w:cs="Tahoma"/>
+          <w:color w:val="auto"/>
+          <w:sz w:val="18"/>
+          <w:szCs w:val="18"/>
+        </w:rPr>
+        <w:t>analytika</w:t>
+      </w:r>
+      <w:proofErr w:type="spellEnd"/>
+    </w:p>
+    <w:p>
+      <w:pPr>
+        <w:pStyle w:val="code-line"/>
+        <w:numPr>
+          <w:ilvl w:val="0"/>
+          <w:numId w:val="24"/>
+        </w:numPr>
+        <w:rPr>
+          <w:rFonts w:ascii="Tahoma" w:hAnsi="Tahoma" w:cs="Tahoma"/>
+          <w:sz w:val="18"/>
+          <w:szCs w:val="18"/>
+        </w:rPr>
+      </w:pPr>
+      <w:proofErr w:type="spellStart"/>
+      <w:r>
+        <w:rPr>
+          <w:rStyle w:val="Strong"/>
+          <w:rFonts w:ascii="Tahoma" w:eastAsiaTheme="majorEastAsia" w:hAnsi="Tahoma" w:cs="Tahoma"/>
+          <w:sz w:val="18"/>
+          <w:szCs w:val="18"/>
+        </w:rPr>
+        <w:t>Finančný</w:t>
+      </w:r>
+      <w:proofErr w:type="spellEnd"/>
+      <w:r>
+        <w:rPr>
+          <w:rStyle w:val="Strong"/>
+          <w:rFonts w:ascii="Tahoma" w:eastAsiaTheme="majorEastAsia" w:hAnsi="Tahoma" w:cs="Tahoma"/>
+          <w:sz w:val="18"/>
+          <w:szCs w:val="18"/>
+        </w:rPr>
+        <w:t xml:space="preserve"> </w:t>
+      </w:r>
+      <w:proofErr w:type="spellStart"/>
+      <w:r>
+        <w:rPr>
+          <w:rStyle w:val="Strong"/>
+          <w:rFonts w:ascii="Tahoma" w:eastAsiaTheme="majorEastAsia" w:hAnsi="Tahoma" w:cs="Tahoma"/>
+          <w:sz w:val="18"/>
+          <w:szCs w:val="18"/>
+        </w:rPr>
+        <w:t>prehľad</w:t>
+      </w:r>
+      <w:proofErr w:type="spellEnd"/>
+      <w:r>
+        <w:rPr>
+          <w:rFonts w:ascii="Tahoma" w:hAnsi="Tahoma" w:cs="Tahoma"/>
+          <w:sz w:val="18"/>
+          <w:szCs w:val="18"/>
+        </w:rPr>
+        <w:t xml:space="preserve"> - </w:t>
+      </w:r>
+      <w:proofErr w:type="spellStart"/>
+      <w:r>
+        <w:rPr>
+          <w:rFonts w:ascii="Tahoma" w:hAnsi="Tahoma" w:cs="Tahoma"/>
+          <w:sz w:val="18"/>
+          <w:szCs w:val="18"/>
+        </w:rPr>
+        <w:t>Príjmy</w:t>
+      </w:r>
+      <w:proofErr w:type="spellEnd"/>
+      <w:r>
+        <w:rPr>
+          <w:rFonts w:ascii="Tahoma" w:hAnsi="Tahoma" w:cs="Tahoma"/>
+          <w:sz w:val="18"/>
+          <w:szCs w:val="18"/>
+        </w:rPr>
+        <w:t xml:space="preserve">, </w:t>
+      </w:r>
+      <w:proofErr w:type="spellStart"/>
+      <w:r>
+        <w:rPr>
+          <w:rFonts w:ascii="Tahoma" w:hAnsi="Tahoma" w:cs="Tahoma"/>
+          <w:sz w:val="18"/>
+          <w:szCs w:val="18"/>
+        </w:rPr>
+        <w:t>nezaplatené</w:t>
+      </w:r>
+      <w:proofErr w:type="spellEnd"/>
+      <w:r>
+        <w:rPr>
+          <w:rFonts w:ascii="Tahoma" w:hAnsi="Tahoma" w:cs="Tahoma"/>
+          <w:sz w:val="18"/>
+          <w:szCs w:val="18"/>
+        </w:rPr>
+        <w:t xml:space="preserve"> </w:t>
+      </w:r>
+      <w:proofErr w:type="spellStart"/>
+      <w:r>
+        <w:rPr>
+          <w:rFonts w:ascii="Tahoma" w:hAnsi="Tahoma" w:cs="Tahoma"/>
+          <w:sz w:val="18"/>
+          <w:szCs w:val="18"/>
+        </w:rPr>
+        <w:t>faktúry</w:t>
+      </w:r>
+      <w:proofErr w:type="spellEnd"/>
+      <w:r>
+        <w:rPr>
+          <w:rFonts w:ascii="Tahoma" w:hAnsi="Tahoma" w:cs="Tahoma"/>
+          <w:sz w:val="18"/>
+          <w:szCs w:val="18"/>
+        </w:rPr>
+        <w:t xml:space="preserve">, </w:t>
+      </w:r>
+      <w:proofErr w:type="spellStart"/>
+      <w:r>
+        <w:rPr>
+          <w:rFonts w:ascii="Tahoma" w:hAnsi="Tahoma" w:cs="Tahoma"/>
+          <w:sz w:val="18"/>
+          <w:szCs w:val="18"/>
+        </w:rPr>
+        <w:t>štatistiky</w:t>
+      </w:r>
+      <w:proofErr w:type="spellEnd"/>
+    </w:p>
+    <w:p>
+      <w:pPr>
+        <w:pStyle w:val="code-line"/>
+        <w:numPr>
+          <w:ilvl w:val="0"/>
+          <w:numId w:val="24"/>
+        </w:numPr>
+        <w:rPr>
+          <w:rFonts w:ascii="Tahoma" w:hAnsi="Tahoma" w:cs="Tahoma"/>
+          <w:sz w:val="18"/>
+          <w:szCs w:val="18"/>
+          <w:lang w:val="pl-PL"/>
+        </w:rPr>
+      </w:pPr>
+      <w:r>
+        <w:rPr>
+          <w:rStyle w:val="Strong"/>
+          <w:rFonts w:ascii="Tahoma" w:eastAsiaTheme="majorEastAsia" w:hAnsi="Tahoma" w:cs="Tahoma"/>
+          <w:sz w:val="18"/>
+          <w:szCs w:val="18"/>
+          <w:lang w:val="pl-PL"/>
+        </w:rPr>
+        <w:t>Obsadenosť</w:t>
+      </w:r>
+      <w:r>
+        <w:rPr>
+          <w:rFonts w:ascii="Tahoma" w:hAnsi="Tahoma" w:cs="Tahoma"/>
+          <w:sz w:val="18"/>
+          <w:szCs w:val="18"/>
+          <w:lang w:val="pl-PL"/>
+        </w:rPr>
+        <w:t> - Využitie plochy po dňoch a zónach</w:t>
+      </w:r>
+    </w:p>
+    <w:p>
+      <w:pPr>
+        <w:pStyle w:val="code-line"/>
+        <w:numPr>
+          <w:ilvl w:val="0"/>
+          <w:numId w:val="24"/>
+        </w:numPr>
+        <w:rPr>
+          <w:rFonts w:ascii="Tahoma" w:hAnsi="Tahoma" w:cs="Tahoma"/>
+          <w:sz w:val="18"/>
+          <w:szCs w:val="18"/>
+        </w:rPr>
+      </w:pPr>
+      <w:proofErr w:type="spellStart"/>
+      <w:r>
+        <w:rPr>
+          <w:rStyle w:val="Strong"/>
+          <w:rFonts w:ascii="Tahoma" w:eastAsiaTheme="majorEastAsia" w:hAnsi="Tahoma" w:cs="Tahoma"/>
+          <w:sz w:val="18"/>
+          <w:szCs w:val="18"/>
+        </w:rPr>
+        <w:t>Heatmapa</w:t>
+      </w:r>
+      <w:proofErr w:type="spellEnd"/>
+      <w:r>
+        <w:rPr>
+          <w:rFonts w:ascii="Tahoma" w:hAnsi="Tahoma" w:cs="Tahoma"/>
+          <w:sz w:val="18"/>
+          <w:szCs w:val="18"/>
+        </w:rPr>
+        <w:t xml:space="preserve"> - </w:t>
+      </w:r>
+      <w:proofErr w:type="spellStart"/>
+      <w:r>
+        <w:rPr>
+          <w:rFonts w:ascii="Tahoma" w:hAnsi="Tahoma" w:cs="Tahoma"/>
+          <w:sz w:val="18"/>
+          <w:szCs w:val="18"/>
+        </w:rPr>
+        <w:t>Najpopulárnejšie</w:t>
+      </w:r>
+      <w:proofErr w:type="spellEnd"/>
+      <w:r>
+        <w:rPr>
+          <w:rFonts w:ascii="Tahoma" w:hAnsi="Tahoma" w:cs="Tahoma"/>
+          <w:sz w:val="18"/>
+          <w:szCs w:val="18"/>
+        </w:rPr>
+        <w:t xml:space="preserve"> </w:t>
+      </w:r>
+      <w:proofErr w:type="spellStart"/>
+      <w:r>
+        <w:rPr>
+          <w:rFonts w:ascii="Tahoma" w:hAnsi="Tahoma" w:cs="Tahoma"/>
+          <w:sz w:val="18"/>
+          <w:szCs w:val="18"/>
+        </w:rPr>
+        <w:t>lokality</w:t>
+      </w:r>
+      <w:proofErr w:type="spellEnd"/>
+      <w:r>
+        <w:rPr>
+          <w:rFonts w:ascii="Tahoma" w:hAnsi="Tahoma" w:cs="Tahoma"/>
+          <w:sz w:val="18"/>
+          <w:szCs w:val="18"/>
+        </w:rPr>
+        <w:t xml:space="preserve"> </w:t>
+      </w:r>
+      <w:proofErr w:type="spellStart"/>
+      <w:r>
+        <w:rPr>
+          <w:rFonts w:ascii="Tahoma" w:hAnsi="Tahoma" w:cs="Tahoma"/>
+          <w:sz w:val="18"/>
+          <w:szCs w:val="18"/>
+        </w:rPr>
+        <w:t>stánkov</w:t>
+      </w:r>
+      <w:proofErr w:type="spellEnd"/>
+    </w:p>
+    <w:p>
+      <w:pPr>
+        <w:pStyle w:val="code-line"/>
+        <w:numPr>
+          <w:ilvl w:val="0"/>
+          <w:numId w:val="24"/>
+        </w:numPr>
+        <w:rPr>
+          <w:rFonts w:ascii="Tahoma" w:hAnsi="Tahoma" w:cs="Tahoma"/>
+          <w:sz w:val="18"/>
+          <w:szCs w:val="18"/>
+          <w:lang w:val="pl-PL"/>
+        </w:rPr>
+      </w:pPr>
+      <w:r>
+        <w:rPr>
+          <w:rStyle w:val="Strong"/>
+          <w:rFonts w:ascii="Tahoma" w:eastAsiaTheme="majorEastAsia" w:hAnsi="Tahoma" w:cs="Tahoma"/>
+          <w:sz w:val="18"/>
+          <w:szCs w:val="18"/>
+          <w:lang w:val="pl-PL"/>
+        </w:rPr>
+        <w:t>Grafy a vizualizácie</w:t>
+      </w:r>
+      <w:r>
+        <w:rPr>
+          <w:rFonts w:ascii="Tahoma" w:hAnsi="Tahoma" w:cs="Tahoma"/>
+          <w:sz w:val="18"/>
+          <w:szCs w:val="18"/>
+          <w:lang w:val="pl-PL"/>
+        </w:rPr>
+        <w:t> - Trendy a porovnania</w:t>
+      </w:r>
+    </w:p>
+    <w:p>
+      <w:pPr>
+        <w:pStyle w:val="code-line"/>
+        <w:numPr>
+          <w:ilvl w:val="0"/>
+          <w:numId w:val="24"/>
+        </w:numPr>
+        <w:rPr>
+          <w:rFonts w:ascii="Tahoma" w:hAnsi="Tahoma" w:cs="Tahoma"/>
+          <w:sz w:val="18"/>
+          <w:szCs w:val="18"/>
+        </w:rPr>
+      </w:pPr>
+      <w:r>
+        <w:rPr>
+          <w:rStyle w:val="Strong"/>
+          <w:rFonts w:ascii="Tahoma" w:eastAsiaTheme="majorEastAsia" w:hAnsi="Tahoma" w:cs="Tahoma"/>
+          <w:sz w:val="18"/>
+          <w:szCs w:val="18"/>
+        </w:rPr>
+        <w:t xml:space="preserve">Export </w:t>
+      </w:r>
+      <w:proofErr w:type="spellStart"/>
+      <w:r>
+        <w:rPr>
+          <w:rStyle w:val="Strong"/>
+          <w:rFonts w:ascii="Tahoma" w:eastAsiaTheme="majorEastAsia" w:hAnsi="Tahoma" w:cs="Tahoma"/>
+          <w:sz w:val="18"/>
+          <w:szCs w:val="18"/>
+        </w:rPr>
+        <w:t>reportov</w:t>
+      </w:r>
+      <w:proofErr w:type="spellEnd"/>
+      <w:r>
+        <w:rPr>
+          <w:rFonts w:ascii="Tahoma" w:hAnsi="Tahoma" w:cs="Tahoma"/>
+          <w:sz w:val="18"/>
+          <w:szCs w:val="18"/>
+        </w:rPr>
+        <w:t xml:space="preserve"> - PDF </w:t>
+      </w:r>
+      <w:proofErr w:type="gramStart"/>
+      <w:r>
+        <w:rPr>
+          <w:rFonts w:ascii="Tahoma" w:hAnsi="Tahoma" w:cs="Tahoma"/>
+          <w:sz w:val="18"/>
+          <w:szCs w:val="18"/>
+        </w:rPr>
+        <w:t>a</w:t>
+      </w:r>
+      <w:proofErr w:type="gramEnd"/>
+      <w:r>
+        <w:rPr>
+          <w:rFonts w:ascii="Tahoma" w:hAnsi="Tahoma" w:cs="Tahoma"/>
+          <w:sz w:val="18"/>
+          <w:szCs w:val="18"/>
+        </w:rPr>
+        <w:t xml:space="preserve"> Excel </w:t>
+      </w:r>
+      <w:proofErr w:type="spellStart"/>
+      <w:r>
+        <w:rPr>
+          <w:rFonts w:ascii="Tahoma" w:hAnsi="Tahoma" w:cs="Tahoma"/>
+          <w:sz w:val="18"/>
+          <w:szCs w:val="18"/>
+        </w:rPr>
+        <w:t>formáty</w:t>
+      </w:r>
+      <w:proofErr w:type="spellEnd"/>
+    </w:p>
+    <w:p>
+      <w:pPr>
+        <w:pStyle w:val="Heading4"/>
+        <w:spacing w:before="360" w:after="240"/>
+        <w:rPr>
+          <w:rFonts w:ascii="Tahoma" w:hAnsi="Tahoma" w:cs="Tahoma"/>
+          <w:color w:val="auto"/>
+          <w:sz w:val="18"/>
+          <w:szCs w:val="18"/>
+          <w:lang w:val="pl-PL"/>
+        </w:rPr>
+      </w:pPr>
+      <w:r>
+        <w:rPr>
+          <w:rFonts w:ascii="Tahoma" w:hAnsi="Tahoma" w:cs="Tahoma"/>
+          <w:color w:val="auto"/>
+          <w:sz w:val="18"/>
+          <w:szCs w:val="18"/>
+          <w:lang w:val="pl-PL"/>
+        </w:rPr>
+        <w:t>Generovanie dokumentov</w:t>
+      </w:r>
+    </w:p>
+    <w:p>
+      <w:pPr>
+        <w:pStyle w:val="code-line"/>
+        <w:spacing w:before="0" w:beforeAutospacing="0" w:after="240" w:afterAutospacing="0"/>
+        <w:rPr>
+          <w:rFonts w:ascii="Tahoma" w:hAnsi="Tahoma" w:cs="Tahoma"/>
+          <w:sz w:val="18"/>
+          <w:szCs w:val="18"/>
+          <w:lang w:val="pl-PL"/>
+        </w:rPr>
+      </w:pPr>
+      <w:r>
+        <w:rPr>
+          <w:rFonts w:ascii="Tahoma" w:hAnsi="Tahoma" w:cs="Tahoma"/>
+          <w:sz w:val="18"/>
+          <w:szCs w:val="18"/>
+          <w:lang w:val="pl-PL"/>
+        </w:rPr>
+        <w:t>Systém automaticky generuje:</w:t>
+      </w:r>
+    </w:p>
+    <w:p>
+      <w:pPr>
+        <w:pStyle w:val="code-line"/>
+        <w:numPr>
+          <w:ilvl w:val="0"/>
+          <w:numId w:val="25"/>
+        </w:numPr>
+        <w:rPr>
+          <w:rFonts w:ascii="Tahoma" w:hAnsi="Tahoma" w:cs="Tahoma"/>
+          <w:sz w:val="18"/>
+          <w:szCs w:val="18"/>
+        </w:rPr>
+      </w:pPr>
+      <w:proofErr w:type="spellStart"/>
+      <w:r>
+        <w:rPr>
+          <w:rFonts w:ascii="Tahoma" w:hAnsi="Tahoma" w:cs="Tahoma"/>
+          <w:sz w:val="18"/>
+          <w:szCs w:val="18"/>
+        </w:rPr>
+        <w:t>Oznámenia</w:t>
+      </w:r>
+      <w:proofErr w:type="spellEnd"/>
+      <w:r>
+        <w:rPr>
+          <w:rFonts w:ascii="Tahoma" w:hAnsi="Tahoma" w:cs="Tahoma"/>
+          <w:sz w:val="18"/>
+          <w:szCs w:val="18"/>
+        </w:rPr>
+        <w:t xml:space="preserve"> pre </w:t>
+      </w:r>
+      <w:proofErr w:type="spellStart"/>
+      <w:r>
+        <w:rPr>
+          <w:rFonts w:ascii="Tahoma" w:hAnsi="Tahoma" w:cs="Tahoma"/>
+          <w:sz w:val="18"/>
+          <w:szCs w:val="18"/>
+        </w:rPr>
+        <w:t>finančnú</w:t>
+      </w:r>
+      <w:proofErr w:type="spellEnd"/>
+      <w:r>
+        <w:rPr>
+          <w:rFonts w:ascii="Tahoma" w:hAnsi="Tahoma" w:cs="Tahoma"/>
+          <w:sz w:val="18"/>
+          <w:szCs w:val="18"/>
+        </w:rPr>
+        <w:t xml:space="preserve"> </w:t>
+      </w:r>
+      <w:proofErr w:type="spellStart"/>
+      <w:r>
+        <w:rPr>
+          <w:rFonts w:ascii="Tahoma" w:hAnsi="Tahoma" w:cs="Tahoma"/>
+          <w:sz w:val="18"/>
+          <w:szCs w:val="18"/>
+        </w:rPr>
+        <w:t>správu</w:t>
+      </w:r>
+      <w:proofErr w:type="spellEnd"/>
+    </w:p>
+    <w:p>
+      <w:pPr>
+        <w:pStyle w:val="code-line"/>
+        <w:numPr>
+          <w:ilvl w:val="0"/>
+          <w:numId w:val="25"/>
+        </w:numPr>
+        <w:rPr>
+          <w:rFonts w:ascii="Tahoma" w:hAnsi="Tahoma" w:cs="Tahoma"/>
+          <w:sz w:val="18"/>
+          <w:szCs w:val="18"/>
+          <w:lang w:val="pl-PL"/>
+        </w:rPr>
+      </w:pPr>
+      <w:r>
+        <w:rPr>
+          <w:rFonts w:ascii="Tahoma" w:hAnsi="Tahoma" w:cs="Tahoma"/>
+          <w:sz w:val="18"/>
+          <w:szCs w:val="18"/>
+          <w:lang w:val="pl-PL"/>
+        </w:rPr>
+        <w:t>Potvrdenia o registrácii s QR kódom</w:t>
+      </w:r>
+    </w:p>
+    <w:p>
+      <w:pPr>
+        <w:pStyle w:val="code-line"/>
+        <w:numPr>
+          <w:ilvl w:val="0"/>
+          <w:numId w:val="25"/>
+        </w:numPr>
+        <w:rPr>
+          <w:rFonts w:ascii="Tahoma" w:hAnsi="Tahoma" w:cs="Tahoma"/>
+          <w:sz w:val="18"/>
+          <w:szCs w:val="18"/>
+        </w:rPr>
+      </w:pPr>
+      <w:proofErr w:type="spellStart"/>
+      <w:r>
+        <w:rPr>
+          <w:rFonts w:ascii="Tahoma" w:hAnsi="Tahoma" w:cs="Tahoma"/>
+          <w:sz w:val="18"/>
+          <w:szCs w:val="18"/>
+        </w:rPr>
+        <w:t>Komplexné</w:t>
+      </w:r>
+      <w:proofErr w:type="spellEnd"/>
+      <w:r>
+        <w:rPr>
+          <w:rFonts w:ascii="Tahoma" w:hAnsi="Tahoma" w:cs="Tahoma"/>
+          <w:sz w:val="18"/>
+          <w:szCs w:val="18"/>
+        </w:rPr>
+        <w:t xml:space="preserve"> </w:t>
+      </w:r>
+      <w:proofErr w:type="spellStart"/>
+      <w:r>
+        <w:rPr>
+          <w:rFonts w:ascii="Tahoma" w:hAnsi="Tahoma" w:cs="Tahoma"/>
+          <w:sz w:val="18"/>
+          <w:szCs w:val="18"/>
+        </w:rPr>
+        <w:t>reporty</w:t>
+      </w:r>
+      <w:proofErr w:type="spellEnd"/>
+      <w:r>
+        <w:rPr>
+          <w:rFonts w:ascii="Tahoma" w:hAnsi="Tahoma" w:cs="Tahoma"/>
+          <w:sz w:val="18"/>
+          <w:szCs w:val="18"/>
+        </w:rPr>
+        <w:t xml:space="preserve"> pre </w:t>
+      </w:r>
+      <w:proofErr w:type="spellStart"/>
+      <w:r>
+        <w:rPr>
+          <w:rFonts w:ascii="Tahoma" w:hAnsi="Tahoma" w:cs="Tahoma"/>
+          <w:sz w:val="18"/>
+          <w:szCs w:val="18"/>
+        </w:rPr>
+        <w:t>úrad</w:t>
+      </w:r>
+      <w:proofErr w:type="spellEnd"/>
+    </w:p>
+    <w:p>
+      <w:pPr>
+        <w:pStyle w:val="Heading3"/>
+        <w:spacing w:before="360" w:after="240"/>
+        <w:rPr>
+          <w:rFonts w:ascii="Tahoma" w:hAnsi="Tahoma" w:cs="Tahoma"/>
+          <w:color w:val="auto"/>
+          <w:sz w:val="18"/>
+          <w:szCs w:val="18"/>
+        </w:rPr>
+      </w:pPr>
+      <w:r>
+        <w:rPr>
+          <w:rFonts w:ascii="Tahoma" w:hAnsi="Tahoma" w:cs="Tahoma"/>
+          <w:color w:val="auto"/>
+          <w:sz w:val="18"/>
+          <w:szCs w:val="18"/>
+        </w:rPr>
+        <w:t xml:space="preserve">Pre </w:t>
+      </w:r>
+      <w:proofErr w:type="spellStart"/>
+      <w:r>
+        <w:rPr>
+          <w:rFonts w:ascii="Tahoma" w:hAnsi="Tahoma" w:cs="Tahoma"/>
+          <w:color w:val="auto"/>
+          <w:sz w:val="18"/>
+          <w:szCs w:val="18"/>
+        </w:rPr>
+        <w:t>predajcov</w:t>
+      </w:r>
+      <w:proofErr w:type="spellEnd"/>
+    </w:p>
+    <w:p>
+      <w:pPr>
+        <w:pStyle w:val="code-line"/>
+        <w:spacing w:before="0" w:beforeAutospacing="0" w:after="240" w:afterAutospacing="0"/>
+        <w:rPr>
+          <w:rFonts w:ascii="Tahoma" w:hAnsi="Tahoma" w:cs="Tahoma"/>
+          <w:sz w:val="18"/>
+          <w:szCs w:val="18"/>
+        </w:rPr>
+      </w:pPr>
+      <w:proofErr w:type="spellStart"/>
+      <w:r>
+        <w:rPr>
+          <w:rFonts w:ascii="Tahoma" w:hAnsi="Tahoma" w:cs="Tahoma"/>
+          <w:sz w:val="18"/>
+          <w:szCs w:val="18"/>
+        </w:rPr>
+        <w:t>Systém</w:t>
+      </w:r>
+      <w:proofErr w:type="spellEnd"/>
+      <w:r>
+        <w:rPr>
+          <w:rFonts w:ascii="Tahoma" w:hAnsi="Tahoma" w:cs="Tahoma"/>
+          <w:sz w:val="18"/>
+          <w:szCs w:val="18"/>
+        </w:rPr>
+        <w:t xml:space="preserve"> </w:t>
+      </w:r>
+      <w:proofErr w:type="spellStart"/>
+      <w:r>
+        <w:rPr>
+          <w:rFonts w:ascii="Tahoma" w:hAnsi="Tahoma" w:cs="Tahoma"/>
+          <w:sz w:val="18"/>
+          <w:szCs w:val="18"/>
+        </w:rPr>
+        <w:t>poskytuje</w:t>
+      </w:r>
+      <w:proofErr w:type="spellEnd"/>
+      <w:r>
+        <w:rPr>
+          <w:rFonts w:ascii="Tahoma" w:hAnsi="Tahoma" w:cs="Tahoma"/>
+          <w:sz w:val="18"/>
+          <w:szCs w:val="18"/>
+        </w:rPr>
+        <w:t>:</w:t>
+      </w:r>
+    </w:p>
+    <w:p>
+      <w:pPr>
+        <w:pStyle w:val="code-line"/>
+        <w:numPr>
+          <w:ilvl w:val="0"/>
+          <w:numId w:val="27"/>
+        </w:numPr>
+        <w:rPr>
+          <w:rFonts w:ascii="Tahoma" w:hAnsi="Tahoma" w:cs="Tahoma"/>
+          <w:sz w:val="18"/>
+          <w:szCs w:val="18"/>
+          <w:lang w:val="pl-PL"/>
+        </w:rPr>
+      </w:pPr>
+      <w:r>
+        <w:rPr>
+          <w:rFonts w:ascii="Tahoma" w:hAnsi="Tahoma" w:cs="Tahoma"/>
+          <w:sz w:val="18"/>
+          <w:szCs w:val="18"/>
+          <w:lang w:val="pl-PL"/>
+        </w:rPr>
+        <w:t>Vizualizáciu dostupných miest v reálnom čase</w:t>
+      </w:r>
+    </w:p>
+    <w:p>
+      <w:pPr>
+        <w:pStyle w:val="code-line"/>
+        <w:numPr>
+          <w:ilvl w:val="0"/>
+          <w:numId w:val="27"/>
+        </w:numPr>
+        <w:rPr>
+          <w:rFonts w:ascii="Tahoma" w:hAnsi="Tahoma" w:cs="Tahoma"/>
+          <w:sz w:val="18"/>
+          <w:szCs w:val="18"/>
+          <w:lang w:val="pl-PL"/>
+        </w:rPr>
+      </w:pPr>
+      <w:r>
+        <w:rPr>
+          <w:rFonts w:ascii="Tahoma" w:hAnsi="Tahoma" w:cs="Tahoma"/>
+          <w:sz w:val="18"/>
+          <w:szCs w:val="18"/>
+          <w:lang w:val="pl-PL"/>
+        </w:rPr>
+        <w:t>Informácie o zóne (cena, dostupná elektrina, parkovanie)</w:t>
+      </w:r>
+    </w:p>
+    <w:p>
+      <w:pPr>
+        <w:pStyle w:val="code-line"/>
+        <w:numPr>
+          <w:ilvl w:val="0"/>
+          <w:numId w:val="27"/>
+        </w:numPr>
+        <w:rPr>
+          <w:rFonts w:ascii="Tahoma" w:hAnsi="Tahoma" w:cs="Tahoma"/>
+          <w:sz w:val="18"/>
+          <w:szCs w:val="18"/>
+        </w:rPr>
+      </w:pPr>
+      <w:proofErr w:type="spellStart"/>
+      <w:r>
+        <w:rPr>
+          <w:rFonts w:ascii="Tahoma" w:hAnsi="Tahoma" w:cs="Tahoma"/>
+          <w:sz w:val="18"/>
+          <w:szCs w:val="18"/>
+        </w:rPr>
+        <w:t>Automatickú</w:t>
+      </w:r>
+      <w:proofErr w:type="spellEnd"/>
+      <w:r>
+        <w:rPr>
+          <w:rFonts w:ascii="Tahoma" w:hAnsi="Tahoma" w:cs="Tahoma"/>
+          <w:sz w:val="18"/>
+          <w:szCs w:val="18"/>
+        </w:rPr>
+        <w:t xml:space="preserve"> </w:t>
+      </w:r>
+      <w:proofErr w:type="spellStart"/>
+      <w:r>
+        <w:rPr>
+          <w:rFonts w:ascii="Tahoma" w:hAnsi="Tahoma" w:cs="Tahoma"/>
+          <w:sz w:val="18"/>
+          <w:szCs w:val="18"/>
+        </w:rPr>
+        <w:t>kontrolu</w:t>
+      </w:r>
+      <w:proofErr w:type="spellEnd"/>
+      <w:r>
+        <w:rPr>
+          <w:rFonts w:ascii="Tahoma" w:hAnsi="Tahoma" w:cs="Tahoma"/>
+          <w:sz w:val="18"/>
+          <w:szCs w:val="18"/>
+        </w:rPr>
+        <w:t xml:space="preserve"> </w:t>
+      </w:r>
+      <w:proofErr w:type="spellStart"/>
+      <w:r>
+        <w:rPr>
+          <w:rFonts w:ascii="Tahoma" w:hAnsi="Tahoma" w:cs="Tahoma"/>
+          <w:sz w:val="18"/>
+          <w:szCs w:val="18"/>
+        </w:rPr>
+        <w:t>dostupného</w:t>
+      </w:r>
+      <w:proofErr w:type="spellEnd"/>
+      <w:r>
+        <w:rPr>
+          <w:rFonts w:ascii="Tahoma" w:hAnsi="Tahoma" w:cs="Tahoma"/>
+          <w:sz w:val="18"/>
+          <w:szCs w:val="18"/>
+        </w:rPr>
+        <w:t xml:space="preserve"> </w:t>
+      </w:r>
+      <w:proofErr w:type="spellStart"/>
+      <w:r>
+        <w:rPr>
+          <w:rFonts w:ascii="Tahoma" w:hAnsi="Tahoma" w:cs="Tahoma"/>
+          <w:sz w:val="18"/>
+          <w:szCs w:val="18"/>
+        </w:rPr>
+        <w:t>priestoru</w:t>
+      </w:r>
+      <w:proofErr w:type="spellEnd"/>
+    </w:p>
+    <w:p>
+      <w:pPr>
+        <w:pStyle w:val="code-line"/>
+        <w:numPr>
+          <w:ilvl w:val="0"/>
+          <w:numId w:val="27"/>
+        </w:numPr>
+        <w:rPr>
+          <w:rFonts w:ascii="Tahoma" w:hAnsi="Tahoma" w:cs="Tahoma"/>
+          <w:sz w:val="18"/>
+          <w:szCs w:val="18"/>
+        </w:rPr>
+      </w:pPr>
+      <w:proofErr w:type="spellStart"/>
+      <w:r>
+        <w:rPr>
+          <w:rFonts w:ascii="Tahoma" w:hAnsi="Tahoma" w:cs="Tahoma"/>
+          <w:sz w:val="18"/>
+          <w:szCs w:val="18"/>
+        </w:rPr>
+        <w:t>Okamžitú</w:t>
+      </w:r>
+      <w:proofErr w:type="spellEnd"/>
+      <w:r>
+        <w:rPr>
+          <w:rFonts w:ascii="Tahoma" w:hAnsi="Tahoma" w:cs="Tahoma"/>
+          <w:sz w:val="18"/>
+          <w:szCs w:val="18"/>
+        </w:rPr>
+        <w:t xml:space="preserve"> </w:t>
+      </w:r>
+      <w:proofErr w:type="spellStart"/>
+      <w:r>
+        <w:rPr>
+          <w:rFonts w:ascii="Tahoma" w:hAnsi="Tahoma" w:cs="Tahoma"/>
+          <w:sz w:val="18"/>
+          <w:szCs w:val="18"/>
+        </w:rPr>
+        <w:t>rezerváciu</w:t>
+      </w:r>
+      <w:proofErr w:type="spellEnd"/>
+      <w:r>
+        <w:rPr>
+          <w:rFonts w:ascii="Tahoma" w:hAnsi="Tahoma" w:cs="Tahoma"/>
+          <w:sz w:val="18"/>
+          <w:szCs w:val="18"/>
+        </w:rPr>
+        <w:t xml:space="preserve"> </w:t>
+      </w:r>
+      <w:proofErr w:type="spellStart"/>
+      <w:r>
+        <w:rPr>
+          <w:rFonts w:ascii="Tahoma" w:hAnsi="Tahoma" w:cs="Tahoma"/>
+          <w:sz w:val="18"/>
+          <w:szCs w:val="18"/>
+        </w:rPr>
+        <w:t>na</w:t>
+      </w:r>
+      <w:proofErr w:type="spellEnd"/>
+      <w:r>
+        <w:rPr>
+          <w:rFonts w:ascii="Tahoma" w:hAnsi="Tahoma" w:cs="Tahoma"/>
+          <w:sz w:val="18"/>
+          <w:szCs w:val="18"/>
+        </w:rPr>
+        <w:t xml:space="preserve"> 15 </w:t>
+      </w:r>
+      <w:proofErr w:type="spellStart"/>
+      <w:r>
+        <w:rPr>
+          <w:rFonts w:ascii="Tahoma" w:hAnsi="Tahoma" w:cs="Tahoma"/>
+          <w:sz w:val="18"/>
+          <w:szCs w:val="18"/>
+        </w:rPr>
+        <w:t>minút</w:t>
+      </w:r>
+      <w:proofErr w:type="spellEnd"/>
+    </w:p>
+    <w:p>
+      <w:pPr>
+        <w:pStyle w:val="Heading4"/>
+        <w:spacing w:before="360" w:after="240"/>
+        <w:rPr>
+          <w:rFonts w:ascii="Tahoma" w:hAnsi="Tahoma" w:cs="Tahoma"/>
+          <w:color w:val="auto"/>
+          <w:sz w:val="18"/>
+          <w:szCs w:val="18"/>
+        </w:rPr>
+      </w:pPr>
+      <w:proofErr w:type="spellStart"/>
+      <w:r>
+        <w:rPr>
+          <w:rFonts w:ascii="Tahoma" w:hAnsi="Tahoma" w:cs="Tahoma"/>
+          <w:color w:val="auto"/>
+          <w:sz w:val="18"/>
+          <w:szCs w:val="18"/>
+        </w:rPr>
+        <w:lastRenderedPageBreak/>
+        <w:t>Správa</w:t>
+      </w:r>
+      <w:proofErr w:type="spellEnd"/>
+      <w:r>
+        <w:rPr>
+          <w:rFonts w:ascii="Tahoma" w:hAnsi="Tahoma" w:cs="Tahoma"/>
+          <w:color w:val="auto"/>
+          <w:sz w:val="18"/>
+          <w:szCs w:val="18"/>
+        </w:rPr>
+        <w:t xml:space="preserve"> </w:t>
+      </w:r>
+      <w:proofErr w:type="spellStart"/>
+      <w:r>
+        <w:rPr>
+          <w:rFonts w:ascii="Tahoma" w:hAnsi="Tahoma" w:cs="Tahoma"/>
+          <w:color w:val="auto"/>
+          <w:sz w:val="18"/>
+          <w:szCs w:val="18"/>
+        </w:rPr>
+        <w:t>profilu</w:t>
+      </w:r>
+      <w:proofErr w:type="spellEnd"/>
+    </w:p>
+    <w:p>
+      <w:pPr>
+        <w:pStyle w:val="code-line"/>
+        <w:spacing w:before="0" w:beforeAutospacing="0" w:after="240" w:afterAutospacing="0"/>
+        <w:rPr>
+          <w:rFonts w:ascii="Tahoma" w:hAnsi="Tahoma" w:cs="Tahoma"/>
+          <w:sz w:val="18"/>
+          <w:szCs w:val="18"/>
+        </w:rPr>
+      </w:pPr>
+      <w:proofErr w:type="spellStart"/>
+      <w:r>
+        <w:rPr>
+          <w:rFonts w:ascii="Tahoma" w:hAnsi="Tahoma" w:cs="Tahoma"/>
+          <w:sz w:val="18"/>
+          <w:szCs w:val="18"/>
+        </w:rPr>
+        <w:t>Predajcovia</w:t>
+      </w:r>
+      <w:proofErr w:type="spellEnd"/>
+      <w:r>
+        <w:rPr>
+          <w:rFonts w:ascii="Tahoma" w:hAnsi="Tahoma" w:cs="Tahoma"/>
+          <w:sz w:val="18"/>
+          <w:szCs w:val="18"/>
+        </w:rPr>
+        <w:t xml:space="preserve"> </w:t>
+      </w:r>
+      <w:proofErr w:type="spellStart"/>
+      <w:r>
+        <w:rPr>
+          <w:rFonts w:ascii="Tahoma" w:hAnsi="Tahoma" w:cs="Tahoma"/>
+          <w:sz w:val="18"/>
+          <w:szCs w:val="18"/>
+        </w:rPr>
+        <w:t>si</w:t>
+      </w:r>
+      <w:proofErr w:type="spellEnd"/>
+      <w:r>
+        <w:rPr>
+          <w:rFonts w:ascii="Tahoma" w:hAnsi="Tahoma" w:cs="Tahoma"/>
+          <w:sz w:val="18"/>
+          <w:szCs w:val="18"/>
+        </w:rPr>
+        <w:t xml:space="preserve"> </w:t>
+      </w:r>
+      <w:proofErr w:type="spellStart"/>
+      <w:r>
+        <w:rPr>
+          <w:rFonts w:ascii="Tahoma" w:hAnsi="Tahoma" w:cs="Tahoma"/>
+          <w:sz w:val="18"/>
+          <w:szCs w:val="18"/>
+        </w:rPr>
+        <w:t>môžu</w:t>
+      </w:r>
+      <w:proofErr w:type="spellEnd"/>
+      <w:r>
+        <w:rPr>
+          <w:rFonts w:ascii="Tahoma" w:hAnsi="Tahoma" w:cs="Tahoma"/>
+          <w:sz w:val="18"/>
+          <w:szCs w:val="18"/>
+        </w:rPr>
+        <w:t xml:space="preserve"> </w:t>
+      </w:r>
+      <w:proofErr w:type="spellStart"/>
+      <w:r>
+        <w:rPr>
+          <w:rFonts w:ascii="Tahoma" w:hAnsi="Tahoma" w:cs="Tahoma"/>
+          <w:sz w:val="18"/>
+          <w:szCs w:val="18"/>
+        </w:rPr>
+        <w:t>vytvoriť</w:t>
+      </w:r>
+      <w:proofErr w:type="spellEnd"/>
+      <w:r>
+        <w:rPr>
+          <w:rFonts w:ascii="Tahoma" w:hAnsi="Tahoma" w:cs="Tahoma"/>
+          <w:sz w:val="18"/>
+          <w:szCs w:val="18"/>
+        </w:rPr>
+        <w:t xml:space="preserve"> </w:t>
+      </w:r>
+      <w:proofErr w:type="spellStart"/>
+      <w:r>
+        <w:rPr>
+          <w:rFonts w:ascii="Tahoma" w:hAnsi="Tahoma" w:cs="Tahoma"/>
+          <w:sz w:val="18"/>
+          <w:szCs w:val="18"/>
+        </w:rPr>
+        <w:t>verejný</w:t>
+      </w:r>
+      <w:proofErr w:type="spellEnd"/>
+      <w:r>
+        <w:rPr>
+          <w:rFonts w:ascii="Tahoma" w:hAnsi="Tahoma" w:cs="Tahoma"/>
+          <w:sz w:val="18"/>
+          <w:szCs w:val="18"/>
+        </w:rPr>
+        <w:t xml:space="preserve"> </w:t>
+      </w:r>
+      <w:proofErr w:type="spellStart"/>
+      <w:r>
+        <w:rPr>
+          <w:rFonts w:ascii="Tahoma" w:hAnsi="Tahoma" w:cs="Tahoma"/>
+          <w:sz w:val="18"/>
+          <w:szCs w:val="18"/>
+        </w:rPr>
+        <w:t>profil</w:t>
+      </w:r>
+      <w:proofErr w:type="spellEnd"/>
+      <w:r>
+        <w:rPr>
+          <w:rFonts w:ascii="Tahoma" w:hAnsi="Tahoma" w:cs="Tahoma"/>
+          <w:sz w:val="18"/>
+          <w:szCs w:val="18"/>
+        </w:rPr>
+        <w:t xml:space="preserve"> </w:t>
+      </w:r>
+      <w:proofErr w:type="spellStart"/>
+      <w:r>
+        <w:rPr>
+          <w:rFonts w:ascii="Tahoma" w:hAnsi="Tahoma" w:cs="Tahoma"/>
+          <w:sz w:val="18"/>
+          <w:szCs w:val="18"/>
+        </w:rPr>
+        <w:t>obsahujúci</w:t>
+      </w:r>
+      <w:proofErr w:type="spellEnd"/>
+      <w:r>
+        <w:rPr>
+          <w:rFonts w:ascii="Tahoma" w:hAnsi="Tahoma" w:cs="Tahoma"/>
+          <w:sz w:val="18"/>
+          <w:szCs w:val="18"/>
+        </w:rPr>
+        <w:t>:</w:t>
+      </w:r>
+    </w:p>
+    <w:p>
+      <w:pPr>
+        <w:pStyle w:val="code-line"/>
+        <w:numPr>
+          <w:ilvl w:val="0"/>
+          <w:numId w:val="28"/>
+        </w:numPr>
+        <w:rPr>
+          <w:rFonts w:ascii="Tahoma" w:hAnsi="Tahoma" w:cs="Tahoma"/>
+          <w:sz w:val="18"/>
+          <w:szCs w:val="18"/>
+        </w:rPr>
+      </w:pPr>
+      <w:proofErr w:type="spellStart"/>
+      <w:r>
+        <w:rPr>
+          <w:rFonts w:ascii="Tahoma" w:hAnsi="Tahoma" w:cs="Tahoma"/>
+          <w:sz w:val="18"/>
+          <w:szCs w:val="18"/>
+        </w:rPr>
+        <w:t>Názov</w:t>
+      </w:r>
+      <w:proofErr w:type="spellEnd"/>
+      <w:r>
+        <w:rPr>
+          <w:rFonts w:ascii="Tahoma" w:hAnsi="Tahoma" w:cs="Tahoma"/>
+          <w:sz w:val="18"/>
+          <w:szCs w:val="18"/>
+        </w:rPr>
+        <w:t xml:space="preserve"> a </w:t>
+      </w:r>
+      <w:proofErr w:type="spellStart"/>
+      <w:r>
+        <w:rPr>
+          <w:rFonts w:ascii="Tahoma" w:hAnsi="Tahoma" w:cs="Tahoma"/>
+          <w:sz w:val="18"/>
+          <w:szCs w:val="18"/>
+        </w:rPr>
+        <w:t>popis</w:t>
+      </w:r>
+      <w:proofErr w:type="spellEnd"/>
+      <w:r>
+        <w:rPr>
+          <w:rFonts w:ascii="Tahoma" w:hAnsi="Tahoma" w:cs="Tahoma"/>
+          <w:sz w:val="18"/>
+          <w:szCs w:val="18"/>
+        </w:rPr>
+        <w:t xml:space="preserve"> </w:t>
+      </w:r>
+      <w:proofErr w:type="spellStart"/>
+      <w:r>
+        <w:rPr>
+          <w:rFonts w:ascii="Tahoma" w:hAnsi="Tahoma" w:cs="Tahoma"/>
+          <w:sz w:val="18"/>
+          <w:szCs w:val="18"/>
+        </w:rPr>
+        <w:t>produktov</w:t>
+      </w:r>
+      <w:proofErr w:type="spellEnd"/>
+      <w:r>
+        <w:rPr>
+          <w:rFonts w:ascii="Tahoma" w:hAnsi="Tahoma" w:cs="Tahoma"/>
+          <w:sz w:val="18"/>
+          <w:szCs w:val="18"/>
+        </w:rPr>
+        <w:t>/</w:t>
+      </w:r>
+      <w:proofErr w:type="spellStart"/>
+      <w:r>
+        <w:rPr>
+          <w:rFonts w:ascii="Tahoma" w:hAnsi="Tahoma" w:cs="Tahoma"/>
+          <w:sz w:val="18"/>
+          <w:szCs w:val="18"/>
+        </w:rPr>
+        <w:t>služieb</w:t>
+      </w:r>
+      <w:proofErr w:type="spellEnd"/>
+    </w:p>
+    <w:p>
+      <w:pPr>
+        <w:pStyle w:val="code-line"/>
+        <w:numPr>
+          <w:ilvl w:val="0"/>
+          <w:numId w:val="28"/>
+        </w:numPr>
+        <w:rPr>
+          <w:rFonts w:ascii="Tahoma" w:hAnsi="Tahoma" w:cs="Tahoma"/>
+          <w:sz w:val="18"/>
+          <w:szCs w:val="18"/>
+        </w:rPr>
+      </w:pPr>
+      <w:proofErr w:type="spellStart"/>
+      <w:r>
+        <w:rPr>
+          <w:rFonts w:ascii="Tahoma" w:hAnsi="Tahoma" w:cs="Tahoma"/>
+          <w:sz w:val="18"/>
+          <w:szCs w:val="18"/>
+        </w:rPr>
+        <w:t>Fotografie</w:t>
+      </w:r>
+      <w:proofErr w:type="spellEnd"/>
+      <w:r>
+        <w:rPr>
+          <w:rFonts w:ascii="Tahoma" w:hAnsi="Tahoma" w:cs="Tahoma"/>
+          <w:sz w:val="18"/>
+          <w:szCs w:val="18"/>
+        </w:rPr>
+        <w:t xml:space="preserve"> </w:t>
+      </w:r>
+      <w:proofErr w:type="spellStart"/>
+      <w:r>
+        <w:rPr>
+          <w:rFonts w:ascii="Tahoma" w:hAnsi="Tahoma" w:cs="Tahoma"/>
+          <w:sz w:val="18"/>
+          <w:szCs w:val="18"/>
+        </w:rPr>
+        <w:t>ponuky</w:t>
+      </w:r>
+      <w:proofErr w:type="spellEnd"/>
+    </w:p>
+    <w:p>
+      <w:pPr>
+        <w:pStyle w:val="code-line"/>
+        <w:numPr>
+          <w:ilvl w:val="0"/>
+          <w:numId w:val="28"/>
+        </w:numPr>
+        <w:rPr>
+          <w:rFonts w:ascii="Tahoma" w:hAnsi="Tahoma" w:cs="Tahoma"/>
+          <w:sz w:val="18"/>
+          <w:szCs w:val="18"/>
+        </w:rPr>
+      </w:pPr>
+      <w:proofErr w:type="spellStart"/>
+      <w:r>
+        <w:rPr>
+          <w:rFonts w:ascii="Tahoma" w:hAnsi="Tahoma" w:cs="Tahoma"/>
+          <w:sz w:val="18"/>
+          <w:szCs w:val="18"/>
+        </w:rPr>
+        <w:t>Kontaktné</w:t>
+      </w:r>
+      <w:proofErr w:type="spellEnd"/>
+      <w:r>
+        <w:rPr>
+          <w:rFonts w:ascii="Tahoma" w:hAnsi="Tahoma" w:cs="Tahoma"/>
+          <w:sz w:val="18"/>
+          <w:szCs w:val="18"/>
+        </w:rPr>
+        <w:t xml:space="preserve"> </w:t>
+      </w:r>
+      <w:proofErr w:type="spellStart"/>
+      <w:r>
+        <w:rPr>
+          <w:rFonts w:ascii="Tahoma" w:hAnsi="Tahoma" w:cs="Tahoma"/>
+          <w:sz w:val="18"/>
+          <w:szCs w:val="18"/>
+        </w:rPr>
+        <w:t>údaje</w:t>
+      </w:r>
+      <w:proofErr w:type="spellEnd"/>
+      <w:r>
+        <w:rPr>
+          <w:rFonts w:ascii="Tahoma" w:hAnsi="Tahoma" w:cs="Tahoma"/>
+          <w:sz w:val="18"/>
+          <w:szCs w:val="18"/>
+        </w:rPr>
+        <w:t xml:space="preserve"> (</w:t>
+      </w:r>
+      <w:proofErr w:type="spellStart"/>
+      <w:r>
+        <w:rPr>
+          <w:rFonts w:ascii="Tahoma" w:hAnsi="Tahoma" w:cs="Tahoma"/>
+          <w:sz w:val="18"/>
+          <w:szCs w:val="18"/>
+        </w:rPr>
+        <w:t>telefón</w:t>
+      </w:r>
+      <w:proofErr w:type="spellEnd"/>
+      <w:r>
+        <w:rPr>
+          <w:rFonts w:ascii="Tahoma" w:hAnsi="Tahoma" w:cs="Tahoma"/>
+          <w:sz w:val="18"/>
+          <w:szCs w:val="18"/>
+        </w:rPr>
+        <w:t>, email)</w:t>
+      </w:r>
+    </w:p>
+    <w:p>
+      <w:pPr>
+        <w:pStyle w:val="code-line"/>
+        <w:numPr>
+          <w:ilvl w:val="0"/>
+          <w:numId w:val="28"/>
+        </w:numPr>
+        <w:rPr>
+          <w:rFonts w:ascii="Tahoma" w:hAnsi="Tahoma" w:cs="Tahoma"/>
+          <w:sz w:val="18"/>
+          <w:szCs w:val="18"/>
+          <w:lang w:val="pl-PL"/>
+        </w:rPr>
+      </w:pPr>
+      <w:r>
+        <w:rPr>
+          <w:rFonts w:ascii="Tahoma" w:hAnsi="Tahoma" w:cs="Tahoma"/>
+          <w:sz w:val="18"/>
+          <w:szCs w:val="18"/>
+          <w:lang w:val="pl-PL"/>
+        </w:rPr>
+        <w:t>Odkazy na web a sociálne siete</w:t>
+      </w:r>
+    </w:p>
+    <w:p>
+      <w:pPr>
+        <w:pStyle w:val="code-line"/>
+        <w:rPr>
+          <w:rFonts w:ascii="Tahoma" w:hAnsi="Tahoma" w:cs="Tahoma"/>
+          <w:sz w:val="18"/>
+          <w:szCs w:val="18"/>
+        </w:rPr>
+      </w:pPr>
+      <w:proofErr w:type="spellStart"/>
+      <w:r>
+        <w:rPr>
+          <w:rFonts w:ascii="Tahoma" w:hAnsi="Tahoma" w:cs="Tahoma"/>
+          <w:sz w:val="18"/>
+          <w:szCs w:val="18"/>
+        </w:rPr>
+        <w:t>Sledovanie</w:t>
+      </w:r>
+      <w:proofErr w:type="spellEnd"/>
+      <w:r>
+        <w:rPr>
+          <w:rFonts w:ascii="Tahoma" w:hAnsi="Tahoma" w:cs="Tahoma"/>
+          <w:sz w:val="18"/>
+          <w:szCs w:val="18"/>
+        </w:rPr>
+        <w:t xml:space="preserve"> </w:t>
+      </w:r>
+      <w:proofErr w:type="spellStart"/>
+      <w:r>
+        <w:rPr>
+          <w:rFonts w:ascii="Tahoma" w:hAnsi="Tahoma" w:cs="Tahoma"/>
+          <w:sz w:val="18"/>
+          <w:szCs w:val="18"/>
+        </w:rPr>
+        <w:t>stavu</w:t>
+      </w:r>
+      <w:proofErr w:type="spellEnd"/>
+    </w:p>
+    <w:p>
+      <w:pPr>
+        <w:pStyle w:val="code-line"/>
+        <w:numPr>
+          <w:ilvl w:val="0"/>
+          <w:numId w:val="29"/>
+        </w:numPr>
+        <w:rPr>
+          <w:rFonts w:ascii="Tahoma" w:hAnsi="Tahoma" w:cs="Tahoma"/>
+          <w:sz w:val="18"/>
+          <w:szCs w:val="18"/>
+        </w:rPr>
+      </w:pPr>
+      <w:proofErr w:type="spellStart"/>
+      <w:r>
+        <w:rPr>
+          <w:rFonts w:ascii="Tahoma" w:hAnsi="Tahoma" w:cs="Tahoma"/>
+          <w:sz w:val="18"/>
+          <w:szCs w:val="18"/>
+        </w:rPr>
+        <w:t>Aktuálny</w:t>
+      </w:r>
+      <w:proofErr w:type="spellEnd"/>
+      <w:r>
+        <w:rPr>
+          <w:rFonts w:ascii="Tahoma" w:hAnsi="Tahoma" w:cs="Tahoma"/>
+          <w:sz w:val="18"/>
+          <w:szCs w:val="18"/>
+        </w:rPr>
+        <w:t xml:space="preserve"> </w:t>
+      </w:r>
+      <w:proofErr w:type="spellStart"/>
+      <w:r>
+        <w:rPr>
+          <w:rFonts w:ascii="Tahoma" w:hAnsi="Tahoma" w:cs="Tahoma"/>
+          <w:sz w:val="18"/>
+          <w:szCs w:val="18"/>
+        </w:rPr>
+        <w:t>stav</w:t>
+      </w:r>
+      <w:proofErr w:type="spellEnd"/>
+      <w:r>
+        <w:rPr>
+          <w:rFonts w:ascii="Tahoma" w:hAnsi="Tahoma" w:cs="Tahoma"/>
+          <w:sz w:val="18"/>
+          <w:szCs w:val="18"/>
+        </w:rPr>
+        <w:t xml:space="preserve"> </w:t>
+      </w:r>
+      <w:proofErr w:type="spellStart"/>
+      <w:r>
+        <w:rPr>
+          <w:rFonts w:ascii="Tahoma" w:hAnsi="Tahoma" w:cs="Tahoma"/>
+          <w:sz w:val="18"/>
+          <w:szCs w:val="18"/>
+        </w:rPr>
+        <w:t>prihlášky</w:t>
+      </w:r>
+      <w:proofErr w:type="spellEnd"/>
+    </w:p>
+    <w:p>
+      <w:pPr>
+        <w:pStyle w:val="code-line"/>
+        <w:numPr>
+          <w:ilvl w:val="0"/>
+          <w:numId w:val="29"/>
+        </w:numPr>
+        <w:rPr>
+          <w:rFonts w:ascii="Tahoma" w:hAnsi="Tahoma" w:cs="Tahoma"/>
+          <w:sz w:val="18"/>
+          <w:szCs w:val="18"/>
+        </w:rPr>
+      </w:pPr>
+      <w:proofErr w:type="spellStart"/>
+      <w:r>
+        <w:rPr>
+          <w:rFonts w:ascii="Tahoma" w:hAnsi="Tahoma" w:cs="Tahoma"/>
+          <w:sz w:val="18"/>
+          <w:szCs w:val="18"/>
+        </w:rPr>
+        <w:t>História</w:t>
+      </w:r>
+      <w:proofErr w:type="spellEnd"/>
+      <w:r>
+        <w:rPr>
+          <w:rFonts w:ascii="Tahoma" w:hAnsi="Tahoma" w:cs="Tahoma"/>
+          <w:sz w:val="18"/>
+          <w:szCs w:val="18"/>
+        </w:rPr>
+        <w:t xml:space="preserve"> </w:t>
+      </w:r>
+      <w:proofErr w:type="spellStart"/>
+      <w:r>
+        <w:rPr>
+          <w:rFonts w:ascii="Tahoma" w:hAnsi="Tahoma" w:cs="Tahoma"/>
+          <w:sz w:val="18"/>
+          <w:szCs w:val="18"/>
+        </w:rPr>
+        <w:t>zmien</w:t>
+      </w:r>
+      <w:proofErr w:type="spellEnd"/>
+      <w:r>
+        <w:rPr>
+          <w:rFonts w:ascii="Tahoma" w:hAnsi="Tahoma" w:cs="Tahoma"/>
+          <w:sz w:val="18"/>
+          <w:szCs w:val="18"/>
+        </w:rPr>
+        <w:t xml:space="preserve"> a </w:t>
+      </w:r>
+      <w:proofErr w:type="spellStart"/>
+      <w:r>
+        <w:rPr>
+          <w:rFonts w:ascii="Tahoma" w:hAnsi="Tahoma" w:cs="Tahoma"/>
+          <w:sz w:val="18"/>
+          <w:szCs w:val="18"/>
+        </w:rPr>
+        <w:t>pripomienky</w:t>
+      </w:r>
+      <w:proofErr w:type="spellEnd"/>
+      <w:r>
+        <w:rPr>
+          <w:rFonts w:ascii="Tahoma" w:hAnsi="Tahoma" w:cs="Tahoma"/>
+          <w:sz w:val="18"/>
+          <w:szCs w:val="18"/>
+        </w:rPr>
+        <w:t xml:space="preserve"> </w:t>
+      </w:r>
+      <w:proofErr w:type="spellStart"/>
+      <w:r>
+        <w:rPr>
+          <w:rFonts w:ascii="Tahoma" w:hAnsi="Tahoma" w:cs="Tahoma"/>
+          <w:sz w:val="18"/>
+          <w:szCs w:val="18"/>
+        </w:rPr>
+        <w:t>organizátora</w:t>
+      </w:r>
+      <w:proofErr w:type="spellEnd"/>
+    </w:p>
+    <w:p>
+      <w:pPr>
+        <w:pStyle w:val="code-line"/>
+        <w:numPr>
+          <w:ilvl w:val="0"/>
+          <w:numId w:val="29"/>
+        </w:numPr>
+        <w:rPr>
+          <w:rFonts w:ascii="Tahoma" w:hAnsi="Tahoma" w:cs="Tahoma"/>
+          <w:sz w:val="18"/>
+          <w:szCs w:val="18"/>
+        </w:rPr>
+      </w:pPr>
+      <w:r>
+        <w:rPr>
+          <w:rFonts w:ascii="Tahoma" w:hAnsi="Tahoma" w:cs="Tahoma"/>
+          <w:sz w:val="18"/>
+          <w:szCs w:val="18"/>
+        </w:rPr>
+        <w:t xml:space="preserve">Stav </w:t>
+      </w:r>
+      <w:proofErr w:type="spellStart"/>
+      <w:r>
+        <w:rPr>
+          <w:rFonts w:ascii="Tahoma" w:hAnsi="Tahoma" w:cs="Tahoma"/>
+          <w:sz w:val="18"/>
+          <w:szCs w:val="18"/>
+        </w:rPr>
+        <w:t>platby</w:t>
+      </w:r>
+      <w:proofErr w:type="spellEnd"/>
+    </w:p>
+    <w:p>
+      <w:pPr>
+        <w:pStyle w:val="code-line"/>
+        <w:numPr>
+          <w:ilvl w:val="0"/>
+          <w:numId w:val="29"/>
+        </w:numPr>
+        <w:rPr>
+          <w:rFonts w:ascii="Tahoma" w:hAnsi="Tahoma" w:cs="Tahoma"/>
+          <w:sz w:val="18"/>
+          <w:szCs w:val="18"/>
+        </w:rPr>
+      </w:pPr>
+      <w:proofErr w:type="spellStart"/>
+      <w:r>
+        <w:rPr>
+          <w:rFonts w:ascii="Tahoma" w:hAnsi="Tahoma" w:cs="Tahoma"/>
+          <w:sz w:val="18"/>
+          <w:szCs w:val="18"/>
+        </w:rPr>
+        <w:t>P</w:t>
+      </w:r>
+      <w:r>
+        <w:rPr>
+          <w:rFonts w:ascii="Tahoma" w:hAnsi="Tahoma" w:cs="Tahoma"/>
+          <w:sz w:val="18"/>
+          <w:szCs w:val="18"/>
+        </w:rPr>
+        <w:t>otvrdeni</w:t>
+      </w:r>
+      <w:r>
+        <w:rPr>
+          <w:rFonts w:ascii="Tahoma" w:hAnsi="Tahoma" w:cs="Tahoma"/>
+          <w:sz w:val="18"/>
+          <w:szCs w:val="18"/>
+        </w:rPr>
+        <w:t>e</w:t>
+      </w:r>
+      <w:proofErr w:type="spellEnd"/>
+      <w:r>
+        <w:rPr>
+          <w:rFonts w:ascii="Tahoma" w:hAnsi="Tahoma" w:cs="Tahoma"/>
+          <w:sz w:val="18"/>
+          <w:szCs w:val="18"/>
+        </w:rPr>
+        <w:t xml:space="preserve"> </w:t>
+      </w:r>
+      <w:proofErr w:type="spellStart"/>
+      <w:r>
+        <w:rPr>
+          <w:rFonts w:ascii="Tahoma" w:hAnsi="Tahoma" w:cs="Tahoma"/>
+          <w:sz w:val="18"/>
+          <w:szCs w:val="18"/>
+        </w:rPr>
+        <w:t>na</w:t>
+      </w:r>
+      <w:proofErr w:type="spellEnd"/>
+      <w:r>
+        <w:rPr>
+          <w:rFonts w:ascii="Tahoma" w:hAnsi="Tahoma" w:cs="Tahoma"/>
+          <w:sz w:val="18"/>
+          <w:szCs w:val="18"/>
+        </w:rPr>
+        <w:t xml:space="preserve"> </w:t>
+      </w:r>
+      <w:proofErr w:type="spellStart"/>
+      <w:r>
+        <w:rPr>
+          <w:rFonts w:ascii="Tahoma" w:hAnsi="Tahoma" w:cs="Tahoma"/>
+          <w:sz w:val="18"/>
+          <w:szCs w:val="18"/>
+        </w:rPr>
+        <w:t>stiahnutie</w:t>
+      </w:r>
+      <w:proofErr w:type="spellEnd"/>
+    </w:p>
+    <w:p>
+      <w:pPr>
+        <w:pStyle w:val="Heading3"/>
+        <w:spacing w:before="360" w:after="240"/>
+        <w:rPr>
+          <w:rFonts w:ascii="Tahoma" w:hAnsi="Tahoma" w:cs="Tahoma"/>
+          <w:color w:val="auto"/>
+          <w:sz w:val="18"/>
+          <w:szCs w:val="18"/>
+        </w:rPr>
+      </w:pPr>
+      <w:r>
+        <w:rPr>
+          <w:rFonts w:ascii="Tahoma" w:hAnsi="Tahoma" w:cs="Tahoma"/>
+          <w:color w:val="auto"/>
+          <w:sz w:val="18"/>
+          <w:szCs w:val="18"/>
+        </w:rPr>
+        <w:t xml:space="preserve">Pre </w:t>
+      </w:r>
+      <w:proofErr w:type="spellStart"/>
+      <w:r>
+        <w:rPr>
+          <w:rFonts w:ascii="Tahoma" w:hAnsi="Tahoma" w:cs="Tahoma"/>
+          <w:color w:val="auto"/>
+          <w:sz w:val="18"/>
+          <w:szCs w:val="18"/>
+        </w:rPr>
+        <w:t>návštevníkov</w:t>
+      </w:r>
+      <w:proofErr w:type="spellEnd"/>
+    </w:p>
+    <w:p>
+      <w:pPr>
+        <w:pStyle w:val="Heading4"/>
+        <w:spacing w:before="360" w:after="240"/>
+        <w:rPr>
+          <w:rFonts w:ascii="Tahoma" w:hAnsi="Tahoma" w:cs="Tahoma"/>
+          <w:color w:val="auto"/>
+          <w:sz w:val="18"/>
+          <w:szCs w:val="18"/>
+        </w:rPr>
+      </w:pPr>
+      <w:proofErr w:type="spellStart"/>
+      <w:r>
+        <w:rPr>
+          <w:rFonts w:ascii="Tahoma" w:hAnsi="Tahoma" w:cs="Tahoma"/>
+          <w:color w:val="auto"/>
+          <w:sz w:val="18"/>
+          <w:szCs w:val="18"/>
+        </w:rPr>
+        <w:t>Informačný</w:t>
+      </w:r>
+      <w:proofErr w:type="spellEnd"/>
+      <w:r>
+        <w:rPr>
+          <w:rFonts w:ascii="Tahoma" w:hAnsi="Tahoma" w:cs="Tahoma"/>
+          <w:color w:val="auto"/>
+          <w:sz w:val="18"/>
+          <w:szCs w:val="18"/>
+        </w:rPr>
+        <w:t xml:space="preserve"> </w:t>
+      </w:r>
+      <w:proofErr w:type="spellStart"/>
+      <w:r>
+        <w:rPr>
+          <w:rFonts w:ascii="Tahoma" w:hAnsi="Tahoma" w:cs="Tahoma"/>
+          <w:color w:val="auto"/>
+          <w:sz w:val="18"/>
+          <w:szCs w:val="18"/>
+        </w:rPr>
+        <w:t>portál</w:t>
+      </w:r>
+      <w:proofErr w:type="spellEnd"/>
+    </w:p>
+    <w:p>
+      <w:pPr>
+        <w:pStyle w:val="code-line"/>
+        <w:numPr>
+          <w:ilvl w:val="0"/>
+          <w:numId w:val="30"/>
+        </w:numPr>
+        <w:rPr>
+          <w:rFonts w:ascii="Tahoma" w:hAnsi="Tahoma" w:cs="Tahoma"/>
+          <w:sz w:val="18"/>
+          <w:szCs w:val="18"/>
+        </w:rPr>
+      </w:pPr>
+      <w:proofErr w:type="spellStart"/>
+      <w:r>
+        <w:rPr>
+          <w:rFonts w:ascii="Tahoma" w:hAnsi="Tahoma" w:cs="Tahoma"/>
+          <w:sz w:val="18"/>
+          <w:szCs w:val="18"/>
+        </w:rPr>
+        <w:t>Základné</w:t>
+      </w:r>
+      <w:proofErr w:type="spellEnd"/>
+      <w:r>
+        <w:rPr>
+          <w:rFonts w:ascii="Tahoma" w:hAnsi="Tahoma" w:cs="Tahoma"/>
+          <w:sz w:val="18"/>
+          <w:szCs w:val="18"/>
+        </w:rPr>
+        <w:t xml:space="preserve"> </w:t>
+      </w:r>
+      <w:proofErr w:type="spellStart"/>
+      <w:r>
+        <w:rPr>
+          <w:rFonts w:ascii="Tahoma" w:hAnsi="Tahoma" w:cs="Tahoma"/>
+          <w:sz w:val="18"/>
+          <w:szCs w:val="18"/>
+        </w:rPr>
+        <w:t>informácie</w:t>
+      </w:r>
+      <w:proofErr w:type="spellEnd"/>
+      <w:r>
+        <w:rPr>
+          <w:rFonts w:ascii="Tahoma" w:hAnsi="Tahoma" w:cs="Tahoma"/>
+          <w:sz w:val="18"/>
+          <w:szCs w:val="18"/>
+        </w:rPr>
+        <w:t xml:space="preserve"> o </w:t>
+      </w:r>
+      <w:proofErr w:type="spellStart"/>
+      <w:r>
+        <w:rPr>
+          <w:rFonts w:ascii="Tahoma" w:hAnsi="Tahoma" w:cs="Tahoma"/>
+          <w:sz w:val="18"/>
+          <w:szCs w:val="18"/>
+        </w:rPr>
+        <w:t>jarmoku</w:t>
+      </w:r>
+      <w:proofErr w:type="spellEnd"/>
+    </w:p>
+    <w:p>
+      <w:pPr>
+        <w:pStyle w:val="code-line"/>
+        <w:numPr>
+          <w:ilvl w:val="0"/>
+          <w:numId w:val="30"/>
+        </w:numPr>
+        <w:rPr>
+          <w:rFonts w:ascii="Tahoma" w:hAnsi="Tahoma" w:cs="Tahoma"/>
+          <w:sz w:val="18"/>
+          <w:szCs w:val="18"/>
+        </w:rPr>
+      </w:pPr>
+      <w:proofErr w:type="spellStart"/>
+      <w:r>
+        <w:rPr>
+          <w:rFonts w:ascii="Tahoma" w:hAnsi="Tahoma" w:cs="Tahoma"/>
+          <w:sz w:val="18"/>
+          <w:szCs w:val="18"/>
+        </w:rPr>
+        <w:t>Dátumy</w:t>
+      </w:r>
+      <w:proofErr w:type="spellEnd"/>
+      <w:r>
+        <w:rPr>
+          <w:rFonts w:ascii="Tahoma" w:hAnsi="Tahoma" w:cs="Tahoma"/>
+          <w:sz w:val="18"/>
+          <w:szCs w:val="18"/>
+        </w:rPr>
+        <w:t xml:space="preserve"> a </w:t>
+      </w:r>
+      <w:proofErr w:type="spellStart"/>
+      <w:r>
+        <w:rPr>
+          <w:rFonts w:ascii="Tahoma" w:hAnsi="Tahoma" w:cs="Tahoma"/>
+          <w:sz w:val="18"/>
+          <w:szCs w:val="18"/>
+        </w:rPr>
+        <w:t>lokácia</w:t>
+      </w:r>
+      <w:proofErr w:type="spellEnd"/>
+      <w:r>
+        <w:rPr>
+          <w:rFonts w:ascii="Tahoma" w:hAnsi="Tahoma" w:cs="Tahoma"/>
+          <w:sz w:val="18"/>
+          <w:szCs w:val="18"/>
+        </w:rPr>
+        <w:t xml:space="preserve"> </w:t>
+      </w:r>
+      <w:proofErr w:type="spellStart"/>
+      <w:r>
+        <w:rPr>
+          <w:rFonts w:ascii="Tahoma" w:hAnsi="Tahoma" w:cs="Tahoma"/>
+          <w:sz w:val="18"/>
+          <w:szCs w:val="18"/>
+        </w:rPr>
+        <w:t>konania</w:t>
+      </w:r>
+      <w:proofErr w:type="spellEnd"/>
+    </w:p>
+    <w:p>
+      <w:pPr>
+        <w:pStyle w:val="code-line"/>
+        <w:numPr>
+          <w:ilvl w:val="0"/>
+          <w:numId w:val="30"/>
+        </w:numPr>
+        <w:rPr>
+          <w:rFonts w:ascii="Tahoma" w:hAnsi="Tahoma" w:cs="Tahoma"/>
+          <w:sz w:val="18"/>
+          <w:szCs w:val="18"/>
+        </w:rPr>
+      </w:pPr>
+      <w:proofErr w:type="gramStart"/>
+      <w:r>
+        <w:rPr>
+          <w:rFonts w:ascii="Tahoma" w:hAnsi="Tahoma" w:cs="Tahoma"/>
+          <w:sz w:val="18"/>
+          <w:szCs w:val="18"/>
+        </w:rPr>
+        <w:t>Program</w:t>
+      </w:r>
+      <w:proofErr w:type="gramEnd"/>
+      <w:r>
+        <w:rPr>
+          <w:rFonts w:ascii="Tahoma" w:hAnsi="Tahoma" w:cs="Tahoma"/>
+          <w:sz w:val="18"/>
+          <w:szCs w:val="18"/>
+        </w:rPr>
+        <w:t xml:space="preserve"> </w:t>
+      </w:r>
+      <w:proofErr w:type="gramStart"/>
+      <w:r>
+        <w:rPr>
+          <w:rFonts w:ascii="Tahoma" w:hAnsi="Tahoma" w:cs="Tahoma"/>
+          <w:sz w:val="18"/>
+          <w:szCs w:val="18"/>
+        </w:rPr>
+        <w:t>a</w:t>
+      </w:r>
+      <w:proofErr w:type="gramEnd"/>
+      <w:r>
+        <w:rPr>
+          <w:rFonts w:ascii="Tahoma" w:hAnsi="Tahoma" w:cs="Tahoma"/>
+          <w:sz w:val="18"/>
+          <w:szCs w:val="18"/>
+        </w:rPr>
+        <w:t xml:space="preserve"> </w:t>
+      </w:r>
+      <w:proofErr w:type="spellStart"/>
+      <w:r>
+        <w:rPr>
+          <w:rFonts w:ascii="Tahoma" w:hAnsi="Tahoma" w:cs="Tahoma"/>
+          <w:sz w:val="18"/>
+          <w:szCs w:val="18"/>
+        </w:rPr>
+        <w:t>aktivity</w:t>
+      </w:r>
+      <w:proofErr w:type="spellEnd"/>
+    </w:p>
+    <w:p>
+      <w:pPr>
+        <w:pStyle w:val="code-line"/>
+        <w:numPr>
+          <w:ilvl w:val="0"/>
+          <w:numId w:val="30"/>
+        </w:numPr>
+        <w:rPr>
+          <w:rFonts w:ascii="Tahoma" w:hAnsi="Tahoma" w:cs="Tahoma"/>
+          <w:sz w:val="18"/>
+          <w:szCs w:val="18"/>
+        </w:rPr>
+      </w:pPr>
+      <w:proofErr w:type="spellStart"/>
+      <w:r>
+        <w:rPr>
+          <w:rFonts w:ascii="Tahoma" w:hAnsi="Tahoma" w:cs="Tahoma"/>
+          <w:sz w:val="18"/>
+          <w:szCs w:val="18"/>
+        </w:rPr>
+        <w:t>Parkovacie</w:t>
+      </w:r>
+      <w:proofErr w:type="spellEnd"/>
+      <w:r>
+        <w:rPr>
+          <w:rFonts w:ascii="Tahoma" w:hAnsi="Tahoma" w:cs="Tahoma"/>
+          <w:sz w:val="18"/>
+          <w:szCs w:val="18"/>
+        </w:rPr>
+        <w:t xml:space="preserve"> </w:t>
+      </w:r>
+      <w:proofErr w:type="spellStart"/>
+      <w:r>
+        <w:rPr>
+          <w:rFonts w:ascii="Tahoma" w:hAnsi="Tahoma" w:cs="Tahoma"/>
+          <w:sz w:val="18"/>
+          <w:szCs w:val="18"/>
+        </w:rPr>
+        <w:t>možnosti</w:t>
+      </w:r>
+      <w:proofErr w:type="spellEnd"/>
+      <w:r>
+        <w:rPr>
+          <w:rFonts w:ascii="Tahoma" w:hAnsi="Tahoma" w:cs="Tahoma"/>
+          <w:sz w:val="18"/>
+          <w:szCs w:val="18"/>
+        </w:rPr>
+        <w:t xml:space="preserve"> a </w:t>
+      </w:r>
+      <w:proofErr w:type="spellStart"/>
+      <w:r>
+        <w:rPr>
+          <w:rFonts w:ascii="Tahoma" w:hAnsi="Tahoma" w:cs="Tahoma"/>
+          <w:sz w:val="18"/>
+          <w:szCs w:val="18"/>
+        </w:rPr>
+        <w:t>doprava</w:t>
+      </w:r>
+      <w:proofErr w:type="spellEnd"/>
+    </w:p>
+    <w:p>
+      <w:pPr>
+        <w:pStyle w:val="Heading4"/>
+        <w:spacing w:before="360" w:after="240"/>
+        <w:rPr>
+          <w:rFonts w:ascii="Tahoma" w:hAnsi="Tahoma" w:cs="Tahoma"/>
+          <w:color w:val="auto"/>
+          <w:sz w:val="18"/>
+          <w:szCs w:val="18"/>
+        </w:rPr>
+      </w:pPr>
+      <w:r>
+        <w:rPr>
+          <w:rFonts w:ascii="Tahoma" w:hAnsi="Tahoma" w:cs="Tahoma"/>
+          <w:color w:val="auto"/>
+          <w:sz w:val="18"/>
+          <w:szCs w:val="18"/>
+        </w:rPr>
+        <w:t xml:space="preserve">Mapa </w:t>
+      </w:r>
+      <w:proofErr w:type="spellStart"/>
+      <w:r>
+        <w:rPr>
+          <w:rFonts w:ascii="Tahoma" w:hAnsi="Tahoma" w:cs="Tahoma"/>
+          <w:color w:val="auto"/>
+          <w:sz w:val="18"/>
+          <w:szCs w:val="18"/>
+        </w:rPr>
+        <w:t>stánkov</w:t>
+      </w:r>
+      <w:proofErr w:type="spellEnd"/>
+    </w:p>
+    <w:p>
+      <w:pPr>
+        <w:pStyle w:val="code-line"/>
+        <w:numPr>
+          <w:ilvl w:val="0"/>
+          <w:numId w:val="31"/>
+        </w:numPr>
+        <w:rPr>
+          <w:rFonts w:ascii="Tahoma" w:hAnsi="Tahoma" w:cs="Tahoma"/>
+          <w:sz w:val="18"/>
+          <w:szCs w:val="18"/>
+        </w:rPr>
+      </w:pPr>
+      <w:proofErr w:type="spellStart"/>
+      <w:r>
+        <w:rPr>
+          <w:rFonts w:ascii="Tahoma" w:hAnsi="Tahoma" w:cs="Tahoma"/>
+          <w:sz w:val="18"/>
+          <w:szCs w:val="18"/>
+        </w:rPr>
+        <w:t>Interaktívna</w:t>
+      </w:r>
+      <w:proofErr w:type="spellEnd"/>
+      <w:r>
+        <w:rPr>
+          <w:rFonts w:ascii="Tahoma" w:hAnsi="Tahoma" w:cs="Tahoma"/>
+          <w:sz w:val="18"/>
+          <w:szCs w:val="18"/>
+        </w:rPr>
+        <w:t xml:space="preserve"> </w:t>
+      </w:r>
+      <w:proofErr w:type="spellStart"/>
+      <w:r>
+        <w:rPr>
+          <w:rFonts w:ascii="Tahoma" w:hAnsi="Tahoma" w:cs="Tahoma"/>
+          <w:sz w:val="18"/>
+          <w:szCs w:val="18"/>
+        </w:rPr>
+        <w:t>mapa</w:t>
+      </w:r>
+      <w:proofErr w:type="spellEnd"/>
+      <w:r>
+        <w:rPr>
+          <w:rFonts w:ascii="Tahoma" w:hAnsi="Tahoma" w:cs="Tahoma"/>
+          <w:sz w:val="18"/>
+          <w:szCs w:val="18"/>
+        </w:rPr>
+        <w:t xml:space="preserve"> s </w:t>
+      </w:r>
+      <w:proofErr w:type="spellStart"/>
+      <w:r>
+        <w:rPr>
+          <w:rFonts w:ascii="Tahoma" w:hAnsi="Tahoma" w:cs="Tahoma"/>
+          <w:sz w:val="18"/>
+          <w:szCs w:val="18"/>
+        </w:rPr>
+        <w:t>všetkými</w:t>
+      </w:r>
+      <w:proofErr w:type="spellEnd"/>
+      <w:r>
+        <w:rPr>
+          <w:rFonts w:ascii="Tahoma" w:hAnsi="Tahoma" w:cs="Tahoma"/>
+          <w:sz w:val="18"/>
+          <w:szCs w:val="18"/>
+        </w:rPr>
+        <w:t xml:space="preserve"> </w:t>
+      </w:r>
+      <w:proofErr w:type="spellStart"/>
+      <w:r>
+        <w:rPr>
+          <w:rFonts w:ascii="Tahoma" w:hAnsi="Tahoma" w:cs="Tahoma"/>
+          <w:sz w:val="18"/>
+          <w:szCs w:val="18"/>
+        </w:rPr>
+        <w:t>stánkami</w:t>
+      </w:r>
+      <w:proofErr w:type="spellEnd"/>
+    </w:p>
+    <w:p>
+      <w:pPr>
+        <w:pStyle w:val="code-line"/>
+        <w:numPr>
+          <w:ilvl w:val="0"/>
+          <w:numId w:val="31"/>
+        </w:numPr>
+        <w:rPr>
+          <w:rFonts w:ascii="Tahoma" w:hAnsi="Tahoma" w:cs="Tahoma"/>
+          <w:sz w:val="18"/>
+          <w:szCs w:val="18"/>
+          <w:lang w:val="pl-PL"/>
+        </w:rPr>
+      </w:pPr>
+      <w:r>
+        <w:rPr>
+          <w:rFonts w:ascii="Tahoma" w:hAnsi="Tahoma" w:cs="Tahoma"/>
+          <w:sz w:val="18"/>
+          <w:szCs w:val="18"/>
+          <w:lang w:val="pl-PL"/>
+        </w:rPr>
+        <w:t>Filtrovanie podľa kategórie (jedlo, remeslá, tovar)</w:t>
+      </w:r>
+    </w:p>
+    <w:p>
+      <w:pPr>
+        <w:pStyle w:val="code-line"/>
+        <w:numPr>
+          <w:ilvl w:val="0"/>
+          <w:numId w:val="31"/>
+        </w:numPr>
+        <w:rPr>
+          <w:rFonts w:ascii="Tahoma" w:hAnsi="Tahoma" w:cs="Tahoma"/>
+          <w:sz w:val="18"/>
+          <w:szCs w:val="18"/>
+        </w:rPr>
+      </w:pPr>
+      <w:proofErr w:type="spellStart"/>
+      <w:r>
+        <w:rPr>
+          <w:rFonts w:ascii="Tahoma" w:hAnsi="Tahoma" w:cs="Tahoma"/>
+          <w:sz w:val="18"/>
+          <w:szCs w:val="18"/>
+        </w:rPr>
+        <w:t>Vyhľadávanie</w:t>
+      </w:r>
+      <w:proofErr w:type="spellEnd"/>
+      <w:r>
+        <w:rPr>
+          <w:rFonts w:ascii="Tahoma" w:hAnsi="Tahoma" w:cs="Tahoma"/>
+          <w:sz w:val="18"/>
+          <w:szCs w:val="18"/>
+        </w:rPr>
+        <w:t xml:space="preserve"> </w:t>
+      </w:r>
+      <w:proofErr w:type="spellStart"/>
+      <w:r>
+        <w:rPr>
+          <w:rFonts w:ascii="Tahoma" w:hAnsi="Tahoma" w:cs="Tahoma"/>
+          <w:sz w:val="18"/>
+          <w:szCs w:val="18"/>
+        </w:rPr>
+        <w:t>predajcov</w:t>
+      </w:r>
+      <w:proofErr w:type="spellEnd"/>
+    </w:p>
+    <w:p>
+      <w:pPr>
+        <w:pStyle w:val="code-line"/>
+        <w:rPr>
+          <w:rFonts w:ascii="Tahoma" w:hAnsi="Tahoma" w:cs="Tahoma"/>
+          <w:sz w:val="18"/>
+          <w:szCs w:val="18"/>
+        </w:rPr>
+      </w:pPr>
+      <w:proofErr w:type="spellStart"/>
+      <w:r>
+        <w:rPr>
+          <w:rFonts w:ascii="Tahoma" w:hAnsi="Tahoma" w:cs="Tahoma"/>
+          <w:sz w:val="18"/>
+          <w:szCs w:val="18"/>
+        </w:rPr>
+        <w:t>Katalóg</w:t>
+      </w:r>
+      <w:proofErr w:type="spellEnd"/>
+      <w:r>
+        <w:rPr>
+          <w:rFonts w:ascii="Tahoma" w:hAnsi="Tahoma" w:cs="Tahoma"/>
+          <w:sz w:val="18"/>
+          <w:szCs w:val="18"/>
+        </w:rPr>
+        <w:t xml:space="preserve"> </w:t>
+      </w:r>
+      <w:proofErr w:type="spellStart"/>
+      <w:r>
+        <w:rPr>
+          <w:rFonts w:ascii="Tahoma" w:hAnsi="Tahoma" w:cs="Tahoma"/>
+          <w:sz w:val="18"/>
+          <w:szCs w:val="18"/>
+        </w:rPr>
+        <w:t>predajcov</w:t>
+      </w:r>
+      <w:proofErr w:type="spellEnd"/>
+    </w:p>
+    <w:p>
+      <w:pPr>
+        <w:pStyle w:val="code-line"/>
+        <w:numPr>
+          <w:ilvl w:val="0"/>
+          <w:numId w:val="32"/>
+        </w:numPr>
+        <w:rPr>
+          <w:rFonts w:ascii="Tahoma" w:hAnsi="Tahoma" w:cs="Tahoma"/>
+          <w:sz w:val="18"/>
+          <w:szCs w:val="18"/>
+        </w:rPr>
+      </w:pPr>
+      <w:proofErr w:type="spellStart"/>
+      <w:r>
+        <w:rPr>
+          <w:rFonts w:ascii="Tahoma" w:hAnsi="Tahoma" w:cs="Tahoma"/>
+          <w:sz w:val="18"/>
+          <w:szCs w:val="18"/>
+        </w:rPr>
+        <w:t>Zoznam</w:t>
+      </w:r>
+      <w:proofErr w:type="spellEnd"/>
+      <w:r>
+        <w:rPr>
+          <w:rFonts w:ascii="Tahoma" w:hAnsi="Tahoma" w:cs="Tahoma"/>
+          <w:sz w:val="18"/>
+          <w:szCs w:val="18"/>
+        </w:rPr>
+        <w:t xml:space="preserve"> </w:t>
+      </w:r>
+      <w:proofErr w:type="spellStart"/>
+      <w:r>
+        <w:rPr>
+          <w:rFonts w:ascii="Tahoma" w:hAnsi="Tahoma" w:cs="Tahoma"/>
+          <w:sz w:val="18"/>
+          <w:szCs w:val="18"/>
+        </w:rPr>
+        <w:t>všetkých</w:t>
+      </w:r>
+      <w:proofErr w:type="spellEnd"/>
+      <w:r>
+        <w:rPr>
+          <w:rFonts w:ascii="Tahoma" w:hAnsi="Tahoma" w:cs="Tahoma"/>
+          <w:sz w:val="18"/>
+          <w:szCs w:val="18"/>
+        </w:rPr>
+        <w:t xml:space="preserve"> </w:t>
+      </w:r>
+      <w:proofErr w:type="spellStart"/>
+      <w:r>
+        <w:rPr>
+          <w:rFonts w:ascii="Tahoma" w:hAnsi="Tahoma" w:cs="Tahoma"/>
+          <w:sz w:val="18"/>
+          <w:szCs w:val="18"/>
+        </w:rPr>
+        <w:t>účastníkov</w:t>
+      </w:r>
+      <w:proofErr w:type="spellEnd"/>
+    </w:p>
+    <w:p>
+      <w:pPr>
+        <w:pStyle w:val="code-line"/>
+        <w:numPr>
+          <w:ilvl w:val="0"/>
+          <w:numId w:val="32"/>
+        </w:numPr>
+        <w:rPr>
+          <w:rFonts w:ascii="Tahoma" w:hAnsi="Tahoma" w:cs="Tahoma"/>
+          <w:sz w:val="18"/>
+          <w:szCs w:val="18"/>
+        </w:rPr>
+      </w:pPr>
+      <w:r>
+        <w:rPr>
+          <w:rFonts w:ascii="Tahoma" w:hAnsi="Tahoma" w:cs="Tahoma"/>
+          <w:sz w:val="18"/>
+          <w:szCs w:val="18"/>
+        </w:rPr>
+        <w:t xml:space="preserve">Detail </w:t>
+      </w:r>
+      <w:proofErr w:type="spellStart"/>
+      <w:r>
+        <w:rPr>
+          <w:rFonts w:ascii="Tahoma" w:hAnsi="Tahoma" w:cs="Tahoma"/>
+          <w:sz w:val="18"/>
+          <w:szCs w:val="18"/>
+        </w:rPr>
+        <w:t>každého</w:t>
+      </w:r>
+      <w:proofErr w:type="spellEnd"/>
+      <w:r>
+        <w:rPr>
+          <w:rFonts w:ascii="Tahoma" w:hAnsi="Tahoma" w:cs="Tahoma"/>
+          <w:sz w:val="18"/>
+          <w:szCs w:val="18"/>
+        </w:rPr>
+        <w:t xml:space="preserve"> </w:t>
+      </w:r>
+      <w:proofErr w:type="spellStart"/>
+      <w:r>
+        <w:rPr>
+          <w:rFonts w:ascii="Tahoma" w:hAnsi="Tahoma" w:cs="Tahoma"/>
+          <w:sz w:val="18"/>
+          <w:szCs w:val="18"/>
+        </w:rPr>
+        <w:t>predajcu</w:t>
+      </w:r>
+      <w:proofErr w:type="spellEnd"/>
+      <w:r>
+        <w:rPr>
+          <w:rFonts w:ascii="Tahoma" w:hAnsi="Tahoma" w:cs="Tahoma"/>
+          <w:sz w:val="18"/>
+          <w:szCs w:val="18"/>
+        </w:rPr>
+        <w:t xml:space="preserve"> s </w:t>
+      </w:r>
+      <w:proofErr w:type="spellStart"/>
+      <w:r>
+        <w:rPr>
+          <w:rFonts w:ascii="Tahoma" w:hAnsi="Tahoma" w:cs="Tahoma"/>
+          <w:sz w:val="18"/>
+          <w:szCs w:val="18"/>
+        </w:rPr>
+        <w:t>fotograﬁami</w:t>
+      </w:r>
+      <w:proofErr w:type="spellEnd"/>
+    </w:p>
+    <w:p>
+      <w:pPr>
+        <w:pStyle w:val="code-line"/>
+        <w:numPr>
+          <w:ilvl w:val="0"/>
+          <w:numId w:val="32"/>
+        </w:numPr>
+        <w:rPr>
+          <w:rFonts w:ascii="Tahoma" w:hAnsi="Tahoma" w:cs="Tahoma"/>
+          <w:sz w:val="18"/>
+          <w:szCs w:val="18"/>
+        </w:rPr>
+      </w:pPr>
+      <w:proofErr w:type="spellStart"/>
+      <w:r>
+        <w:rPr>
+          <w:rFonts w:ascii="Tahoma" w:hAnsi="Tahoma" w:cs="Tahoma"/>
+          <w:sz w:val="18"/>
+          <w:szCs w:val="18"/>
+        </w:rPr>
+        <w:t>Kontaktné</w:t>
+      </w:r>
+      <w:proofErr w:type="spellEnd"/>
+      <w:r>
+        <w:rPr>
+          <w:rFonts w:ascii="Tahoma" w:hAnsi="Tahoma" w:cs="Tahoma"/>
+          <w:sz w:val="18"/>
+          <w:szCs w:val="18"/>
+        </w:rPr>
+        <w:t xml:space="preserve"> </w:t>
+      </w:r>
+      <w:proofErr w:type="spellStart"/>
+      <w:r>
+        <w:rPr>
+          <w:rFonts w:ascii="Tahoma" w:hAnsi="Tahoma" w:cs="Tahoma"/>
+          <w:sz w:val="18"/>
+          <w:szCs w:val="18"/>
+        </w:rPr>
+        <w:t>údaje</w:t>
+      </w:r>
+      <w:proofErr w:type="spellEnd"/>
+      <w:r>
+        <w:rPr>
+          <w:rFonts w:ascii="Tahoma" w:hAnsi="Tahoma" w:cs="Tahoma"/>
+          <w:sz w:val="18"/>
+          <w:szCs w:val="18"/>
+        </w:rPr>
+        <w:t xml:space="preserve"> </w:t>
+      </w:r>
+      <w:proofErr w:type="gramStart"/>
+      <w:r>
+        <w:rPr>
+          <w:rFonts w:ascii="Tahoma" w:hAnsi="Tahoma" w:cs="Tahoma"/>
+          <w:sz w:val="18"/>
+          <w:szCs w:val="18"/>
+        </w:rPr>
+        <w:t>a</w:t>
+      </w:r>
+      <w:proofErr w:type="gramEnd"/>
+      <w:r>
+        <w:rPr>
+          <w:rFonts w:ascii="Tahoma" w:hAnsi="Tahoma" w:cs="Tahoma"/>
+          <w:sz w:val="18"/>
+          <w:szCs w:val="18"/>
+        </w:rPr>
+        <w:t xml:space="preserve"> </w:t>
+      </w:r>
+      <w:proofErr w:type="spellStart"/>
+      <w:r>
+        <w:rPr>
+          <w:rFonts w:ascii="Tahoma" w:hAnsi="Tahoma" w:cs="Tahoma"/>
+          <w:sz w:val="18"/>
+          <w:szCs w:val="18"/>
+        </w:rPr>
+        <w:t>odkazy</w:t>
+      </w:r>
+      <w:proofErr w:type="spellEnd"/>
+    </w:p>
+    <w:p>
+      <w:pPr>
+        <w:pStyle w:val="code-line"/>
+        <w:numPr>
+          <w:ilvl w:val="0"/>
+          <w:numId w:val="32"/>
+        </w:numPr>
+        <w:rPr>
+          <w:rFonts w:ascii="Tahoma" w:hAnsi="Tahoma" w:cs="Tahoma"/>
+          <w:sz w:val="18"/>
+          <w:szCs w:val="18"/>
+        </w:rPr>
+      </w:pPr>
+      <w:proofErr w:type="spellStart"/>
+      <w:r>
+        <w:rPr>
+          <w:rFonts w:ascii="Tahoma" w:hAnsi="Tahoma" w:cs="Tahoma"/>
+          <w:sz w:val="18"/>
+          <w:szCs w:val="18"/>
+        </w:rPr>
+        <w:t>Filtrovanie</w:t>
+      </w:r>
+      <w:proofErr w:type="spellEnd"/>
+      <w:r>
+        <w:rPr>
+          <w:rFonts w:ascii="Tahoma" w:hAnsi="Tahoma" w:cs="Tahoma"/>
+          <w:sz w:val="18"/>
+          <w:szCs w:val="18"/>
+        </w:rPr>
+        <w:t xml:space="preserve"> </w:t>
+      </w:r>
+      <w:proofErr w:type="spellStart"/>
+      <w:r>
+        <w:rPr>
+          <w:rFonts w:ascii="Tahoma" w:hAnsi="Tahoma" w:cs="Tahoma"/>
+          <w:sz w:val="18"/>
+          <w:szCs w:val="18"/>
+        </w:rPr>
+        <w:t>podľa</w:t>
+      </w:r>
+      <w:proofErr w:type="spellEnd"/>
+      <w:r>
+        <w:rPr>
+          <w:rFonts w:ascii="Tahoma" w:hAnsi="Tahoma" w:cs="Tahoma"/>
+          <w:sz w:val="18"/>
+          <w:szCs w:val="18"/>
+        </w:rPr>
+        <w:t xml:space="preserve"> </w:t>
+      </w:r>
+      <w:proofErr w:type="spellStart"/>
+      <w:r>
+        <w:rPr>
+          <w:rFonts w:ascii="Tahoma" w:hAnsi="Tahoma" w:cs="Tahoma"/>
+          <w:sz w:val="18"/>
+          <w:szCs w:val="18"/>
+        </w:rPr>
+        <w:t>sortimentu</w:t>
+      </w:r>
+      <w:proofErr w:type="spellEnd"/>
+    </w:p>
+    <w:p>
+      <w:pPr>
+        <w:ind w:left="720" w:firstLine="720"/>
+        <w:rPr>
+          <w:rFonts w:ascii="Tahoma" w:hAnsi="Tahoma" w:cs="Tahoma"/>
+          <w:b/>
+          <w:color w:val="0070C0"/>
           <w:sz w:val="16"/>
           <w:szCs w:val="16"/>
           <w:lang w:val="sk-SK"/>
         </w:rPr>
-        <w:t xml:space="preserve">Systém obsahuje </w:t>
-      </w:r>
-      <w:r>
-        <w:rPr>
-          <w:rFonts w:ascii="Tahoma" w:hAnsi="Tahoma" w:cs="Tahoma"/>
-          <w:b/>
-          <w:bCs/>
-          <w:sz w:val="16"/>
-          <w:szCs w:val="16"/>
-          <w:lang w:val="sk-SK"/>
-        </w:rPr>
-        <w:t>frontend</w:t>
-      </w:r>
-      <w:r>
-        <w:rPr>
-          <w:rFonts w:ascii="Tahoma" w:hAnsi="Tahoma" w:cs="Tahoma"/>
-          <w:sz w:val="16"/>
-          <w:szCs w:val="16"/>
-          <w:lang w:val="sk-SK"/>
-        </w:rPr>
-        <w:t xml:space="preserve"> aplikáciu (React) a </w:t>
-      </w:r>
-      <w:r>
-        <w:rPr>
-          <w:rFonts w:ascii="Tahoma" w:hAnsi="Tahoma" w:cs="Tahoma"/>
-          <w:b/>
-          <w:bCs/>
-          <w:sz w:val="16"/>
-          <w:szCs w:val="16"/>
-          <w:lang w:val="sk-SK"/>
-        </w:rPr>
-        <w:t>backend</w:t>
-      </w:r>
-      <w:r>
-        <w:rPr>
-          <w:rFonts w:ascii="Tahoma" w:hAnsi="Tahoma" w:cs="Tahoma"/>
-          <w:sz w:val="16"/>
-          <w:szCs w:val="16"/>
-          <w:lang w:val="sk-SK"/>
-        </w:rPr>
-        <w:t xml:space="preserve"> API (Node.js/Express). Integrácia s externými službami zahŕňa slovensko.sk SSO pre autentifikáciu používateľov. </w:t>
-      </w:r>
-      <w:r>
-        <w:rPr>
-          <w:rFonts w:ascii="Tahoma" w:hAnsi="Tahoma" w:cs="Tahoma"/>
-          <w:sz w:val="16"/>
-          <w:szCs w:val="16"/>
-          <w:lang w:val="sk-SK"/>
-        </w:rPr>
-        <w:t>Backend obsahuje REST APIs, ktoré</w:t>
-      </w:r>
-      <w:r>
-        <w:rPr>
-          <w:rFonts w:ascii="Tahoma" w:hAnsi="Tahoma" w:cs="Tahoma"/>
-          <w:sz w:val="16"/>
-          <w:szCs w:val="16"/>
-          <w:lang w:val="sk-SK"/>
-        </w:rPr>
-        <w:t xml:space="preserve"> zahŕňajú správu registrácií, faktúr, platieb, máp a administrátorské rozhranie.</w:t>
-      </w:r>
-      <w:r>
-        <w:rPr>
-          <w:rFonts w:ascii="Tahoma" w:hAnsi="Tahoma" w:cs="Tahoma"/>
-          <w:sz w:val="16"/>
-          <w:szCs w:val="16"/>
-          <w:lang w:val="sk-SK"/>
-        </w:rPr>
-        <w:t xml:space="preserve"> Taktiež obsahuje modul na generovanie pdf, </w:t>
-      </w:r>
-      <w:r>
-        <w:rPr>
-          <w:rFonts w:ascii="Tahoma" w:hAnsi="Tahoma" w:cs="Tahoma"/>
-          <w:sz w:val="16"/>
-          <w:szCs w:val="16"/>
-          <w:lang w:val="sk-SK"/>
-        </w:rPr>
-        <w:t>Gotenberg</w:t>
-      </w:r>
-      <w:r>
-        <w:rPr>
-          <w:rFonts w:ascii="Tahoma" w:hAnsi="Tahoma" w:cs="Tahoma"/>
-          <w:sz w:val="16"/>
-          <w:szCs w:val="16"/>
-          <w:lang w:val="sk-SK"/>
-        </w:rPr>
-        <w:t>.</w:t>
-      </w:r>
-      <w:r>
-        <w:rPr>
-          <w:rFonts w:ascii="Tahoma" w:hAnsi="Tahoma" w:cs="Tahoma"/>
-          <w:sz w:val="16"/>
-          <w:szCs w:val="16"/>
-          <w:lang w:val="sk-SK"/>
-        </w:rPr>
-        <w:t xml:space="preserve"> </w:t>
-      </w:r>
-      <w:r>
-        <w:rPr>
-          <w:rFonts w:ascii="Tahoma" w:hAnsi="Tahoma" w:cs="Tahoma"/>
-          <w:b/>
-          <w:bCs/>
-          <w:sz w:val="16"/>
-          <w:szCs w:val="16"/>
-          <w:lang w:val="sk-SK"/>
-        </w:rPr>
-        <w:t>Integrácie</w:t>
-      </w:r>
-      <w:r>
-        <w:rPr>
-          <w:rFonts w:ascii="Tahoma" w:hAnsi="Tahoma" w:cs="Tahoma"/>
-          <w:sz w:val="16"/>
-          <w:szCs w:val="16"/>
-          <w:lang w:val="sk-SK"/>
-        </w:rPr>
-        <w:t xml:space="preserve"> – GoPay (webhook/return), CS (e</w:t>
-      </w:r>
-      <w:r>
-        <w:rPr>
-          <w:rFonts w:ascii="Tahoma" w:hAnsi="Tahoma" w:cs="Tahoma"/>
-          <w:sz w:val="16"/>
-          <w:szCs w:val="16"/>
-          <w:lang w:val="sk-SK"/>
-        </w:rPr>
-        <w:noBreakHyphen/>
-        <w:t xml:space="preserve">mail), EuroSMS (OTP/oznámenia), Mapbox (tiles/draw), Facebook (event publish), </w:t>
-      </w:r>
-      <w:r>
-        <w:rPr>
-          <w:rFonts w:ascii="Tahoma" w:hAnsi="Tahoma" w:cs="Tahoma"/>
-          <w:b/>
-          <w:bCs/>
-          <w:sz w:val="16"/>
-          <w:szCs w:val="16"/>
-          <w:lang w:val="sk-SK"/>
-        </w:rPr>
-        <w:t>slovensko.sk SSO</w:t>
-      </w:r>
-      <w:r>
-        <w:rPr>
-          <w:rFonts w:ascii="Tahoma" w:hAnsi="Tahoma" w:cs="Tahoma"/>
-          <w:sz w:val="16"/>
-          <w:szCs w:val="16"/>
-          <w:lang w:val="sk-SK"/>
-        </w:rPr>
-        <w:t xml:space="preserve"> (SAML/redirect).</w:t>
-      </w:r>
-      <w:r>
-        <w:rPr>
-          <w:rFonts w:ascii="Tahoma" w:hAnsi="Tahoma" w:cs="Tahoma"/>
-          <w:sz w:val="16"/>
-          <w:szCs w:val="16"/>
-          <w:lang w:val="sk-SK"/>
-        </w:rPr>
-        <w:br/>
-      </w:r>
-      <w:r>
-        <w:rPr>
-          <w:rFonts w:ascii="Tahoma" w:hAnsi="Tahoma" w:cs="Tahoma"/>
-          <w:i/>
-          <w:iCs/>
-          <w:sz w:val="16"/>
-          <w:szCs w:val="16"/>
-          <w:lang w:val="sk-SK"/>
-        </w:rPr>
-        <w:t>(Bez väzby na MetaIS – systém nie je kódovaný v MetaIS; uvedené sú len existujúce integrácie.)</w:t>
-      </w:r>
+      </w:pPr>
     </w:p>
     <w:p>
       <w:pPr>
@@ -2303,7 +5669,6 @@
           <w:sz w:val="16"/>
           <w:szCs w:val="16"/>
         </w:rPr>
-        <w:lastRenderedPageBreak/>
         <w:t>Events</w:t>
       </w:r>
       <w:r>
@@ -3393,6 +6758,7 @@
           <w:sz w:val="16"/>
           <w:szCs w:val="16"/>
         </w:rPr>
+        <w:lastRenderedPageBreak/>
         <w:t>Settings</w:t>
       </w:r>
       <w:r>
@@ -4843,7 +8209,6 @@
         <w:rPr>
           <w:lang w:val="sk-SK"/>
         </w:rPr>
-        <w:lastRenderedPageBreak/>
         <w:t>3.4</w:t>
       </w:r>
       <w:r>
@@ -5113,6 +8478,7 @@
           <w:szCs w:val="16"/>
           <w:lang w:val="sk-SK"/>
         </w:rPr>
+        <w:lastRenderedPageBreak/>
         <w:drawing>
           <wp:inline distT="0" distB="0" distL="0" distR="0" wp14:anchorId="301B5330" wp14:editId="18AE5004">
             <wp:extent cx="2445457" cy="5020785"/>
@@ -5850,6 +9216,7 @@
         <w:rPr>
           <w:lang w:val="sk-SK"/>
         </w:rPr>
+        <w:lastRenderedPageBreak/>
         <w:t>3.6</w:t>
       </w:r>
       <w:r>
@@ -6117,6 +9484,489 @@
         <w:ind w:left="710"/>
         <w:rPr>
           <w:rFonts w:ascii="Tahoma" w:hAnsi="Tahoma" w:cs="Tahoma"/>
+          <w:bCs/>
+          <w:sz w:val="16"/>
+          <w:szCs w:val="16"/>
+          <w:lang w:val="sk-SK"/>
+        </w:rPr>
+      </w:pPr>
+    </w:p>
+    <w:p>
+      <w:pPr>
+        <w:ind w:left="710"/>
+        <w:rPr>
+          <w:rFonts w:ascii="Tahoma" w:hAnsi="Tahoma" w:cs="Tahoma"/>
+          <w:b/>
+          <w:sz w:val="16"/>
+          <w:szCs w:val="16"/>
+          <w:lang w:val="sk-SK"/>
+        </w:rPr>
+      </w:pPr>
+      <w:r>
+        <w:rPr>
+          <w:rFonts w:ascii="Tahoma" w:hAnsi="Tahoma" w:cs="Tahoma"/>
+          <w:bCs/>
+          <w:sz w:val="16"/>
+          <w:szCs w:val="16"/>
+          <w:lang w:val="sk-SK"/>
+        </w:rPr>
+        <w:tab/>
+      </w:r>
+      <w:r>
+        <w:rPr>
+          <w:rFonts w:ascii="Tahoma" w:hAnsi="Tahoma" w:cs="Tahoma"/>
+          <w:bCs/>
+          <w:sz w:val="16"/>
+          <w:szCs w:val="16"/>
+          <w:lang w:val="sk-SK"/>
+        </w:rPr>
+        <w:tab/>
+      </w:r>
+      <w:r>
+        <w:rPr>
+          <w:rFonts w:ascii="Tahoma" w:hAnsi="Tahoma" w:cs="Tahoma"/>
+          <w:b/>
+          <w:sz w:val="16"/>
+          <w:szCs w:val="16"/>
+          <w:lang w:val="sk-SK"/>
+        </w:rPr>
+        <w:t>Udelenie Zlavy za registraciu</w:t>
+      </w:r>
+    </w:p>
+    <w:p>
+      <w:pPr>
+        <w:numPr>
+          <w:ilvl w:val="0"/>
+          <w:numId w:val="19"/>
+        </w:numPr>
+        <w:tabs>
+          <w:tab w:val="num" w:pos="720"/>
+        </w:tabs>
+        <w:rPr>
+          <w:rFonts w:ascii="Tahoma" w:hAnsi="Tahoma" w:cs="Tahoma"/>
+          <w:b/>
+          <w:sz w:val="16"/>
+          <w:szCs w:val="16"/>
+          <w:lang w:val="pl-PL"/>
+        </w:rPr>
+      </w:pPr>
+      <w:r>
+        <w:rPr>
+          <w:rFonts w:ascii="Tahoma" w:hAnsi="Tahoma" w:cs="Tahoma"/>
+          <w:b/>
+          <w:sz w:val="16"/>
+          <w:szCs w:val="16"/>
+          <w:lang w:val="pl-PL"/>
+        </w:rPr>
+        <w:t>cena zony = x, cena elektriny = y</w:t>
+      </w:r>
+    </w:p>
+    <w:p>
+      <w:pPr>
+        <w:numPr>
+          <w:ilvl w:val="0"/>
+          <w:numId w:val="19"/>
+        </w:numPr>
+        <w:rPr>
+          <w:rFonts w:ascii="Tahoma" w:hAnsi="Tahoma" w:cs="Tahoma"/>
+          <w:b/>
+          <w:sz w:val="16"/>
+          <w:szCs w:val="16"/>
+        </w:rPr>
+      </w:pPr>
+      <w:r>
+        <w:rPr>
+          <w:rFonts w:ascii="Tahoma" w:hAnsi="Tahoma" w:cs="Tahoma"/>
+          <w:b/>
+          <w:sz w:val="16"/>
+          <w:szCs w:val="16"/>
+          <w:lang w:val="pl-PL"/>
+        </w:rPr>
+        <w:t xml:space="preserve">TZP -&gt; </w:t>
+      </w:r>
+      <w:r>
+        <w:rPr>
+          <w:rFonts w:ascii="Tahoma" w:hAnsi="Tahoma" w:cs="Tahoma"/>
+          <w:b/>
+          <w:sz w:val="16"/>
+          <w:szCs w:val="16"/>
+          <w:lang w:val="pl-PL"/>
+        </w:rPr>
+        <w:t>61.37</w:t>
+      </w:r>
+      <w:r>
+        <w:rPr>
+          <w:rFonts w:ascii="Tahoma" w:hAnsi="Tahoma" w:cs="Tahoma"/>
+          <w:b/>
+          <w:sz w:val="16"/>
+          <w:szCs w:val="16"/>
+          <w:lang w:val="pl-PL"/>
+        </w:rPr>
+        <w:t>% + 5e Elektrina = 10e / m</w:t>
+      </w:r>
+    </w:p>
+    <w:p>
+      <w:pPr>
+        <w:numPr>
+          <w:ilvl w:val="0"/>
+          <w:numId w:val="19"/>
+        </w:numPr>
+        <w:tabs>
+          <w:tab w:val="num" w:pos="720"/>
+        </w:tabs>
+        <w:rPr>
+          <w:rFonts w:ascii="Tahoma" w:hAnsi="Tahoma" w:cs="Tahoma"/>
+          <w:b/>
+          <w:sz w:val="16"/>
+          <w:szCs w:val="16"/>
+        </w:rPr>
+      </w:pPr>
+      <w:proofErr w:type="spellStart"/>
+      <w:r>
+        <w:rPr>
+          <w:rFonts w:ascii="Tahoma" w:hAnsi="Tahoma" w:cs="Tahoma"/>
+          <w:b/>
+          <w:sz w:val="16"/>
+          <w:szCs w:val="16"/>
+        </w:rPr>
+        <w:t>Remeselnik</w:t>
+      </w:r>
+      <w:proofErr w:type="spellEnd"/>
+      <w:r>
+        <w:rPr>
+          <w:rFonts w:ascii="Tahoma" w:hAnsi="Tahoma" w:cs="Tahoma"/>
+          <w:b/>
+          <w:sz w:val="16"/>
+          <w:szCs w:val="16"/>
+        </w:rPr>
+        <w:t xml:space="preserve"> + </w:t>
+      </w:r>
+      <w:proofErr w:type="spellStart"/>
+      <w:r>
+        <w:rPr>
+          <w:rFonts w:ascii="Tahoma" w:hAnsi="Tahoma" w:cs="Tahoma"/>
+          <w:b/>
+          <w:sz w:val="16"/>
+          <w:szCs w:val="16"/>
+        </w:rPr>
+        <w:t>autorske</w:t>
+      </w:r>
+      <w:proofErr w:type="spellEnd"/>
+      <w:r>
+        <w:rPr>
+          <w:rFonts w:ascii="Tahoma" w:hAnsi="Tahoma" w:cs="Tahoma"/>
+          <w:b/>
+          <w:sz w:val="16"/>
+          <w:szCs w:val="16"/>
+        </w:rPr>
+        <w:t xml:space="preserve"> = 100% + </w:t>
+      </w:r>
+      <w:proofErr w:type="spellStart"/>
+      <w:r>
+        <w:rPr>
+          <w:rFonts w:ascii="Tahoma" w:hAnsi="Tahoma" w:cs="Tahoma"/>
+          <w:b/>
+          <w:sz w:val="16"/>
+          <w:szCs w:val="16"/>
+        </w:rPr>
+        <w:t>elektrina</w:t>
+      </w:r>
+      <w:proofErr w:type="spellEnd"/>
+    </w:p>
+    <w:p>
+      <w:pPr>
+        <w:numPr>
+          <w:ilvl w:val="0"/>
+          <w:numId w:val="19"/>
+        </w:numPr>
+        <w:tabs>
+          <w:tab w:val="num" w:pos="720"/>
+        </w:tabs>
+        <w:rPr>
+          <w:rFonts w:ascii="Tahoma" w:hAnsi="Tahoma" w:cs="Tahoma"/>
+          <w:b/>
+          <w:sz w:val="16"/>
+          <w:szCs w:val="16"/>
+        </w:rPr>
+      </w:pPr>
+      <w:proofErr w:type="spellStart"/>
+      <w:r>
+        <w:rPr>
+          <w:rFonts w:ascii="Tahoma" w:hAnsi="Tahoma" w:cs="Tahoma"/>
+          <w:b/>
+          <w:sz w:val="16"/>
+          <w:szCs w:val="16"/>
+        </w:rPr>
+        <w:t>Obcerstvenie</w:t>
+      </w:r>
+      <w:proofErr w:type="spellEnd"/>
+      <w:r>
+        <w:rPr>
+          <w:rFonts w:ascii="Tahoma" w:hAnsi="Tahoma" w:cs="Tahoma"/>
+          <w:b/>
+          <w:sz w:val="16"/>
+          <w:szCs w:val="16"/>
+        </w:rPr>
+        <w:t xml:space="preserve"> -&gt; </w:t>
+      </w:r>
+      <w:proofErr w:type="spellStart"/>
+      <w:r>
+        <w:rPr>
+          <w:rFonts w:ascii="Tahoma" w:hAnsi="Tahoma" w:cs="Tahoma"/>
+          <w:b/>
+          <w:sz w:val="16"/>
+          <w:szCs w:val="16"/>
+        </w:rPr>
+        <w:t>elektrina</w:t>
+      </w:r>
+      <w:proofErr w:type="spellEnd"/>
+      <w:r>
+        <w:rPr>
+          <w:rFonts w:ascii="Tahoma" w:hAnsi="Tahoma" w:cs="Tahoma"/>
+          <w:b/>
+          <w:sz w:val="16"/>
+          <w:szCs w:val="16"/>
+        </w:rPr>
+        <w:t xml:space="preserve"> v </w:t>
+      </w:r>
+      <w:proofErr w:type="spellStart"/>
+      <w:r>
+        <w:rPr>
+          <w:rFonts w:ascii="Tahoma" w:hAnsi="Tahoma" w:cs="Tahoma"/>
+          <w:b/>
+          <w:sz w:val="16"/>
+          <w:szCs w:val="16"/>
+        </w:rPr>
+        <w:t>cene</w:t>
+      </w:r>
+      <w:proofErr w:type="spellEnd"/>
+    </w:p>
+    <w:p>
+      <w:pPr>
+        <w:numPr>
+          <w:ilvl w:val="0"/>
+          <w:numId w:val="19"/>
+        </w:numPr>
+        <w:tabs>
+          <w:tab w:val="num" w:pos="720"/>
+        </w:tabs>
+        <w:rPr>
+          <w:rFonts w:ascii="Tahoma" w:hAnsi="Tahoma" w:cs="Tahoma"/>
+          <w:b/>
+          <w:sz w:val="16"/>
+          <w:szCs w:val="16"/>
+        </w:rPr>
+      </w:pPr>
+      <w:r>
+        <w:rPr>
+          <w:rFonts w:ascii="Tahoma" w:hAnsi="Tahoma" w:cs="Tahoma"/>
+          <w:b/>
+          <w:sz w:val="16"/>
+          <w:szCs w:val="16"/>
+        </w:rPr>
+        <w:t>Ine default -&gt; x + y</w:t>
+      </w:r>
+    </w:p>
+    <w:p>
+      <w:pPr>
+        <w:ind w:left="710"/>
+        <w:rPr>
+          <w:rFonts w:ascii="Tahoma" w:hAnsi="Tahoma" w:cs="Tahoma"/>
+          <w:b/>
+          <w:sz w:val="16"/>
+          <w:szCs w:val="16"/>
+          <w:lang w:val="sk-SK"/>
+        </w:rPr>
+      </w:pPr>
+      <w:r>
+        <w:rPr>
+          <w:rFonts w:ascii="Tahoma" w:hAnsi="Tahoma" w:cs="Tahoma"/>
+          <w:b/>
+          <w:sz w:val="16"/>
+          <w:szCs w:val="16"/>
+          <w:lang w:val="sk-SK"/>
+        </w:rPr>
+        <w:br/>
+      </w:r>
+    </w:p>
+    <w:p>
+      <w:pPr>
+        <w:ind w:left="710"/>
+        <w:rPr>
+          <w:rFonts w:ascii="Tahoma" w:hAnsi="Tahoma" w:cs="Tahoma"/>
+          <w:b/>
+          <w:sz w:val="16"/>
+          <w:szCs w:val="16"/>
+          <w:lang w:val="sk-SK"/>
+        </w:rPr>
+      </w:pPr>
+      <w:r>
+        <w:rPr>
+          <w:rFonts w:ascii="Tahoma" w:hAnsi="Tahoma" w:cs="Tahoma"/>
+          <w:b/>
+          <w:noProof/>
+          <w:sz w:val="16"/>
+          <w:szCs w:val="16"/>
+          <w:lang w:val="sk-SK"/>
+        </w:rPr>
+        <w:drawing>
+          <wp:inline distT="0" distB="0" distL="0" distR="0" wp14:anchorId="435F0AD6" wp14:editId="144E6280">
+            <wp:extent cx="5819775" cy="4066381"/>
+            <wp:effectExtent l="0" t="0" r="0" b="0"/>
+            <wp:docPr id="556311309" name="Picture 1"/>
+            <wp:cNvGraphicFramePr>
+              <a:graphicFrameLocks xmlns:a="http://schemas.openxmlformats.org/drawingml/2006/main" noChangeAspect="1"/>
+            </wp:cNvGraphicFramePr>
+            <a:graphic xmlns:a="http://schemas.openxmlformats.org/drawingml/2006/main">
+              <a:graphicData uri="http://schemas.openxmlformats.org/drawingml/2006/picture">
+                <pic:pic xmlns:pic="http://schemas.openxmlformats.org/drawingml/2006/picture">
+                  <pic:nvPicPr>
+                    <pic:cNvPr id="0" name="Picture 1"/>
+                    <pic:cNvPicPr>
+                      <a:picLocks noChangeAspect="1" noChangeArrowheads="1"/>
+                    </pic:cNvPicPr>
+                  </pic:nvPicPr>
+                  <pic:blipFill>
+                    <a:blip r:embed="rId11">
+                      <a:extLst>
+                        <a:ext uri="{28A0092B-C50C-407E-A947-70E740481C1C}">
+                          <a14:useLocalDpi xmlns:a14="http://schemas.microsoft.com/office/drawing/2010/main" val="0"/>
+                        </a:ext>
+                      </a:extLst>
+                    </a:blip>
+                    <a:srcRect/>
+                    <a:stretch>
+                      <a:fillRect/>
+                    </a:stretch>
+                  </pic:blipFill>
+                  <pic:spPr bwMode="auto">
+                    <a:xfrm>
+                      <a:off x="0" y="0"/>
+                      <a:ext cx="5821626" cy="4067674"/>
+                    </a:xfrm>
+                    <a:prstGeom prst="rect">
+                      <a:avLst/>
+                    </a:prstGeom>
+                    <a:noFill/>
+                    <a:ln>
+                      <a:noFill/>
+                    </a:ln>
+                  </pic:spPr>
+                </pic:pic>
+              </a:graphicData>
+            </a:graphic>
+          </wp:inline>
+        </w:drawing>
+      </w:r>
+    </w:p>
+    <w:p>
+      <w:pPr>
+        <w:ind w:left="710"/>
+        <w:rPr>
+          <w:rFonts w:ascii="Tahoma" w:hAnsi="Tahoma" w:cs="Tahoma"/>
+          <w:b/>
+          <w:sz w:val="16"/>
+          <w:szCs w:val="16"/>
+          <w:lang w:val="sk-SK"/>
+        </w:rPr>
+      </w:pPr>
+      <w:r>
+        <w:rPr>
+          <w:rFonts w:ascii="Tahoma" w:hAnsi="Tahoma" w:cs="Tahoma"/>
+          <w:b/>
+          <w:sz w:val="16"/>
+          <w:szCs w:val="16"/>
+          <w:lang w:val="sk-SK"/>
+        </w:rPr>
+        <w:t>Stavový diagram Registrácie</w:t>
+      </w:r>
+      <w:r>
+        <w:rPr>
+          <w:rFonts w:ascii="Tahoma" w:hAnsi="Tahoma" w:cs="Tahoma"/>
+          <w:b/>
+          <w:sz w:val="16"/>
+          <w:szCs w:val="16"/>
+          <w:lang w:val="sk-SK"/>
+        </w:rPr>
+        <w:br/>
+      </w:r>
+    </w:p>
+    <w:p>
+      <w:pPr>
+        <w:ind w:left="710"/>
+        <w:rPr>
+          <w:rFonts w:ascii="Tahoma" w:hAnsi="Tahoma" w:cs="Tahoma"/>
+          <w:b/>
+          <w:sz w:val="16"/>
+          <w:szCs w:val="16"/>
+          <w:lang w:val="sk-SK"/>
+        </w:rPr>
+      </w:pPr>
+      <w:r>
+        <w:rPr>
+          <w:rFonts w:ascii="Tahoma" w:hAnsi="Tahoma" w:cs="Tahoma"/>
+          <w:b/>
+          <w:noProof/>
+          <w:sz w:val="16"/>
+          <w:szCs w:val="16"/>
+          <w:lang w:val="sk-SK"/>
+        </w:rPr>
+        <w:lastRenderedPageBreak/>
+        <w:drawing>
+          <wp:inline distT="0" distB="0" distL="0" distR="0" wp14:anchorId="6E39A138" wp14:editId="536F1A89">
+            <wp:extent cx="5934075" cy="5667375"/>
+            <wp:effectExtent l="0" t="0" r="9525" b="9525"/>
+            <wp:docPr id="40450371" name="Picture 2"/>
+            <wp:cNvGraphicFramePr>
+              <a:graphicFrameLocks xmlns:a="http://schemas.openxmlformats.org/drawingml/2006/main" noChangeAspect="1"/>
+            </wp:cNvGraphicFramePr>
+            <a:graphic xmlns:a="http://schemas.openxmlformats.org/drawingml/2006/main">
+              <a:graphicData uri="http://schemas.openxmlformats.org/drawingml/2006/picture">
+                <pic:pic xmlns:pic="http://schemas.openxmlformats.org/drawingml/2006/picture">
+                  <pic:nvPicPr>
+                    <pic:cNvPr id="0" name="Picture 2"/>
+                    <pic:cNvPicPr>
+                      <a:picLocks noChangeAspect="1" noChangeArrowheads="1"/>
+                    </pic:cNvPicPr>
+                  </pic:nvPicPr>
+                  <pic:blipFill>
+                    <a:blip r:embed="rId12">
+                      <a:extLst>
+                        <a:ext uri="{28A0092B-C50C-407E-A947-70E740481C1C}">
+                          <a14:useLocalDpi xmlns:a14="http://schemas.microsoft.com/office/drawing/2010/main" val="0"/>
+                        </a:ext>
+                      </a:extLst>
+                    </a:blip>
+                    <a:srcRect/>
+                    <a:stretch>
+                      <a:fillRect/>
+                    </a:stretch>
+                  </pic:blipFill>
+                  <pic:spPr bwMode="auto">
+                    <a:xfrm>
+                      <a:off x="0" y="0"/>
+                      <a:ext cx="5934075" cy="5667375"/>
+                    </a:xfrm>
+                    <a:prstGeom prst="rect">
+                      <a:avLst/>
+                    </a:prstGeom>
+                    <a:noFill/>
+                    <a:ln>
+                      <a:noFill/>
+                    </a:ln>
+                  </pic:spPr>
+                </pic:pic>
+              </a:graphicData>
+            </a:graphic>
+          </wp:inline>
+        </w:drawing>
+      </w:r>
+    </w:p>
+    <w:p>
+      <w:pPr>
+        <w:ind w:left="710"/>
+        <w:rPr>
+          <w:rFonts w:ascii="Tahoma" w:hAnsi="Tahoma" w:cs="Tahoma"/>
           <w:b/>
           <w:color w:val="0070C0"/>
           <w:sz w:val="16"/>
@@ -6835,7 +10685,6 @@
           <w:sz w:val="16"/>
           <w:szCs w:val="16"/>
         </w:rPr>
-        <w:lastRenderedPageBreak/>
         <w:drawing>
           <wp:anchor distT="0" distB="0" distL="114300" distR="114300" simplePos="0" relativeHeight="251660288" behindDoc="0" locked="0" layoutInCell="1" allowOverlap="1" wp14:anchorId="36D4DCEF" wp14:editId="5CD86DE6">
             <wp:simplePos x="0" y="0"/>
@@ -6862,7 +10711,7 @@
                     </pic:cNvPicPr>
                   </pic:nvPicPr>
                   <pic:blipFill>
-                    <a:blip r:embed="rId11">
+                    <a:blip r:embed="rId13">
                       <a:extLst>
                         <a:ext uri="{28A0092B-C50C-407E-A947-70E740481C1C}">
                           <a14:useLocalDpi xmlns:a14="http://schemas.microsoft.com/office/drawing/2010/main" val="0"/>
@@ -9762,7 +13611,7 @@
                     </pic:cNvPicPr>
                   </pic:nvPicPr>
                   <pic:blipFill>
-                    <a:blip r:embed="rId12" cstate="print">
+                    <a:blip r:embed="rId14" cstate="print">
                       <a:extLst>
                         <a:ext uri="{28A0092B-C50C-407E-A947-70E740481C1C}">
                           <a14:useLocalDpi xmlns:a14="http://schemas.microsoft.com/office/drawing/2010/main" val="0"/>
@@ -9932,6 +13781,7 @@
           <w:sz w:val="16"/>
           <w:szCs w:val="16"/>
         </w:rPr>
+        <w:lastRenderedPageBreak/>
         <w:t xml:space="preserve">Modul </w:t>
       </w:r>
       <w:proofErr w:type="spellStart"/>
@@ -11378,7 +15228,6 @@
           <w:sz w:val="16"/>
           <w:szCs w:val="16"/>
         </w:rPr>
-        <w:lastRenderedPageBreak/>
         <w:t xml:space="preserve">Backend </w:t>
       </w:r>
       <w:proofErr w:type="spellStart"/>
@@ -12287,7 +16136,7 @@
                     </pic:cNvPicPr>
                   </pic:nvPicPr>
                   <pic:blipFill>
-                    <a:blip r:embed="rId13">
+                    <a:blip r:embed="rId15">
                       <a:extLst>
                         <a:ext uri="{28A0092B-C50C-407E-A947-70E740481C1C}">
                           <a14:useLocalDpi xmlns:a14="http://schemas.microsoft.com/office/drawing/2010/main" val="0"/>
@@ -13071,6 +16920,7 @@
           <w:sz w:val="16"/>
           <w:szCs w:val="16"/>
         </w:rPr>
+        <w:lastRenderedPageBreak/>
         <w:t>Schopnosť</w:t>
       </w:r>
       <w:proofErr w:type="spellEnd"/>
@@ -13923,7 +17773,6 @@
         <w:pStyle w:val="BlueH1"/>
       </w:pPr>
       <w:r>
-        <w:lastRenderedPageBreak/>
         <w:t>8.</w:t>
       </w:r>
       <w:r>
@@ -14383,6 +18232,417 @@
     </w:lvl>
   </w:abstractNum>
   <w:abstractNum w:abstractNumId="3" w15:restartNumberingAfterBreak="0">
+    <w:nsid w:val="127D0604"/>
+    <w:multiLevelType w:val="multilevel"/>
+    <w:tmpl w:val="F8509716"/>
+    <w:lvl w:ilvl="0">
+      <w:start w:val="1"/>
+      <w:numFmt w:val="bullet"/>
+      <w:lvlText w:val=""/>
+      <w:lvlJc w:val="left"/>
+      <w:pPr>
+        <w:tabs>
+          <w:tab w:val="num" w:pos="720"/>
+        </w:tabs>
+        <w:ind w:left="720" w:hanging="360"/>
+      </w:pPr>
+      <w:rPr>
+        <w:rFonts w:ascii="Symbol" w:hAnsi="Symbol" w:hint="default"/>
+        <w:sz w:val="20"/>
+      </w:rPr>
+    </w:lvl>
+    <w:lvl w:ilvl="1" w:tentative="1">
+      <w:start w:val="1"/>
+      <w:numFmt w:val="bullet"/>
+      <w:lvlText w:val="o"/>
+      <w:lvlJc w:val="left"/>
+      <w:pPr>
+        <w:tabs>
+          <w:tab w:val="num" w:pos="1440"/>
+        </w:tabs>
+        <w:ind w:left="1440" w:hanging="360"/>
+      </w:pPr>
+      <w:rPr>
+        <w:rFonts w:ascii="Courier New" w:hAnsi="Courier New" w:hint="default"/>
+        <w:sz w:val="20"/>
+      </w:rPr>
+    </w:lvl>
+    <w:lvl w:ilvl="2" w:tentative="1">
+      <w:start w:val="1"/>
+      <w:numFmt w:val="bullet"/>
+      <w:lvlText w:val=""/>
+      <w:lvlJc w:val="left"/>
+      <w:pPr>
+        <w:tabs>
+          <w:tab w:val="num" w:pos="2160"/>
+        </w:tabs>
+        <w:ind w:left="2160" w:hanging="360"/>
+      </w:pPr>
+      <w:rPr>
+        <w:rFonts w:ascii="Wingdings" w:hAnsi="Wingdings" w:hint="default"/>
+        <w:sz w:val="20"/>
+      </w:rPr>
+    </w:lvl>
+    <w:lvl w:ilvl="3" w:tentative="1">
+      <w:start w:val="1"/>
+      <w:numFmt w:val="bullet"/>
+      <w:lvlText w:val=""/>
+      <w:lvlJc w:val="left"/>
+      <w:pPr>
+        <w:tabs>
+          <w:tab w:val="num" w:pos="2880"/>
+        </w:tabs>
+        <w:ind w:left="2880" w:hanging="360"/>
+      </w:pPr>
+      <w:rPr>
+        <w:rFonts w:ascii="Wingdings" w:hAnsi="Wingdings" w:hint="default"/>
+        <w:sz w:val="20"/>
+      </w:rPr>
+    </w:lvl>
+    <w:lvl w:ilvl="4" w:tentative="1">
+      <w:start w:val="1"/>
+      <w:numFmt w:val="bullet"/>
+      <w:lvlText w:val=""/>
+      <w:lvlJc w:val="left"/>
+      <w:pPr>
+        <w:tabs>
+          <w:tab w:val="num" w:pos="3600"/>
+        </w:tabs>
+        <w:ind w:left="3600" w:hanging="360"/>
+      </w:pPr>
+      <w:rPr>
+        <w:rFonts w:ascii="Wingdings" w:hAnsi="Wingdings" w:hint="default"/>
+        <w:sz w:val="20"/>
+      </w:rPr>
+    </w:lvl>
+    <w:lvl w:ilvl="5" w:tentative="1">
+      <w:start w:val="1"/>
+      <w:numFmt w:val="bullet"/>
+      <w:lvlText w:val=""/>
+      <w:lvlJc w:val="left"/>
+      <w:pPr>
+        <w:tabs>
+          <w:tab w:val="num" w:pos="4320"/>
+        </w:tabs>
+        <w:ind w:left="4320" w:hanging="360"/>
+      </w:pPr>
+      <w:rPr>
+        <w:rFonts w:ascii="Wingdings" w:hAnsi="Wingdings" w:hint="default"/>
+        <w:sz w:val="20"/>
+      </w:rPr>
+    </w:lvl>
+    <w:lvl w:ilvl="6" w:tentative="1">
+      <w:start w:val="1"/>
+      <w:numFmt w:val="bullet"/>
+      <w:lvlText w:val=""/>
+      <w:lvlJc w:val="left"/>
+      <w:pPr>
+        <w:tabs>
+          <w:tab w:val="num" w:pos="5040"/>
+        </w:tabs>
+        <w:ind w:left="5040" w:hanging="360"/>
+      </w:pPr>
+      <w:rPr>
+        <w:rFonts w:ascii="Wingdings" w:hAnsi="Wingdings" w:hint="default"/>
+        <w:sz w:val="20"/>
+      </w:rPr>
+    </w:lvl>
+    <w:lvl w:ilvl="7" w:tentative="1">
+      <w:start w:val="1"/>
+      <w:numFmt w:val="bullet"/>
+      <w:lvlText w:val=""/>
+      <w:lvlJc w:val="left"/>
+      <w:pPr>
+        <w:tabs>
+          <w:tab w:val="num" w:pos="5760"/>
+        </w:tabs>
+        <w:ind w:left="5760" w:hanging="360"/>
+      </w:pPr>
+      <w:rPr>
+        <w:rFonts w:ascii="Wingdings" w:hAnsi="Wingdings" w:hint="default"/>
+        <w:sz w:val="20"/>
+      </w:rPr>
+    </w:lvl>
+    <w:lvl w:ilvl="8" w:tentative="1">
+      <w:start w:val="1"/>
+      <w:numFmt w:val="bullet"/>
+      <w:lvlText w:val=""/>
+      <w:lvlJc w:val="left"/>
+      <w:pPr>
+        <w:tabs>
+          <w:tab w:val="num" w:pos="6480"/>
+        </w:tabs>
+        <w:ind w:left="6480" w:hanging="360"/>
+      </w:pPr>
+      <w:rPr>
+        <w:rFonts w:ascii="Wingdings" w:hAnsi="Wingdings" w:hint="default"/>
+        <w:sz w:val="20"/>
+      </w:rPr>
+    </w:lvl>
+  </w:abstractNum>
+  <w:abstractNum w:abstractNumId="4" w15:restartNumberingAfterBreak="0">
+    <w:nsid w:val="18A9416B"/>
+    <w:multiLevelType w:val="multilevel"/>
+    <w:tmpl w:val="BDE46156"/>
+    <w:lvl w:ilvl="0">
+      <w:start w:val="1"/>
+      <w:numFmt w:val="decimal"/>
+      <w:lvlText w:val="%1."/>
+      <w:lvlJc w:val="left"/>
+      <w:pPr>
+        <w:tabs>
+          <w:tab w:val="num" w:pos="720"/>
+        </w:tabs>
+        <w:ind w:left="720" w:hanging="360"/>
+      </w:pPr>
+    </w:lvl>
+    <w:lvl w:ilvl="1" w:tentative="1">
+      <w:start w:val="1"/>
+      <w:numFmt w:val="decimal"/>
+      <w:lvlText w:val="%2."/>
+      <w:lvlJc w:val="left"/>
+      <w:pPr>
+        <w:tabs>
+          <w:tab w:val="num" w:pos="1440"/>
+        </w:tabs>
+        <w:ind w:left="1440" w:hanging="360"/>
+      </w:pPr>
+    </w:lvl>
+    <w:lvl w:ilvl="2" w:tentative="1">
+      <w:start w:val="1"/>
+      <w:numFmt w:val="decimal"/>
+      <w:lvlText w:val="%3."/>
+      <w:lvlJc w:val="left"/>
+      <w:pPr>
+        <w:tabs>
+          <w:tab w:val="num" w:pos="2160"/>
+        </w:tabs>
+        <w:ind w:left="2160" w:hanging="360"/>
+      </w:pPr>
+    </w:lvl>
+    <w:lvl w:ilvl="3" w:tentative="1">
+      <w:start w:val="1"/>
+      <w:numFmt w:val="decimal"/>
+      <w:lvlText w:val="%4."/>
+      <w:lvlJc w:val="left"/>
+      <w:pPr>
+        <w:tabs>
+          <w:tab w:val="num" w:pos="2880"/>
+        </w:tabs>
+        <w:ind w:left="2880" w:hanging="360"/>
+      </w:pPr>
+    </w:lvl>
+    <w:lvl w:ilvl="4" w:tentative="1">
+      <w:start w:val="1"/>
+      <w:numFmt w:val="decimal"/>
+      <w:lvlText w:val="%5."/>
+      <w:lvlJc w:val="left"/>
+      <w:pPr>
+        <w:tabs>
+          <w:tab w:val="num" w:pos="3600"/>
+        </w:tabs>
+        <w:ind w:left="3600" w:hanging="360"/>
+      </w:pPr>
+    </w:lvl>
+    <w:lvl w:ilvl="5" w:tentative="1">
+      <w:start w:val="1"/>
+      <w:numFmt w:val="decimal"/>
+      <w:lvlText w:val="%6."/>
+      <w:lvlJc w:val="left"/>
+      <w:pPr>
+        <w:tabs>
+          <w:tab w:val="num" w:pos="4320"/>
+        </w:tabs>
+        <w:ind w:left="4320" w:hanging="360"/>
+      </w:pPr>
+    </w:lvl>
+    <w:lvl w:ilvl="6" w:tentative="1">
+      <w:start w:val="1"/>
+      <w:numFmt w:val="decimal"/>
+      <w:lvlText w:val="%7."/>
+      <w:lvlJc w:val="left"/>
+      <w:pPr>
+        <w:tabs>
+          <w:tab w:val="num" w:pos="5040"/>
+        </w:tabs>
+        <w:ind w:left="5040" w:hanging="360"/>
+      </w:pPr>
+    </w:lvl>
+    <w:lvl w:ilvl="7" w:tentative="1">
+      <w:start w:val="1"/>
+      <w:numFmt w:val="decimal"/>
+      <w:lvlText w:val="%8."/>
+      <w:lvlJc w:val="left"/>
+      <w:pPr>
+        <w:tabs>
+          <w:tab w:val="num" w:pos="5760"/>
+        </w:tabs>
+        <w:ind w:left="5760" w:hanging="360"/>
+      </w:pPr>
+    </w:lvl>
+    <w:lvl w:ilvl="8" w:tentative="1">
+      <w:start w:val="1"/>
+      <w:numFmt w:val="decimal"/>
+      <w:lvlText w:val="%9."/>
+      <w:lvlJc w:val="left"/>
+      <w:pPr>
+        <w:tabs>
+          <w:tab w:val="num" w:pos="6480"/>
+        </w:tabs>
+        <w:ind w:left="6480" w:hanging="360"/>
+      </w:pPr>
+    </w:lvl>
+  </w:abstractNum>
+  <w:abstractNum w:abstractNumId="5" w15:restartNumberingAfterBreak="0">
+    <w:nsid w:val="1B803986"/>
+    <w:multiLevelType w:val="multilevel"/>
+    <w:tmpl w:val="0A967100"/>
+    <w:lvl w:ilvl="0">
+      <w:start w:val="1"/>
+      <w:numFmt w:val="bullet"/>
+      <w:lvlText w:val=""/>
+      <w:lvlJc w:val="left"/>
+      <w:pPr>
+        <w:tabs>
+          <w:tab w:val="num" w:pos="720"/>
+        </w:tabs>
+        <w:ind w:left="720" w:hanging="360"/>
+      </w:pPr>
+      <w:rPr>
+        <w:rFonts w:ascii="Symbol" w:hAnsi="Symbol" w:hint="default"/>
+        <w:sz w:val="20"/>
+      </w:rPr>
+    </w:lvl>
+    <w:lvl w:ilvl="1" w:tentative="1">
+      <w:start w:val="1"/>
+      <w:numFmt w:val="bullet"/>
+      <w:lvlText w:val="o"/>
+      <w:lvlJc w:val="left"/>
+      <w:pPr>
+        <w:tabs>
+          <w:tab w:val="num" w:pos="1440"/>
+        </w:tabs>
+        <w:ind w:left="1440" w:hanging="360"/>
+      </w:pPr>
+      <w:rPr>
+        <w:rFonts w:ascii="Courier New" w:hAnsi="Courier New" w:hint="default"/>
+        <w:sz w:val="20"/>
+      </w:rPr>
+    </w:lvl>
+    <w:lvl w:ilvl="2" w:tentative="1">
+      <w:start w:val="1"/>
+      <w:numFmt w:val="bullet"/>
+      <w:lvlText w:val=""/>
+      <w:lvlJc w:val="left"/>
+      <w:pPr>
+        <w:tabs>
+          <w:tab w:val="num" w:pos="2160"/>
+        </w:tabs>
+        <w:ind w:left="2160" w:hanging="360"/>
+      </w:pPr>
+      <w:rPr>
+        <w:rFonts w:ascii="Wingdings" w:hAnsi="Wingdings" w:hint="default"/>
+        <w:sz w:val="20"/>
+      </w:rPr>
+    </w:lvl>
+    <w:lvl w:ilvl="3" w:tentative="1">
+      <w:start w:val="1"/>
+      <w:numFmt w:val="bullet"/>
+      <w:lvlText w:val=""/>
+      <w:lvlJc w:val="left"/>
+      <w:pPr>
+        <w:tabs>
+          <w:tab w:val="num" w:pos="2880"/>
+        </w:tabs>
+        <w:ind w:left="2880" w:hanging="360"/>
+      </w:pPr>
+      <w:rPr>
+        <w:rFonts w:ascii="Wingdings" w:hAnsi="Wingdings" w:hint="default"/>
+        <w:sz w:val="20"/>
+      </w:rPr>
+    </w:lvl>
+    <w:lvl w:ilvl="4" w:tentative="1">
+      <w:start w:val="1"/>
+      <w:numFmt w:val="bullet"/>
+      <w:lvlText w:val=""/>
+      <w:lvlJc w:val="left"/>
+      <w:pPr>
+        <w:tabs>
+          <w:tab w:val="num" w:pos="3600"/>
+        </w:tabs>
+        <w:ind w:left="3600" w:hanging="360"/>
+      </w:pPr>
+      <w:rPr>
+        <w:rFonts w:ascii="Wingdings" w:hAnsi="Wingdings" w:hint="default"/>
+        <w:sz w:val="20"/>
+      </w:rPr>
+    </w:lvl>
+    <w:lvl w:ilvl="5" w:tentative="1">
+      <w:start w:val="1"/>
+      <w:numFmt w:val="bullet"/>
+      <w:lvlText w:val=""/>
+      <w:lvlJc w:val="left"/>
+      <w:pPr>
+        <w:tabs>
+          <w:tab w:val="num" w:pos="4320"/>
+        </w:tabs>
+        <w:ind w:left="4320" w:hanging="360"/>
+      </w:pPr>
+      <w:rPr>
+        <w:rFonts w:ascii="Wingdings" w:hAnsi="Wingdings" w:hint="default"/>
+        <w:sz w:val="20"/>
+      </w:rPr>
+    </w:lvl>
+    <w:lvl w:ilvl="6" w:tentative="1">
+      <w:start w:val="1"/>
+      <w:numFmt w:val="bullet"/>
+      <w:lvlText w:val=""/>
+      <w:lvlJc w:val="left"/>
+      <w:pPr>
+        <w:tabs>
+          <w:tab w:val="num" w:pos="5040"/>
+        </w:tabs>
+        <w:ind w:left="5040" w:hanging="360"/>
+      </w:pPr>
+      <w:rPr>
+        <w:rFonts w:ascii="Wingdings" w:hAnsi="Wingdings" w:hint="default"/>
+        <w:sz w:val="20"/>
+      </w:rPr>
+    </w:lvl>
+    <w:lvl w:ilvl="7" w:tentative="1">
+      <w:start w:val="1"/>
+      <w:numFmt w:val="bullet"/>
+      <w:lvlText w:val=""/>
+      <w:lvlJc w:val="left"/>
+      <w:pPr>
+        <w:tabs>
+          <w:tab w:val="num" w:pos="5760"/>
+        </w:tabs>
+        <w:ind w:left="5760" w:hanging="360"/>
+      </w:pPr>
+      <w:rPr>
+        <w:rFonts w:ascii="Wingdings" w:hAnsi="Wingdings" w:hint="default"/>
+        <w:sz w:val="20"/>
+      </w:rPr>
+    </w:lvl>
+    <w:lvl w:ilvl="8" w:tentative="1">
+      <w:start w:val="1"/>
+      <w:numFmt w:val="bullet"/>
+      <w:lvlText w:val=""/>
+      <w:lvlJc w:val="left"/>
+      <w:pPr>
+        <w:tabs>
+          <w:tab w:val="num" w:pos="6480"/>
+        </w:tabs>
+        <w:ind w:left="6480" w:hanging="360"/>
+      </w:pPr>
+      <w:rPr>
+        <w:rFonts w:ascii="Wingdings" w:hAnsi="Wingdings" w:hint="default"/>
+        <w:sz w:val="20"/>
+      </w:rPr>
+    </w:lvl>
+  </w:abstractNum>
+  <w:abstractNum w:abstractNumId="6" w15:restartNumberingAfterBreak="0">
     <w:nsid w:val="21D35781"/>
     <w:multiLevelType w:val="hybridMultilevel"/>
     <w:tmpl w:val="66683934"/>
@@ -14495,7 +18755,156 @@
       </w:rPr>
     </w:lvl>
   </w:abstractNum>
-  <w:abstractNum w:abstractNumId="4" w15:restartNumberingAfterBreak="0">
+  <w:abstractNum w:abstractNumId="7" w15:restartNumberingAfterBreak="0">
+    <w:nsid w:val="22D50869"/>
+    <w:multiLevelType w:val="multilevel"/>
+    <w:tmpl w:val="BAC0D62E"/>
+    <w:lvl w:ilvl="0">
+      <w:start w:val="1"/>
+      <w:numFmt w:val="bullet"/>
+      <w:lvlText w:val=""/>
+      <w:lvlJc w:val="left"/>
+      <w:pPr>
+        <w:tabs>
+          <w:tab w:val="num" w:pos="720"/>
+        </w:tabs>
+        <w:ind w:left="720" w:hanging="360"/>
+      </w:pPr>
+      <w:rPr>
+        <w:rFonts w:ascii="Symbol" w:hAnsi="Symbol" w:hint="default"/>
+        <w:sz w:val="20"/>
+      </w:rPr>
+    </w:lvl>
+    <w:lvl w:ilvl="1" w:tentative="1">
+      <w:start w:val="1"/>
+      <w:numFmt w:val="bullet"/>
+      <w:lvlText w:val="o"/>
+      <w:lvlJc w:val="left"/>
+      <w:pPr>
+        <w:tabs>
+          <w:tab w:val="num" w:pos="1440"/>
+        </w:tabs>
+        <w:ind w:left="1440" w:hanging="360"/>
+      </w:pPr>
+      <w:rPr>
+        <w:rFonts w:ascii="Courier New" w:hAnsi="Courier New" w:hint="default"/>
+        <w:sz w:val="20"/>
+      </w:rPr>
+    </w:lvl>
+    <w:lvl w:ilvl="2" w:tentative="1">
+      <w:start w:val="1"/>
+      <w:numFmt w:val="bullet"/>
+      <w:lvlText w:val=""/>
+      <w:lvlJc w:val="left"/>
+      <w:pPr>
+        <w:tabs>
+          <w:tab w:val="num" w:pos="2160"/>
+        </w:tabs>
+        <w:ind w:left="2160" w:hanging="360"/>
+      </w:pPr>
+      <w:rPr>
+        <w:rFonts w:ascii="Wingdings" w:hAnsi="Wingdings" w:hint="default"/>
+        <w:sz w:val="20"/>
+      </w:rPr>
+    </w:lvl>
+    <w:lvl w:ilvl="3" w:tentative="1">
+      <w:start w:val="1"/>
+      <w:numFmt w:val="bullet"/>
+      <w:lvlText w:val=""/>
+      <w:lvlJc w:val="left"/>
+      <w:pPr>
+        <w:tabs>
+          <w:tab w:val="num" w:pos="2880"/>
+        </w:tabs>
+        <w:ind w:left="2880" w:hanging="360"/>
+      </w:pPr>
+      <w:rPr>
+        <w:rFonts w:ascii="Wingdings" w:hAnsi="Wingdings" w:hint="default"/>
+        <w:sz w:val="20"/>
+      </w:rPr>
+    </w:lvl>
+    <w:lvl w:ilvl="4" w:tentative="1">
+      <w:start w:val="1"/>
+      <w:numFmt w:val="bullet"/>
+      <w:lvlText w:val=""/>
+      <w:lvlJc w:val="left"/>
+      <w:pPr>
+        <w:tabs>
+          <w:tab w:val="num" w:pos="3600"/>
+        </w:tabs>
+        <w:ind w:left="3600" w:hanging="360"/>
+      </w:pPr>
+      <w:rPr>
+        <w:rFonts w:ascii="Wingdings" w:hAnsi="Wingdings" w:hint="default"/>
+        <w:sz w:val="20"/>
+      </w:rPr>
+    </w:lvl>
+    <w:lvl w:ilvl="5" w:tentative="1">
+      <w:start w:val="1"/>
+      <w:numFmt w:val="bullet"/>
+      <w:lvlText w:val=""/>
+      <w:lvlJc w:val="left"/>
+      <w:pPr>
+        <w:tabs>
+          <w:tab w:val="num" w:pos="4320"/>
+        </w:tabs>
+        <w:ind w:left="4320" w:hanging="360"/>
+      </w:pPr>
+      <w:rPr>
+        <w:rFonts w:ascii="Wingdings" w:hAnsi="Wingdings" w:hint="default"/>
+        <w:sz w:val="20"/>
+      </w:rPr>
+    </w:lvl>
+    <w:lvl w:ilvl="6" w:tentative="1">
+      <w:start w:val="1"/>
+      <w:numFmt w:val="bullet"/>
+      <w:lvlText w:val=""/>
+      <w:lvlJc w:val="left"/>
+      <w:pPr>
+        <w:tabs>
+          <w:tab w:val="num" w:pos="5040"/>
+        </w:tabs>
+        <w:ind w:left="5040" w:hanging="360"/>
+      </w:pPr>
+      <w:rPr>
+        <w:rFonts w:ascii="Wingdings" w:hAnsi="Wingdings" w:hint="default"/>
+        <w:sz w:val="20"/>
+      </w:rPr>
+    </w:lvl>
+    <w:lvl w:ilvl="7" w:tentative="1">
+      <w:start w:val="1"/>
+      <w:numFmt w:val="bullet"/>
+      <w:lvlText w:val=""/>
+      <w:lvlJc w:val="left"/>
+      <w:pPr>
+        <w:tabs>
+          <w:tab w:val="num" w:pos="5760"/>
+        </w:tabs>
+        <w:ind w:left="5760" w:hanging="360"/>
+      </w:pPr>
+      <w:rPr>
+        <w:rFonts w:ascii="Wingdings" w:hAnsi="Wingdings" w:hint="default"/>
+        <w:sz w:val="20"/>
+      </w:rPr>
+    </w:lvl>
+    <w:lvl w:ilvl="8" w:tentative="1">
+      <w:start w:val="1"/>
+      <w:numFmt w:val="bullet"/>
+      <w:lvlText w:val=""/>
+      <w:lvlJc w:val="left"/>
+      <w:pPr>
+        <w:tabs>
+          <w:tab w:val="num" w:pos="6480"/>
+        </w:tabs>
+        <w:ind w:left="6480" w:hanging="360"/>
+      </w:pPr>
+      <w:rPr>
+        <w:rFonts w:ascii="Wingdings" w:hAnsi="Wingdings" w:hint="default"/>
+        <w:sz w:val="20"/>
+      </w:rPr>
+    </w:lvl>
+  </w:abstractNum>
+  <w:abstractNum w:abstractNumId="8" w15:restartNumberingAfterBreak="0">
     <w:nsid w:val="24B208C0"/>
     <w:multiLevelType w:val="multilevel"/>
     <w:tmpl w:val="BB2ADDE4"/>
@@ -14644,7 +19053,269 @@
       </w:rPr>
     </w:lvl>
   </w:abstractNum>
-  <w:abstractNum w:abstractNumId="5" w15:restartNumberingAfterBreak="0">
+  <w:abstractNum w:abstractNumId="9" w15:restartNumberingAfterBreak="0">
+    <w:nsid w:val="25351D0D"/>
+    <w:multiLevelType w:val="multilevel"/>
+    <w:tmpl w:val="3FA29CB6"/>
+    <w:lvl w:ilvl="0">
+      <w:start w:val="1"/>
+      <w:numFmt w:val="decimal"/>
+      <w:lvlText w:val="%1."/>
+      <w:lvlJc w:val="left"/>
+      <w:pPr>
+        <w:tabs>
+          <w:tab w:val="num" w:pos="720"/>
+        </w:tabs>
+        <w:ind w:left="720" w:hanging="360"/>
+      </w:pPr>
+    </w:lvl>
+    <w:lvl w:ilvl="1" w:tentative="1">
+      <w:start w:val="1"/>
+      <w:numFmt w:val="decimal"/>
+      <w:lvlText w:val="%2."/>
+      <w:lvlJc w:val="left"/>
+      <w:pPr>
+        <w:tabs>
+          <w:tab w:val="num" w:pos="1440"/>
+        </w:tabs>
+        <w:ind w:left="1440" w:hanging="360"/>
+      </w:pPr>
+    </w:lvl>
+    <w:lvl w:ilvl="2" w:tentative="1">
+      <w:start w:val="1"/>
+      <w:numFmt w:val="decimal"/>
+      <w:lvlText w:val="%3."/>
+      <w:lvlJc w:val="left"/>
+      <w:pPr>
+        <w:tabs>
+          <w:tab w:val="num" w:pos="2160"/>
+        </w:tabs>
+        <w:ind w:left="2160" w:hanging="360"/>
+      </w:pPr>
+    </w:lvl>
+    <w:lvl w:ilvl="3" w:tentative="1">
+      <w:start w:val="1"/>
+      <w:numFmt w:val="decimal"/>
+      <w:lvlText w:val="%4."/>
+      <w:lvlJc w:val="left"/>
+      <w:pPr>
+        <w:tabs>
+          <w:tab w:val="num" w:pos="2880"/>
+        </w:tabs>
+        <w:ind w:left="2880" w:hanging="360"/>
+      </w:pPr>
+    </w:lvl>
+    <w:lvl w:ilvl="4" w:tentative="1">
+      <w:start w:val="1"/>
+      <w:numFmt w:val="decimal"/>
+      <w:lvlText w:val="%5."/>
+      <w:lvlJc w:val="left"/>
+      <w:pPr>
+        <w:tabs>
+          <w:tab w:val="num" w:pos="3600"/>
+        </w:tabs>
+        <w:ind w:left="3600" w:hanging="360"/>
+      </w:pPr>
+    </w:lvl>
+    <w:lvl w:ilvl="5" w:tentative="1">
+      <w:start w:val="1"/>
+      <w:numFmt w:val="decimal"/>
+      <w:lvlText w:val="%6."/>
+      <w:lvlJc w:val="left"/>
+      <w:pPr>
+        <w:tabs>
+          <w:tab w:val="num" w:pos="4320"/>
+        </w:tabs>
+        <w:ind w:left="4320" w:hanging="360"/>
+      </w:pPr>
+    </w:lvl>
+    <w:lvl w:ilvl="6" w:tentative="1">
+      <w:start w:val="1"/>
+      <w:numFmt w:val="decimal"/>
+      <w:lvlText w:val="%7."/>
+      <w:lvlJc w:val="left"/>
+      <w:pPr>
+        <w:tabs>
+          <w:tab w:val="num" w:pos="5040"/>
+        </w:tabs>
+        <w:ind w:left="5040" w:hanging="360"/>
+      </w:pPr>
+    </w:lvl>
+    <w:lvl w:ilvl="7" w:tentative="1">
+      <w:start w:val="1"/>
+      <w:numFmt w:val="decimal"/>
+      <w:lvlText w:val="%8."/>
+      <w:lvlJc w:val="left"/>
+      <w:pPr>
+        <w:tabs>
+          <w:tab w:val="num" w:pos="5760"/>
+        </w:tabs>
+        <w:ind w:left="5760" w:hanging="360"/>
+      </w:pPr>
+    </w:lvl>
+    <w:lvl w:ilvl="8" w:tentative="1">
+      <w:start w:val="1"/>
+      <w:numFmt w:val="decimal"/>
+      <w:lvlText w:val="%9."/>
+      <w:lvlJc w:val="left"/>
+      <w:pPr>
+        <w:tabs>
+          <w:tab w:val="num" w:pos="6480"/>
+        </w:tabs>
+        <w:ind w:left="6480" w:hanging="360"/>
+      </w:pPr>
+    </w:lvl>
+  </w:abstractNum>
+  <w:abstractNum w:abstractNumId="10" w15:restartNumberingAfterBreak="0">
+    <w:nsid w:val="270E7D2B"/>
+    <w:multiLevelType w:val="multilevel"/>
+    <w:tmpl w:val="3D6CCCD0"/>
+    <w:lvl w:ilvl="0">
+      <w:start w:val="1"/>
+      <w:numFmt w:val="bullet"/>
+      <w:lvlText w:val=""/>
+      <w:lvlJc w:val="left"/>
+      <w:pPr>
+        <w:tabs>
+          <w:tab w:val="num" w:pos="720"/>
+        </w:tabs>
+        <w:ind w:left="720" w:hanging="360"/>
+      </w:pPr>
+      <w:rPr>
+        <w:rFonts w:ascii="Symbol" w:hAnsi="Symbol" w:hint="default"/>
+        <w:sz w:val="20"/>
+      </w:rPr>
+    </w:lvl>
+    <w:lvl w:ilvl="1" w:tentative="1">
+      <w:start w:val="1"/>
+      <w:numFmt w:val="bullet"/>
+      <w:lvlText w:val="o"/>
+      <w:lvlJc w:val="left"/>
+      <w:pPr>
+        <w:tabs>
+          <w:tab w:val="num" w:pos="1440"/>
+        </w:tabs>
+        <w:ind w:left="1440" w:hanging="360"/>
+      </w:pPr>
+      <w:rPr>
+        <w:rFonts w:ascii="Courier New" w:hAnsi="Courier New" w:hint="default"/>
+        <w:sz w:val="20"/>
+      </w:rPr>
+    </w:lvl>
+    <w:lvl w:ilvl="2" w:tentative="1">
+      <w:start w:val="1"/>
+      <w:numFmt w:val="bullet"/>
+      <w:lvlText w:val=""/>
+      <w:lvlJc w:val="left"/>
+      <w:pPr>
+        <w:tabs>
+          <w:tab w:val="num" w:pos="2160"/>
+        </w:tabs>
+        <w:ind w:left="2160" w:hanging="360"/>
+      </w:pPr>
+      <w:rPr>
+        <w:rFonts w:ascii="Wingdings" w:hAnsi="Wingdings" w:hint="default"/>
+        <w:sz w:val="20"/>
+      </w:rPr>
+    </w:lvl>
+    <w:lvl w:ilvl="3" w:tentative="1">
+      <w:start w:val="1"/>
+      <w:numFmt w:val="bullet"/>
+      <w:lvlText w:val=""/>
+      <w:lvlJc w:val="left"/>
+      <w:pPr>
+        <w:tabs>
+          <w:tab w:val="num" w:pos="2880"/>
+        </w:tabs>
+        <w:ind w:left="2880" w:hanging="360"/>
+      </w:pPr>
+      <w:rPr>
+        <w:rFonts w:ascii="Wingdings" w:hAnsi="Wingdings" w:hint="default"/>
+        <w:sz w:val="20"/>
+      </w:rPr>
+    </w:lvl>
+    <w:lvl w:ilvl="4" w:tentative="1">
+      <w:start w:val="1"/>
+      <w:numFmt w:val="bullet"/>
+      <w:lvlText w:val=""/>
+      <w:lvlJc w:val="left"/>
+      <w:pPr>
+        <w:tabs>
+          <w:tab w:val="num" w:pos="3600"/>
+        </w:tabs>
+        <w:ind w:left="3600" w:hanging="360"/>
+      </w:pPr>
+      <w:rPr>
+        <w:rFonts w:ascii="Wingdings" w:hAnsi="Wingdings" w:hint="default"/>
+        <w:sz w:val="20"/>
+      </w:rPr>
+    </w:lvl>
+    <w:lvl w:ilvl="5" w:tentative="1">
+      <w:start w:val="1"/>
+      <w:numFmt w:val="bullet"/>
+      <w:lvlText w:val=""/>
+      <w:lvlJc w:val="left"/>
+      <w:pPr>
+        <w:tabs>
+          <w:tab w:val="num" w:pos="4320"/>
+        </w:tabs>
+        <w:ind w:left="4320" w:hanging="360"/>
+      </w:pPr>
+      <w:rPr>
+        <w:rFonts w:ascii="Wingdings" w:hAnsi="Wingdings" w:hint="default"/>
+        <w:sz w:val="20"/>
+      </w:rPr>
+    </w:lvl>
+    <w:lvl w:ilvl="6" w:tentative="1">
+      <w:start w:val="1"/>
+      <w:numFmt w:val="bullet"/>
+      <w:lvlText w:val=""/>
+      <w:lvlJc w:val="left"/>
+      <w:pPr>
+        <w:tabs>
+          <w:tab w:val="num" w:pos="5040"/>
+        </w:tabs>
+        <w:ind w:left="5040" w:hanging="360"/>
+      </w:pPr>
+      <w:rPr>
+        <w:rFonts w:ascii="Wingdings" w:hAnsi="Wingdings" w:hint="default"/>
+        <w:sz w:val="20"/>
+      </w:rPr>
+    </w:lvl>
+    <w:lvl w:ilvl="7" w:tentative="1">
+      <w:start w:val="1"/>
+      <w:numFmt w:val="bullet"/>
+      <w:lvlText w:val=""/>
+      <w:lvlJc w:val="left"/>
+      <w:pPr>
+        <w:tabs>
+          <w:tab w:val="num" w:pos="5760"/>
+        </w:tabs>
+        <w:ind w:left="5760" w:hanging="360"/>
+      </w:pPr>
+      <w:rPr>
+        <w:rFonts w:ascii="Wingdings" w:hAnsi="Wingdings" w:hint="default"/>
+        <w:sz w:val="20"/>
+      </w:rPr>
+    </w:lvl>
+    <w:lvl w:ilvl="8" w:tentative="1">
+      <w:start w:val="1"/>
+      <w:numFmt w:val="bullet"/>
+      <w:lvlText w:val=""/>
+      <w:lvlJc w:val="left"/>
+      <w:pPr>
+        <w:tabs>
+          <w:tab w:val="num" w:pos="6480"/>
+        </w:tabs>
+        <w:ind w:left="6480" w:hanging="360"/>
+      </w:pPr>
+      <w:rPr>
+        <w:rFonts w:ascii="Wingdings" w:hAnsi="Wingdings" w:hint="default"/>
+        <w:sz w:val="20"/>
+      </w:rPr>
+    </w:lvl>
+  </w:abstractNum>
+  <w:abstractNum w:abstractNumId="11" w15:restartNumberingAfterBreak="0">
     <w:nsid w:val="2A163ACF"/>
     <w:multiLevelType w:val="multilevel"/>
     <w:tmpl w:val="A544976A"/>
@@ -14793,7 +19464,7 @@
       </w:rPr>
     </w:lvl>
   </w:abstractNum>
-  <w:abstractNum w:abstractNumId="6" w15:restartNumberingAfterBreak="0">
+  <w:abstractNum w:abstractNumId="12" w15:restartNumberingAfterBreak="0">
     <w:nsid w:val="2A471CCD"/>
     <w:multiLevelType w:val="multilevel"/>
     <w:tmpl w:val="4FCCA912"/>
@@ -14906,7 +19577,156 @@
       </w:pPr>
     </w:lvl>
   </w:abstractNum>
-  <w:abstractNum w:abstractNumId="7" w15:restartNumberingAfterBreak="0">
+  <w:abstractNum w:abstractNumId="13" w15:restartNumberingAfterBreak="0">
+    <w:nsid w:val="38C81F1D"/>
+    <w:multiLevelType w:val="multilevel"/>
+    <w:tmpl w:val="9D101CC0"/>
+    <w:lvl w:ilvl="0">
+      <w:start w:val="1"/>
+      <w:numFmt w:val="bullet"/>
+      <w:lvlText w:val=""/>
+      <w:lvlJc w:val="left"/>
+      <w:pPr>
+        <w:tabs>
+          <w:tab w:val="num" w:pos="720"/>
+        </w:tabs>
+        <w:ind w:left="720" w:hanging="360"/>
+      </w:pPr>
+      <w:rPr>
+        <w:rFonts w:ascii="Symbol" w:hAnsi="Symbol" w:hint="default"/>
+        <w:sz w:val="20"/>
+      </w:rPr>
+    </w:lvl>
+    <w:lvl w:ilvl="1" w:tentative="1">
+      <w:start w:val="1"/>
+      <w:numFmt w:val="bullet"/>
+      <w:lvlText w:val="o"/>
+      <w:lvlJc w:val="left"/>
+      <w:pPr>
+        <w:tabs>
+          <w:tab w:val="num" w:pos="1440"/>
+        </w:tabs>
+        <w:ind w:left="1440" w:hanging="360"/>
+      </w:pPr>
+      <w:rPr>
+        <w:rFonts w:ascii="Courier New" w:hAnsi="Courier New" w:hint="default"/>
+        <w:sz w:val="20"/>
+      </w:rPr>
+    </w:lvl>
+    <w:lvl w:ilvl="2" w:tentative="1">
+      <w:start w:val="1"/>
+      <w:numFmt w:val="bullet"/>
+      <w:lvlText w:val=""/>
+      <w:lvlJc w:val="left"/>
+      <w:pPr>
+        <w:tabs>
+          <w:tab w:val="num" w:pos="2160"/>
+        </w:tabs>
+        <w:ind w:left="2160" w:hanging="360"/>
+      </w:pPr>
+      <w:rPr>
+        <w:rFonts w:ascii="Wingdings" w:hAnsi="Wingdings" w:hint="default"/>
+        <w:sz w:val="20"/>
+      </w:rPr>
+    </w:lvl>
+    <w:lvl w:ilvl="3" w:tentative="1">
+      <w:start w:val="1"/>
+      <w:numFmt w:val="bullet"/>
+      <w:lvlText w:val=""/>
+      <w:lvlJc w:val="left"/>
+      <w:pPr>
+        <w:tabs>
+          <w:tab w:val="num" w:pos="2880"/>
+        </w:tabs>
+        <w:ind w:left="2880" w:hanging="360"/>
+      </w:pPr>
+      <w:rPr>
+        <w:rFonts w:ascii="Wingdings" w:hAnsi="Wingdings" w:hint="default"/>
+        <w:sz w:val="20"/>
+      </w:rPr>
+    </w:lvl>
+    <w:lvl w:ilvl="4" w:tentative="1">
+      <w:start w:val="1"/>
+      <w:numFmt w:val="bullet"/>
+      <w:lvlText w:val=""/>
+      <w:lvlJc w:val="left"/>
+      <w:pPr>
+        <w:tabs>
+          <w:tab w:val="num" w:pos="3600"/>
+        </w:tabs>
+        <w:ind w:left="3600" w:hanging="360"/>
+      </w:pPr>
+      <w:rPr>
+        <w:rFonts w:ascii="Wingdings" w:hAnsi="Wingdings" w:hint="default"/>
+        <w:sz w:val="20"/>
+      </w:rPr>
+    </w:lvl>
+    <w:lvl w:ilvl="5" w:tentative="1">
+      <w:start w:val="1"/>
+      <w:numFmt w:val="bullet"/>
+      <w:lvlText w:val=""/>
+      <w:lvlJc w:val="left"/>
+      <w:pPr>
+        <w:tabs>
+          <w:tab w:val="num" w:pos="4320"/>
+        </w:tabs>
+        <w:ind w:left="4320" w:hanging="360"/>
+      </w:pPr>
+      <w:rPr>
+        <w:rFonts w:ascii="Wingdings" w:hAnsi="Wingdings" w:hint="default"/>
+        <w:sz w:val="20"/>
+      </w:rPr>
+    </w:lvl>
+    <w:lvl w:ilvl="6" w:tentative="1">
+      <w:start w:val="1"/>
+      <w:numFmt w:val="bullet"/>
+      <w:lvlText w:val=""/>
+      <w:lvlJc w:val="left"/>
+      <w:pPr>
+        <w:tabs>
+          <w:tab w:val="num" w:pos="5040"/>
+        </w:tabs>
+        <w:ind w:left="5040" w:hanging="360"/>
+      </w:pPr>
+      <w:rPr>
+        <w:rFonts w:ascii="Wingdings" w:hAnsi="Wingdings" w:hint="default"/>
+        <w:sz w:val="20"/>
+      </w:rPr>
+    </w:lvl>
+    <w:lvl w:ilvl="7" w:tentative="1">
+      <w:start w:val="1"/>
+      <w:numFmt w:val="bullet"/>
+      <w:lvlText w:val=""/>
+      <w:lvlJc w:val="left"/>
+      <w:pPr>
+        <w:tabs>
+          <w:tab w:val="num" w:pos="5760"/>
+        </w:tabs>
+        <w:ind w:left="5760" w:hanging="360"/>
+      </w:pPr>
+      <w:rPr>
+        <w:rFonts w:ascii="Wingdings" w:hAnsi="Wingdings" w:hint="default"/>
+        <w:sz w:val="20"/>
+      </w:rPr>
+    </w:lvl>
+    <w:lvl w:ilvl="8" w:tentative="1">
+      <w:start w:val="1"/>
+      <w:numFmt w:val="bullet"/>
+      <w:lvlText w:val=""/>
+      <w:lvlJc w:val="left"/>
+      <w:pPr>
+        <w:tabs>
+          <w:tab w:val="num" w:pos="6480"/>
+        </w:tabs>
+        <w:ind w:left="6480" w:hanging="360"/>
+      </w:pPr>
+      <w:rPr>
+        <w:rFonts w:ascii="Wingdings" w:hAnsi="Wingdings" w:hint="default"/>
+        <w:sz w:val="20"/>
+      </w:rPr>
+    </w:lvl>
+  </w:abstractNum>
+  <w:abstractNum w:abstractNumId="14" w15:restartNumberingAfterBreak="0">
     <w:nsid w:val="3AC849D9"/>
     <w:multiLevelType w:val="multilevel"/>
     <w:tmpl w:val="AFC25AE8"/>
@@ -15055,7 +19875,7 @@
       </w:rPr>
     </w:lvl>
   </w:abstractNum>
-  <w:abstractNum w:abstractNumId="8" w15:restartNumberingAfterBreak="0">
+  <w:abstractNum w:abstractNumId="15" w15:restartNumberingAfterBreak="0">
     <w:nsid w:val="3F432BB3"/>
     <w:multiLevelType w:val="hybridMultilevel"/>
     <w:tmpl w:val="48FA1260"/>
@@ -15144,7 +19964,7 @@
       </w:pPr>
     </w:lvl>
   </w:abstractNum>
-  <w:abstractNum w:abstractNumId="9" w15:restartNumberingAfterBreak="0">
+  <w:abstractNum w:abstractNumId="16" w15:restartNumberingAfterBreak="0">
     <w:nsid w:val="451910CE"/>
     <w:multiLevelType w:val="hybridMultilevel"/>
     <w:tmpl w:val="A44A49E2"/>
@@ -15257,7 +20077,752 @@
       </w:rPr>
     </w:lvl>
   </w:abstractNum>
-  <w:abstractNum w:abstractNumId="10" w15:restartNumberingAfterBreak="0">
+  <w:abstractNum w:abstractNumId="17" w15:restartNumberingAfterBreak="0">
+    <w:nsid w:val="454F1ADD"/>
+    <w:multiLevelType w:val="multilevel"/>
+    <w:tmpl w:val="9E187CB4"/>
+    <w:lvl w:ilvl="0">
+      <w:start w:val="1"/>
+      <w:numFmt w:val="bullet"/>
+      <w:lvlText w:val=""/>
+      <w:lvlJc w:val="left"/>
+      <w:pPr>
+        <w:tabs>
+          <w:tab w:val="num" w:pos="720"/>
+        </w:tabs>
+        <w:ind w:left="720" w:hanging="360"/>
+      </w:pPr>
+      <w:rPr>
+        <w:rFonts w:ascii="Symbol" w:hAnsi="Symbol" w:hint="default"/>
+        <w:sz w:val="20"/>
+      </w:rPr>
+    </w:lvl>
+    <w:lvl w:ilvl="1" w:tentative="1">
+      <w:start w:val="1"/>
+      <w:numFmt w:val="bullet"/>
+      <w:lvlText w:val="o"/>
+      <w:lvlJc w:val="left"/>
+      <w:pPr>
+        <w:tabs>
+          <w:tab w:val="num" w:pos="1440"/>
+        </w:tabs>
+        <w:ind w:left="1440" w:hanging="360"/>
+      </w:pPr>
+      <w:rPr>
+        <w:rFonts w:ascii="Courier New" w:hAnsi="Courier New" w:hint="default"/>
+        <w:sz w:val="20"/>
+      </w:rPr>
+    </w:lvl>
+    <w:lvl w:ilvl="2" w:tentative="1">
+      <w:start w:val="1"/>
+      <w:numFmt w:val="bullet"/>
+      <w:lvlText w:val=""/>
+      <w:lvlJc w:val="left"/>
+      <w:pPr>
+        <w:tabs>
+          <w:tab w:val="num" w:pos="2160"/>
+        </w:tabs>
+        <w:ind w:left="2160" w:hanging="360"/>
+      </w:pPr>
+      <w:rPr>
+        <w:rFonts w:ascii="Wingdings" w:hAnsi="Wingdings" w:hint="default"/>
+        <w:sz w:val="20"/>
+      </w:rPr>
+    </w:lvl>
+    <w:lvl w:ilvl="3" w:tentative="1">
+      <w:start w:val="1"/>
+      <w:numFmt w:val="bullet"/>
+      <w:lvlText w:val=""/>
+      <w:lvlJc w:val="left"/>
+      <w:pPr>
+        <w:tabs>
+          <w:tab w:val="num" w:pos="2880"/>
+        </w:tabs>
+        <w:ind w:left="2880" w:hanging="360"/>
+      </w:pPr>
+      <w:rPr>
+        <w:rFonts w:ascii="Wingdings" w:hAnsi="Wingdings" w:hint="default"/>
+        <w:sz w:val="20"/>
+      </w:rPr>
+    </w:lvl>
+    <w:lvl w:ilvl="4" w:tentative="1">
+      <w:start w:val="1"/>
+      <w:numFmt w:val="bullet"/>
+      <w:lvlText w:val=""/>
+      <w:lvlJc w:val="left"/>
+      <w:pPr>
+        <w:tabs>
+          <w:tab w:val="num" w:pos="3600"/>
+        </w:tabs>
+        <w:ind w:left="3600" w:hanging="360"/>
+      </w:pPr>
+      <w:rPr>
+        <w:rFonts w:ascii="Wingdings" w:hAnsi="Wingdings" w:hint="default"/>
+        <w:sz w:val="20"/>
+      </w:rPr>
+    </w:lvl>
+    <w:lvl w:ilvl="5" w:tentative="1">
+      <w:start w:val="1"/>
+      <w:numFmt w:val="bullet"/>
+      <w:lvlText w:val=""/>
+      <w:lvlJc w:val="left"/>
+      <w:pPr>
+        <w:tabs>
+          <w:tab w:val="num" w:pos="4320"/>
+        </w:tabs>
+        <w:ind w:left="4320" w:hanging="360"/>
+      </w:pPr>
+      <w:rPr>
+        <w:rFonts w:ascii="Wingdings" w:hAnsi="Wingdings" w:hint="default"/>
+        <w:sz w:val="20"/>
+      </w:rPr>
+    </w:lvl>
+    <w:lvl w:ilvl="6" w:tentative="1">
+      <w:start w:val="1"/>
+      <w:numFmt w:val="bullet"/>
+      <w:lvlText w:val=""/>
+      <w:lvlJc w:val="left"/>
+      <w:pPr>
+        <w:tabs>
+          <w:tab w:val="num" w:pos="5040"/>
+        </w:tabs>
+        <w:ind w:left="5040" w:hanging="360"/>
+      </w:pPr>
+      <w:rPr>
+        <w:rFonts w:ascii="Wingdings" w:hAnsi="Wingdings" w:hint="default"/>
+        <w:sz w:val="20"/>
+      </w:rPr>
+    </w:lvl>
+    <w:lvl w:ilvl="7" w:tentative="1">
+      <w:start w:val="1"/>
+      <w:numFmt w:val="bullet"/>
+      <w:lvlText w:val=""/>
+      <w:lvlJc w:val="left"/>
+      <w:pPr>
+        <w:tabs>
+          <w:tab w:val="num" w:pos="5760"/>
+        </w:tabs>
+        <w:ind w:left="5760" w:hanging="360"/>
+      </w:pPr>
+      <w:rPr>
+        <w:rFonts w:ascii="Wingdings" w:hAnsi="Wingdings" w:hint="default"/>
+        <w:sz w:val="20"/>
+      </w:rPr>
+    </w:lvl>
+    <w:lvl w:ilvl="8" w:tentative="1">
+      <w:start w:val="1"/>
+      <w:numFmt w:val="bullet"/>
+      <w:lvlText w:val=""/>
+      <w:lvlJc w:val="left"/>
+      <w:pPr>
+        <w:tabs>
+          <w:tab w:val="num" w:pos="6480"/>
+        </w:tabs>
+        <w:ind w:left="6480" w:hanging="360"/>
+      </w:pPr>
+      <w:rPr>
+        <w:rFonts w:ascii="Wingdings" w:hAnsi="Wingdings" w:hint="default"/>
+        <w:sz w:val="20"/>
+      </w:rPr>
+    </w:lvl>
+  </w:abstractNum>
+  <w:abstractNum w:abstractNumId="18" w15:restartNumberingAfterBreak="0">
+    <w:nsid w:val="47A558AF"/>
+    <w:multiLevelType w:val="multilevel"/>
+    <w:tmpl w:val="D1286D34"/>
+    <w:lvl w:ilvl="0">
+      <w:start w:val="1"/>
+      <w:numFmt w:val="bullet"/>
+      <w:lvlText w:val=""/>
+      <w:lvlJc w:val="left"/>
+      <w:pPr>
+        <w:tabs>
+          <w:tab w:val="num" w:pos="720"/>
+        </w:tabs>
+        <w:ind w:left="720" w:hanging="360"/>
+      </w:pPr>
+      <w:rPr>
+        <w:rFonts w:ascii="Symbol" w:hAnsi="Symbol" w:hint="default"/>
+        <w:sz w:val="20"/>
+      </w:rPr>
+    </w:lvl>
+    <w:lvl w:ilvl="1" w:tentative="1">
+      <w:start w:val="1"/>
+      <w:numFmt w:val="bullet"/>
+      <w:lvlText w:val="o"/>
+      <w:lvlJc w:val="left"/>
+      <w:pPr>
+        <w:tabs>
+          <w:tab w:val="num" w:pos="1440"/>
+        </w:tabs>
+        <w:ind w:left="1440" w:hanging="360"/>
+      </w:pPr>
+      <w:rPr>
+        <w:rFonts w:ascii="Courier New" w:hAnsi="Courier New" w:hint="default"/>
+        <w:sz w:val="20"/>
+      </w:rPr>
+    </w:lvl>
+    <w:lvl w:ilvl="2" w:tentative="1">
+      <w:start w:val="1"/>
+      <w:numFmt w:val="bullet"/>
+      <w:lvlText w:val=""/>
+      <w:lvlJc w:val="left"/>
+      <w:pPr>
+        <w:tabs>
+          <w:tab w:val="num" w:pos="2160"/>
+        </w:tabs>
+        <w:ind w:left="2160" w:hanging="360"/>
+      </w:pPr>
+      <w:rPr>
+        <w:rFonts w:ascii="Wingdings" w:hAnsi="Wingdings" w:hint="default"/>
+        <w:sz w:val="20"/>
+      </w:rPr>
+    </w:lvl>
+    <w:lvl w:ilvl="3" w:tentative="1">
+      <w:start w:val="1"/>
+      <w:numFmt w:val="bullet"/>
+      <w:lvlText w:val=""/>
+      <w:lvlJc w:val="left"/>
+      <w:pPr>
+        <w:tabs>
+          <w:tab w:val="num" w:pos="2880"/>
+        </w:tabs>
+        <w:ind w:left="2880" w:hanging="360"/>
+      </w:pPr>
+      <w:rPr>
+        <w:rFonts w:ascii="Wingdings" w:hAnsi="Wingdings" w:hint="default"/>
+        <w:sz w:val="20"/>
+      </w:rPr>
+    </w:lvl>
+    <w:lvl w:ilvl="4" w:tentative="1">
+      <w:start w:val="1"/>
+      <w:numFmt w:val="bullet"/>
+      <w:lvlText w:val=""/>
+      <w:lvlJc w:val="left"/>
+      <w:pPr>
+        <w:tabs>
+          <w:tab w:val="num" w:pos="3600"/>
+        </w:tabs>
+        <w:ind w:left="3600" w:hanging="360"/>
+      </w:pPr>
+      <w:rPr>
+        <w:rFonts w:ascii="Wingdings" w:hAnsi="Wingdings" w:hint="default"/>
+        <w:sz w:val="20"/>
+      </w:rPr>
+    </w:lvl>
+    <w:lvl w:ilvl="5" w:tentative="1">
+      <w:start w:val="1"/>
+      <w:numFmt w:val="bullet"/>
+      <w:lvlText w:val=""/>
+      <w:lvlJc w:val="left"/>
+      <w:pPr>
+        <w:tabs>
+          <w:tab w:val="num" w:pos="4320"/>
+        </w:tabs>
+        <w:ind w:left="4320" w:hanging="360"/>
+      </w:pPr>
+      <w:rPr>
+        <w:rFonts w:ascii="Wingdings" w:hAnsi="Wingdings" w:hint="default"/>
+        <w:sz w:val="20"/>
+      </w:rPr>
+    </w:lvl>
+    <w:lvl w:ilvl="6" w:tentative="1">
+      <w:start w:val="1"/>
+      <w:numFmt w:val="bullet"/>
+      <w:lvlText w:val=""/>
+      <w:lvlJc w:val="left"/>
+      <w:pPr>
+        <w:tabs>
+          <w:tab w:val="num" w:pos="5040"/>
+        </w:tabs>
+        <w:ind w:left="5040" w:hanging="360"/>
+      </w:pPr>
+      <w:rPr>
+        <w:rFonts w:ascii="Wingdings" w:hAnsi="Wingdings" w:hint="default"/>
+        <w:sz w:val="20"/>
+      </w:rPr>
+    </w:lvl>
+    <w:lvl w:ilvl="7" w:tentative="1">
+      <w:start w:val="1"/>
+      <w:numFmt w:val="bullet"/>
+      <w:lvlText w:val=""/>
+      <w:lvlJc w:val="left"/>
+      <w:pPr>
+        <w:tabs>
+          <w:tab w:val="num" w:pos="5760"/>
+        </w:tabs>
+        <w:ind w:left="5760" w:hanging="360"/>
+      </w:pPr>
+      <w:rPr>
+        <w:rFonts w:ascii="Wingdings" w:hAnsi="Wingdings" w:hint="default"/>
+        <w:sz w:val="20"/>
+      </w:rPr>
+    </w:lvl>
+    <w:lvl w:ilvl="8" w:tentative="1">
+      <w:start w:val="1"/>
+      <w:numFmt w:val="bullet"/>
+      <w:lvlText w:val=""/>
+      <w:lvlJc w:val="left"/>
+      <w:pPr>
+        <w:tabs>
+          <w:tab w:val="num" w:pos="6480"/>
+        </w:tabs>
+        <w:ind w:left="6480" w:hanging="360"/>
+      </w:pPr>
+      <w:rPr>
+        <w:rFonts w:ascii="Wingdings" w:hAnsi="Wingdings" w:hint="default"/>
+        <w:sz w:val="20"/>
+      </w:rPr>
+    </w:lvl>
+  </w:abstractNum>
+  <w:abstractNum w:abstractNumId="19" w15:restartNumberingAfterBreak="0">
+    <w:nsid w:val="4D16123C"/>
+    <w:multiLevelType w:val="multilevel"/>
+    <w:tmpl w:val="5AE8EB6C"/>
+    <w:lvl w:ilvl="0">
+      <w:start w:val="1"/>
+      <w:numFmt w:val="bullet"/>
+      <w:lvlText w:val=""/>
+      <w:lvlJc w:val="left"/>
+      <w:pPr>
+        <w:tabs>
+          <w:tab w:val="num" w:pos="720"/>
+        </w:tabs>
+        <w:ind w:left="720" w:hanging="360"/>
+      </w:pPr>
+      <w:rPr>
+        <w:rFonts w:ascii="Symbol" w:hAnsi="Symbol" w:hint="default"/>
+        <w:sz w:val="20"/>
+      </w:rPr>
+    </w:lvl>
+    <w:lvl w:ilvl="1" w:tentative="1">
+      <w:start w:val="1"/>
+      <w:numFmt w:val="bullet"/>
+      <w:lvlText w:val="o"/>
+      <w:lvlJc w:val="left"/>
+      <w:pPr>
+        <w:tabs>
+          <w:tab w:val="num" w:pos="1440"/>
+        </w:tabs>
+        <w:ind w:left="1440" w:hanging="360"/>
+      </w:pPr>
+      <w:rPr>
+        <w:rFonts w:ascii="Courier New" w:hAnsi="Courier New" w:hint="default"/>
+        <w:sz w:val="20"/>
+      </w:rPr>
+    </w:lvl>
+    <w:lvl w:ilvl="2" w:tentative="1">
+      <w:start w:val="1"/>
+      <w:numFmt w:val="bullet"/>
+      <w:lvlText w:val=""/>
+      <w:lvlJc w:val="left"/>
+      <w:pPr>
+        <w:tabs>
+          <w:tab w:val="num" w:pos="2160"/>
+        </w:tabs>
+        <w:ind w:left="2160" w:hanging="360"/>
+      </w:pPr>
+      <w:rPr>
+        <w:rFonts w:ascii="Wingdings" w:hAnsi="Wingdings" w:hint="default"/>
+        <w:sz w:val="20"/>
+      </w:rPr>
+    </w:lvl>
+    <w:lvl w:ilvl="3" w:tentative="1">
+      <w:start w:val="1"/>
+      <w:numFmt w:val="bullet"/>
+      <w:lvlText w:val=""/>
+      <w:lvlJc w:val="left"/>
+      <w:pPr>
+        <w:tabs>
+          <w:tab w:val="num" w:pos="2880"/>
+        </w:tabs>
+        <w:ind w:left="2880" w:hanging="360"/>
+      </w:pPr>
+      <w:rPr>
+        <w:rFonts w:ascii="Wingdings" w:hAnsi="Wingdings" w:hint="default"/>
+        <w:sz w:val="20"/>
+      </w:rPr>
+    </w:lvl>
+    <w:lvl w:ilvl="4" w:tentative="1">
+      <w:start w:val="1"/>
+      <w:numFmt w:val="bullet"/>
+      <w:lvlText w:val=""/>
+      <w:lvlJc w:val="left"/>
+      <w:pPr>
+        <w:tabs>
+          <w:tab w:val="num" w:pos="3600"/>
+        </w:tabs>
+        <w:ind w:left="3600" w:hanging="360"/>
+      </w:pPr>
+      <w:rPr>
+        <w:rFonts w:ascii="Wingdings" w:hAnsi="Wingdings" w:hint="default"/>
+        <w:sz w:val="20"/>
+      </w:rPr>
+    </w:lvl>
+    <w:lvl w:ilvl="5" w:tentative="1">
+      <w:start w:val="1"/>
+      <w:numFmt w:val="bullet"/>
+      <w:lvlText w:val=""/>
+      <w:lvlJc w:val="left"/>
+      <w:pPr>
+        <w:tabs>
+          <w:tab w:val="num" w:pos="4320"/>
+        </w:tabs>
+        <w:ind w:left="4320" w:hanging="360"/>
+      </w:pPr>
+      <w:rPr>
+        <w:rFonts w:ascii="Wingdings" w:hAnsi="Wingdings" w:hint="default"/>
+        <w:sz w:val="20"/>
+      </w:rPr>
+    </w:lvl>
+    <w:lvl w:ilvl="6" w:tentative="1">
+      <w:start w:val="1"/>
+      <w:numFmt w:val="bullet"/>
+      <w:lvlText w:val=""/>
+      <w:lvlJc w:val="left"/>
+      <w:pPr>
+        <w:tabs>
+          <w:tab w:val="num" w:pos="5040"/>
+        </w:tabs>
+        <w:ind w:left="5040" w:hanging="360"/>
+      </w:pPr>
+      <w:rPr>
+        <w:rFonts w:ascii="Wingdings" w:hAnsi="Wingdings" w:hint="default"/>
+        <w:sz w:val="20"/>
+      </w:rPr>
+    </w:lvl>
+    <w:lvl w:ilvl="7" w:tentative="1">
+      <w:start w:val="1"/>
+      <w:numFmt w:val="bullet"/>
+      <w:lvlText w:val=""/>
+      <w:lvlJc w:val="left"/>
+      <w:pPr>
+        <w:tabs>
+          <w:tab w:val="num" w:pos="5760"/>
+        </w:tabs>
+        <w:ind w:left="5760" w:hanging="360"/>
+      </w:pPr>
+      <w:rPr>
+        <w:rFonts w:ascii="Wingdings" w:hAnsi="Wingdings" w:hint="default"/>
+        <w:sz w:val="20"/>
+      </w:rPr>
+    </w:lvl>
+    <w:lvl w:ilvl="8" w:tentative="1">
+      <w:start w:val="1"/>
+      <w:numFmt w:val="bullet"/>
+      <w:lvlText w:val=""/>
+      <w:lvlJc w:val="left"/>
+      <w:pPr>
+        <w:tabs>
+          <w:tab w:val="num" w:pos="6480"/>
+        </w:tabs>
+        <w:ind w:left="6480" w:hanging="360"/>
+      </w:pPr>
+      <w:rPr>
+        <w:rFonts w:ascii="Wingdings" w:hAnsi="Wingdings" w:hint="default"/>
+        <w:sz w:val="20"/>
+      </w:rPr>
+    </w:lvl>
+  </w:abstractNum>
+  <w:abstractNum w:abstractNumId="20" w15:restartNumberingAfterBreak="0">
+    <w:nsid w:val="4EB130CB"/>
+    <w:multiLevelType w:val="multilevel"/>
+    <w:tmpl w:val="121E67AA"/>
+    <w:lvl w:ilvl="0">
+      <w:start w:val="1"/>
+      <w:numFmt w:val="bullet"/>
+      <w:lvlText w:val=""/>
+      <w:lvlJc w:val="left"/>
+      <w:pPr>
+        <w:tabs>
+          <w:tab w:val="num" w:pos="2160"/>
+        </w:tabs>
+        <w:ind w:left="2160" w:hanging="360"/>
+      </w:pPr>
+      <w:rPr>
+        <w:rFonts w:ascii="Symbol" w:hAnsi="Symbol" w:hint="default"/>
+        <w:sz w:val="20"/>
+      </w:rPr>
+    </w:lvl>
+    <w:lvl w:ilvl="1" w:tentative="1">
+      <w:start w:val="1"/>
+      <w:numFmt w:val="bullet"/>
+      <w:lvlText w:val="o"/>
+      <w:lvlJc w:val="left"/>
+      <w:pPr>
+        <w:tabs>
+          <w:tab w:val="num" w:pos="2880"/>
+        </w:tabs>
+        <w:ind w:left="2880" w:hanging="360"/>
+      </w:pPr>
+      <w:rPr>
+        <w:rFonts w:ascii="Courier New" w:hAnsi="Courier New" w:hint="default"/>
+        <w:sz w:val="20"/>
+      </w:rPr>
+    </w:lvl>
+    <w:lvl w:ilvl="2" w:tentative="1">
+      <w:start w:val="1"/>
+      <w:numFmt w:val="bullet"/>
+      <w:lvlText w:val=""/>
+      <w:lvlJc w:val="left"/>
+      <w:pPr>
+        <w:tabs>
+          <w:tab w:val="num" w:pos="3600"/>
+        </w:tabs>
+        <w:ind w:left="3600" w:hanging="360"/>
+      </w:pPr>
+      <w:rPr>
+        <w:rFonts w:ascii="Wingdings" w:hAnsi="Wingdings" w:hint="default"/>
+        <w:sz w:val="20"/>
+      </w:rPr>
+    </w:lvl>
+    <w:lvl w:ilvl="3" w:tentative="1">
+      <w:start w:val="1"/>
+      <w:numFmt w:val="bullet"/>
+      <w:lvlText w:val=""/>
+      <w:lvlJc w:val="left"/>
+      <w:pPr>
+        <w:tabs>
+          <w:tab w:val="num" w:pos="4320"/>
+        </w:tabs>
+        <w:ind w:left="4320" w:hanging="360"/>
+      </w:pPr>
+      <w:rPr>
+        <w:rFonts w:ascii="Wingdings" w:hAnsi="Wingdings" w:hint="default"/>
+        <w:sz w:val="20"/>
+      </w:rPr>
+    </w:lvl>
+    <w:lvl w:ilvl="4" w:tentative="1">
+      <w:start w:val="1"/>
+      <w:numFmt w:val="bullet"/>
+      <w:lvlText w:val=""/>
+      <w:lvlJc w:val="left"/>
+      <w:pPr>
+        <w:tabs>
+          <w:tab w:val="num" w:pos="5040"/>
+        </w:tabs>
+        <w:ind w:left="5040" w:hanging="360"/>
+      </w:pPr>
+      <w:rPr>
+        <w:rFonts w:ascii="Wingdings" w:hAnsi="Wingdings" w:hint="default"/>
+        <w:sz w:val="20"/>
+      </w:rPr>
+    </w:lvl>
+    <w:lvl w:ilvl="5" w:tentative="1">
+      <w:start w:val="1"/>
+      <w:numFmt w:val="bullet"/>
+      <w:lvlText w:val=""/>
+      <w:lvlJc w:val="left"/>
+      <w:pPr>
+        <w:tabs>
+          <w:tab w:val="num" w:pos="5760"/>
+        </w:tabs>
+        <w:ind w:left="5760" w:hanging="360"/>
+      </w:pPr>
+      <w:rPr>
+        <w:rFonts w:ascii="Wingdings" w:hAnsi="Wingdings" w:hint="default"/>
+        <w:sz w:val="20"/>
+      </w:rPr>
+    </w:lvl>
+    <w:lvl w:ilvl="6" w:tentative="1">
+      <w:start w:val="1"/>
+      <w:numFmt w:val="bullet"/>
+      <w:lvlText w:val=""/>
+      <w:lvlJc w:val="left"/>
+      <w:pPr>
+        <w:tabs>
+          <w:tab w:val="num" w:pos="6480"/>
+        </w:tabs>
+        <w:ind w:left="6480" w:hanging="360"/>
+      </w:pPr>
+      <w:rPr>
+        <w:rFonts w:ascii="Wingdings" w:hAnsi="Wingdings" w:hint="default"/>
+        <w:sz w:val="20"/>
+      </w:rPr>
+    </w:lvl>
+    <w:lvl w:ilvl="7" w:tentative="1">
+      <w:start w:val="1"/>
+      <w:numFmt w:val="bullet"/>
+      <w:lvlText w:val=""/>
+      <w:lvlJc w:val="left"/>
+      <w:pPr>
+        <w:tabs>
+          <w:tab w:val="num" w:pos="7200"/>
+        </w:tabs>
+        <w:ind w:left="7200" w:hanging="360"/>
+      </w:pPr>
+      <w:rPr>
+        <w:rFonts w:ascii="Wingdings" w:hAnsi="Wingdings" w:hint="default"/>
+        <w:sz w:val="20"/>
+      </w:rPr>
+    </w:lvl>
+    <w:lvl w:ilvl="8" w:tentative="1">
+      <w:start w:val="1"/>
+      <w:numFmt w:val="bullet"/>
+      <w:lvlText w:val=""/>
+      <w:lvlJc w:val="left"/>
+      <w:pPr>
+        <w:tabs>
+          <w:tab w:val="num" w:pos="7920"/>
+        </w:tabs>
+        <w:ind w:left="7920" w:hanging="360"/>
+      </w:pPr>
+      <w:rPr>
+        <w:rFonts w:ascii="Wingdings" w:hAnsi="Wingdings" w:hint="default"/>
+        <w:sz w:val="20"/>
+      </w:rPr>
+    </w:lvl>
+  </w:abstractNum>
+  <w:abstractNum w:abstractNumId="21" w15:restartNumberingAfterBreak="0">
+    <w:nsid w:val="561B1FC2"/>
+    <w:multiLevelType w:val="multilevel"/>
+    <w:tmpl w:val="1B7A6984"/>
+    <w:lvl w:ilvl="0">
+      <w:start w:val="1"/>
+      <w:numFmt w:val="bullet"/>
+      <w:lvlText w:val=""/>
+      <w:lvlJc w:val="left"/>
+      <w:pPr>
+        <w:tabs>
+          <w:tab w:val="num" w:pos="720"/>
+        </w:tabs>
+        <w:ind w:left="720" w:hanging="360"/>
+      </w:pPr>
+      <w:rPr>
+        <w:rFonts w:ascii="Symbol" w:hAnsi="Symbol" w:hint="default"/>
+        <w:sz w:val="20"/>
+      </w:rPr>
+    </w:lvl>
+    <w:lvl w:ilvl="1" w:tentative="1">
+      <w:start w:val="1"/>
+      <w:numFmt w:val="bullet"/>
+      <w:lvlText w:val="o"/>
+      <w:lvlJc w:val="left"/>
+      <w:pPr>
+        <w:tabs>
+          <w:tab w:val="num" w:pos="1440"/>
+        </w:tabs>
+        <w:ind w:left="1440" w:hanging="360"/>
+      </w:pPr>
+      <w:rPr>
+        <w:rFonts w:ascii="Courier New" w:hAnsi="Courier New" w:hint="default"/>
+        <w:sz w:val="20"/>
+      </w:rPr>
+    </w:lvl>
+    <w:lvl w:ilvl="2" w:tentative="1">
+      <w:start w:val="1"/>
+      <w:numFmt w:val="bullet"/>
+      <w:lvlText w:val=""/>
+      <w:lvlJc w:val="left"/>
+      <w:pPr>
+        <w:tabs>
+          <w:tab w:val="num" w:pos="2160"/>
+        </w:tabs>
+        <w:ind w:left="2160" w:hanging="360"/>
+      </w:pPr>
+      <w:rPr>
+        <w:rFonts w:ascii="Wingdings" w:hAnsi="Wingdings" w:hint="default"/>
+        <w:sz w:val="20"/>
+      </w:rPr>
+    </w:lvl>
+    <w:lvl w:ilvl="3" w:tentative="1">
+      <w:start w:val="1"/>
+      <w:numFmt w:val="bullet"/>
+      <w:lvlText w:val=""/>
+      <w:lvlJc w:val="left"/>
+      <w:pPr>
+        <w:tabs>
+          <w:tab w:val="num" w:pos="2880"/>
+        </w:tabs>
+        <w:ind w:left="2880" w:hanging="360"/>
+      </w:pPr>
+      <w:rPr>
+        <w:rFonts w:ascii="Wingdings" w:hAnsi="Wingdings" w:hint="default"/>
+        <w:sz w:val="20"/>
+      </w:rPr>
+    </w:lvl>
+    <w:lvl w:ilvl="4" w:tentative="1">
+      <w:start w:val="1"/>
+      <w:numFmt w:val="bullet"/>
+      <w:lvlText w:val=""/>
+      <w:lvlJc w:val="left"/>
+      <w:pPr>
+        <w:tabs>
+          <w:tab w:val="num" w:pos="3600"/>
+        </w:tabs>
+        <w:ind w:left="3600" w:hanging="360"/>
+      </w:pPr>
+      <w:rPr>
+        <w:rFonts w:ascii="Wingdings" w:hAnsi="Wingdings" w:hint="default"/>
+        <w:sz w:val="20"/>
+      </w:rPr>
+    </w:lvl>
+    <w:lvl w:ilvl="5" w:tentative="1">
+      <w:start w:val="1"/>
+      <w:numFmt w:val="bullet"/>
+      <w:lvlText w:val=""/>
+      <w:lvlJc w:val="left"/>
+      <w:pPr>
+        <w:tabs>
+          <w:tab w:val="num" w:pos="4320"/>
+        </w:tabs>
+        <w:ind w:left="4320" w:hanging="360"/>
+      </w:pPr>
+      <w:rPr>
+        <w:rFonts w:ascii="Wingdings" w:hAnsi="Wingdings" w:hint="default"/>
+        <w:sz w:val="20"/>
+      </w:rPr>
+    </w:lvl>
+    <w:lvl w:ilvl="6" w:tentative="1">
+      <w:start w:val="1"/>
+      <w:numFmt w:val="bullet"/>
+      <w:lvlText w:val=""/>
+      <w:lvlJc w:val="left"/>
+      <w:pPr>
+        <w:tabs>
+          <w:tab w:val="num" w:pos="5040"/>
+        </w:tabs>
+        <w:ind w:left="5040" w:hanging="360"/>
+      </w:pPr>
+      <w:rPr>
+        <w:rFonts w:ascii="Wingdings" w:hAnsi="Wingdings" w:hint="default"/>
+        <w:sz w:val="20"/>
+      </w:rPr>
+    </w:lvl>
+    <w:lvl w:ilvl="7" w:tentative="1">
+      <w:start w:val="1"/>
+      <w:numFmt w:val="bullet"/>
+      <w:lvlText w:val=""/>
+      <w:lvlJc w:val="left"/>
+      <w:pPr>
+        <w:tabs>
+          <w:tab w:val="num" w:pos="5760"/>
+        </w:tabs>
+        <w:ind w:left="5760" w:hanging="360"/>
+      </w:pPr>
+      <w:rPr>
+        <w:rFonts w:ascii="Wingdings" w:hAnsi="Wingdings" w:hint="default"/>
+        <w:sz w:val="20"/>
+      </w:rPr>
+    </w:lvl>
+    <w:lvl w:ilvl="8" w:tentative="1">
+      <w:start w:val="1"/>
+      <w:numFmt w:val="bullet"/>
+      <w:lvlText w:val=""/>
+      <w:lvlJc w:val="left"/>
+      <w:pPr>
+        <w:tabs>
+          <w:tab w:val="num" w:pos="6480"/>
+        </w:tabs>
+        <w:ind w:left="6480" w:hanging="360"/>
+      </w:pPr>
+      <w:rPr>
+        <w:rFonts w:ascii="Wingdings" w:hAnsi="Wingdings" w:hint="default"/>
+        <w:sz w:val="20"/>
+      </w:rPr>
+    </w:lvl>
+  </w:abstractNum>
+  <w:abstractNum w:abstractNumId="22" w15:restartNumberingAfterBreak="0">
     <w:nsid w:val="58876CA9"/>
     <w:multiLevelType w:val="hybridMultilevel"/>
     <w:tmpl w:val="9D14AAF2"/>
@@ -15370,7 +20935,7 @@
       </w:rPr>
     </w:lvl>
   </w:abstractNum>
-  <w:abstractNum w:abstractNumId="11" w15:restartNumberingAfterBreak="0">
+  <w:abstractNum w:abstractNumId="23" w15:restartNumberingAfterBreak="0">
     <w:nsid w:val="58DD665E"/>
     <w:multiLevelType w:val="hybridMultilevel"/>
     <w:tmpl w:val="D81E7472"/>
@@ -15459,7 +21024,7 @@
       </w:pPr>
     </w:lvl>
   </w:abstractNum>
-  <w:abstractNum w:abstractNumId="12" w15:restartNumberingAfterBreak="0">
+  <w:abstractNum w:abstractNumId="24" w15:restartNumberingAfterBreak="0">
     <w:nsid w:val="5F545A9E"/>
     <w:multiLevelType w:val="hybridMultilevel"/>
     <w:tmpl w:val="74B2571E"/>
@@ -15571,7 +21136,7 @@
       </w:rPr>
     </w:lvl>
   </w:abstractNum>
-  <w:abstractNum w:abstractNumId="13" w15:restartNumberingAfterBreak="0">
+  <w:abstractNum w:abstractNumId="25" w15:restartNumberingAfterBreak="0">
     <w:nsid w:val="67A913A2"/>
     <w:multiLevelType w:val="multilevel"/>
     <w:tmpl w:val="CBC4D7FA"/>
@@ -15687,7 +21252,7 @@
       </w:pPr>
     </w:lvl>
   </w:abstractNum>
-  <w:abstractNum w:abstractNumId="14" w15:restartNumberingAfterBreak="0">
+  <w:abstractNum w:abstractNumId="26" w15:restartNumberingAfterBreak="0">
     <w:nsid w:val="68A018CB"/>
     <w:multiLevelType w:val="multilevel"/>
     <w:tmpl w:val="A6302D26"/>
@@ -15836,7 +21401,305 @@
       </w:rPr>
     </w:lvl>
   </w:abstractNum>
-  <w:abstractNum w:abstractNumId="15" w15:restartNumberingAfterBreak="0">
+  <w:abstractNum w:abstractNumId="27" w15:restartNumberingAfterBreak="0">
+    <w:nsid w:val="6B19790E"/>
+    <w:multiLevelType w:val="multilevel"/>
+    <w:tmpl w:val="D3B2F452"/>
+    <w:lvl w:ilvl="0">
+      <w:start w:val="1"/>
+      <w:numFmt w:val="bullet"/>
+      <w:lvlText w:val=""/>
+      <w:lvlJc w:val="left"/>
+      <w:pPr>
+        <w:tabs>
+          <w:tab w:val="num" w:pos="720"/>
+        </w:tabs>
+        <w:ind w:left="720" w:hanging="360"/>
+      </w:pPr>
+      <w:rPr>
+        <w:rFonts w:ascii="Symbol" w:hAnsi="Symbol" w:hint="default"/>
+        <w:sz w:val="20"/>
+      </w:rPr>
+    </w:lvl>
+    <w:lvl w:ilvl="1" w:tentative="1">
+      <w:start w:val="1"/>
+      <w:numFmt w:val="bullet"/>
+      <w:lvlText w:val="o"/>
+      <w:lvlJc w:val="left"/>
+      <w:pPr>
+        <w:tabs>
+          <w:tab w:val="num" w:pos="1440"/>
+        </w:tabs>
+        <w:ind w:left="1440" w:hanging="360"/>
+      </w:pPr>
+      <w:rPr>
+        <w:rFonts w:ascii="Courier New" w:hAnsi="Courier New" w:hint="default"/>
+        <w:sz w:val="20"/>
+      </w:rPr>
+    </w:lvl>
+    <w:lvl w:ilvl="2" w:tentative="1">
+      <w:start w:val="1"/>
+      <w:numFmt w:val="bullet"/>
+      <w:lvlText w:val=""/>
+      <w:lvlJc w:val="left"/>
+      <w:pPr>
+        <w:tabs>
+          <w:tab w:val="num" w:pos="2160"/>
+        </w:tabs>
+        <w:ind w:left="2160" w:hanging="360"/>
+      </w:pPr>
+      <w:rPr>
+        <w:rFonts w:ascii="Wingdings" w:hAnsi="Wingdings" w:hint="default"/>
+        <w:sz w:val="20"/>
+      </w:rPr>
+    </w:lvl>
+    <w:lvl w:ilvl="3" w:tentative="1">
+      <w:start w:val="1"/>
+      <w:numFmt w:val="bullet"/>
+      <w:lvlText w:val=""/>
+      <w:lvlJc w:val="left"/>
+      <w:pPr>
+        <w:tabs>
+          <w:tab w:val="num" w:pos="2880"/>
+        </w:tabs>
+        <w:ind w:left="2880" w:hanging="360"/>
+      </w:pPr>
+      <w:rPr>
+        <w:rFonts w:ascii="Wingdings" w:hAnsi="Wingdings" w:hint="default"/>
+        <w:sz w:val="20"/>
+      </w:rPr>
+    </w:lvl>
+    <w:lvl w:ilvl="4" w:tentative="1">
+      <w:start w:val="1"/>
+      <w:numFmt w:val="bullet"/>
+      <w:lvlText w:val=""/>
+      <w:lvlJc w:val="left"/>
+      <w:pPr>
+        <w:tabs>
+          <w:tab w:val="num" w:pos="3600"/>
+        </w:tabs>
+        <w:ind w:left="3600" w:hanging="360"/>
+      </w:pPr>
+      <w:rPr>
+        <w:rFonts w:ascii="Wingdings" w:hAnsi="Wingdings" w:hint="default"/>
+        <w:sz w:val="20"/>
+      </w:rPr>
+    </w:lvl>
+    <w:lvl w:ilvl="5" w:tentative="1">
+      <w:start w:val="1"/>
+      <w:numFmt w:val="bullet"/>
+      <w:lvlText w:val=""/>
+      <w:lvlJc w:val="left"/>
+      <w:pPr>
+        <w:tabs>
+          <w:tab w:val="num" w:pos="4320"/>
+        </w:tabs>
+        <w:ind w:left="4320" w:hanging="360"/>
+      </w:pPr>
+      <w:rPr>
+        <w:rFonts w:ascii="Wingdings" w:hAnsi="Wingdings" w:hint="default"/>
+        <w:sz w:val="20"/>
+      </w:rPr>
+    </w:lvl>
+    <w:lvl w:ilvl="6" w:tentative="1">
+      <w:start w:val="1"/>
+      <w:numFmt w:val="bullet"/>
+      <w:lvlText w:val=""/>
+      <w:lvlJc w:val="left"/>
+      <w:pPr>
+        <w:tabs>
+          <w:tab w:val="num" w:pos="5040"/>
+        </w:tabs>
+        <w:ind w:left="5040" w:hanging="360"/>
+      </w:pPr>
+      <w:rPr>
+        <w:rFonts w:ascii="Wingdings" w:hAnsi="Wingdings" w:hint="default"/>
+        <w:sz w:val="20"/>
+      </w:rPr>
+    </w:lvl>
+    <w:lvl w:ilvl="7" w:tentative="1">
+      <w:start w:val="1"/>
+      <w:numFmt w:val="bullet"/>
+      <w:lvlText w:val=""/>
+      <w:lvlJc w:val="left"/>
+      <w:pPr>
+        <w:tabs>
+          <w:tab w:val="num" w:pos="5760"/>
+        </w:tabs>
+        <w:ind w:left="5760" w:hanging="360"/>
+      </w:pPr>
+      <w:rPr>
+        <w:rFonts w:ascii="Wingdings" w:hAnsi="Wingdings" w:hint="default"/>
+        <w:sz w:val="20"/>
+      </w:rPr>
+    </w:lvl>
+    <w:lvl w:ilvl="8" w:tentative="1">
+      <w:start w:val="1"/>
+      <w:numFmt w:val="bullet"/>
+      <w:lvlText w:val=""/>
+      <w:lvlJc w:val="left"/>
+      <w:pPr>
+        <w:tabs>
+          <w:tab w:val="num" w:pos="6480"/>
+        </w:tabs>
+        <w:ind w:left="6480" w:hanging="360"/>
+      </w:pPr>
+      <w:rPr>
+        <w:rFonts w:ascii="Wingdings" w:hAnsi="Wingdings" w:hint="default"/>
+        <w:sz w:val="20"/>
+      </w:rPr>
+    </w:lvl>
+  </w:abstractNum>
+  <w:abstractNum w:abstractNumId="28" w15:restartNumberingAfterBreak="0">
+    <w:nsid w:val="6D7441D0"/>
+    <w:multiLevelType w:val="multilevel"/>
+    <w:tmpl w:val="25269716"/>
+    <w:lvl w:ilvl="0">
+      <w:start w:val="1"/>
+      <w:numFmt w:val="bullet"/>
+      <w:lvlText w:val=""/>
+      <w:lvlJc w:val="left"/>
+      <w:pPr>
+        <w:tabs>
+          <w:tab w:val="num" w:pos="720"/>
+        </w:tabs>
+        <w:ind w:left="720" w:hanging="360"/>
+      </w:pPr>
+      <w:rPr>
+        <w:rFonts w:ascii="Symbol" w:hAnsi="Symbol" w:hint="default"/>
+        <w:sz w:val="20"/>
+      </w:rPr>
+    </w:lvl>
+    <w:lvl w:ilvl="1" w:tentative="1">
+      <w:start w:val="1"/>
+      <w:numFmt w:val="bullet"/>
+      <w:lvlText w:val="o"/>
+      <w:lvlJc w:val="left"/>
+      <w:pPr>
+        <w:tabs>
+          <w:tab w:val="num" w:pos="1440"/>
+        </w:tabs>
+        <w:ind w:left="1440" w:hanging="360"/>
+      </w:pPr>
+      <w:rPr>
+        <w:rFonts w:ascii="Courier New" w:hAnsi="Courier New" w:hint="default"/>
+        <w:sz w:val="20"/>
+      </w:rPr>
+    </w:lvl>
+    <w:lvl w:ilvl="2" w:tentative="1">
+      <w:start w:val="1"/>
+      <w:numFmt w:val="bullet"/>
+      <w:lvlText w:val=""/>
+      <w:lvlJc w:val="left"/>
+      <w:pPr>
+        <w:tabs>
+          <w:tab w:val="num" w:pos="2160"/>
+        </w:tabs>
+        <w:ind w:left="2160" w:hanging="360"/>
+      </w:pPr>
+      <w:rPr>
+        <w:rFonts w:ascii="Wingdings" w:hAnsi="Wingdings" w:hint="default"/>
+        <w:sz w:val="20"/>
+      </w:rPr>
+    </w:lvl>
+    <w:lvl w:ilvl="3" w:tentative="1">
+      <w:start w:val="1"/>
+      <w:numFmt w:val="bullet"/>
+      <w:lvlText w:val=""/>
+      <w:lvlJc w:val="left"/>
+      <w:pPr>
+        <w:tabs>
+          <w:tab w:val="num" w:pos="2880"/>
+        </w:tabs>
+        <w:ind w:left="2880" w:hanging="360"/>
+      </w:pPr>
+      <w:rPr>
+        <w:rFonts w:ascii="Wingdings" w:hAnsi="Wingdings" w:hint="default"/>
+        <w:sz w:val="20"/>
+      </w:rPr>
+    </w:lvl>
+    <w:lvl w:ilvl="4" w:tentative="1">
+      <w:start w:val="1"/>
+      <w:numFmt w:val="bullet"/>
+      <w:lvlText w:val=""/>
+      <w:lvlJc w:val="left"/>
+      <w:pPr>
+        <w:tabs>
+          <w:tab w:val="num" w:pos="3600"/>
+        </w:tabs>
+        <w:ind w:left="3600" w:hanging="360"/>
+      </w:pPr>
+      <w:rPr>
+        <w:rFonts w:ascii="Wingdings" w:hAnsi="Wingdings" w:hint="default"/>
+        <w:sz w:val="20"/>
+      </w:rPr>
+    </w:lvl>
+    <w:lvl w:ilvl="5" w:tentative="1">
+      <w:start w:val="1"/>
+      <w:numFmt w:val="bullet"/>
+      <w:lvlText w:val=""/>
+      <w:lvlJc w:val="left"/>
+      <w:pPr>
+        <w:tabs>
+          <w:tab w:val="num" w:pos="4320"/>
+        </w:tabs>
+        <w:ind w:left="4320" w:hanging="360"/>
+      </w:pPr>
+      <w:rPr>
+        <w:rFonts w:ascii="Wingdings" w:hAnsi="Wingdings" w:hint="default"/>
+        <w:sz w:val="20"/>
+      </w:rPr>
+    </w:lvl>
+    <w:lvl w:ilvl="6" w:tentative="1">
+      <w:start w:val="1"/>
+      <w:numFmt w:val="bullet"/>
+      <w:lvlText w:val=""/>
+      <w:lvlJc w:val="left"/>
+      <w:pPr>
+        <w:tabs>
+          <w:tab w:val="num" w:pos="5040"/>
+        </w:tabs>
+        <w:ind w:left="5040" w:hanging="360"/>
+      </w:pPr>
+      <w:rPr>
+        <w:rFonts w:ascii="Wingdings" w:hAnsi="Wingdings" w:hint="default"/>
+        <w:sz w:val="20"/>
+      </w:rPr>
+    </w:lvl>
+    <w:lvl w:ilvl="7" w:tentative="1">
+      <w:start w:val="1"/>
+      <w:numFmt w:val="bullet"/>
+      <w:lvlText w:val=""/>
+      <w:lvlJc w:val="left"/>
+      <w:pPr>
+        <w:tabs>
+          <w:tab w:val="num" w:pos="5760"/>
+        </w:tabs>
+        <w:ind w:left="5760" w:hanging="360"/>
+      </w:pPr>
+      <w:rPr>
+        <w:rFonts w:ascii="Wingdings" w:hAnsi="Wingdings" w:hint="default"/>
+        <w:sz w:val="20"/>
+      </w:rPr>
+    </w:lvl>
+    <w:lvl w:ilvl="8" w:tentative="1">
+      <w:start w:val="1"/>
+      <w:numFmt w:val="bullet"/>
+      <w:lvlText w:val=""/>
+      <w:lvlJc w:val="left"/>
+      <w:pPr>
+        <w:tabs>
+          <w:tab w:val="num" w:pos="6480"/>
+        </w:tabs>
+        <w:ind w:left="6480" w:hanging="360"/>
+      </w:pPr>
+      <w:rPr>
+        <w:rFonts w:ascii="Wingdings" w:hAnsi="Wingdings" w:hint="default"/>
+        <w:sz w:val="20"/>
+      </w:rPr>
+    </w:lvl>
+  </w:abstractNum>
+  <w:abstractNum w:abstractNumId="29" w15:restartNumberingAfterBreak="0">
     <w:nsid w:val="6F83518B"/>
     <w:multiLevelType w:val="hybridMultilevel"/>
     <w:tmpl w:val="F2C872CC"/>
@@ -15949,7 +21812,7 @@
       </w:rPr>
     </w:lvl>
   </w:abstractNum>
-  <w:abstractNum w:abstractNumId="16" w15:restartNumberingAfterBreak="0">
+  <w:abstractNum w:abstractNumId="30" w15:restartNumberingAfterBreak="0">
     <w:nsid w:val="764B67F8"/>
     <w:multiLevelType w:val="multilevel"/>
     <w:tmpl w:val="D77EB360"/>
@@ -16062,7 +21925,7 @@
       </w:pPr>
     </w:lvl>
   </w:abstractNum>
-  <w:abstractNum w:abstractNumId="17" w15:restartNumberingAfterBreak="0">
+  <w:abstractNum w:abstractNumId="31" w15:restartNumberingAfterBreak="0">
     <w:nsid w:val="7CE07558"/>
     <w:multiLevelType w:val="multilevel"/>
     <w:tmpl w:val="1304D90E"/>
@@ -16176,58 +22039,100 @@
     </w:lvl>
   </w:abstractNum>
   <w:num w:numId="1" w16cid:durableId="1635328167">
-    <w:abstractNumId w:val="13"/>
+    <w:abstractNumId w:val="25"/>
   </w:num>
   <w:num w:numId="2" w16cid:durableId="1562784796">
     <w:abstractNumId w:val="1"/>
   </w:num>
   <w:num w:numId="3" w16cid:durableId="2051102328">
-    <w:abstractNumId w:val="15"/>
+    <w:abstractNumId w:val="29"/>
   </w:num>
   <w:num w:numId="4" w16cid:durableId="1931692189">
-    <w:abstractNumId w:val="7"/>
+    <w:abstractNumId w:val="14"/>
   </w:num>
   <w:num w:numId="5" w16cid:durableId="721755227">
-    <w:abstractNumId w:val="14"/>
+    <w:abstractNumId w:val="26"/>
   </w:num>
   <w:num w:numId="6" w16cid:durableId="911542429">
-    <w:abstractNumId w:val="17"/>
+    <w:abstractNumId w:val="31"/>
   </w:num>
   <w:num w:numId="7" w16cid:durableId="1338993967">
-    <w:abstractNumId w:val="6"/>
+    <w:abstractNumId w:val="12"/>
   </w:num>
   <w:num w:numId="8" w16cid:durableId="834220573">
     <w:abstractNumId w:val="0"/>
   </w:num>
   <w:num w:numId="9" w16cid:durableId="414591288">
-    <w:abstractNumId w:val="5"/>
+    <w:abstractNumId w:val="11"/>
   </w:num>
   <w:num w:numId="10" w16cid:durableId="2020499350">
-    <w:abstractNumId w:val="9"/>
+    <w:abstractNumId w:val="16"/>
   </w:num>
   <w:num w:numId="11" w16cid:durableId="950014467">
-    <w:abstractNumId w:val="12"/>
+    <w:abstractNumId w:val="24"/>
   </w:num>
   <w:num w:numId="12" w16cid:durableId="1220870859">
-    <w:abstractNumId w:val="10"/>
+    <w:abstractNumId w:val="22"/>
   </w:num>
   <w:num w:numId="13" w16cid:durableId="1947343370">
-    <w:abstractNumId w:val="3"/>
+    <w:abstractNumId w:val="6"/>
   </w:num>
   <w:num w:numId="14" w16cid:durableId="977955702">
     <w:abstractNumId w:val="2"/>
   </w:num>
   <w:num w:numId="15" w16cid:durableId="150562515">
-    <w:abstractNumId w:val="16"/>
+    <w:abstractNumId w:val="30"/>
   </w:num>
   <w:num w:numId="16" w16cid:durableId="68772548">
+    <w:abstractNumId w:val="8"/>
+  </w:num>
+  <w:num w:numId="17" w16cid:durableId="654145281">
+    <w:abstractNumId w:val="15"/>
+  </w:num>
+  <w:num w:numId="18" w16cid:durableId="1642660746">
+    <w:abstractNumId w:val="23"/>
+  </w:num>
+  <w:num w:numId="19" w16cid:durableId="736899602">
+    <w:abstractNumId w:val="20"/>
+  </w:num>
+  <w:num w:numId="20" w16cid:durableId="1187672163">
+    <w:abstractNumId w:val="27"/>
+  </w:num>
+  <w:num w:numId="21" w16cid:durableId="1188641089">
+    <w:abstractNumId w:val="17"/>
+  </w:num>
+  <w:num w:numId="22" w16cid:durableId="943466339">
+    <w:abstractNumId w:val="9"/>
+  </w:num>
+  <w:num w:numId="23" w16cid:durableId="620838376">
+    <w:abstractNumId w:val="19"/>
+  </w:num>
+  <w:num w:numId="24" w16cid:durableId="843057806">
+    <w:abstractNumId w:val="7"/>
+  </w:num>
+  <w:num w:numId="25" w16cid:durableId="1532959555">
+    <w:abstractNumId w:val="3"/>
+  </w:num>
+  <w:num w:numId="26" w16cid:durableId="1140415702">
     <w:abstractNumId w:val="4"/>
   </w:num>
-  <w:num w:numId="17" w16cid:durableId="654145281">
-    <w:abstractNumId w:val="8"/>
+  <w:num w:numId="27" w16cid:durableId="859244504">
+    <w:abstractNumId w:val="13"/>
   </w:num>
-  <w:num w:numId="18" w16cid:durableId="1642660746">
-    <w:abstractNumId w:val="11"/>
+  <w:num w:numId="28" w16cid:durableId="905147937">
+    <w:abstractNumId w:val="5"/>
+  </w:num>
+  <w:num w:numId="29" w16cid:durableId="1714497897">
+    <w:abstractNumId w:val="10"/>
+  </w:num>
+  <w:num w:numId="30" w16cid:durableId="1616474134">
+    <w:abstractNumId w:val="28"/>
+  </w:num>
+  <w:num w:numId="31" w16cid:durableId="2138181260">
+    <w:abstractNumId w:val="18"/>
+  </w:num>
+  <w:num w:numId="32" w16cid:durableId="768893127">
+    <w:abstractNumId w:val="21"/>
   </w:num>
 </w:numbering>
 </file>
@@ -17248,6 +23153,29 @@
       <w14:ligatures w14:val="none"/>
     </w:rPr>
   </w:style>
+  <w:style w:type="paragraph" w:customStyle="1" w:styleId="code-line">
+    <w:name w:val="code-line"/>
+    <w:basedOn w:val="Normal"/>
+    <w:rsid w:val="00E4260F"/>
+    <w:pPr>
+      <w:spacing w:before="100" w:beforeAutospacing="1" w:after="100" w:afterAutospacing="1"/>
+    </w:pPr>
+    <w:rPr>
+      <w:sz w:val="24"/>
+      <w:szCs w:val="24"/>
+    </w:rPr>
+  </w:style>
+  <w:style w:type="character" w:styleId="Strong">
+    <w:name w:val="Strong"/>
+    <w:basedOn w:val="DefaultParagraphFont"/>
+    <w:uiPriority w:val="22"/>
+    <w:qFormat/>
+    <w:rsid w:val="00E4260F"/>
+    <w:rPr>
+      <w:b/>
+      <w:bCs/>
+    </w:rPr>
+  </w:style>
 </w:styles>
 </file>
 

--- a/aplikacna_prirucka_ejarmok.docx
+++ b/aplikacna_prirucka_ejarmok.docx
@@ -5,9 +5,33 @@
     <w:p>
       <w:pPr>
         <w:jc w:val="center"/>
-      </w:pPr>
-      <w:r>
+        <w:rPr>
+          <w:sz w:val="32"/>
+          <w:szCs w:val="32"/>
+          <w:lang w:val="sk-SK"/>
+        </w:rPr>
+      </w:pPr>
+      <w:r>
+        <w:rPr>
+          <w:sz w:val="32"/>
+          <w:szCs w:val="32"/>
+        </w:rPr>
         <w:t>APLIKAČNÁ PRÍRUČKA</w:t>
+      </w:r>
+      <w:r>
+        <w:rPr>
+          <w:sz w:val="32"/>
+          <w:szCs w:val="32"/>
+        </w:rPr>
+        <w:t xml:space="preserve"> – PREV</w:t>
+      </w:r>
+      <w:r>
+        <w:rPr>
+          <w:sz w:val="32"/>
+          <w:szCs w:val="32"/>
+          <w:lang w:val="sk-SK"/>
+        </w:rPr>
+        <w:t>ÁDZKOVÁ DOKUMENTÁCIA</w:t>
       </w:r>
     </w:p>
     <w:p>
@@ -2670,16 +2694,7 @@
           <w:szCs w:val="18"/>
           <w:lang w:val="pl-PL"/>
         </w:rPr>
-        <w:t xml:space="preserve">Definovanie zón a </w:t>
-      </w:r>
-      <w:r>
-        <w:rPr>
-          <w:rFonts w:ascii="Tahoma" w:hAnsi="Tahoma" w:cs="Tahoma"/>
-          <w:sz w:val="18"/>
-          <w:szCs w:val="18"/>
-          <w:lang w:val="pl-PL"/>
-        </w:rPr>
-        <w:t>info ikoniek</w:t>
+        <w:t>Definovanie zón a info ikoniek</w:t>
       </w:r>
     </w:p>
     <w:p>
@@ -4594,23 +4609,7 @@
           <w:sz w:val="18"/>
           <w:szCs w:val="18"/>
         </w:rPr>
-        <w:t>P</w:t>
-      </w:r>
-      <w:r>
-        <w:rPr>
-          <w:rFonts w:ascii="Tahoma" w:hAnsi="Tahoma" w:cs="Tahoma"/>
-          <w:sz w:val="18"/>
-          <w:szCs w:val="18"/>
-        </w:rPr>
-        <w:t>otvrdeni</w:t>
-      </w:r>
-      <w:r>
-        <w:rPr>
-          <w:rFonts w:ascii="Tahoma" w:hAnsi="Tahoma" w:cs="Tahoma"/>
-          <w:sz w:val="18"/>
-          <w:szCs w:val="18"/>
-        </w:rPr>
-        <w:t>e</w:t>
+        <w:t>Potvrdenie</w:t>
       </w:r>
       <w:proofErr w:type="spellEnd"/>
       <w:r>
@@ -9582,27 +9581,7 @@
           <w:szCs w:val="16"/>
           <w:lang w:val="pl-PL"/>
         </w:rPr>
-        <w:t xml:space="preserve">TZP -&gt; </w:t>
-      </w:r>
-      <w:r>
-        <w:rPr>
-          <w:rFonts w:ascii="Tahoma" w:hAnsi="Tahoma" w:cs="Tahoma"/>
-          <w:b/>
-          <w:sz w:val="16"/>
-          <w:szCs w:val="16"/>
-          <w:lang w:val="pl-PL"/>
-        </w:rPr>
-        <w:t>61.37</w:t>
-      </w:r>
-      <w:r>
-        <w:rPr>
-          <w:rFonts w:ascii="Tahoma" w:hAnsi="Tahoma" w:cs="Tahoma"/>
-          <w:b/>
-          <w:sz w:val="16"/>
-          <w:szCs w:val="16"/>
-          <w:lang w:val="pl-PL"/>
-        </w:rPr>
-        <w:t>% + 5e Elektrina = 10e / m</w:t>
+        <w:t>TZP -&gt; 61.37% + 5e Elektrina = 10e / m</w:t>
       </w:r>
     </w:p>
     <w:p>
@@ -17783,16 +17762,119 @@
     <w:p>
       <w:pPr>
         <w:rPr>
-          <w:rFonts w:ascii="Calibri" w:hAnsi="Calibri" w:cs="Tahoma"/>
-          <w:b/>
-          <w:color w:val="0070C0"/>
-          <w:sz w:val="16"/>
-          <w:szCs w:val="16"/>
-          <w:lang w:val="sk-SK"/>
-        </w:rPr>
-      </w:pPr>
-    </w:p>
-    <w:p/>
+          <w:sz w:val="18"/>
+          <w:szCs w:val="18"/>
+          <w:lang w:val="pl-PL"/>
+        </w:rPr>
+      </w:pPr>
+      <w:r>
+        <w:rPr>
+          <w:sz w:val="18"/>
+          <w:szCs w:val="18"/>
+          <w:lang w:val="sk-SK"/>
+        </w:rPr>
+        <w:tab/>
+        <w:t>Spolu s</w:t>
+      </w:r>
+      <w:r>
+        <w:rPr>
+          <w:sz w:val="18"/>
+          <w:szCs w:val="18"/>
+          <w:lang w:val="sk-SK"/>
+        </w:rPr>
+        <w:t> </w:t>
+      </w:r>
+      <w:r>
+        <w:rPr>
+          <w:sz w:val="18"/>
+          <w:szCs w:val="18"/>
+          <w:lang w:val="sk-SK"/>
+        </w:rPr>
+        <w:t>aplika</w:t>
+      </w:r>
+      <w:r>
+        <w:rPr>
+          <w:sz w:val="18"/>
+          <w:szCs w:val="18"/>
+          <w:lang w:val="sk-SK"/>
+        </w:rPr>
+        <w:t>č</w:t>
+      </w:r>
+      <w:r>
+        <w:rPr>
+          <w:sz w:val="18"/>
+          <w:szCs w:val="18"/>
+          <w:lang w:val="sk-SK"/>
+        </w:rPr>
+        <w:t>nou dokumentáciu sa odovzdáva aj</w:t>
+      </w:r>
+      <w:r>
+        <w:rPr>
+          <w:sz w:val="18"/>
+          <w:szCs w:val="18"/>
+          <w:lang w:val="pl-PL"/>
+        </w:rPr>
+        <w:t>:</w:t>
+      </w:r>
+    </w:p>
+    <w:p>
+      <w:pPr>
+        <w:ind w:left="720"/>
+        <w:rPr>
+          <w:sz w:val="18"/>
+          <w:szCs w:val="18"/>
+          <w:lang w:val="sk-SK"/>
+        </w:rPr>
+      </w:pPr>
+      <w:r>
+        <w:rPr>
+          <w:sz w:val="18"/>
+          <w:szCs w:val="18"/>
+          <w:lang w:val="pl-PL"/>
+        </w:rPr>
+        <w:t>- Technická dokument</w:t>
+      </w:r>
+      <w:r>
+        <w:rPr>
+          <w:sz w:val="18"/>
+          <w:szCs w:val="18"/>
+          <w:lang w:val="sk-SK"/>
+        </w:rPr>
+        <w:t>ácia</w:t>
+      </w:r>
+    </w:p>
+    <w:p>
+      <w:pPr>
+        <w:ind w:left="720"/>
+        <w:rPr>
+          <w:sz w:val="18"/>
+          <w:szCs w:val="18"/>
+          <w:lang w:val="sk-SK"/>
+        </w:rPr>
+      </w:pPr>
+      <w:r>
+        <w:rPr>
+          <w:sz w:val="18"/>
+          <w:szCs w:val="18"/>
+        </w:rPr>
+        <w:t xml:space="preserve">- </w:t>
+      </w:r>
+      <w:r>
+        <w:rPr>
+          <w:sz w:val="18"/>
+          <w:szCs w:val="18"/>
+          <w:lang w:val="sk-SK"/>
+        </w:rPr>
+        <w:t>Používateľská príručka</w:t>
+      </w:r>
+    </w:p>
+    <w:p>
+      <w:pPr>
+        <w:rPr>
+          <w:lang w:val="pl-PL"/>
+        </w:rPr>
+      </w:pPr>
+    </w:p>
     <w:sectPr>
       <w:pgSz w:w="12240" w:h="15840"/>
       <w:pgMar w:top="1440" w:right="1440" w:bottom="1440" w:left="1440" w:header="708" w:footer="708" w:gutter="0"/>
@@ -22747,6 +22829,7 @@
   <w:style w:type="character" w:default="1" w:styleId="DefaultParagraphFont">
     <w:name w:val="Default Paragraph Font"/>
     <w:uiPriority w:val="1"/>
+    <w:semiHidden/>
     <w:unhideWhenUsed/>
   </w:style>
   <w:style w:type="table" w:default="1" w:styleId="TableNormal">
